--- a/src/Layers/W1/BaseApp/Sales/Document/StandardSalesDraftInvoiceBody.docx
+++ b/src/Layers/W1/BaseApp/Sales/Document/StandardSalesDraftInvoiceBody.docx
@@ -4,22 +4,23 @@
   <w:body>
     <w:tbl>
       <w:tblPr>
-        <w:tblStyle w:val="TableGrid"/>
-        <w:tblW w:w="4995" w:type="pct"/>
+        <w:tblStyle w:val="BCBlockTable"/>
+        <w:tblW w:w="5000" w:type="pct"/>
         <w:tblBorders>
-          <w:top w:val="none" w:color="auto" w:sz="0" w:space="0"/>
-          <w:left w:val="none" w:color="auto" w:sz="0" w:space="0"/>
-          <w:bottom w:val="none" w:color="auto" w:sz="0" w:space="0"/>
-          <w:right w:val="none" w:color="auto" w:sz="0" w:space="0"/>
-          <w:insideH w:val="none" w:color="auto" w:sz="0" w:space="0"/>
-          <w:insideV w:val="none" w:color="auto" w:sz="0" w:space="0"/>
+          <w:top w:val="none" w:sz="0" w:space="0" w:color="auto"/>
+          <w:left w:val="none" w:sz="0" w:space="0" w:color="auto"/>
+          <w:bottom w:val="none" w:sz="0" w:space="0" w:color="auto"/>
+          <w:right w:val="none" w:sz="0" w:space="0" w:color="auto"/>
+          <w:insideH w:val="none" w:sz="0" w:space="0" w:color="auto"/>
+          <w:insideV w:val="none" w:sz="0" w:space="0" w:color="auto"/>
         </w:tblBorders>
         <w:tblCellMar>
           <w:left w:w="0" w:type="dxa"/>
           <w:right w:w="0" w:type="dxa"/>
         </w:tblCellMar>
-        <w:tblLook w:val="04A0" w:firstRow="1" w:lastRow="0" w:firstColumn="1" w:lastColumn="0" w:noHBand="0" w:noVBand="1"/>
+        <w:tblLook w:val="0620" w:firstRow="1" w:lastRow="0" w:firstColumn="0" w:lastColumn="0" w:noHBand="1" w:noVBand="1"/>
         <w:tblCaption w:val="Address Block"/>
+        <w:tblDescription w:val="Layout table. Used for positioning, not for tabular data."/>
       </w:tblPr>
       <w:tblGrid>
         <w:gridCol w:w="2621"/>
@@ -29,17 +30,13 @@
       <w:tr>
         <w:trPr>
           <w:cnfStyle w:val="100000000000" w:firstRow="1" w:lastRow="0" w:firstColumn="0" w:lastColumn="0" w:oddVBand="0" w:evenVBand="0" w:oddHBand="0" w:evenHBand="0" w:firstRowFirstColumn="0" w:firstRowLastColumn="0" w:lastRowFirstColumn="0" w:lastRowLastColumn="0"/>
+          <w:cantSplit/>
           <w:trHeight w:val="254"/>
         </w:trPr>
         <w:sdt>
           <w:sdtPr>
             <w:rPr>
               <w:rStyle w:val="Strong"/>
-              <w:rFonts w:ascii="Segoe UI Semibold" w:hAnsi="Segoe UI Semibold" w:cs="Segoe UI Semibold"/>
-              <w:b w:val="0"/>
-              <w:bCs w:val="0"/>
-              <w:sz w:val="22"/>
-              <w:szCs w:val="22"/>
             </w:rPr>
             <w:alias w:val="CustomerAddress1"/>
             <w:tag w:val="#BC:InsertDataItem,DataItems/Header/CustomerAddress1"/>
@@ -47,15 +44,10 @@
             <w:placeholder>
               <w:docPart w:val="7BFC78D02E1642D484C758AF437BBEA2"/>
             </w:placeholder>
+            <w:dataBinding w:prefixMappings="&lt;xmlns:ns0='urn:microsoft-dynamics-nav/reports/Standard_Sales_Draft_Invoice/1303/' " w:xpath="/ns0:NavWordReportXmlPart[1]/ns0:Header[1]/ns0:CustomerAddress1[1]" w:storeItemID="{00000000-0000-0000-0000-000000000000}"/>
             <w15:color w:val="808080"/>
             <w:text/>
-            <w:dataBinding w:prefixMappings="xmlns:ns0='urn:microsoft-dynamics-nav/reports/Standard_Sales_Draft_Invoice/1303/'" w:xpath="/ns0:NavWordReportXmlPart[1]/ns0:Header[1]/ns0:CustomerAddress1[1]"/>
           </w:sdtPr>
-          <w:sdtEndPr>
-            <w:rPr>
-              <w:rStyle w:val="Strong"/>
-            </w:rPr>
-          </w:sdtEndPr>
           <w:sdtContent>
             <w:tc>
               <w:tcPr>
@@ -63,25 +55,15 @@
               </w:tcPr>
               <w:p>
                 <w:pPr>
-                  <w:pStyle w:val="Heading2"/>
+                  <w:pStyle w:val="BCLabel"/>
                   <w:spacing w:before="0" w:after="0" w:line="276" w:lineRule="auto"/>
                   <w:rPr>
                     <w:rStyle w:val="Strong"/>
-                    <w:rFonts w:ascii="Segoe UI Semibold" w:hAnsi="Segoe UI Semibold" w:cs="Segoe UI Semibold"/>
-                    <w:b w:val="0"/>
-                    <w:bCs w:val="0"/>
-                    <w:sz w:val="22"/>
-                    <w:szCs w:val="22"/>
                   </w:rPr>
                 </w:pPr>
                 <w:r>
                   <w:rPr>
                     <w:rStyle w:val="Strong"/>
-                    <w:rFonts w:ascii="Segoe UI Semibold" w:hAnsi="Segoe UI Semibold" w:cs="Segoe UI Semibold"/>
-                    <w:b w:val="0"/>
-                    <w:bCs w:val="0"/>
-                    <w:sz w:val="22"/>
-                    <w:szCs w:val="22"/>
                   </w:rPr>
                   <w:t>CustomerAddress1</w:t>
                 </w:r>
@@ -95,15 +77,10 @@
           </w:tcPr>
           <w:p>
             <w:pPr>
-              <w:pStyle w:val="Heading2"/>
+              <w:pStyle w:val="BCLabel"/>
               <w:spacing w:before="0" w:after="0" w:line="276" w:lineRule="auto"/>
               <w:rPr>
                 <w:rStyle w:val="Strong"/>
-                <w:rFonts w:ascii="Segoe UI Semibold" w:hAnsi="Segoe UI Semibold" w:cs="Segoe UI Semibold"/>
-                <w:b w:val="0"/>
-                <w:bCs w:val="0"/>
-                <w:sz w:val="22"/>
-                <w:szCs w:val="22"/>
               </w:rPr>
             </w:pPr>
           </w:p>
@@ -112,11 +89,6 @@
           <w:sdtPr>
             <w:rPr>
               <w:rStyle w:val="Strong"/>
-              <w:rFonts w:ascii="Segoe UI Semibold" w:hAnsi="Segoe UI Semibold" w:cs="Segoe UI Semibold"/>
-              <w:b w:val="0"/>
-              <w:bCs w:val="0"/>
-              <w:sz w:val="22"/>
-              <w:szCs w:val="22"/>
             </w:rPr>
             <w:alias w:val="CompanyAddress1"/>
             <w:tag w:val="#BC:InsertDataItem,DataItems/Header/CompanyAddress1"/>
@@ -124,15 +96,10 @@
             <w:placeholder>
               <w:docPart w:val="DEDA3C0B06934299929192A012A06556"/>
             </w:placeholder>
+            <w:dataBinding w:prefixMappings="&lt;xmlns:ns0='urn:microsoft-dynamics-nav/reports/Standard_Sales_Draft_Invoice/1303/' " w:xpath="/ns0:NavWordReportXmlPart[1]/ns0:Header[1]/ns0:CompanyAddress1[1]" w:storeItemID="{00000000-0000-0000-0000-000000000000}"/>
             <w15:color w:val="808080"/>
             <w:text/>
-            <w:dataBinding w:prefixMappings="xmlns:ns0='urn:microsoft-dynamics-nav/reports/Standard_Sales_Draft_Invoice/1303/'" w:xpath="/ns0:NavWordReportXmlPart[1]/ns0:Header[1]/ns0:CompanyAddress1[1]"/>
           </w:sdtPr>
-          <w:sdtEndPr>
-            <w:rPr>
-              <w:rStyle w:val="Strong"/>
-            </w:rPr>
-          </w:sdtEndPr>
           <w:sdtContent>
             <w:tc>
               <w:tcPr>
@@ -140,26 +107,17 @@
               </w:tcPr>
               <w:p>
                 <w:pPr>
-                  <w:pStyle w:val="Heading2"/>
+                  <w:pStyle w:val="BCLabelNumber"/>
                   <w:spacing w:before="0" w:after="0" w:line="276" w:lineRule="auto"/>
                   <w:jc w:val="right"/>
                   <w:rPr>
                     <w:rStyle w:val="Strong"/>
-                    <w:b w:val="0"/>
-                    <w:bCs w:val="0"/>
-                    <w:sz w:val="22"/>
-                    <w:szCs w:val="22"/>
                     <w:lang w:val="da-DK"/>
                   </w:rPr>
                 </w:pPr>
                 <w:r>
                   <w:rPr>
                     <w:rStyle w:val="Strong"/>
-                    <w:rFonts w:ascii="Segoe UI Semibold" w:hAnsi="Segoe UI Semibold" w:cs="Segoe UI Semibold"/>
-                    <w:b w:val="0"/>
-                    <w:bCs w:val="0"/>
-                    <w:sz w:val="22"/>
-                    <w:szCs w:val="22"/>
                   </w:rPr>
                   <w:t>CompanyAddress1</w:t>
                 </w:r>
@@ -170,28 +128,22 @@
       </w:tr>
       <w:tr>
         <w:trPr>
+          <w:cantSplit/>
           <w:trHeight w:val="242"/>
         </w:trPr>
         <w:sdt>
           <w:sdtPr>
-            <w:rPr>
-              <w:rFonts w:cs="Segoe UI Semibold"/>
-              <w:b/>
-              <w:bCs/>
-              <w:sz w:val="22"/>
-              <w:szCs w:val="22"/>
-            </w:rPr>
+            <w:rPr/>
             <w:alias w:val="CustomerAddress2"/>
             <w:tag w:val="#BC:InsertDataItem,DataItems/Header/CustomerAddress2"/>
             <w:id w:val="863552788"/>
             <w:placeholder>
               <w:docPart w:val="7BFC78D02E1642D484C758AF437BBEA2"/>
             </w:placeholder>
+            <w:dataBinding w:prefixMappings="&lt;xmlns:ns0='urn:microsoft-dynamics-nav/reports/Standard_Sales_Draft_Invoice/1303/' " w:xpath="/ns0:NavWordReportXmlPart[1]/ns0:Header[1]/ns0:CustomerAddress2[1]" w:storeItemID="{00000000-0000-0000-0000-000000000000}"/>
             <w15:color w:val="808080"/>
             <w:text/>
-            <w:dataBinding w:prefixMappings="xmlns:ns0='urn:microsoft-dynamics-nav/reports/Standard_Sales_Draft_Invoice/1303/'" w:xpath="/ns0:NavWordReportXmlPart[1]/ns0:Header[1]/ns0:CustomerAddress2[1]"/>
           </w:sdtPr>
-          <w:sdtEndPr/>
           <w:sdtContent>
             <w:tc>
               <w:tcPr>
@@ -199,18 +151,9 @@
               </w:tcPr>
               <w:p>
                 <w:pPr>
-                  <w:rPr>
-                    <w:rFonts w:cs="Segoe UI Semibold" w:asciiTheme="minorHAnsi" w:hAnsiTheme="minorHAnsi"/>
-                    <w:sz w:val="22"/>
-                    <w:szCs w:val="22"/>
-                  </w:rPr>
+                  <w:pStyle w:val="NoSpacing"/>
                 </w:pPr>
                 <w:r>
-                  <w:rPr>
-                    <w:rFonts w:cs="Segoe UI Semibold" w:asciiTheme="minorHAnsi" w:hAnsiTheme="minorHAnsi"/>
-                    <w:sz w:val="22"/>
-                    <w:szCs w:val="22"/>
-                  </w:rPr>
                   <w:t>CustomerAddress2</w:t>
                 </w:r>
               </w:p>
@@ -223,32 +166,23 @@
           </w:tcPr>
           <w:p>
             <w:pPr>
-              <w:rPr>
-                <w:rFonts w:cs="Segoe UI Semibold" w:asciiTheme="minorHAnsi" w:hAnsiTheme="minorHAnsi"/>
-                <w:sz w:val="22"/>
-                <w:szCs w:val="22"/>
-              </w:rPr>
+              <w:pStyle w:val="NoSpacing"/>
             </w:pPr>
           </w:p>
         </w:tc>
         <w:sdt>
           <w:sdtPr>
-            <w:rPr>
-              <w:rFonts w:cs="Segoe UI Semibold"/>
-              <w:sz w:val="22"/>
-              <w:szCs w:val="22"/>
-            </w:rPr>
+            <w:rPr/>
             <w:alias w:val="CompanyAddress2"/>
             <w:tag w:val="#BC:InsertDataItem,DataItems/Header/CompanyAddress2"/>
             <w:id w:val="-407616906"/>
             <w:placeholder>
               <w:docPart w:val="AC62C87F340B4B94A2D1CF6A844DCC2D"/>
             </w:placeholder>
+            <w:dataBinding w:prefixMappings="&lt;xmlns:ns0='urn:microsoft-dynamics-nav/reports/Standard_Sales_Draft_Invoice/1303/' " w:xpath="/ns0:NavWordReportXmlPart[1]/ns0:Header[1]/ns0:CompanyAddress2[1]" w:storeItemID="{00000000-0000-0000-0000-000000000000}"/>
             <w15:color w:val="808080"/>
             <w:text/>
-            <w:dataBinding w:prefixMappings="xmlns:ns0='urn:microsoft-dynamics-nav/reports/Standard_Sales_Draft_Invoice/1303/'" w:xpath="/ns0:NavWordReportXmlPart[1]/ns0:Header[1]/ns0:CompanyAddress2[1]"/>
           </w:sdtPr>
-          <w:sdtEndPr/>
           <w:sdtContent>
             <w:tc>
               <w:tcPr>
@@ -256,19 +190,10 @@
               </w:tcPr>
               <w:p>
                 <w:pPr>
+                  <w:pStyle w:val="BCNumber"/>
                   <w:jc w:val="right"/>
-                  <w:rPr>
-                    <w:rFonts w:asciiTheme="minorHAnsi" w:hAnsiTheme="minorHAnsi"/>
-                    <w:sz w:val="22"/>
-                    <w:szCs w:val="22"/>
-                  </w:rPr>
                 </w:pPr>
                 <w:r>
-                  <w:rPr>
-                    <w:rFonts w:cs="Segoe UI Semibold" w:asciiTheme="minorHAnsi" w:hAnsiTheme="minorHAnsi"/>
-                    <w:sz w:val="22"/>
-                    <w:szCs w:val="22"/>
-                  </w:rPr>
                   <w:t>CompanyAddress2</w:t>
                 </w:r>
               </w:p>
@@ -278,26 +203,22 @@
       </w:tr>
       <w:tr>
         <w:trPr>
+          <w:cantSplit/>
           <w:trHeight w:val="242"/>
         </w:trPr>
         <w:sdt>
           <w:sdtPr>
-            <w:rPr>
-              <w:rFonts w:cs="Segoe UI Semibold"/>
-              <w:sz w:val="22"/>
-              <w:szCs w:val="22"/>
-            </w:rPr>
+            <w:rPr/>
             <w:alias w:val="CustomerAddress3"/>
             <w:tag w:val="#BC:InsertDataItem,DataItems/Header/CustomerAddress3"/>
             <w:id w:val="335427627"/>
             <w:placeholder>
               <w:docPart w:val="7BFC78D02E1642D484C758AF437BBEA2"/>
             </w:placeholder>
+            <w:dataBinding w:prefixMappings="&lt;xmlns:ns0='urn:microsoft-dynamics-nav/reports/Standard_Sales_Draft_Invoice/1303/' " w:xpath="/ns0:NavWordReportXmlPart[1]/ns0:Header[1]/ns0:CustomerAddress3[1]" w:storeItemID="{00000000-0000-0000-0000-000000000000}"/>
             <w15:color w:val="808080"/>
             <w:text/>
-            <w:dataBinding w:prefixMappings="xmlns:ns0='urn:microsoft-dynamics-nav/reports/Standard_Sales_Draft_Invoice/1303/'" w:xpath="/ns0:NavWordReportXmlPart[1]/ns0:Header[1]/ns0:CustomerAddress3[1]"/>
           </w:sdtPr>
-          <w:sdtEndPr/>
           <w:sdtContent>
             <w:tc>
               <w:tcPr>
@@ -305,18 +226,9 @@
               </w:tcPr>
               <w:p>
                 <w:pPr>
-                  <w:rPr>
-                    <w:rFonts w:cs="Segoe UI Semibold" w:asciiTheme="minorHAnsi" w:hAnsiTheme="minorHAnsi"/>
-                    <w:sz w:val="22"/>
-                    <w:szCs w:val="22"/>
-                  </w:rPr>
+                  <w:pStyle w:val="NoSpacing"/>
                 </w:pPr>
                 <w:r>
-                  <w:rPr>
-                    <w:rFonts w:cs="Segoe UI Semibold" w:asciiTheme="minorHAnsi" w:hAnsiTheme="minorHAnsi"/>
-                    <w:sz w:val="22"/>
-                    <w:szCs w:val="22"/>
-                  </w:rPr>
                   <w:t>CustomerAddress3</w:t>
                 </w:r>
               </w:p>
@@ -329,32 +241,23 @@
           </w:tcPr>
           <w:p>
             <w:pPr>
-              <w:rPr>
-                <w:rFonts w:cs="Segoe UI Semibold" w:asciiTheme="minorHAnsi" w:hAnsiTheme="minorHAnsi"/>
-                <w:sz w:val="22"/>
-                <w:szCs w:val="22"/>
-              </w:rPr>
+              <w:pStyle w:val="NoSpacing"/>
             </w:pPr>
           </w:p>
         </w:tc>
         <w:sdt>
           <w:sdtPr>
-            <w:rPr>
-              <w:rFonts w:cs="Segoe UI Semibold"/>
-              <w:sz w:val="22"/>
-              <w:szCs w:val="22"/>
-            </w:rPr>
+            <w:rPr/>
             <w:alias w:val="CompanyAddress3"/>
             <w:tag w:val="#BC:InsertDataItem,DataItems/Header/CompanyAddress3"/>
             <w:id w:val="-1208102821"/>
             <w:placeholder>
               <w:docPart w:val="B430E6A12E0345C0B64E51766576F1EB"/>
             </w:placeholder>
+            <w:dataBinding w:prefixMappings="&lt;xmlns:ns0='urn:microsoft-dynamics-nav/reports/Standard_Sales_Draft_Invoice/1303/' " w:xpath="/ns0:NavWordReportXmlPart[1]/ns0:Header[1]/ns0:CompanyAddress3[1]" w:storeItemID="{00000000-0000-0000-0000-000000000000}"/>
             <w15:color w:val="808080"/>
             <w:text/>
-            <w:dataBinding w:prefixMappings="xmlns:ns0='urn:microsoft-dynamics-nav/reports/Standard_Sales_Draft_Invoice/1303/'" w:xpath="/ns0:NavWordReportXmlPart[1]/ns0:Header[1]/ns0:CompanyAddress3[1]"/>
           </w:sdtPr>
-          <w:sdtEndPr/>
           <w:sdtContent>
             <w:tc>
               <w:tcPr>
@@ -362,18 +265,10 @@
               </w:tcPr>
               <w:p>
                 <w:pPr>
+                  <w:pStyle w:val="BCNumber"/>
                   <w:jc w:val="right"/>
-                  <w:rPr>
-                    <w:sz w:val="22"/>
-                    <w:szCs w:val="22"/>
-                  </w:rPr>
                 </w:pPr>
                 <w:r>
-                  <w:rPr>
-                    <w:rFonts w:cs="Segoe UI Semibold" w:asciiTheme="minorHAnsi" w:hAnsiTheme="minorHAnsi"/>
-                    <w:sz w:val="22"/>
-                    <w:szCs w:val="22"/>
-                  </w:rPr>
                   <w:t>CompanyAddress3</w:t>
                 </w:r>
               </w:p>
@@ -383,26 +278,22 @@
       </w:tr>
       <w:tr>
         <w:trPr>
+          <w:cantSplit/>
           <w:trHeight w:val="242"/>
         </w:trPr>
         <w:sdt>
           <w:sdtPr>
-            <w:rPr>
-              <w:rFonts w:cs="Segoe UI Semibold"/>
-              <w:sz w:val="22"/>
-              <w:szCs w:val="22"/>
-            </w:rPr>
+            <w:rPr/>
             <w:alias w:val="CustomerAddress4"/>
             <w:tag w:val="#BC:InsertDataItem,DataItems/Header/CustomerAddress4"/>
             <w:id w:val="172315661"/>
             <w:placeholder>
               <w:docPart w:val="7BFC78D02E1642D484C758AF437BBEA2"/>
             </w:placeholder>
+            <w:dataBinding w:prefixMappings="&lt;xmlns:ns0='urn:microsoft-dynamics-nav/reports/Standard_Sales_Draft_Invoice/1303/' " w:xpath="/ns0:NavWordReportXmlPart[1]/ns0:Header[1]/ns0:CustomerAddress4[1]" w:storeItemID="{00000000-0000-0000-0000-000000000000}"/>
             <w15:color w:val="808080"/>
             <w:text/>
-            <w:dataBinding w:prefixMappings="xmlns:ns0='urn:microsoft-dynamics-nav/reports/Standard_Sales_Draft_Invoice/1303/'" w:xpath="/ns0:NavWordReportXmlPart[1]/ns0:Header[1]/ns0:CustomerAddress4[1]"/>
           </w:sdtPr>
-          <w:sdtEndPr/>
           <w:sdtContent>
             <w:tc>
               <w:tcPr>
@@ -410,18 +301,9 @@
               </w:tcPr>
               <w:p>
                 <w:pPr>
-                  <w:rPr>
-                    <w:rFonts w:cs="Segoe UI Semibold" w:asciiTheme="minorHAnsi" w:hAnsiTheme="minorHAnsi"/>
-                    <w:sz w:val="22"/>
-                    <w:szCs w:val="22"/>
-                  </w:rPr>
+                  <w:pStyle w:val="NoSpacing"/>
                 </w:pPr>
                 <w:r>
-                  <w:rPr>
-                    <w:rFonts w:cs="Segoe UI Semibold" w:asciiTheme="minorHAnsi" w:hAnsiTheme="minorHAnsi"/>
-                    <w:sz w:val="22"/>
-                    <w:szCs w:val="22"/>
-                  </w:rPr>
                   <w:t>CustomerAddress4</w:t>
                 </w:r>
               </w:p>
@@ -434,32 +316,23 @@
           </w:tcPr>
           <w:p>
             <w:pPr>
-              <w:rPr>
-                <w:rFonts w:cs="Segoe UI Semibold" w:asciiTheme="minorHAnsi" w:hAnsiTheme="minorHAnsi"/>
-                <w:sz w:val="22"/>
-                <w:szCs w:val="22"/>
-              </w:rPr>
+              <w:pStyle w:val="NoSpacing"/>
             </w:pPr>
           </w:p>
         </w:tc>
         <w:sdt>
           <w:sdtPr>
-            <w:rPr>
-              <w:rFonts w:cs="Segoe UI Semibold"/>
-              <w:sz w:val="22"/>
-              <w:szCs w:val="22"/>
-            </w:rPr>
+            <w:rPr/>
             <w:alias w:val="CompanyAddress4"/>
             <w:tag w:val="#BC:InsertDataItem,DataItems/Header/CompanyAddress4"/>
             <w:id w:val="-1044596330"/>
             <w:placeholder>
               <w:docPart w:val="F97F8D203D3E44B895A83A3D15CF49F0"/>
             </w:placeholder>
+            <w:dataBinding w:prefixMappings="&lt;xmlns:ns0='urn:microsoft-dynamics-nav/reports/Standard_Sales_Draft_Invoice/1303/' " w:xpath="/ns0:NavWordReportXmlPart[1]/ns0:Header[1]/ns0:CompanyAddress4[1]" w:storeItemID="{00000000-0000-0000-0000-000000000000}"/>
             <w15:color w:val="808080"/>
             <w:text/>
-            <w:dataBinding w:prefixMappings="xmlns:ns0='urn:microsoft-dynamics-nav/reports/Standard_Sales_Draft_Invoice/1303/'" w:xpath="/ns0:NavWordReportXmlPart[1]/ns0:Header[1]/ns0:CompanyAddress4[1]"/>
           </w:sdtPr>
-          <w:sdtEndPr/>
           <w:sdtContent>
             <w:tc>
               <w:tcPr>
@@ -467,18 +340,10 @@
               </w:tcPr>
               <w:p>
                 <w:pPr>
+                  <w:pStyle w:val="BCNumber"/>
                   <w:jc w:val="right"/>
-                  <w:rPr>
-                    <w:sz w:val="22"/>
-                    <w:szCs w:val="22"/>
-                  </w:rPr>
                 </w:pPr>
                 <w:r>
-                  <w:rPr>
-                    <w:rFonts w:cs="Segoe UI Semibold" w:asciiTheme="minorHAnsi" w:hAnsiTheme="minorHAnsi"/>
-                    <w:sz w:val="22"/>
-                    <w:szCs w:val="22"/>
-                  </w:rPr>
                   <w:t>CompanyAddress4</w:t>
                 </w:r>
               </w:p>
@@ -488,26 +353,22 @@
       </w:tr>
       <w:tr>
         <w:trPr>
+          <w:cantSplit/>
           <w:trHeight w:val="242"/>
         </w:trPr>
         <w:sdt>
           <w:sdtPr>
-            <w:rPr>
-              <w:rFonts w:cs="Segoe UI Semibold"/>
-              <w:sz w:val="22"/>
-              <w:szCs w:val="22"/>
-            </w:rPr>
+            <w:rPr/>
             <w:alias w:val="CustomerAddress5"/>
             <w:tag w:val="#BC:InsertDataItem,DataItems/Header/CustomerAddress5"/>
             <w:id w:val="-2080044023"/>
             <w:placeholder>
               <w:docPart w:val="7BFC78D02E1642D484C758AF437BBEA2"/>
             </w:placeholder>
+            <w:dataBinding w:prefixMappings="&lt;xmlns:ns0='urn:microsoft-dynamics-nav/reports/Standard_Sales_Draft_Invoice/1303/' " w:xpath="/ns0:NavWordReportXmlPart[1]/ns0:Header[1]/ns0:CustomerAddress5[1]" w:storeItemID="{00000000-0000-0000-0000-000000000000}"/>
             <w15:color w:val="808080"/>
             <w:text/>
-            <w:dataBinding w:prefixMappings="xmlns:ns0='urn:microsoft-dynamics-nav/reports/Standard_Sales_Draft_Invoice/1303/'" w:xpath="/ns0:NavWordReportXmlPart[1]/ns0:Header[1]/ns0:CustomerAddress5[1]"/>
           </w:sdtPr>
-          <w:sdtEndPr/>
           <w:sdtContent>
             <w:tc>
               <w:tcPr>
@@ -515,18 +376,9 @@
               </w:tcPr>
               <w:p>
                 <w:pPr>
-                  <w:rPr>
-                    <w:rFonts w:cs="Segoe UI Semibold" w:asciiTheme="minorHAnsi" w:hAnsiTheme="minorHAnsi"/>
-                    <w:sz w:val="22"/>
-                    <w:szCs w:val="22"/>
-                  </w:rPr>
+                  <w:pStyle w:val="NoSpacing"/>
                 </w:pPr>
                 <w:r>
-                  <w:rPr>
-                    <w:rFonts w:cs="Segoe UI Semibold" w:asciiTheme="minorHAnsi" w:hAnsiTheme="minorHAnsi"/>
-                    <w:sz w:val="22"/>
-                    <w:szCs w:val="22"/>
-                  </w:rPr>
                   <w:t>CustomerAddress5</w:t>
                 </w:r>
               </w:p>
@@ -539,32 +391,23 @@
           </w:tcPr>
           <w:p>
             <w:pPr>
-              <w:rPr>
-                <w:rFonts w:cs="Segoe UI Semibold" w:asciiTheme="minorHAnsi" w:hAnsiTheme="minorHAnsi"/>
-                <w:sz w:val="22"/>
-                <w:szCs w:val="22"/>
-              </w:rPr>
+              <w:pStyle w:val="NoSpacing"/>
             </w:pPr>
           </w:p>
         </w:tc>
         <w:sdt>
           <w:sdtPr>
-            <w:rPr>
-              <w:rFonts w:cs="Segoe UI Semibold"/>
-              <w:sz w:val="22"/>
-              <w:szCs w:val="22"/>
-            </w:rPr>
+            <w:rPr/>
             <w:alias w:val="CompanyAddress5"/>
             <w:tag w:val="#BC:InsertDataItem,DataItems/Header/CompanyAddress5"/>
             <w:id w:val="-1334838620"/>
             <w:placeholder>
               <w:docPart w:val="F1D6F71F4DDC4AA68BCBCFE3CE0655AD"/>
             </w:placeholder>
+            <w:dataBinding w:prefixMappings="&lt;xmlns:ns0='urn:microsoft-dynamics-nav/reports/Standard_Sales_Draft_Invoice/1303/' " w:xpath="/ns0:NavWordReportXmlPart[1]/ns0:Header[1]/ns0:CompanyAddress5[1]" w:storeItemID="{00000000-0000-0000-0000-000000000000}"/>
             <w15:color w:val="808080"/>
             <w:text/>
-            <w:dataBinding w:prefixMappings="xmlns:ns0='urn:microsoft-dynamics-nav/reports/Standard_Sales_Draft_Invoice/1303/'" w:xpath="/ns0:NavWordReportXmlPart[1]/ns0:Header[1]/ns0:CompanyAddress5[1]"/>
           </w:sdtPr>
-          <w:sdtEndPr/>
           <w:sdtContent>
             <w:tc>
               <w:tcPr>
@@ -572,18 +415,10 @@
               </w:tcPr>
               <w:p>
                 <w:pPr>
+                  <w:pStyle w:val="BCNumber"/>
                   <w:jc w:val="right"/>
-                  <w:rPr>
-                    <w:sz w:val="22"/>
-                    <w:szCs w:val="22"/>
-                  </w:rPr>
                 </w:pPr>
                 <w:r>
-                  <w:rPr>
-                    <w:rFonts w:cs="Segoe UI Semibold" w:asciiTheme="minorHAnsi" w:hAnsiTheme="minorHAnsi"/>
-                    <w:sz w:val="22"/>
-                    <w:szCs w:val="22"/>
-                  </w:rPr>
                   <w:t>CompanyAddress5</w:t>
                 </w:r>
               </w:p>
@@ -593,26 +428,22 @@
       </w:tr>
       <w:tr>
         <w:trPr>
+          <w:cantSplit/>
           <w:trHeight w:val="242"/>
         </w:trPr>
         <w:sdt>
           <w:sdtPr>
-            <w:rPr>
-              <w:rFonts w:cs="Segoe UI Semibold"/>
-              <w:sz w:val="22"/>
-              <w:szCs w:val="22"/>
-            </w:rPr>
+            <w:rPr/>
             <w:alias w:val="CustomerAddress6"/>
             <w:tag w:val="#BC:InsertDataItem,DataItems/Header/CustomerAddress6"/>
             <w:id w:val="-2086289259"/>
             <w:placeholder>
               <w:docPart w:val="7BFC78D02E1642D484C758AF437BBEA2"/>
             </w:placeholder>
+            <w:dataBinding w:prefixMappings="&lt;xmlns:ns0='urn:microsoft-dynamics-nav/reports/Standard_Sales_Draft_Invoice/1303/' " w:xpath="/ns0:NavWordReportXmlPart[1]/ns0:Header[1]/ns0:CustomerAddress6[1]" w:storeItemID="{00000000-0000-0000-0000-000000000000}"/>
             <w15:color w:val="808080"/>
             <w:text/>
-            <w:dataBinding w:prefixMappings="xmlns:ns0='urn:microsoft-dynamics-nav/reports/Standard_Sales_Draft_Invoice/1303/'" w:xpath="/ns0:NavWordReportXmlPart[1]/ns0:Header[1]/ns0:CustomerAddress6[1]"/>
           </w:sdtPr>
-          <w:sdtEndPr/>
           <w:sdtContent>
             <w:tc>
               <w:tcPr>
@@ -620,18 +451,9 @@
               </w:tcPr>
               <w:p>
                 <w:pPr>
-                  <w:rPr>
-                    <w:rFonts w:cs="Segoe UI Semibold" w:asciiTheme="minorHAnsi" w:hAnsiTheme="minorHAnsi"/>
-                    <w:sz w:val="22"/>
-                    <w:szCs w:val="22"/>
-                  </w:rPr>
+                  <w:pStyle w:val="NoSpacing"/>
                 </w:pPr>
                 <w:r>
-                  <w:rPr>
-                    <w:rFonts w:cs="Segoe UI Semibold" w:asciiTheme="minorHAnsi" w:hAnsiTheme="minorHAnsi"/>
-                    <w:sz w:val="22"/>
-                    <w:szCs w:val="22"/>
-                  </w:rPr>
                   <w:t>CustomerAddress6</w:t>
                 </w:r>
               </w:p>
@@ -644,32 +466,23 @@
           </w:tcPr>
           <w:p>
             <w:pPr>
-              <w:rPr>
-                <w:rFonts w:cs="Segoe UI Semibold" w:asciiTheme="minorHAnsi" w:hAnsiTheme="minorHAnsi"/>
-                <w:sz w:val="22"/>
-                <w:szCs w:val="22"/>
-              </w:rPr>
+              <w:pStyle w:val="NoSpacing"/>
             </w:pPr>
           </w:p>
         </w:tc>
         <w:sdt>
           <w:sdtPr>
-            <w:rPr>
-              <w:rFonts w:cs="Segoe UI Semibold"/>
-              <w:sz w:val="22"/>
-              <w:szCs w:val="22"/>
-            </w:rPr>
+            <w:rPr/>
             <w:alias w:val="CompanyAddress6"/>
             <w:tag w:val="#BC:InsertDataItem,DataItems/Header/CompanyAddress6"/>
             <w:id w:val="29467029"/>
             <w:placeholder>
               <w:docPart w:val="463DDE80699947D3B2A02ADD71F60CE1"/>
             </w:placeholder>
+            <w:dataBinding w:prefixMappings="&lt;xmlns:ns0='urn:microsoft-dynamics-nav/reports/Standard_Sales_Draft_Invoice/1303/' " w:xpath="/ns0:NavWordReportXmlPart[1]/ns0:Header[1]/ns0:CompanyAddress6[1]" w:storeItemID="{00000000-0000-0000-0000-000000000000}"/>
             <w15:color w:val="808080"/>
             <w:text/>
-            <w:dataBinding w:prefixMappings="xmlns:ns0='urn:microsoft-dynamics-nav/reports/Standard_Sales_Draft_Invoice/1303/'" w:xpath="/ns0:NavWordReportXmlPart[1]/ns0:Header[1]/ns0:CompanyAddress6[1]"/>
           </w:sdtPr>
-          <w:sdtEndPr/>
           <w:sdtContent>
             <w:tc>
               <w:tcPr>
@@ -677,18 +490,10 @@
               </w:tcPr>
               <w:p>
                 <w:pPr>
+                  <w:pStyle w:val="BCNumber"/>
                   <w:jc w:val="right"/>
-                  <w:rPr>
-                    <w:sz w:val="22"/>
-                    <w:szCs w:val="22"/>
-                  </w:rPr>
                 </w:pPr>
                 <w:r>
-                  <w:rPr>
-                    <w:rFonts w:cs="Segoe UI Semibold" w:asciiTheme="minorHAnsi" w:hAnsiTheme="minorHAnsi"/>
-                    <w:sz w:val="22"/>
-                    <w:szCs w:val="22"/>
-                  </w:rPr>
                   <w:t>CompanyAddress6</w:t>
                 </w:r>
               </w:p>
@@ -698,26 +503,22 @@
       </w:tr>
       <w:tr>
         <w:trPr>
+          <w:cantSplit/>
           <w:trHeight w:val="242"/>
         </w:trPr>
         <w:sdt>
           <w:sdtPr>
-            <w:rPr>
-              <w:rFonts w:cs="Segoe UI Semibold"/>
-              <w:sz w:val="22"/>
-              <w:szCs w:val="22"/>
-            </w:rPr>
+            <w:rPr/>
             <w:alias w:val="CustomerAddress7"/>
             <w:tag w:val="#BC:InsertDataItem,DataItems/Header/CustomerAddress7"/>
             <w:id w:val="2127339997"/>
             <w:placeholder>
               <w:docPart w:val="7BFC78D02E1642D484C758AF437BBEA2"/>
             </w:placeholder>
+            <w:dataBinding w:prefixMappings="&lt;xmlns:ns0='urn:microsoft-dynamics-nav/reports/Standard_Sales_Draft_Invoice/1303/' " w:xpath="/ns0:NavWordReportXmlPart[1]/ns0:Header[1]/ns0:CustomerAddress7[1]" w:storeItemID="{00000000-0000-0000-0000-000000000000}"/>
             <w15:color w:val="808080"/>
             <w:text/>
-            <w:dataBinding w:prefixMappings="xmlns:ns0='urn:microsoft-dynamics-nav/reports/Standard_Sales_Draft_Invoice/1303/'" w:xpath="/ns0:NavWordReportXmlPart[1]/ns0:Header[1]/ns0:CustomerAddress7[1]"/>
           </w:sdtPr>
-          <w:sdtEndPr/>
           <w:sdtContent>
             <w:tc>
               <w:tcPr>
@@ -725,18 +526,9 @@
               </w:tcPr>
               <w:p>
                 <w:pPr>
-                  <w:rPr>
-                    <w:rFonts w:cs="Segoe UI Semibold" w:asciiTheme="minorHAnsi" w:hAnsiTheme="minorHAnsi"/>
-                    <w:sz w:val="22"/>
-                    <w:szCs w:val="22"/>
-                  </w:rPr>
+                  <w:pStyle w:val="NoSpacing"/>
                 </w:pPr>
                 <w:r>
-                  <w:rPr>
-                    <w:rFonts w:cs="Segoe UI Semibold" w:asciiTheme="minorHAnsi" w:hAnsiTheme="minorHAnsi"/>
-                    <w:sz w:val="22"/>
-                    <w:szCs w:val="22"/>
-                  </w:rPr>
                   <w:t>CustomerAddress7</w:t>
                 </w:r>
               </w:p>
@@ -749,32 +541,23 @@
           </w:tcPr>
           <w:p>
             <w:pPr>
-              <w:rPr>
-                <w:rFonts w:cs="Segoe UI Semibold" w:asciiTheme="minorHAnsi" w:hAnsiTheme="minorHAnsi"/>
-                <w:sz w:val="22"/>
-                <w:szCs w:val="22"/>
-              </w:rPr>
+              <w:pStyle w:val="NoSpacing"/>
             </w:pPr>
           </w:p>
         </w:tc>
         <w:sdt>
           <w:sdtPr>
-            <w:rPr>
-              <w:rFonts w:cs="Segoe UI Semibold"/>
-              <w:sz w:val="22"/>
-              <w:szCs w:val="22"/>
-            </w:rPr>
+            <w:rPr/>
             <w:alias w:val="CompanyLegalOffice_Lbl"/>
             <w:tag w:val="#BC:InsertDataItem,DataItems/Header/CompanyLegalOffice_Lbl"/>
             <w:id w:val="483044511"/>
             <w:placeholder>
               <w:docPart w:val="D27A944BE4C04FB7BA728E9441D7293F"/>
             </w:placeholder>
+            <w:dataBinding w:prefixMappings="&lt;xmlns:ns0='urn:microsoft-dynamics-nav/reports/Standard_Sales_Draft_Invoice/1303/' " w:xpath="/ns0:NavWordReportXmlPart[1]/ns0:Header[1]/ns0:CompanyLegalOffice_Lbl[1]" w:storeItemID="{00000000-0000-0000-0000-000000000000}"/>
             <w15:color w:val="808080"/>
             <w:text/>
-            <w:dataBinding w:prefixMappings="xmlns:ns0='urn:microsoft-dynamics-nav/reports/Standard_Sales_Draft_Invoice/1303/'" w:xpath="/ns0:NavWordReportXmlPart[1]/ns0:Header[1]/ns0:CompanyLegalOffice_Lbl[1]"/>
           </w:sdtPr>
-          <w:sdtEndPr/>
           <w:sdtContent>
             <w:tc>
               <w:tcPr>
@@ -782,19 +565,11 @@
               </w:tcPr>
               <w:p>
                 <w:pPr>
+                  <w:pStyle w:val="BCNumber"/>
                   <w:jc w:val="right"/>
-                  <w:rPr>
-                    <w:sz w:val="22"/>
-                    <w:szCs w:val="22"/>
-                  </w:rPr>
                 </w:pPr>
                 <w:proofErr w:type="spellStart"/>
                 <w:r>
-                  <w:rPr>
-                    <w:rFonts w:cs="Segoe UI Semibold" w:asciiTheme="minorHAnsi" w:hAnsiTheme="minorHAnsi"/>
-                    <w:sz w:val="22"/>
-                    <w:szCs w:val="22"/>
-                  </w:rPr>
                   <w:t>CompanyLegalOffice_Lbl</w:t>
                 </w:r>
                 <w:proofErr w:type="spellEnd"/>
@@ -805,26 +580,22 @@
       </w:tr>
       <w:tr>
         <w:trPr>
+          <w:cantSplit/>
           <w:trHeight w:val="242"/>
         </w:trPr>
         <w:sdt>
           <w:sdtPr>
-            <w:rPr>
-              <w:rFonts w:cs="Segoe UI Semibold"/>
-              <w:sz w:val="22"/>
-              <w:szCs w:val="22"/>
-            </w:rPr>
+            <w:rPr/>
             <w:alias w:val="CustomerAddress8"/>
             <w:tag w:val="#BC:InsertDataItem,DataItems/Header/CustomerAddress8"/>
             <w:id w:val="-1986933782"/>
             <w:placeholder>
               <w:docPart w:val="64509135138249989F41169E4BCEF6B4"/>
             </w:placeholder>
+            <w:dataBinding w:prefixMappings="&lt;xmlns:ns0='urn:microsoft-dynamics-nav/reports/Standard_Sales_Draft_Invoice/1303/' " w:xpath="/ns0:NavWordReportXmlPart[1]/ns0:Header[1]/ns0:CustomerAddress8[1]" w:storeItemID="{00000000-0000-0000-0000-000000000000}"/>
             <w15:color w:val="808080"/>
             <w:text/>
-            <w:dataBinding w:prefixMappings="xmlns:ns0='urn:microsoft-dynamics-nav/reports/Standard_Sales_Draft_Invoice/1303/'" w:xpath="/ns0:NavWordReportXmlPart[1]/ns0:Header[1]/ns0:CustomerAddress8[1]"/>
           </w:sdtPr>
-          <w:sdtEndPr/>
           <w:sdtContent>
             <w:tc>
               <w:tcPr>
@@ -832,18 +603,9 @@
               </w:tcPr>
               <w:p>
                 <w:pPr>
-                  <w:rPr>
-                    <w:rFonts w:cs="Segoe UI Semibold" w:asciiTheme="minorHAnsi" w:hAnsiTheme="minorHAnsi"/>
-                    <w:sz w:val="22"/>
-                    <w:szCs w:val="22"/>
-                  </w:rPr>
+                  <w:pStyle w:val="NoSpacing"/>
                 </w:pPr>
                 <w:r>
-                  <w:rPr>
-                    <w:rFonts w:cs="Segoe UI Semibold" w:asciiTheme="minorHAnsi" w:hAnsiTheme="minorHAnsi"/>
-                    <w:sz w:val="22"/>
-                    <w:szCs w:val="22"/>
-                  </w:rPr>
                   <w:t>CustomerAddress8</w:t>
                 </w:r>
               </w:p>
@@ -856,32 +618,23 @@
           </w:tcPr>
           <w:p>
             <w:pPr>
-              <w:rPr>
-                <w:rFonts w:cs="Segoe UI Semibold" w:asciiTheme="minorHAnsi" w:hAnsiTheme="minorHAnsi"/>
-                <w:sz w:val="22"/>
-                <w:szCs w:val="22"/>
-              </w:rPr>
+              <w:pStyle w:val="NoSpacing"/>
             </w:pPr>
           </w:p>
         </w:tc>
         <w:sdt>
           <w:sdtPr>
-            <w:rPr>
-              <w:rFonts w:cs="Segoe UI Semibold"/>
-              <w:sz w:val="22"/>
-              <w:szCs w:val="22"/>
-            </w:rPr>
+            <w:rPr/>
             <w:alias w:val="CompanyLegalOffice"/>
             <w:tag w:val="#BC:InsertDataItem,DataItems/Header/CompanyLegalOffice"/>
             <w:id w:val="-1993854372"/>
             <w:placeholder>
               <w:docPart w:val="004369F39A584810884DAD816EC9609B"/>
             </w:placeholder>
+            <w:dataBinding w:prefixMappings="&lt;xmlns:ns0='urn:microsoft-dynamics-nav/reports/Standard_Sales_Draft_Invoice/1303/' " w:xpath="/ns0:NavWordReportXmlPart[1]/ns0:Header[1]/ns0:CompanyLegalOffice[1]" w:storeItemID="{00000000-0000-0000-0000-000000000000}"/>
             <w15:color w:val="808080"/>
             <w:text/>
-            <w:dataBinding w:prefixMappings="xmlns:ns0='urn:microsoft-dynamics-nav/reports/Standard_Sales_Draft_Invoice/1303/'" w:xpath="/ns0:NavWordReportXmlPart[1]/ns0:Header[1]/ns0:CompanyLegalOffice[1]"/>
           </w:sdtPr>
-          <w:sdtEndPr/>
           <w:sdtContent>
             <w:tc>
               <w:tcPr>
@@ -889,19 +642,11 @@
               </w:tcPr>
               <w:p>
                 <w:pPr>
+                  <w:pStyle w:val="BCNumber"/>
                   <w:jc w:val="right"/>
-                  <w:rPr>
-                    <w:sz w:val="22"/>
-                    <w:szCs w:val="22"/>
-                  </w:rPr>
                 </w:pPr>
                 <w:proofErr w:type="spellStart"/>
                 <w:r>
-                  <w:rPr>
-                    <w:rFonts w:cs="Segoe UI Semibold" w:asciiTheme="minorHAnsi" w:hAnsiTheme="minorHAnsi"/>
-                    <w:sz w:val="22"/>
-                    <w:szCs w:val="22"/>
-                  </w:rPr>
                   <w:t>CompanyLegalOffice</w:t>
                 </w:r>
                 <w:proofErr w:type="spellEnd"/>
@@ -914,101 +659,168 @@
     <w:p>
       <w:pPr>
         <w:spacing w:after="0" w:line="276" w:lineRule="auto"/>
-        <w:rPr>
-          <w:sz w:val="22"/>
-          <w:szCs w:val="22"/>
-        </w:rPr>
       </w:pPr>
     </w:p>
     <w:tbl>
       <w:tblPr>
-        <w:tblStyle w:val="TableGrid"/>
-        <w:tblW w:w="10498" w:type="dxa"/>
+        <w:tblStyle w:val="BCBlockTable"/>
+        <w:tblW w:w="5000" w:type="pct"/>
         <w:tblBorders>
-          <w:top w:val="none" w:color="auto" w:sz="0" w:space="0"/>
-          <w:left w:val="none" w:color="auto" w:sz="0" w:space="0"/>
-          <w:bottom w:val="none" w:color="auto" w:sz="0" w:space="0"/>
-          <w:right w:val="none" w:color="auto" w:sz="0" w:space="0"/>
-          <w:insideH w:val="none" w:color="auto" w:sz="0" w:space="0"/>
-          <w:insideV w:val="none" w:color="auto" w:sz="0" w:space="0"/>
+          <w:top w:val="none" w:sz="0" w:space="0" w:color="auto"/>
+          <w:left w:val="none" w:sz="0" w:space="0" w:color="auto"/>
+          <w:bottom w:val="none" w:sz="0" w:space="0" w:color="auto"/>
+          <w:right w:val="none" w:sz="0" w:space="0" w:color="auto"/>
+          <w:insideH w:val="none" w:sz="0" w:space="0" w:color="auto"/>
+          <w:insideV w:val="none" w:sz="0" w:space="0" w:color="auto"/>
         </w:tblBorders>
-        <w:tblLayout w:type="fixed"/>
         <w:tblCellMar>
           <w:left w:w="0" w:type="dxa"/>
           <w:right w:w="0" w:type="dxa"/>
         </w:tblCellMar>
-        <w:tblLook w:val="04A0" w:firstRow="1" w:lastRow="0" w:firstColumn="1" w:lastColumn="0" w:noHBand="0" w:noVBand="1"/>
+        <w:tblLook w:val="0620" w:firstRow="1" w:lastRow="0" w:firstColumn="0" w:lastColumn="0" w:noHBand="1" w:noVBand="1"/>
         <w:tblCaption w:val="Document Information Block"/>
+        <w:tblDescription w:val="Layout table. Used for positioning, not for tabular data."/>
       </w:tblPr>
       <w:tblGrid>
         <w:gridCol w:w="2624"/>
-        <w:gridCol w:w="2625"/>
         <w:gridCol w:w="2624"/>
-        <w:gridCol w:w="2625"/>
+        <w:gridCol w:w="2624"/>
+        <w:gridCol w:w="2624"/>
       </w:tblGrid>
       <w:tr>
         <w:trPr>
           <w:cnfStyle w:val="100000000000" w:firstRow="1" w:lastRow="0" w:firstColumn="0" w:lastColumn="0" w:oddVBand="0" w:evenVBand="0" w:oddHBand="0" w:evenHBand="0" w:firstRowFirstColumn="0" w:firstRowLastColumn="0" w:lastRowFirstColumn="0" w:lastRowLastColumn="0"/>
-          <w:trHeight w:val="254"/>
+          <w:cantSplit/>
+          <w:trHeight w:val="245"/>
         </w:trPr>
-        <w:sdt>
-          <w:sdtPr>
-            <w:rPr>
-              <w:rFonts w:ascii="Segoe UI Semibold" w:hAnsi="Segoe UI Semibold" w:cs="Segoe UI Semibold"/>
-              <w:sz w:val="22"/>
-              <w:szCs w:val="22"/>
-            </w:rPr>
-            <w:alias w:val="YourReference__Lbl"/>
-            <w:tag w:val="#BC:InsertDataItem,DataItems/Header/YourReference__Lbl"/>
-            <w:id w:val="-1221047115"/>
-            <w:placeholder>
-              <w:docPart w:val="32A4767B1DF44CF79DFBABDE68BD3CDA"/>
-            </w:placeholder>
-            <w15:color w:val="808080"/>
-            <w:text/>
-            <w:dataBinding w:prefixMappings="xmlns:ns0='urn:microsoft-dynamics-nav/reports/Standard_Sales_Draft_Invoice/1303/'" w:xpath="/ns0:NavWordReportXmlPart[1]/ns0:Header[1]/ns0:YourReference__Lbl[1]"/>
-          </w:sdtPr>
-          <w:sdtEndPr/>
-          <w:sdtContent>
-            <w:tc>
-              <w:tcPr>
-                <w:tcW w:w="2624" w:type="dxa"/>
-              </w:tcPr>
+        <w:tc>
+          <w:tcPr>
+            <w:tcW w:w="1250" w:type="pct"/>
+          </w:tcPr>
+          <w:p>
+            <w:pPr>
+              <w:pStyle w:val="BCLabel"/>
+              <w:spacing w:before="0" w:after="0" w:line="276" w:lineRule="auto"/>
+            </w:pPr>
+            <w:sdt>
+              <w:sdtPr>
+                <w:rPr>
+                  <w:lang w:val="en-DK"/>
+                </w:rPr>
+                <w:alias w:val="#Nav: /Header/DocumentTitle_Lbl"/>
+                <w:tag w:val="#Nav: Standard_Sales_Draft_Invoice/1303"/>
+                <w:id w:val="-807468989"/>
+                <w:placeholder>
+                  <w:docPart w:val="507EB89A91CE4DC5BFD2CC8BA5239E3A"/>
+                </w:placeholder>
+                <w:dataBinding w:prefixMappings="xmlns:ns0='urn:microsoft-dynamics-nav/reports/Standard_Sales_Draft_Invoice/1303/'" w:xpath="/ns0:NavWordReportXmlPart[1]/ns0:Header[1]/ns0:DocumentTitle_Lbl[1]" w:storeItemID="{929397E4-A5C3-4833-B662-6EC4AA310780}"/>
+                <w:text/>
+              </w:sdtPr>
+              <w:sdtContent>
+                <w:proofErr w:type="spellStart"/>
+                <w:r>
+                  <w:rPr>
+                    <w:lang w:val="en-DK"/>
+                  </w:rPr>
+                  <w:t>DocumentTitle_Lbl</w:t>
+                </w:r>
+                <w:proofErr w:type="spellEnd"/>
+              </w:sdtContent>
+            </w:sdt>
+            <w:r>
+              <w:rPr>
+                <w:lang w:val="en-DK"/>
+              </w:rPr>
+              <w:t xml:space="preserve"> No</w:t>
+            </w:r>
+          </w:p>
+        </w:tc>
+        <w:tc>
+          <w:tcPr>
+            <w:tcW w:w="1250" w:type="pct"/>
+          </w:tcPr>
+          <w:sdt>
+            <w:sdtPr>
+              <w:rPr>
+                <w:lang w:val="en-DK"/>
+              </w:rPr>
+              <w:alias w:val="#Nav: /Header/ExternalDocumentNo__Lbl"/>
+              <w:tag w:val="#Nav: Standard_Sales_Draft_Invoice/1303"/>
+              <w:id w:val="-1864978722"/>
+              <w:placeholder>
+                <w:docPart w:val="3943C838408D4FEEBA1D4F8DB08C6B45"/>
+              </w:placeholder>
+              <w:dataBinding w:prefixMappings="xmlns:ns0='urn:microsoft-dynamics-nav/reports/Standard_Sales_Draft_Invoice/1303/'" w:xpath="/ns0:NavWordReportXmlPart[1]/ns0:Header[1]/ns0:ExternalDocumentNo__Lbl[1]" w:storeItemID="{929397E4-A5C3-4833-B662-6EC4AA310780}"/>
+              <w:text/>
+            </w:sdtPr>
+            <w:sdtContent>
               <w:p>
                 <w:pPr>
-                  <w:pStyle w:val="Heading2"/>
+                  <w:pStyle w:val="BCLabel"/>
                   <w:spacing w:before="0" w:after="0" w:line="276" w:lineRule="auto"/>
                   <w:rPr>
-                    <w:rFonts w:ascii="Segoe UI Semibold" w:hAnsi="Segoe UI Semibold" w:cs="Segoe UI Semibold"/>
-                    <w:sz w:val="22"/>
-                    <w:szCs w:val="22"/>
+                    <w:lang w:eastAsia="en-US"/>
                   </w:rPr>
                 </w:pPr>
                 <w:proofErr w:type="spellStart"/>
                 <w:r>
                   <w:rPr>
-                    <w:rFonts w:ascii="Segoe UI Semibold" w:hAnsi="Segoe UI Semibold" w:cs="Segoe UI Semibold"/>
-                    <w:sz w:val="22"/>
-                    <w:szCs w:val="22"/>
+                    <w:lang w:val="en-DK"/>
                   </w:rPr>
-                  <w:t>YourReference</w:t>
+                  <w:t>ExternalDocumentNo</w:t>
                 </w:r>
                 <w:proofErr w:type="spellEnd"/>
                 <w:r>
                   <w:rPr>
-                    <w:rFonts w:ascii="Segoe UI Semibold" w:hAnsi="Segoe UI Semibold" w:cs="Segoe UI Semibold"/>
-                    <w:sz w:val="22"/>
-                    <w:szCs w:val="22"/>
+                    <w:lang w:val="en-DK"/>
                   </w:rPr>
                   <w:t>__</w:t>
                 </w:r>
                 <w:proofErr w:type="spellStart"/>
                 <w:r>
                   <w:rPr>
-                    <w:rFonts w:ascii="Segoe UI Semibold" w:hAnsi="Segoe UI Semibold" w:cs="Segoe UI Semibold"/>
-                    <w:sz w:val="22"/>
-                    <w:szCs w:val="22"/>
+                    <w:lang w:val="en-DK"/>
                   </w:rPr>
+                  <w:t>Lbl</w:t>
+                </w:r>
+                <w:proofErr w:type="spellEnd"/>
+              </w:p>
+            </w:sdtContent>
+          </w:sdt>
+        </w:tc>
+        <w:sdt>
+          <w:sdtPr>
+            <w:rPr/>
+            <w:alias w:val="YourReference__Lbl"/>
+            <w:tag w:val="#BC:InsertDataItem,DataItems/Header/YourReference__Lbl"/>
+            <w:id w:val="1287473441"/>
+            <w:placeholder>
+              <w:docPart w:val="9528A075A79E48229D5B115D355652A0"/>
+            </w:placeholder>
+            <w:dataBinding w:prefixMappings="&lt;xmlns:ns0='urn:microsoft-dynamics-nav/reports/Standard_Sales_Draft_Invoice/1303/' " w:xpath="/ns0:NavWordReportXmlPart[1]/ns0:Header[1]/ns0:YourReference__Lbl[1]" w:storeItemID="{00000000-0000-0000-0000-000000000000}"/>
+            <w15:color w:val="808080"/>
+            <w:text/>
+          </w:sdtPr>
+          <w:sdtContent>
+            <w:tc>
+              <w:tcPr>
+                <w:tcW w:w="1250" w:type="pct"/>
+              </w:tcPr>
+              <w:p>
+                <w:pPr>
+                  <w:pStyle w:val="BCLabel"/>
+                  <w:spacing w:before="0" w:after="0" w:line="276" w:lineRule="auto"/>
+                </w:pPr>
+                <w:proofErr w:type="spellStart"/>
+                <w:r>
+                  <w:t>YourReference</w:t>
+                </w:r>
+                <w:proofErr w:type="spellEnd"/>
+                <w:r>
+                  <w:t>__</w:t>
+                </w:r>
+                <w:proofErr w:type="spellStart"/>
+                <w:r>
                   <w:t>Lbl</w:t>
                 </w:r>
                 <w:proofErr w:type="spellEnd"/>
@@ -1018,45 +830,132 @@
         </w:sdt>
         <w:sdt>
           <w:sdtPr>
-            <w:rPr>
-              <w:rFonts w:ascii="Segoe UI Semibold" w:hAnsi="Segoe UI Semibold" w:cs="Segoe UI Semibold"/>
-              <w:sz w:val="22"/>
-              <w:szCs w:val="22"/>
-            </w:rPr>
+            <w:rPr/>
             <w:alias w:val="SalesPersonBlank_Lbl"/>
             <w:tag w:val="#BC:InsertDataItem,DataItems/Header/SalesPersonBlank_Lbl"/>
-            <w:id w:val="1946040158"/>
+            <w:id w:val="65311592"/>
             <w:placeholder>
-              <w:docPart w:val="39E69A8CEB1F4FE4806374788D6A930B"/>
+              <w:docPart w:val="76EB9B3355CE46518A951F054BC15D92"/>
             </w:placeholder>
+            <w:dataBinding w:prefixMappings="&lt;xmlns:ns0='urn:microsoft-dynamics-nav/reports/Standard_Sales_Draft_Invoice/1303/' " w:xpath="/ns0:NavWordReportXmlPart[1]/ns0:Header[1]/ns0:SalesPersonBlank_Lbl[1]" w:storeItemID="{00000000-0000-0000-0000-000000000000}"/>
             <w15:color w:val="808080"/>
             <w:text/>
-            <w:dataBinding w:prefixMappings="xmlns:ns0='urn:microsoft-dynamics-nav/reports/Standard_Sales_Draft_Invoice/1303/'" w:xpath="/ns0:NavWordReportXmlPart[1]/ns0:Header[1]/ns0:SalesPersonBlank_Lbl[1]"/>
           </w:sdtPr>
-          <w:sdtEndPr/>
           <w:sdtContent>
             <w:tc>
               <w:tcPr>
-                <w:tcW w:w="2625" w:type="dxa"/>
+                <w:tcW w:w="1250" w:type="pct"/>
               </w:tcPr>
               <w:p>
                 <w:pPr>
-                  <w:pStyle w:val="Heading2"/>
+                  <w:pStyle w:val="BCLabel"/>
                   <w:spacing w:before="0" w:after="0" w:line="276" w:lineRule="auto"/>
-                  <w:rPr>
-                    <w:rFonts w:ascii="Segoe UI Semibold" w:hAnsi="Segoe UI Semibold" w:cs="Segoe UI Semibold"/>
-                    <w:sz w:val="22"/>
-                    <w:szCs w:val="22"/>
-                  </w:rPr>
                 </w:pPr>
                 <w:proofErr w:type="spellStart"/>
                 <w:r>
+                  <w:t>SalesPersonBlank_Lbl</w:t>
+                </w:r>
+                <w:proofErr w:type="spellEnd"/>
+              </w:p>
+            </w:tc>
+          </w:sdtContent>
+        </w:sdt>
+      </w:tr>
+      <w:tr>
+        <w:trPr>
+          <w:cantSplit/>
+          <w:trHeight w:val="245"/>
+        </w:trPr>
+        <w:tc>
+          <w:tcPr>
+            <w:tcW w:w="1250" w:type="pct"/>
+          </w:tcPr>
+          <w:p>
+            <w:pPr>
+              <w:pStyle w:val="NoSpacing"/>
+            </w:pPr>
+            <w:sdt>
+              <w:sdtPr>
+                <w:rPr>
+                  <w:lang w:val="en-DK"/>
+                </w:rPr>
+                <w:alias w:val="#Nav: /Header/DocumentNo"/>
+                <w:tag w:val="#Nav: Standard_Sales_Draft_Invoice/1303"/>
+                <w:id w:val="1256330535"/>
+                <w:placeholder>
+                  <w:docPart w:val="4C14FE33C3054F83B97E7869B79B065B"/>
+                </w:placeholder>
+                <w:dataBinding w:prefixMappings="xmlns:ns0='urn:microsoft-dynamics-nav/reports/Standard_Sales_Draft_Invoice/1303/'" w:xpath="/ns0:NavWordReportXmlPart[1]/ns0:Header[1]/ns0:DocumentNo[1]" w:storeItemID="{929397E4-A5C3-4833-B662-6EC4AA310780}"/>
+                <w:text/>
+              </w:sdtPr>
+              <w:sdtContent>
+                <w:proofErr w:type="spellStart"/>
+                <w:r>
                   <w:rPr>
-                    <w:rFonts w:ascii="Segoe UI Semibold" w:hAnsi="Segoe UI Semibold" w:cs="Segoe UI Semibold"/>
-                    <w:sz w:val="22"/>
-                    <w:szCs w:val="22"/>
+                    <w:lang w:val="en-DK"/>
                   </w:rPr>
-                  <w:t>SalesPersonBlank_Lbl</w:t>
+                  <w:t>DocumentNo</w:t>
+                </w:r>
+                <w:proofErr w:type="spellEnd"/>
+              </w:sdtContent>
+            </w:sdt>
+          </w:p>
+        </w:tc>
+        <w:tc>
+          <w:tcPr>
+            <w:tcW w:w="1250" w:type="pct"/>
+          </w:tcPr>
+          <w:sdt>
+            <w:sdtPr>
+              <w:rPr/>
+              <w:alias w:val="#Nav: /Header/ExternalDocumentNo"/>
+              <w:tag w:val="#Nav: Standard_Sales_Draft_Invoice/1303"/>
+              <w:id w:val="-88852878"/>
+              <w:placeholder>
+                <w:docPart w:val="06D95CB686D44EBC9A1EC35169674C40"/>
+              </w:placeholder>
+              <w:dataBinding w:prefixMappings="xmlns:ns0='urn:microsoft-dynamics-nav/reports/Standard_Sales_Draft_Invoice/1303/'" w:xpath="/ns0:NavWordReportXmlPart[1]/ns0:Header[1]/ns0:ExternalDocumentNo[1]" w:storeItemID="{929397E4-A5C3-4833-B662-6EC4AA310780}"/>
+              <w:text/>
+            </w:sdtPr>
+            <w:sdtContent>
+              <w:p>
+                <w:pPr>
+                  <w:pStyle w:val="NoSpacing"/>
+                </w:pPr>
+                <w:proofErr w:type="spellStart"/>
+                <w:r>
+                  <w:t>ExternalDocumentNo</w:t>
+                </w:r>
+                <w:proofErr w:type="spellEnd"/>
+              </w:p>
+            </w:sdtContent>
+          </w:sdt>
+        </w:tc>
+        <w:sdt>
+          <w:sdtPr>
+            <w:rPr/>
+            <w:alias w:val="YourReference"/>
+            <w:tag w:val="#BC:InsertDataItem,DataItems/Header/YourReference"/>
+            <w:id w:val="1873422939"/>
+            <w:placeholder>
+              <w:docPart w:val="1EAB61C784A142E5A3F6A305627BECD3"/>
+            </w:placeholder>
+            <w:dataBinding w:prefixMappings="&lt;xmlns:ns0='urn:microsoft-dynamics-nav/reports/Standard_Sales_Draft_Invoice/1303/' " w:xpath="/ns0:NavWordReportXmlPart[1]/ns0:Header[1]/ns0:YourReference[1]" w:storeItemID="{00000000-0000-0000-0000-000000000000}"/>
+            <w15:color w:val="808080"/>
+            <w:text/>
+          </w:sdtPr>
+          <w:sdtContent>
+            <w:tc>
+              <w:tcPr>
+                <w:tcW w:w="1250" w:type="pct"/>
+              </w:tcPr>
+              <w:p>
+                <w:pPr>
+                  <w:pStyle w:val="NoSpacing"/>
+                </w:pPr>
+                <w:proofErr w:type="spellStart"/>
+                <w:r>
+                  <w:t>YourReference</w:t>
                 </w:r>
                 <w:proofErr w:type="spellEnd"/>
               </w:p>
@@ -1065,44 +964,112 @@
         </w:sdt>
         <w:sdt>
           <w:sdtPr>
-            <w:rPr>
-              <w:rFonts w:ascii="Segoe UI Semibold" w:hAnsi="Segoe UI Semibold" w:cs="Segoe UI Semibold"/>
-              <w:sz w:val="22"/>
-              <w:szCs w:val="22"/>
-            </w:rPr>
-            <w:alias w:val="PaymentTermsDescription_Lbl"/>
-            <w:tag w:val="#BC:InsertDataItem,DataItems/Header/PaymentTermsDescription_Lbl"/>
-            <w:id w:val="822389090"/>
+            <w:rPr/>
+            <w:alias w:val="SalesPersonName"/>
+            <w:tag w:val="#BC:InsertDataItem,DataItems/Header/SalesPersonName"/>
+            <w:id w:val="-1647974374"/>
             <w:placeholder>
-              <w:docPart w:val="B3EC40C09EF74AEB8328ED8608370BFC"/>
+              <w:docPart w:val="E763D64E1C8E47598AEC5DEB36756505"/>
             </w:placeholder>
+            <w:dataBinding w:prefixMappings="&lt;xmlns:ns0='urn:microsoft-dynamics-nav/reports/Standard_Sales_Draft_Invoice/1303/' " w:xpath="/ns0:NavWordReportXmlPart[1]/ns0:Header[1]/ns0:SalesPersonName[1]" w:storeItemID="{00000000-0000-0000-0000-000000000000}"/>
             <w15:color w:val="808080"/>
             <w:text/>
-            <w:dataBinding w:prefixMappings="xmlns:ns0='urn:microsoft-dynamics-nav/reports/Standard_Sales_Draft_Invoice/1303/'" w:xpath="/ns0:NavWordReportXmlPart[1]/ns0:Header[1]/ns0:PaymentTermsDescription_Lbl[1]"/>
           </w:sdtPr>
-          <w:sdtEndPr/>
           <w:sdtContent>
             <w:tc>
               <w:tcPr>
-                <w:tcW w:w="2624" w:type="dxa"/>
+                <w:tcW w:w="1250" w:type="pct"/>
               </w:tcPr>
               <w:p>
                 <w:pPr>
-                  <w:pStyle w:val="Heading2"/>
-                  <w:spacing w:before="0" w:after="0" w:line="276" w:lineRule="auto"/>
-                  <w:rPr>
-                    <w:rFonts w:ascii="Segoe UI Semibold" w:hAnsi="Segoe UI Semibold" w:cs="Segoe UI Semibold"/>
-                    <w:sz w:val="22"/>
-                    <w:szCs w:val="22"/>
-                  </w:rPr>
+                  <w:pStyle w:val="NoSpacing"/>
                 </w:pPr>
                 <w:proofErr w:type="spellStart"/>
                 <w:r>
-                  <w:rPr>
-                    <w:rFonts w:ascii="Segoe UI Semibold" w:hAnsi="Segoe UI Semibold" w:cs="Segoe UI Semibold"/>
-                    <w:sz w:val="22"/>
-                    <w:szCs w:val="22"/>
-                  </w:rPr>
+                  <w:t>SalesPersonName</w:t>
+                </w:r>
+                <w:proofErr w:type="spellEnd"/>
+              </w:p>
+            </w:tc>
+          </w:sdtContent>
+        </w:sdt>
+      </w:tr>
+      <w:tr>
+        <w:trPr>
+          <w:cantSplit/>
+          <w:trHeight w:val="432"/>
+        </w:trPr>
+        <w:tc>
+          <w:tcPr>
+            <w:tcW w:w="1250" w:type="pct"/>
+          </w:tcPr>
+          <w:p>
+            <w:pPr>
+              <w:pStyle w:val="NoSpacing"/>
+            </w:pPr>
+          </w:p>
+        </w:tc>
+        <w:tc>
+          <w:tcPr>
+            <w:tcW w:w="1250" w:type="pct"/>
+          </w:tcPr>
+          <w:p>
+            <w:pPr>
+              <w:pStyle w:val="NoSpacing"/>
+            </w:pPr>
+          </w:p>
+        </w:tc>
+        <w:tc>
+          <w:tcPr>
+            <w:tcW w:w="1250" w:type="pct"/>
+          </w:tcPr>
+          <w:p>
+            <w:pPr>
+              <w:pStyle w:val="NoSpacing"/>
+            </w:pPr>
+          </w:p>
+        </w:tc>
+        <w:tc>
+          <w:tcPr>
+            <w:tcW w:w="1250" w:type="pct"/>
+          </w:tcPr>
+          <w:p>
+            <w:pPr>
+              <w:pStyle w:val="NoSpacing"/>
+            </w:pPr>
+          </w:p>
+        </w:tc>
+      </w:tr>
+      <w:tr>
+        <w:trPr>
+          <w:cantSplit/>
+          <w:trHeight w:val="245"/>
+        </w:trPr>
+        <w:sdt>
+          <w:sdtPr>
+            <w:rPr/>
+            <w:alias w:val="PaymentTermsDescription_Lbl"/>
+            <w:tag w:val="#BC:InsertDataItem,DataItems/Header/PaymentTermsDescription_Lbl"/>
+            <w:id w:val="-1027488928"/>
+            <w:placeholder>
+              <w:docPart w:val="2DE2181E211B4DD8BFA6693398711D32"/>
+            </w:placeholder>
+            <w:dataBinding w:prefixMappings="&lt;xmlns:ns0='urn:microsoft-dynamics-nav/reports/Standard_Sales_Draft_Invoice/1303/' " w:xpath="/ns0:NavWordReportXmlPart[1]/ns0:Header[1]/ns0:PaymentTermsDescription_Lbl[1]" w:storeItemID="{00000000-0000-0000-0000-000000000000}"/>
+            <w15:color w:val="808080"/>
+            <w:text/>
+          </w:sdtPr>
+          <w:sdtContent>
+            <w:tc>
+              <w:tcPr>
+                <w:tcW w:w="1250" w:type="pct"/>
+              </w:tcPr>
+              <w:p>
+                <w:pPr>
+                  <w:pStyle w:val="BCLabel"/>
+                  <w:spacing w:before="0" w:after="0" w:line="276" w:lineRule="auto"/>
+                </w:pPr>
+                <w:proofErr w:type="spellStart"/>
+                <w:r>
                   <w:t>PaymentTermsDescription_Lbl</w:t>
                 </w:r>
                 <w:proofErr w:type="spellEnd"/>
@@ -1112,98 +1079,30 @@
         </w:sdt>
         <w:sdt>
           <w:sdtPr>
-            <w:rPr>
-              <w:rFonts w:ascii="Segoe UI Semibold" w:hAnsi="Segoe UI Semibold" w:cs="Segoe UI Semibold"/>
-              <w:sz w:val="22"/>
-              <w:szCs w:val="22"/>
-            </w:rPr>
+            <w:rPr/>
             <w:alias w:val="ShipmentMethodDescription_Lbl"/>
             <w:tag w:val="#BC:InsertDataItem,DataItems/Header/ShipmentMethodDescription_Lbl"/>
-            <w:id w:val="-2128765385"/>
+            <w:id w:val="2115165076"/>
             <w:placeholder>
-              <w:docPart w:val="7B38833CFCC4475CB989EF464D433199"/>
+              <w:docPart w:val="B9832B50CFF24E35B3757C54CE6C1A07"/>
             </w:placeholder>
+            <w:dataBinding w:prefixMappings="&lt;xmlns:ns0='urn:microsoft-dynamics-nav/reports/Standard_Sales_Draft_Invoice/1303/' " w:xpath="/ns0:NavWordReportXmlPart[1]/ns0:Header[1]/ns0:ShipmentMethodDescription_Lbl[1]" w:storeItemID="{00000000-0000-0000-0000-000000000000}"/>
             <w15:color w:val="808080"/>
             <w:text/>
-            <w:dataBinding w:prefixMappings="xmlns:ns0='urn:microsoft-dynamics-nav/reports/Standard_Sales_Draft_Invoice/1303/'" w:xpath="/ns0:NavWordReportXmlPart[1]/ns0:Header[1]/ns0:ShipmentMethodDescription_Lbl[1]"/>
           </w:sdtPr>
-          <w:sdtEndPr/>
           <w:sdtContent>
             <w:tc>
               <w:tcPr>
-                <w:tcW w:w="2625" w:type="dxa"/>
+                <w:tcW w:w="1250" w:type="pct"/>
               </w:tcPr>
               <w:p>
                 <w:pPr>
-                  <w:pStyle w:val="Heading2"/>
+                  <w:pStyle w:val="BCLabel"/>
                   <w:spacing w:before="0" w:after="0" w:line="276" w:lineRule="auto"/>
-                  <w:rPr>
-                    <w:rFonts w:ascii="Segoe UI Semibold" w:hAnsi="Segoe UI Semibold" w:cs="Segoe UI Semibold"/>
-                    <w:sz w:val="22"/>
-                    <w:szCs w:val="22"/>
-                  </w:rPr>
                 </w:pPr>
                 <w:proofErr w:type="spellStart"/>
                 <w:r>
-                  <w:rPr>
-                    <w:rFonts w:ascii="Segoe UI Semibold" w:hAnsi="Segoe UI Semibold" w:cs="Segoe UI Semibold"/>
-                    <w:sz w:val="22"/>
-                    <w:szCs w:val="22"/>
-                  </w:rPr>
                   <w:t>ShipmentMethodDescription_Lbl</w:t>
-                </w:r>
-                <w:proofErr w:type="spellEnd"/>
-              </w:p>
-            </w:tc>
-          </w:sdtContent>
-        </w:sdt>
-      </w:tr>
-      <w:tr>
-        <w:trPr>
-          <w:trHeight w:val="242"/>
-        </w:trPr>
-        <w:sdt>
-          <w:sdtPr>
-            <w:rPr>
-              <w:rFonts w:cs="Segoe UI"/>
-              <w:color w:val="242424"/>
-              <w:sz w:val="22"/>
-              <w:szCs w:val="22"/>
-            </w:rPr>
-            <w:alias w:val="YourReference"/>
-            <w:tag w:val="#BC:InsertDataItem,DataItems/Header/YourReference"/>
-            <w:id w:val="1477105704"/>
-            <w:placeholder>
-              <w:docPart w:val="CAA771DF1BFF4B4DA92BFC9D47EF44EE"/>
-            </w:placeholder>
-            <w15:color w:val="808080"/>
-            <w:text/>
-            <w:dataBinding w:prefixMappings="xmlns:ns0='urn:microsoft-dynamics-nav/reports/Standard_Sales_Draft_Invoice/1303/'" w:xpath="/ns0:NavWordReportXmlPart[1]/ns0:Header[1]/ns0:YourReference[1]"/>
-          </w:sdtPr>
-          <w:sdtEndPr/>
-          <w:sdtContent>
-            <w:tc>
-              <w:tcPr>
-                <w:tcW w:w="2624" w:type="dxa"/>
-              </w:tcPr>
-              <w:p>
-                <w:pPr>
-                  <w:rPr>
-                    <w:rFonts w:cs="Segoe UI" w:asciiTheme="minorHAnsi" w:hAnsiTheme="minorHAnsi"/>
-                    <w:color w:val="242424"/>
-                    <w:sz w:val="22"/>
-                    <w:szCs w:val="22"/>
-                  </w:rPr>
-                </w:pPr>
-                <w:proofErr w:type="spellStart"/>
-                <w:r>
-                  <w:rPr>
-                    <w:rFonts w:cs="Segoe UI" w:asciiTheme="minorHAnsi" w:hAnsiTheme="minorHAnsi"/>
-                    <w:color w:val="242424"/>
-                    <w:sz w:val="22"/>
-                    <w:szCs w:val="22"/>
-                  </w:rPr>
-                  <w:t>YourReference</w:t>
                 </w:r>
                 <w:proofErr w:type="spellEnd"/>
               </w:p>
@@ -1212,93 +1111,76 @@
         </w:sdt>
         <w:sdt>
           <w:sdtPr>
-            <w:rPr>
-              <w:rFonts w:cs="Segoe UI"/>
-              <w:color w:val="242424"/>
-              <w:sz w:val="22"/>
-              <w:szCs w:val="22"/>
-            </w:rPr>
-            <w:alias w:val="SalesPersonName"/>
-            <w:tag w:val="#BC:InsertDataItem,DataItems/Header/SalesPersonName"/>
-            <w:id w:val="269368846"/>
+            <w:rPr/>
+            <w:alias w:val="DocumentDate_Lbl"/>
+            <w:tag w:val="#BC:InsertDataItem,DataItems/Header/DocumentDate_Lbl"/>
+            <w:id w:val="-598014419"/>
             <w:placeholder>
-              <w:docPart w:val="BD83D88F35EB47FBBA7708866AD81062"/>
+              <w:docPart w:val="DefaultPlaceholder_-1854013440"/>
             </w:placeholder>
             <w15:color w:val="808080"/>
             <w:text/>
-            <w:dataBinding w:prefixMappings="xmlns:ns0='urn:microsoft-dynamics-nav/reports/Standard_Sales_Draft_Invoice/1303/'" w:xpath="/ns0:NavWordReportXmlPart[1]/ns0:Header[1]/ns0:SalesPersonName[1]"/>
           </w:sdtPr>
-          <w:sdtEndPr/>
           <w:sdtContent>
             <w:tc>
               <w:tcPr>
-                <w:tcW w:w="2625" w:type="dxa"/>
+                <w:tcW w:w="1250" w:type="pct"/>
               </w:tcPr>
               <w:p>
                 <w:pPr>
-                  <w:rPr>
-                    <w:rFonts w:cs="Segoe UI" w:asciiTheme="minorHAnsi" w:hAnsiTheme="minorHAnsi"/>
-                    <w:color w:val="242424"/>
-                    <w:sz w:val="22"/>
-                    <w:szCs w:val="22"/>
-                  </w:rPr>
+                  <w:pStyle w:val="BCLabel"/>
+                  <w:spacing w:before="0" w:after="0" w:line="276" w:lineRule="auto"/>
                 </w:pPr>
                 <w:proofErr w:type="spellStart"/>
                 <w:r>
-                  <w:rPr>
-                    <w:rFonts w:cs="Segoe UI" w:asciiTheme="minorHAnsi" w:hAnsiTheme="minorHAnsi"/>
-                    <w:color w:val="242424"/>
-                    <w:sz w:val="22"/>
-                    <w:szCs w:val="22"/>
-                  </w:rPr>
-                  <w:t>SalesPersonName</w:t>
+                  <w:t>DocumentDate_Lbl</w:t>
                 </w:r>
                 <w:proofErr w:type="spellEnd"/>
               </w:p>
             </w:tc>
           </w:sdtContent>
         </w:sdt>
+        <w:tc>
+          <w:tcPr>
+            <w:tcW w:w="1250" w:type="pct"/>
+          </w:tcPr>
+          <w:p>
+            <w:pPr>
+              <w:pStyle w:val="BCLabel"/>
+              <w:spacing w:before="0" w:after="0" w:line="276" w:lineRule="auto"/>
+            </w:pPr>
+          </w:p>
+        </w:tc>
+      </w:tr>
+      <w:tr>
+        <w:trPr>
+          <w:cantSplit/>
+          <w:trHeight w:val="245"/>
+        </w:trPr>
         <w:sdt>
           <w:sdtPr>
-            <w:rPr>
-              <w:rFonts w:cs="Segoe UI"/>
-              <w:color w:val="242424"/>
-              <w:sz w:val="22"/>
-              <w:szCs w:val="22"/>
-            </w:rPr>
+            <w:rPr/>
             <w:alias w:val="PaymentTermsDescription"/>
             <w:tag w:val="#BC:InsertDataItem,DataItems/Header/PaymentTermsDescription"/>
-            <w:id w:val="-49539690"/>
+            <w:id w:val="377905192"/>
             <w:placeholder>
-              <w:docPart w:val="CA19A484CA0D4524AD687AB4F7AD3907"/>
+              <w:docPart w:val="7A606AD2900A47D0B319F4B901320D5C"/>
             </w:placeholder>
+            <w:dataBinding w:prefixMappings="&lt;xmlns:ns0='urn:microsoft-dynamics-nav/reports/Standard_Sales_Draft_Invoice/1303/' " w:xpath="/ns0:NavWordReportXmlPart[1]/ns0:Header[1]/ns0:PaymentTermsDescription[1]" w:storeItemID="{00000000-0000-0000-0000-000000000000}"/>
             <w15:color w:val="808080"/>
             <w:text/>
-            <w:dataBinding w:prefixMappings="xmlns:ns0='urn:microsoft-dynamics-nav/reports/Standard_Sales_Draft_Invoice/1303/'" w:xpath="/ns0:NavWordReportXmlPart[1]/ns0:Header[1]/ns0:PaymentTermsDescription[1]"/>
           </w:sdtPr>
-          <w:sdtEndPr/>
           <w:sdtContent>
             <w:tc>
               <w:tcPr>
-                <w:tcW w:w="2624" w:type="dxa"/>
+                <w:tcW w:w="1250" w:type="pct"/>
               </w:tcPr>
               <w:p>
                 <w:pPr>
-                  <w:rPr>
-                    <w:rFonts w:cs="Segoe UI" w:asciiTheme="minorHAnsi" w:hAnsiTheme="minorHAnsi"/>
-                    <w:color w:val="242424"/>
-                    <w:sz w:val="22"/>
-                    <w:szCs w:val="22"/>
-                  </w:rPr>
+                  <w:pStyle w:val="NoSpacing"/>
                 </w:pPr>
                 <w:proofErr w:type="spellStart"/>
                 <w:r>
-                  <w:rPr>
-                    <w:rFonts w:cs="Segoe UI" w:asciiTheme="minorHAnsi" w:hAnsiTheme="minorHAnsi"/>
-                    <w:color w:val="242424"/>
-                    <w:sz w:val="22"/>
-                    <w:szCs w:val="22"/>
-                  </w:rPr>
                   <w:t>PaymentTermsDescription</w:t>
                 </w:r>
                 <w:proofErr w:type="spellEnd"/>
@@ -1308,45 +1190,28 @@
         </w:sdt>
         <w:sdt>
           <w:sdtPr>
-            <w:rPr>
-              <w:rFonts w:cs="Segoe UI"/>
-              <w:color w:val="242424"/>
-              <w:sz w:val="22"/>
-              <w:szCs w:val="22"/>
-            </w:rPr>
+            <w:rPr/>
             <w:alias w:val="ShipmentMethodDescription"/>
             <w:tag w:val="#BC:InsertDataItem,DataItems/Header/ShipmentMethodDescription"/>
-            <w:id w:val="-1663927754"/>
+            <w:id w:val="-2019681893"/>
             <w:placeholder>
-              <w:docPart w:val="5BA1525AE2944FE6B2492B5FA74C9211"/>
+              <w:docPart w:val="B4F84FBA032047EFB87C6FAF81AE1A6A"/>
             </w:placeholder>
+            <w:dataBinding w:prefixMappings="&lt;xmlns:ns0='urn:microsoft-dynamics-nav/reports/Standard_Sales_Draft_Invoice/1303/' " w:xpath="/ns0:NavWordReportXmlPart[1]/ns0:Header[1]/ns0:ShipmentMethodDescription[1]" w:storeItemID="{00000000-0000-0000-0000-000000000000}"/>
             <w15:color w:val="808080"/>
             <w:text/>
-            <w:dataBinding w:prefixMappings="xmlns:ns0='urn:microsoft-dynamics-nav/reports/Standard_Sales_Draft_Invoice/1303/'" w:xpath="/ns0:NavWordReportXmlPart[1]/ns0:Header[1]/ns0:ShipmentMethodDescription[1]"/>
           </w:sdtPr>
-          <w:sdtEndPr/>
           <w:sdtContent>
             <w:tc>
               <w:tcPr>
-                <w:tcW w:w="2625" w:type="dxa"/>
+                <w:tcW w:w="1250" w:type="pct"/>
               </w:tcPr>
               <w:p>
                 <w:pPr>
-                  <w:rPr>
-                    <w:rFonts w:cs="Segoe UI" w:asciiTheme="minorHAnsi" w:hAnsiTheme="minorHAnsi"/>
-                    <w:color w:val="242424"/>
-                    <w:sz w:val="22"/>
-                    <w:szCs w:val="22"/>
-                  </w:rPr>
+                  <w:pStyle w:val="NoSpacing"/>
                 </w:pPr>
                 <w:proofErr w:type="spellStart"/>
                 <w:r>
-                  <w:rPr>
-                    <w:rFonts w:cs="Segoe UI" w:asciiTheme="minorHAnsi" w:hAnsiTheme="minorHAnsi"/>
-                    <w:color w:val="242424"/>
-                    <w:sz w:val="22"/>
-                    <w:szCs w:val="22"/>
-                  </w:rPr>
                   <w:t>ShipmentMethodDescription</w:t>
                 </w:r>
                 <w:proofErr w:type="spellEnd"/>
@@ -1354,82 +1219,104 @@
             </w:tc>
           </w:sdtContent>
         </w:sdt>
+        <w:sdt>
+          <w:sdtPr>
+            <w:rPr/>
+            <w:alias w:val="DocumentDate"/>
+            <w:tag w:val="#BC:InsertDataItem,DataItems/Header/DocumentDate"/>
+            <w:id w:val="-305089215"/>
+            <w:placeholder>
+              <w:docPart w:val="DefaultPlaceholder_-1854013440"/>
+            </w:placeholder>
+            <w15:color w:val="808080"/>
+            <w:text/>
+          </w:sdtPr>
+          <w:sdtContent>
+            <w:tc>
+              <w:tcPr>
+                <w:tcW w:w="1250" w:type="pct"/>
+              </w:tcPr>
+              <w:p>
+                <w:pPr>
+                  <w:pStyle w:val="NoSpacing"/>
+                </w:pPr>
+                <w:proofErr w:type="spellStart"/>
+                <w:r>
+                  <w:t>DocumentDate</w:t>
+                </w:r>
+                <w:proofErr w:type="spellEnd"/>
+              </w:p>
+            </w:tc>
+          </w:sdtContent>
+        </w:sdt>
+        <w:tc>
+          <w:tcPr>
+            <w:tcW w:w="1250" w:type="pct"/>
+          </w:tcPr>
+          <w:p>
+            <w:pPr>
+              <w:pStyle w:val="NoSpacing"/>
+            </w:pPr>
+          </w:p>
+        </w:tc>
       </w:tr>
     </w:tbl>
     <w:p>
-      <w:pPr>
-        <w:rPr>
-          <w:sz w:val="22"/>
-          <w:szCs w:val="22"/>
-        </w:rPr>
-      </w:pPr>
+      <w:pPr/>
     </w:p>
     <w:tbl>
       <w:tblPr>
-        <w:tblStyle w:val="CLSequoiatablestyle021"/>
-        <w:tblW w:w="0" w:type="auto"/>
-        <w:tblLayout w:type="fixed"/>
-        <w:tblLook w:val="04A0" w:firstRow="1" w:lastRow="0" w:firstColumn="1" w:lastColumn="0" w:noHBand="0" w:noVBand="1"/>
+        <w:tblStyle w:val="BCDataTable"/>
+        <w:tblW w:w="5000" w:type="pct"/>
+        <w:tblLook w:val="0460" w:firstRow="1" w:lastRow="1" w:firstColumn="0" w:lastColumn="0" w:noHBand="0" w:noVBand="1"/>
         <w:tblCaption w:val="Data Table Block"/>
+        <w:tblDescription w:val="Document lines. Column headers in the first row."/>
       </w:tblPr>
       <w:tblGrid>
         <w:gridCol w:w="810"/>
         <w:gridCol w:w="2340"/>
-        <w:gridCol w:w="1170"/>
+        <w:gridCol w:w="1169"/>
         <w:gridCol w:w="810"/>
         <w:gridCol w:w="1440"/>
         <w:gridCol w:w="1350"/>
-        <w:gridCol w:w="990"/>
-        <w:gridCol w:w="1584"/>
+        <w:gridCol w:w="991"/>
+        <w:gridCol w:w="1585"/>
       </w:tblGrid>
       <w:tr>
         <w:trPr>
           <w:cnfStyle w:val="100000000000" w:firstRow="1" w:lastRow="0" w:firstColumn="0" w:lastColumn="0" w:oddVBand="0" w:evenVBand="0" w:oddHBand="0" w:evenHBand="0" w:firstRowFirstColumn="0" w:firstRowLastColumn="0" w:lastRowFirstColumn="0" w:lastRowLastColumn="0"/>
+          <w:cantSplit/>
           <w:trHeight w:val="490"/>
+          <w:tblHeader/>
         </w:trPr>
         <w:tc>
           <w:tcPr>
             <w:cnfStyle w:val="001000000000" w:firstRow="0" w:lastRow="0" w:firstColumn="1" w:lastColumn="0" w:oddVBand="0" w:evenVBand="0" w:oddHBand="0" w:evenHBand="0" w:firstRowFirstColumn="0" w:firstRowLastColumn="0" w:lastRowFirstColumn="0" w:lastRowLastColumn="0"/>
-            <w:tcW w:w="810" w:type="dxa"/>
+            <w:tcW w:w="386" w:type="pct"/>
             <w:tcBorders>
-              <w:bottom w:val="single" w:color="auto" w:sz="4" w:space="0"/>
+              <w:bottom w:val="single" w:sz="4" w:space="0" w:color="auto"/>
             </w:tcBorders>
           </w:tcPr>
           <w:sdt>
             <w:sdtPr>
-              <w:rPr>
-                <w:rFonts w:ascii="Segoe UI Semibold" w:hAnsi="Segoe UI Semibold" w:cs="Segoe UI Semibold" w:eastAsiaTheme="minorHAnsi"/>
-                <w:sz w:val="22"/>
-                <w:szCs w:val="22"/>
-              </w:rPr>
+              <w:rPr/>
               <w:alias w:val="ItemNo_Line_Lbl"/>
               <w:tag w:val="#BC:InsertDataItem,DataItems/Header/Line/ItemNo_Line_Lbl"/>
               <w:id w:val="2050642905"/>
               <w:placeholder>
                 <w:docPart w:val="1E7B3B967AB947B4A7019F654B7C6754"/>
               </w:placeholder>
-              <w:dataBinding w:prefixMappings="xmlns:ns0='urn:microsoft-dynamics-nav/reports/Standard_Sales_Draft_Invoice/1303/'" w:xpath="/ns0:NavWordReportXmlPart[1]/ns0:Header[1]/ns0:Line[1]/ns0:ItemNo_Line_Lbl[1]" w:storeItemID="{00000000-0000-0000-0000-000000000000}"/>
+              <w:dataBinding w:prefixMappings="&lt;xmlns:ns0='urn:microsoft-dynamics-nav/reports/Standard_Sales_Draft_Invoice/1303/' " w:xpath="/ns0:NavWordReportXmlPart[1]/ns0:Header[1]/ns0:Line[1]/ns0:ItemNo_Line_Lbl[1]" w:storeItemID="{00000000-0000-0000-0000-000000000000}"/>
               <w15:color w:val="808080"/>
               <w:text/>
             </w:sdtPr>
-            <w:sdtEndPr/>
             <w:sdtContent>
               <w:p>
                 <w:pPr>
-                  <w:pStyle w:val="Heading2"/>
-                  <w:rPr>
-                    <w:rFonts w:ascii="Segoe UI Semibold" w:hAnsi="Segoe UI Semibold" w:cs="Segoe UI Semibold" w:eastAsiaTheme="minorHAnsi"/>
-                    <w:sz w:val="22"/>
-                    <w:szCs w:val="22"/>
-                  </w:rPr>
+                  <w:pStyle w:val="BCLabel"/>
                 </w:pPr>
                 <w:proofErr w:type="spellStart"/>
                 <w:r>
-                  <w:rPr>
-                    <w:rFonts w:ascii="Segoe UI Semibold" w:hAnsi="Segoe UI Semibold" w:cs="Segoe UI Semibold" w:eastAsiaTheme="minorHAnsi"/>
-                    <w:sz w:val="22"/>
-                    <w:szCs w:val="22"/>
-                  </w:rPr>
                   <w:t>ItemNo_Line_Lbl</w:t>
                 </w:r>
                 <w:proofErr w:type="spellEnd"/>
@@ -1439,47 +1326,32 @@
         </w:tc>
         <w:sdt>
           <w:sdtPr>
-            <w:rPr>
-              <w:rFonts w:ascii="Segoe UI Semibold" w:hAnsi="Segoe UI Semibold" w:cs="Segoe UI Semibold"/>
-              <w:sz w:val="22"/>
-              <w:szCs w:val="22"/>
-            </w:rPr>
+            <w:rPr/>
             <w:alias w:val="Description_Line_Lbl"/>
             <w:tag w:val="#BC:InsertDataItem,DataItems/Header/Line/Description_Line_Lbl"/>
             <w:id w:val="55748171"/>
             <w:placeholder>
               <w:docPart w:val="59D01981058543FFB6E103BEC6353875"/>
             </w:placeholder>
-            <w:dataBinding w:prefixMappings="xmlns:ns0='urn:microsoft-dynamics-nav/reports/Standard_Sales_Draft_Invoice/1303/'" w:xpath="/ns0:NavWordReportXmlPart[1]/ns0:Header[1]/ns0:Line[1]/ns0:Description_Line_Lbl[1]" w:storeItemID="{00000000-0000-0000-0000-000000000000}"/>
+            <w:dataBinding w:prefixMappings="&lt;xmlns:ns0='urn:microsoft-dynamics-nav/reports/Standard_Sales_Draft_Invoice/1303/' " w:xpath="/ns0:NavWordReportXmlPart[1]/ns0:Header[1]/ns0:Line[1]/ns0:Description_Line_Lbl[1]" w:storeItemID="{00000000-0000-0000-0000-000000000000}"/>
             <w15:color w:val="808080"/>
             <w:text/>
           </w:sdtPr>
-          <w:sdtEndPr/>
           <w:sdtContent>
             <w:tc>
               <w:tcPr>
-                <w:tcW w:w="2340" w:type="dxa"/>
+                <w:tcW w:w="1115" w:type="pct"/>
                 <w:tcBorders>
-                  <w:bottom w:val="single" w:color="auto" w:sz="4" w:space="0"/>
+                  <w:bottom w:val="single" w:sz="4" w:space="0" w:color="auto"/>
                 </w:tcBorders>
               </w:tcPr>
               <w:p>
                 <w:pPr>
-                  <w:pStyle w:val="Heading2"/>
+                  <w:pStyle w:val="BCLabel"/>
                   <w:cnfStyle w:val="100000000000" w:firstRow="1" w:lastRow="0" w:firstColumn="0" w:lastColumn="0" w:oddVBand="0" w:evenVBand="0" w:oddHBand="0" w:evenHBand="0" w:firstRowFirstColumn="0" w:firstRowLastColumn="0" w:lastRowFirstColumn="0" w:lastRowLastColumn="0"/>
-                  <w:rPr>
-                    <w:rFonts w:ascii="Segoe UI Semibold" w:hAnsi="Segoe UI Semibold" w:cs="Segoe UI Semibold"/>
-                    <w:sz w:val="22"/>
-                    <w:szCs w:val="22"/>
-                  </w:rPr>
                 </w:pPr>
                 <w:proofErr w:type="spellStart"/>
                 <w:r>
-                  <w:rPr>
-                    <w:rFonts w:ascii="Segoe UI Semibold" w:hAnsi="Segoe UI Semibold" w:cs="Segoe UI Semibold"/>
-                    <w:sz w:val="22"/>
-                    <w:szCs w:val="22"/>
-                  </w:rPr>
                   <w:t>Description_Line_Lbl</w:t>
                 </w:r>
                 <w:proofErr w:type="spellEnd"/>
@@ -1489,48 +1361,33 @@
         </w:sdt>
         <w:sdt>
           <w:sdtPr>
-            <w:rPr>
-              <w:rFonts w:ascii="Segoe UI Semibold" w:hAnsi="Segoe UI Semibold" w:cs="Segoe UI Semibold"/>
-              <w:sz w:val="22"/>
-              <w:szCs w:val="22"/>
-            </w:rPr>
+            <w:rPr/>
             <w:alias w:val="Quantity_Line_Lbl"/>
             <w:tag w:val="#BC:InsertDataItem,DataItems/Header/Line/Quantity_Line_Lbl"/>
             <w:id w:val="-278416351"/>
             <w:placeholder>
               <w:docPart w:val="897020F368BB49AF85DD6847EED43109"/>
             </w:placeholder>
-            <w:dataBinding w:prefixMappings="xmlns:ns0='urn:microsoft-dynamics-nav/reports/Standard_Sales_Draft_Invoice/1303/'" w:xpath="/ns0:NavWordReportXmlPart[1]/ns0:Header[1]/ns0:Line[1]/ns0:Quantity_Line_Lbl[1]" w:storeItemID="{00000000-0000-0000-0000-000000000000}"/>
+            <w:dataBinding w:prefixMappings="&lt;xmlns:ns0='urn:microsoft-dynamics-nav/reports/Standard_Sales_Draft_Invoice/1303/' " w:xpath="/ns0:NavWordReportXmlPart[1]/ns0:Header[1]/ns0:Line[1]/ns0:Quantity_Line_Lbl[1]" w:storeItemID="{00000000-0000-0000-0000-000000000000}"/>
             <w15:color w:val="808080"/>
             <w:text/>
           </w:sdtPr>
-          <w:sdtEndPr/>
           <w:sdtContent>
             <w:tc>
               <w:tcPr>
-                <w:tcW w:w="1170" w:type="dxa"/>
+                <w:tcW w:w="557" w:type="pct"/>
                 <w:tcBorders>
-                  <w:bottom w:val="single" w:color="auto" w:sz="4" w:space="0"/>
+                  <w:bottom w:val="single" w:sz="4" w:space="0" w:color="auto"/>
                 </w:tcBorders>
               </w:tcPr>
               <w:p>
                 <w:pPr>
-                  <w:pStyle w:val="Heading2"/>
+                  <w:pStyle w:val="BCLabelNumber"/>
                   <w:jc w:val="right"/>
                   <w:cnfStyle w:val="100000000000" w:firstRow="1" w:lastRow="0" w:firstColumn="0" w:lastColumn="0" w:oddVBand="0" w:evenVBand="0" w:oddHBand="0" w:evenHBand="0" w:firstRowFirstColumn="0" w:firstRowLastColumn="0" w:lastRowFirstColumn="0" w:lastRowLastColumn="0"/>
-                  <w:rPr>
-                    <w:rFonts w:ascii="Segoe UI Semibold" w:hAnsi="Segoe UI Semibold" w:cs="Segoe UI Semibold"/>
-                    <w:sz w:val="22"/>
-                    <w:szCs w:val="22"/>
-                  </w:rPr>
                 </w:pPr>
                 <w:proofErr w:type="spellStart"/>
                 <w:r>
-                  <w:rPr>
-                    <w:rFonts w:ascii="Segoe UI Semibold" w:hAnsi="Segoe UI Semibold" w:cs="Segoe UI Semibold"/>
-                    <w:sz w:val="22"/>
-                    <w:szCs w:val="22"/>
-                  </w:rPr>
                   <w:t>Quantity_Line_Lbl</w:t>
                 </w:r>
                 <w:proofErr w:type="spellEnd"/>
@@ -1540,47 +1397,32 @@
         </w:sdt>
         <w:sdt>
           <w:sdtPr>
-            <w:rPr>
-              <w:rFonts w:ascii="Segoe UI Semibold" w:hAnsi="Segoe UI Semibold" w:cs="Segoe UI Semibold"/>
-              <w:sz w:val="22"/>
-              <w:szCs w:val="22"/>
-            </w:rPr>
+            <w:rPr/>
             <w:alias w:val="Unit_Lbl"/>
             <w:tag w:val="#BC:InsertDataItem,DataItems/Header/Line/Unit_Lbl"/>
             <w:id w:val="1441568432"/>
             <w:placeholder>
               <w:docPart w:val="36269D46C5AC461F89D64877685730AE"/>
             </w:placeholder>
+            <w:dataBinding w:prefixMappings="&lt;xmlns:ns0='urn:microsoft-dynamics-nav/reports/Standard_Sales_Draft_Invoice/1303/' " w:xpath="/ns0:NavWordReportXmlPart[1]/ns0:Header[1]/ns0:Line[1]/ns0:Unit_Lbl[1]" w:storeItemID="{00000000-0000-0000-0000-000000000000}"/>
             <w15:color w:val="808080"/>
             <w:text/>
-            <w:dataBinding w:prefixMappings="xmlns:ns0='urn:microsoft-dynamics-nav/reports/Standard_Sales_Draft_Invoice/1303/'" w:xpath="/ns0:NavWordReportXmlPart[1]/ns0:Header[1]/ns0:Line[1]/ns0:Unit_Lbl[1]"/>
           </w:sdtPr>
-          <w:sdtEndPr/>
           <w:sdtContent>
             <w:tc>
               <w:tcPr>
-                <w:tcW w:w="810" w:type="dxa"/>
+                <w:tcW w:w="386" w:type="pct"/>
                 <w:tcBorders>
-                  <w:bottom w:val="single" w:color="auto" w:sz="4" w:space="0"/>
+                  <w:bottom w:val="single" w:sz="4" w:space="0" w:color="auto"/>
                 </w:tcBorders>
               </w:tcPr>
               <w:p>
                 <w:pPr>
-                  <w:pStyle w:val="Heading2"/>
+                  <w:pStyle w:val="BCLabel"/>
                   <w:cnfStyle w:val="100000000000" w:firstRow="1" w:lastRow="0" w:firstColumn="0" w:lastColumn="0" w:oddVBand="0" w:evenVBand="0" w:oddHBand="0" w:evenHBand="0" w:firstRowFirstColumn="0" w:firstRowLastColumn="0" w:lastRowFirstColumn="0" w:lastRowLastColumn="0"/>
-                  <w:rPr>
-                    <w:rFonts w:ascii="Segoe UI Semibold" w:hAnsi="Segoe UI Semibold" w:cs="Segoe UI Semibold"/>
-                    <w:sz w:val="22"/>
-                    <w:szCs w:val="22"/>
-                  </w:rPr>
                 </w:pPr>
                 <w:proofErr w:type="spellStart"/>
                 <w:r>
-                  <w:rPr>
-                    <w:rFonts w:ascii="Segoe UI Semibold" w:hAnsi="Segoe UI Semibold" w:cs="Segoe UI Semibold"/>
-                    <w:sz w:val="22"/>
-                    <w:szCs w:val="22"/>
-                  </w:rPr>
                   <w:t>Unit_Lbl</w:t>
                 </w:r>
                 <w:proofErr w:type="spellEnd"/>
@@ -1590,48 +1432,33 @@
         </w:sdt>
         <w:sdt>
           <w:sdtPr>
-            <w:rPr>
-              <w:rFonts w:ascii="Segoe UI Semibold" w:hAnsi="Segoe UI Semibold" w:cs="Segoe UI Semibold"/>
-              <w:sz w:val="22"/>
-              <w:szCs w:val="22"/>
-            </w:rPr>
+            <w:rPr/>
             <w:alias w:val="UnitPrice_Lbl"/>
             <w:tag w:val="#BC:InsertDataItem,DataItems/Header/Line/UnitPrice_Lbl"/>
             <w:id w:val="-1044597726"/>
             <w:placeholder>
               <w:docPart w:val="BC0D6038DA864171B3297A06E20D2A78"/>
             </w:placeholder>
-            <w:dataBinding w:prefixMappings="xmlns:ns0='urn:microsoft-dynamics-nav/reports/Standard_Sales_Draft_Invoice/1303/'" w:xpath="/ns0:NavWordReportXmlPart[1]/ns0:Header[1]/ns0:Line[1]/ns0:UnitPrice_Lbl[1]" w:storeItemID="{00000000-0000-0000-0000-000000000000}"/>
+            <w:dataBinding w:prefixMappings="&lt;xmlns:ns0='urn:microsoft-dynamics-nav/reports/Standard_Sales_Draft_Invoice/1303/' " w:xpath="/ns0:NavWordReportXmlPart[1]/ns0:Header[1]/ns0:Line[1]/ns0:UnitPrice_Lbl[1]" w:storeItemID="{00000000-0000-0000-0000-000000000000}"/>
             <w15:color w:val="808080"/>
             <w:text/>
           </w:sdtPr>
-          <w:sdtEndPr/>
           <w:sdtContent>
             <w:tc>
               <w:tcPr>
-                <w:tcW w:w="1440" w:type="dxa"/>
+                <w:tcW w:w="686" w:type="pct"/>
                 <w:tcBorders>
-                  <w:bottom w:val="single" w:color="auto" w:sz="4" w:space="0"/>
+                  <w:bottom w:val="single" w:sz="4" w:space="0" w:color="auto"/>
                 </w:tcBorders>
               </w:tcPr>
               <w:p>
                 <w:pPr>
-                  <w:pStyle w:val="Heading2"/>
+                  <w:pStyle w:val="BCLabelNumber"/>
                   <w:jc w:val="right"/>
                   <w:cnfStyle w:val="100000000000" w:firstRow="1" w:lastRow="0" w:firstColumn="0" w:lastColumn="0" w:oddVBand="0" w:evenVBand="0" w:oddHBand="0" w:evenHBand="0" w:firstRowFirstColumn="0" w:firstRowLastColumn="0" w:lastRowFirstColumn="0" w:lastRowLastColumn="0"/>
-                  <w:rPr>
-                    <w:rFonts w:ascii="Segoe UI Semibold" w:hAnsi="Segoe UI Semibold" w:cs="Segoe UI Semibold"/>
-                    <w:sz w:val="22"/>
-                    <w:szCs w:val="22"/>
-                  </w:rPr>
                 </w:pPr>
                 <w:proofErr w:type="spellStart"/>
                 <w:r>
-                  <w:rPr>
-                    <w:rFonts w:ascii="Segoe UI Semibold" w:hAnsi="Segoe UI Semibold" w:cs="Segoe UI Semibold"/>
-                    <w:sz w:val="22"/>
-                    <w:szCs w:val="22"/>
-                  </w:rPr>
                   <w:t>UnitPrice_Lbl</w:t>
                 </w:r>
                 <w:proofErr w:type="spellEnd"/>
@@ -1641,48 +1468,32 @@
         </w:sdt>
         <w:sdt>
           <w:sdtPr>
-            <w:rPr>
-              <w:rFonts w:ascii="Segoe UI Semibold" w:hAnsi="Segoe UI Semibold" w:cs="Segoe UI Semibold"/>
-              <w:sz w:val="22"/>
-              <w:szCs w:val="22"/>
-            </w:rPr>
+            <w:rPr/>
             <w:alias w:val="SalesInvoiceLineDiscount_Lbl"/>
             <w:tag w:val="#BC:InsertDataItem,DataItems/Header/SalesInvoiceLineDiscount_Lbl"/>
             <w:id w:val="-264690703"/>
             <w:placeholder>
               <w:docPart w:val="36269D46C5AC461F89D64877685730AE"/>
             </w:placeholder>
+            <w:dataBinding w:prefixMappings="&lt;xmlns:ns0='urn:microsoft-dynamics-nav/reports/Standard_Sales_Draft_Invoice/1303/' " w:xpath="/ns0:NavWordReportXmlPart[1]/ns0:Header[1]/ns0:SalesInvoiceLineDiscount_Lbl[1]" w:storeItemID="{00000000-0000-0000-0000-000000000000}"/>
             <w15:color w:val="808080"/>
             <w:text/>
-            <w:dataBinding w:prefixMappings="xmlns:ns0='urn:microsoft-dynamics-nav/reports/Standard_Sales_Draft_Invoice/1303/'" w:xpath="/ns0:NavWordReportXmlPart[1]/ns0:Header[1]/ns0:SalesInvoiceLineDiscount_Lbl[1]"/>
           </w:sdtPr>
-          <w:sdtEndPr/>
           <w:sdtContent>
             <w:tc>
               <w:tcPr>
-                <w:tcW w:w="1350" w:type="dxa"/>
+                <w:tcW w:w="643" w:type="pct"/>
                 <w:tcBorders>
-                  <w:bottom w:val="single" w:color="auto" w:sz="4" w:space="0"/>
+                  <w:bottom w:val="single" w:sz="4" w:space="0" w:color="auto"/>
                 </w:tcBorders>
               </w:tcPr>
               <w:p>
                 <w:pPr>
-                  <w:pStyle w:val="Heading2"/>
-                  <w:jc w:val="right"/>
+                  <w:pStyle w:val="BCLabel"/>
                   <w:cnfStyle w:val="100000000000" w:firstRow="1" w:lastRow="0" w:firstColumn="0" w:lastColumn="0" w:oddVBand="0" w:evenVBand="0" w:oddHBand="0" w:evenHBand="0" w:firstRowFirstColumn="0" w:firstRowLastColumn="0" w:lastRowFirstColumn="0" w:lastRowLastColumn="0"/>
-                  <w:rPr>
-                    <w:rFonts w:ascii="Segoe UI Semibold" w:hAnsi="Segoe UI Semibold" w:cs="Segoe UI Semibold"/>
-                    <w:sz w:val="22"/>
-                    <w:szCs w:val="22"/>
-                  </w:rPr>
                 </w:pPr>
                 <w:proofErr w:type="spellStart"/>
                 <w:r>
-                  <w:rPr>
-                    <w:rFonts w:ascii="Segoe UI Semibold" w:hAnsi="Segoe UI Semibold" w:cs="Segoe UI Semibold"/>
-                    <w:sz w:val="22"/>
-                    <w:szCs w:val="22"/>
-                  </w:rPr>
                   <w:t>SalesInvoiceLineDiscount_Lbl</w:t>
                 </w:r>
                 <w:proofErr w:type="spellEnd"/>
@@ -1692,48 +1503,33 @@
         </w:sdt>
         <w:sdt>
           <w:sdtPr>
-            <w:rPr>
-              <w:rFonts w:ascii="Segoe UI Semibold" w:hAnsi="Segoe UI Semibold" w:cs="Segoe UI Semibold"/>
-              <w:sz w:val="22"/>
-              <w:szCs w:val="22"/>
-            </w:rPr>
+            <w:rPr/>
             <w:alias w:val="VATPct_Line_Lbl"/>
             <w:tag w:val="#BC:InsertDataItem,DataItems/Header/Line/VATPct_Line_Lbl"/>
             <w:id w:val="682009838"/>
             <w:placeholder>
               <w:docPart w:val="BDAB2CCEB0D14B37BCD2E5290039724A"/>
             </w:placeholder>
+            <w:dataBinding w:prefixMappings="&lt;xmlns:ns0='urn:microsoft-dynamics-nav/reports/Standard_Sales_Draft_Invoice/1303/' " w:xpath="/ns0:NavWordReportXmlPart[1]/ns0:Header[1]/ns0:Line[1]/ns0:VATPct_Line_Lbl[1]" w:storeItemID="{00000000-0000-0000-0000-000000000000}"/>
             <w15:color w:val="808080"/>
             <w:text/>
-            <w:dataBinding w:prefixMappings="xmlns:ns0='urn:microsoft-dynamics-nav/reports/Standard_Sales_Draft_Invoice/1303/'" w:xpath="/ns0:NavWordReportXmlPart[1]/ns0:Header[1]/ns0:Line[1]/ns0:VATPct_Line_Lbl[1]"/>
           </w:sdtPr>
-          <w:sdtEndPr/>
           <w:sdtContent>
             <w:tc>
               <w:tcPr>
-                <w:tcW w:w="990" w:type="dxa"/>
+                <w:tcW w:w="472" w:type="pct"/>
                 <w:tcBorders>
-                  <w:bottom w:val="single" w:color="auto" w:sz="4" w:space="0"/>
+                  <w:bottom w:val="single" w:sz="4" w:space="0" w:color="auto"/>
                 </w:tcBorders>
               </w:tcPr>
               <w:p>
                 <w:pPr>
-                  <w:pStyle w:val="Heading2"/>
+                  <w:pStyle w:val="BCLabelNumber"/>
                   <w:jc w:val="right"/>
                   <w:cnfStyle w:val="100000000000" w:firstRow="1" w:lastRow="0" w:firstColumn="0" w:lastColumn="0" w:oddVBand="0" w:evenVBand="0" w:oddHBand="0" w:evenHBand="0" w:firstRowFirstColumn="0" w:firstRowLastColumn="0" w:lastRowFirstColumn="0" w:lastRowLastColumn="0"/>
-                  <w:rPr>
-                    <w:rFonts w:ascii="Segoe UI Semibold" w:hAnsi="Segoe UI Semibold" w:cs="Segoe UI Semibold"/>
-                    <w:sz w:val="22"/>
-                    <w:szCs w:val="22"/>
-                  </w:rPr>
                 </w:pPr>
                 <w:proofErr w:type="spellStart"/>
                 <w:r>
-                  <w:rPr>
-                    <w:rFonts w:ascii="Segoe UI Semibold" w:hAnsi="Segoe UI Semibold" w:cs="Segoe UI Semibold"/>
-                    <w:sz w:val="22"/>
-                    <w:szCs w:val="22"/>
-                  </w:rPr>
                   <w:t>VATPct_Line_Lbl</w:t>
                 </w:r>
                 <w:proofErr w:type="spellEnd"/>
@@ -1743,48 +1539,33 @@
         </w:sdt>
         <w:sdt>
           <w:sdtPr>
-            <w:rPr>
-              <w:rFonts w:ascii="Segoe UI Semibold" w:hAnsi="Segoe UI Semibold" w:cs="Segoe UI Semibold"/>
-              <w:sz w:val="22"/>
-              <w:szCs w:val="22"/>
-            </w:rPr>
+            <w:rPr/>
             <w:alias w:val="LineAmount_Line_Lbl"/>
             <w:tag w:val="#BC:InsertDataItem,DataItems/Header/Line/LineAmount_Line_Lbl"/>
             <w:id w:val="-812258216"/>
             <w:placeholder>
               <w:docPart w:val="12ED32BD6A35402293CE7C9CFD60907B"/>
             </w:placeholder>
-            <w:dataBinding w:prefixMappings="xmlns:ns0='urn:microsoft-dynamics-nav/reports/Standard_Sales_Draft_Invoice/1303/'" w:xpath="/ns0:NavWordReportXmlPart[1]/ns0:Header[1]/ns0:Line[1]/ns0:LineAmount_Line_Lbl[1]" w:storeItemID="{00000000-0000-0000-0000-000000000000}"/>
+            <w:dataBinding w:prefixMappings="&lt;xmlns:ns0='urn:microsoft-dynamics-nav/reports/Standard_Sales_Draft_Invoice/1303/' " w:xpath="/ns0:NavWordReportXmlPart[1]/ns0:Header[1]/ns0:Line[1]/ns0:LineAmount_Line_Lbl[1]" w:storeItemID="{00000000-0000-0000-0000-000000000000}"/>
             <w15:color w:val="808080"/>
             <w:text/>
           </w:sdtPr>
-          <w:sdtEndPr/>
           <w:sdtContent>
             <w:tc>
               <w:tcPr>
-                <w:tcW w:w="1584" w:type="dxa"/>
+                <w:tcW w:w="755" w:type="pct"/>
                 <w:tcBorders>
-                  <w:bottom w:val="single" w:color="auto" w:sz="4" w:space="0"/>
+                  <w:bottom w:val="single" w:sz="4" w:space="0" w:color="auto"/>
                 </w:tcBorders>
               </w:tcPr>
               <w:p>
                 <w:pPr>
-                  <w:pStyle w:val="Heading2"/>
+                  <w:pStyle w:val="BCLabelNumber"/>
                   <w:jc w:val="right"/>
                   <w:cnfStyle w:val="100000000000" w:firstRow="1" w:lastRow="0" w:firstColumn="0" w:lastColumn="0" w:oddVBand="0" w:evenVBand="0" w:oddHBand="0" w:evenHBand="0" w:firstRowFirstColumn="0" w:firstRowLastColumn="0" w:lastRowFirstColumn="0" w:lastRowLastColumn="0"/>
-                  <w:rPr>
-                    <w:rFonts w:ascii="Segoe UI Semibold" w:hAnsi="Segoe UI Semibold" w:cs="Segoe UI Semibold"/>
-                    <w:sz w:val="22"/>
-                    <w:szCs w:val="22"/>
-                  </w:rPr>
                 </w:pPr>
                 <w:proofErr w:type="spellStart"/>
                 <w:r>
-                  <w:rPr>
-                    <w:rFonts w:ascii="Segoe UI Semibold" w:hAnsi="Segoe UI Semibold" w:cs="Segoe UI Semibold"/>
-                    <w:sz w:val="22"/>
-                    <w:szCs w:val="22"/>
-                  </w:rPr>
                   <w:t>LineAmount_Line_Lbl</w:t>
                 </w:r>
                 <w:proofErr w:type="spellEnd"/>
@@ -1796,23 +1577,21 @@
       <w:tr>
         <w:trPr>
           <w:cnfStyle w:val="000000100000" w:firstRow="0" w:lastRow="0" w:firstColumn="0" w:lastColumn="0" w:oddVBand="0" w:evenVBand="0" w:oddHBand="1" w:evenHBand="0" w:firstRowFirstColumn="0" w:firstRowLastColumn="0" w:lastRowFirstColumn="0" w:lastRowLastColumn="0"/>
-          <w:trHeight w:val="245" w:hRule="exact"/>
+          <w:cantSplit/>
+          <w:trHeight w:hRule="atLeast" w:val="245"/>
         </w:trPr>
         <w:tc>
           <w:tcPr>
             <w:cnfStyle w:val="001000000000" w:firstRow="0" w:lastRow="0" w:firstColumn="1" w:lastColumn="0" w:oddVBand="0" w:evenVBand="0" w:oddHBand="0" w:evenHBand="0" w:firstRowFirstColumn="0" w:firstRowLastColumn="0" w:lastRowFirstColumn="0" w:lastRowLastColumn="0"/>
-            <w:tcW w:w="810" w:type="dxa"/>
+            <w:tcW w:w="386" w:type="pct"/>
             <w:tcBorders>
-              <w:top w:val="single" w:color="auto" w:sz="4" w:space="0"/>
+              <w:top w:val="single" w:sz="4" w:space="0" w:color="auto"/>
             </w:tcBorders>
           </w:tcPr>
           <w:p>
             <w:pPr>
+              <w:pStyle w:val="NoSpacing"/>
               <w:rPr>
-                <w:rFonts w:ascii="Segoe UI Semibold" w:hAnsi="Segoe UI Semibold" w:cs="Segoe UI Semibold"/>
-                <w:b/>
-                <w:sz w:val="22"/>
-                <w:szCs w:val="22"/>
                 <w:lang w:val="en-US" w:eastAsia="en-US"/>
               </w:rPr>
             </w:pPr>
@@ -1820,20 +1599,16 @@
         </w:tc>
         <w:tc>
           <w:tcPr>
-            <w:tcW w:w="2340" w:type="dxa"/>
+            <w:tcW w:w="1115" w:type="pct"/>
             <w:tcBorders>
-              <w:top w:val="single" w:color="auto" w:sz="4" w:space="0"/>
+              <w:top w:val="single" w:sz="4" w:space="0" w:color="auto"/>
             </w:tcBorders>
           </w:tcPr>
           <w:p>
             <w:pPr>
+              <w:pStyle w:val="NoSpacing"/>
               <w:cnfStyle w:val="000000100000" w:firstRow="0" w:lastRow="0" w:firstColumn="0" w:lastColumn="0" w:oddVBand="0" w:evenVBand="0" w:oddHBand="1" w:evenHBand="0" w:firstRowFirstColumn="0" w:firstRowLastColumn="0" w:lastRowFirstColumn="0" w:lastRowLastColumn="0"/>
               <w:rPr>
-                <w:rFonts w:ascii="Segoe UI Semibold" w:hAnsi="Segoe UI Semibold" w:cs="Segoe UI Semibold"/>
-                <w:b/>
-                <w:bCs/>
-                <w:sz w:val="22"/>
-                <w:szCs w:val="22"/>
                 <w:lang w:val="en-US" w:eastAsia="en-US"/>
               </w:rPr>
             </w:pPr>
@@ -1841,20 +1616,16 @@
         </w:tc>
         <w:tc>
           <w:tcPr>
-            <w:tcW w:w="1170" w:type="dxa"/>
+            <w:tcW w:w="557" w:type="pct"/>
             <w:tcBorders>
-              <w:top w:val="single" w:color="auto" w:sz="4" w:space="0"/>
+              <w:top w:val="single" w:sz="4" w:space="0" w:color="auto"/>
             </w:tcBorders>
           </w:tcPr>
           <w:p>
             <w:pPr>
+              <w:pStyle w:val="NoSpacing"/>
               <w:cnfStyle w:val="000000100000" w:firstRow="0" w:lastRow="0" w:firstColumn="0" w:lastColumn="0" w:oddVBand="0" w:evenVBand="0" w:oddHBand="1" w:evenHBand="0" w:firstRowFirstColumn="0" w:firstRowLastColumn="0" w:lastRowFirstColumn="0" w:lastRowLastColumn="0"/>
               <w:rPr>
-                <w:rFonts w:ascii="Segoe UI Semibold" w:hAnsi="Segoe UI Semibold" w:cs="Segoe UI Semibold"/>
-                <w:b/>
-                <w:bCs/>
-                <w:sz w:val="22"/>
-                <w:szCs w:val="22"/>
                 <w:lang w:val="en-US" w:eastAsia="en-US"/>
               </w:rPr>
             </w:pPr>
@@ -1862,20 +1633,16 @@
         </w:tc>
         <w:tc>
           <w:tcPr>
-            <w:tcW w:w="810" w:type="dxa"/>
+            <w:tcW w:w="386" w:type="pct"/>
             <w:tcBorders>
-              <w:top w:val="single" w:color="auto" w:sz="4" w:space="0"/>
+              <w:top w:val="single" w:sz="4" w:space="0" w:color="auto"/>
             </w:tcBorders>
           </w:tcPr>
           <w:p>
             <w:pPr>
+              <w:pStyle w:val="NoSpacing"/>
               <w:cnfStyle w:val="000000100000" w:firstRow="0" w:lastRow="0" w:firstColumn="0" w:lastColumn="0" w:oddVBand="0" w:evenVBand="0" w:oddHBand="1" w:evenHBand="0" w:firstRowFirstColumn="0" w:firstRowLastColumn="0" w:lastRowFirstColumn="0" w:lastRowLastColumn="0"/>
               <w:rPr>
-                <w:rFonts w:ascii="Segoe UI Semibold" w:hAnsi="Segoe UI Semibold" w:cs="Segoe UI Semibold"/>
-                <w:b/>
-                <w:bCs/>
-                <w:sz w:val="22"/>
-                <w:szCs w:val="22"/>
                 <w:lang w:val="en-US" w:eastAsia="en-US"/>
               </w:rPr>
             </w:pPr>
@@ -1883,20 +1650,16 @@
         </w:tc>
         <w:tc>
           <w:tcPr>
-            <w:tcW w:w="1440" w:type="dxa"/>
+            <w:tcW w:w="686" w:type="pct"/>
             <w:tcBorders>
-              <w:top w:val="single" w:color="auto" w:sz="4" w:space="0"/>
+              <w:top w:val="single" w:sz="4" w:space="0" w:color="auto"/>
             </w:tcBorders>
           </w:tcPr>
           <w:p>
             <w:pPr>
+              <w:pStyle w:val="NoSpacing"/>
               <w:cnfStyle w:val="000000100000" w:firstRow="0" w:lastRow="0" w:firstColumn="0" w:lastColumn="0" w:oddVBand="0" w:evenVBand="0" w:oddHBand="1" w:evenHBand="0" w:firstRowFirstColumn="0" w:firstRowLastColumn="0" w:lastRowFirstColumn="0" w:lastRowLastColumn="0"/>
               <w:rPr>
-                <w:rFonts w:ascii="Segoe UI Semibold" w:hAnsi="Segoe UI Semibold" w:cs="Segoe UI Semibold"/>
-                <w:b/>
-                <w:bCs/>
-                <w:sz w:val="22"/>
-                <w:szCs w:val="22"/>
                 <w:lang w:val="en-US" w:eastAsia="en-US"/>
               </w:rPr>
             </w:pPr>
@@ -1904,21 +1667,17 @@
         </w:tc>
         <w:tc>
           <w:tcPr>
-            <w:tcW w:w="1350" w:type="dxa"/>
+            <w:tcW w:w="643" w:type="pct"/>
             <w:tcBorders>
-              <w:top w:val="single" w:color="auto" w:sz="4" w:space="0"/>
+              <w:top w:val="single" w:sz="4" w:space="0" w:color="auto"/>
             </w:tcBorders>
           </w:tcPr>
           <w:p>
             <w:pPr>
+              <w:pStyle w:val="BCNumber"/>
               <w:jc w:val="right"/>
               <w:cnfStyle w:val="000000100000" w:firstRow="0" w:lastRow="0" w:firstColumn="0" w:lastColumn="0" w:oddVBand="0" w:evenVBand="0" w:oddHBand="1" w:evenHBand="0" w:firstRowFirstColumn="0" w:firstRowLastColumn="0" w:lastRowFirstColumn="0" w:lastRowLastColumn="0"/>
               <w:rPr>
-                <w:rFonts w:ascii="Segoe UI Semibold" w:hAnsi="Segoe UI Semibold" w:cs="Segoe UI Semibold"/>
-                <w:b/>
-                <w:bCs/>
-                <w:sz w:val="22"/>
-                <w:szCs w:val="22"/>
                 <w:lang w:val="en-US" w:eastAsia="en-US"/>
               </w:rPr>
             </w:pPr>
@@ -1926,21 +1685,17 @@
         </w:tc>
         <w:tc>
           <w:tcPr>
-            <w:tcW w:w="990" w:type="dxa"/>
+            <w:tcW w:w="472" w:type="pct"/>
             <w:tcBorders>
-              <w:top w:val="single" w:color="auto" w:sz="4" w:space="0"/>
+              <w:top w:val="single" w:sz="4" w:space="0" w:color="auto"/>
             </w:tcBorders>
           </w:tcPr>
           <w:p>
             <w:pPr>
+              <w:pStyle w:val="BCNumber"/>
               <w:jc w:val="right"/>
               <w:cnfStyle w:val="000000100000" w:firstRow="0" w:lastRow="0" w:firstColumn="0" w:lastColumn="0" w:oddVBand="0" w:evenVBand="0" w:oddHBand="1" w:evenHBand="0" w:firstRowFirstColumn="0" w:firstRowLastColumn="0" w:lastRowFirstColumn="0" w:lastRowLastColumn="0"/>
               <w:rPr>
-                <w:rFonts w:ascii="Segoe UI Semibold" w:hAnsi="Segoe UI Semibold" w:cs="Segoe UI Semibold"/>
-                <w:b/>
-                <w:bCs/>
-                <w:sz w:val="22"/>
-                <w:szCs w:val="22"/>
                 <w:lang w:val="en-US" w:eastAsia="en-US"/>
               </w:rPr>
             </w:pPr>
@@ -1948,21 +1703,17 @@
         </w:tc>
         <w:tc>
           <w:tcPr>
-            <w:tcW w:w="1584" w:type="dxa"/>
+            <w:tcW w:w="755" w:type="pct"/>
             <w:tcBorders>
-              <w:top w:val="single" w:color="auto" w:sz="4" w:space="0"/>
+              <w:top w:val="single" w:sz="4" w:space="0" w:color="auto"/>
             </w:tcBorders>
           </w:tcPr>
           <w:p>
             <w:pPr>
+              <w:pStyle w:val="BCNumber"/>
               <w:jc w:val="right"/>
               <w:cnfStyle w:val="000000100000" w:firstRow="0" w:lastRow="0" w:firstColumn="0" w:lastColumn="0" w:oddVBand="0" w:evenVBand="0" w:oddHBand="1" w:evenHBand="0" w:firstRowFirstColumn="0" w:firstRowLastColumn="0" w:lastRowFirstColumn="0" w:lastRowLastColumn="0"/>
               <w:rPr>
-                <w:rFonts w:ascii="Segoe UI Semibold" w:hAnsi="Segoe UI Semibold" w:cs="Segoe UI Semibold"/>
-                <w:b/>
-                <w:bCs/>
-                <w:sz w:val="22"/>
-                <w:szCs w:val="22"/>
                 <w:lang w:val="en-US" w:eastAsia="en-US"/>
               </w:rPr>
             </w:pPr>
@@ -1972,13 +1723,7 @@
       <w:sdt>
         <w:sdtPr>
           <w:rPr>
-            <w:rFonts w:cs="Arial" w:asciiTheme="minorHAnsi" w:hAnsiTheme="minorHAnsi" w:eastAsiaTheme="minorEastAsia"/>
-            <w:bCs w:val="0"/>
-            <w:kern w:val="2"/>
-            <w:sz w:val="22"/>
-            <w:szCs w:val="22"/>
             <w:lang w:val="en-US" w:eastAsia="en-US"/>
-            <w14:ligatures w14:val="standardContextual"/>
           </w:rPr>
           <w:alias w:val="Repeater: Line"/>
           <w:tag w:val="#BC:InsertRepeater,DataItems/Header/Line"/>
@@ -1986,495 +1731,395 @@
           <w:placeholder>
             <w:docPart w:val="C4762BB580B94A36882AD6AA10961BDD"/>
           </w:placeholder>
+          <w15:dataBinding w:prefixMappings="&lt;xmlns:ns0='urn:microsoft-dynamics-nav/reports/Standard_Sales_Draft_Invoice/1303/' " w:xpath="/ns0:NavWordReportXmlPart[1]/ns0:Header[1]/ns0:Line" w:storeItemID="{00000000-0000-0000-0000-000000000000}"/>
           <w15:color w:val="808080"/>
+          <w15:repeatingSection/>
         </w:sdtPr>
         <w:sdtEndPr>
           <w:rPr>
-            <w:rFonts w:cstheme="minorBidi"/>
             <w:lang w:val="en-DK" w:eastAsia="en-DK"/>
           </w:rPr>
         </w:sdtEndPr>
         <w:sdtContent>
-          <w:tr>
-            <w:trPr>
-              <w:cnfStyle w:val="000000010000" w:firstRow="0" w:lastRow="0" w:firstColumn="0" w:lastColumn="0" w:oddVBand="0" w:evenVBand="0" w:oddHBand="0" w:evenHBand="1" w:firstRowFirstColumn="0" w:firstRowLastColumn="0" w:lastRowFirstColumn="0" w:lastRowLastColumn="0"/>
-              <w:trHeight w:val="490"/>
-            </w:trPr>
-            <w:sdt>
-              <w:sdtPr>
-                <w:rPr>
-                  <w:rFonts w:cs="Arial" w:asciiTheme="minorHAnsi" w:hAnsiTheme="minorHAnsi" w:eastAsiaTheme="minorEastAsia"/>
-                  <w:bCs w:val="0"/>
-                  <w:kern w:val="2"/>
-                  <w:sz w:val="22"/>
-                  <w:szCs w:val="22"/>
-                  <w:lang w:val="en-US" w:eastAsia="en-US"/>
-                  <w14:ligatures w14:val="standardContextual"/>
-                </w:rPr>
-                <w:alias w:val="ItemNo_Line"/>
-                <w:tag w:val="#BC:InsertDataItem,DataItems/Header/Line/ItemNo_Line"/>
-                <w:id w:val="1767953054"/>
-                <w:placeholder>
-                  <w:docPart w:val="E0D6B0F0C2FB458789F1C695C462F841"/>
-                </w:placeholder>
-                <w:dataBinding w:prefixMappings="xmlns:ns0='urn:microsoft-dynamics-nav/reports/Standard_Sales_Draft_Invoice/1303/'" w:xpath="/ns0:NavWordReportXmlPart[1]/ns0:Header[1]/ns0:Line[1]/ns0:ItemNo_Line[1]" w:storeItemID="{00000000-0000-0000-0000-000000000000}"/>
-                <w15:color w:val="808080"/>
-                <w:text/>
-              </w:sdtPr>
-              <w:sdtEndPr>
-                <w:rPr>
-                  <w:rFonts w:ascii="Segoe UI" w:hAnsi="Segoe UI" w:eastAsia="Aptos"/>
-                  <w:kern w:val="0"/>
-                  <w14:ligatures w14:val="none"/>
-                </w:rPr>
-              </w:sdtEndPr>
-              <w:sdtContent>
-                <w:tc>
-                  <w:tcPr>
-                    <w:cnfStyle w:val="001000000000" w:firstRow="0" w:lastRow="0" w:firstColumn="1" w:lastColumn="0" w:oddVBand="0" w:evenVBand="0" w:oddHBand="0" w:evenHBand="0" w:firstRowFirstColumn="0" w:firstRowLastColumn="0" w:lastRowFirstColumn="0" w:lastRowLastColumn="0"/>
-                    <w:tcW w:w="810" w:type="dxa"/>
-                    <w:vAlign w:val="center"/>
-                  </w:tcPr>
-                  <w:p>
-                    <w:pPr>
-                      <w:rPr>
-                        <w:rFonts w:cs="Arial" w:asciiTheme="minorHAnsi" w:hAnsiTheme="minorHAnsi"/>
-                        <w:sz w:val="22"/>
-                        <w:szCs w:val="22"/>
-                        <w:lang w:val="en-US" w:eastAsia="en-US"/>
-                      </w:rPr>
-                    </w:pPr>
-                    <w:proofErr w:type="spellStart"/>
-                    <w:r>
-                      <w:rPr>
-                        <w:rFonts w:cs="Arial" w:asciiTheme="minorHAnsi" w:hAnsiTheme="minorHAnsi"/>
-                        <w:sz w:val="22"/>
-                        <w:szCs w:val="22"/>
-                        <w:lang w:val="en-US" w:eastAsia="en-US"/>
-                      </w:rPr>
-                      <w:t>ItemNo_Line</w:t>
-                    </w:r>
-                    <w:proofErr w:type="spellEnd"/>
-                  </w:p>
-                </w:tc>
-              </w:sdtContent>
-            </w:sdt>
-            <w:sdt>
-              <w:sdtPr>
-                <w:rPr>
-                  <w:rFonts w:cs="Arial"/>
-                  <w:sz w:val="22"/>
-                  <w:szCs w:val="22"/>
-                  <w:lang w:eastAsia="en-US"/>
-                </w:rPr>
-                <w:alias w:val="Description_Line"/>
-                <w:tag w:val="#BC:InsertDataItem,DataItems/Header/Line/Description_Line"/>
-                <w:id w:val="1393535743"/>
-                <w:placeholder>
-                  <w:docPart w:val="E5DC7E0ED1D74CAE83681A3449134864"/>
-                </w:placeholder>
-                <w:dataBinding w:prefixMappings="xmlns:ns0='urn:microsoft-dynamics-nav/reports/Standard_Sales_Draft_Invoice/1303/'" w:xpath="/ns0:NavWordReportXmlPart[1]/ns0:Header[1]/ns0:Line[1]/ns0:Description_Line[1]" w:storeItemID="{00000000-0000-0000-0000-000000000000}"/>
-                <w15:color w:val="808080"/>
-                <w:text/>
-              </w:sdtPr>
-              <w:sdtEndPr/>
-              <w:sdtContent>
-                <w:tc>
-                  <w:tcPr>
-                    <w:tcW w:w="2340" w:type="dxa"/>
-                    <w:vAlign w:val="center"/>
-                  </w:tcPr>
-                  <w:p>
-                    <w:pPr>
-                      <w:cnfStyle w:val="000000010000" w:firstRow="0" w:lastRow="0" w:firstColumn="0" w:lastColumn="0" w:oddVBand="0" w:evenVBand="0" w:oddHBand="0" w:evenHBand="1" w:firstRowFirstColumn="0" w:firstRowLastColumn="0" w:lastRowFirstColumn="0" w:lastRowLastColumn="0"/>
-                      <w:rPr>
-                        <w:rFonts w:cs="Arial" w:asciiTheme="minorHAnsi" w:hAnsiTheme="minorHAnsi"/>
-                        <w:sz w:val="22"/>
-                        <w:szCs w:val="22"/>
-                        <w:lang w:eastAsia="en-US"/>
-                      </w:rPr>
-                    </w:pPr>
-                    <w:proofErr w:type="spellStart"/>
-                    <w:r>
-                      <w:rPr>
-                        <w:rFonts w:cs="Arial" w:asciiTheme="minorHAnsi" w:hAnsiTheme="minorHAnsi"/>
-                        <w:sz w:val="22"/>
-                        <w:szCs w:val="22"/>
-                        <w:lang w:eastAsia="en-US"/>
-                      </w:rPr>
-                      <w:t>Description_Line</w:t>
-                    </w:r>
-                    <w:proofErr w:type="spellEnd"/>
-                  </w:p>
-                </w:tc>
-              </w:sdtContent>
-            </w:sdt>
-            <w:sdt>
-              <w:sdtPr>
-                <w:rPr>
-                  <w:rFonts w:cs="Arial"/>
-                  <w:sz w:val="22"/>
-                  <w:szCs w:val="22"/>
-                  <w:lang w:val="en-US" w:eastAsia="en-US"/>
-                </w:rPr>
-                <w:alias w:val="Quantity_Line"/>
-                <w:tag w:val="#BC:InsertDataItem,DataItems/Header/Line/Quantity_Line"/>
-                <w:id w:val="1672756728"/>
-                <w:placeholder>
-                  <w:docPart w:val="8FCCA87F0BC04C68AF96E219D49806EC"/>
-                </w:placeholder>
-                <w:dataBinding w:prefixMappings="xmlns:ns0='urn:microsoft-dynamics-nav/reports/Standard_Sales_Draft_Invoice/1303/'" w:xpath="/ns0:NavWordReportXmlPart[1]/ns0:Header[1]/ns0:Line[1]/ns0:Quantity_Line[1]" w:storeItemID="{00000000-0000-0000-0000-000000000000}"/>
-                <w15:color w:val="808080"/>
-                <w:text/>
-              </w:sdtPr>
-              <w:sdtEndPr/>
-              <w:sdtContent>
-                <w:tc>
-                  <w:tcPr>
-                    <w:tcW w:w="1170" w:type="dxa"/>
-                    <w:vAlign w:val="center"/>
-                  </w:tcPr>
-                  <w:p>
-                    <w:pPr>
-                      <w:jc w:val="right"/>
-                      <w:cnfStyle w:val="000000010000" w:firstRow="0" w:lastRow="0" w:firstColumn="0" w:lastColumn="0" w:oddVBand="0" w:evenVBand="0" w:oddHBand="0" w:evenHBand="1" w:firstRowFirstColumn="0" w:firstRowLastColumn="0" w:lastRowFirstColumn="0" w:lastRowLastColumn="0"/>
-                      <w:rPr>
-                        <w:rFonts w:cs="Arial" w:asciiTheme="minorHAnsi" w:hAnsiTheme="minorHAnsi"/>
-                        <w:sz w:val="22"/>
-                        <w:szCs w:val="22"/>
-                        <w:lang w:val="en-US" w:eastAsia="en-US"/>
-                      </w:rPr>
-                    </w:pPr>
-                    <w:proofErr w:type="spellStart"/>
-                    <w:r>
-                      <w:rPr>
-                        <w:rFonts w:cs="Arial" w:asciiTheme="minorHAnsi" w:hAnsiTheme="minorHAnsi"/>
-                        <w:sz w:val="22"/>
-                        <w:szCs w:val="22"/>
-                        <w:lang w:val="en-US" w:eastAsia="en-US"/>
-                      </w:rPr>
-                      <w:t>Quantity_Line</w:t>
-                    </w:r>
-                    <w:proofErr w:type="spellEnd"/>
-                  </w:p>
-                </w:tc>
-              </w:sdtContent>
-            </w:sdt>
-            <w:sdt>
-              <w:sdtPr>
-                <w:rPr>
-                  <w:sz w:val="22"/>
-                  <w:szCs w:val="22"/>
-                </w:rPr>
-                <w:alias w:val="UnitOfMeasure"/>
-                <w:tag w:val="#BC:InsertDataItem,DataItems/Header/Line/UnitOfMeasure"/>
-                <w:id w:val="-2053294236"/>
-                <w:placeholder>
-                  <w:docPart w:val="4BCB67A0283D40B8A456BBD4E80B51A0"/>
-                </w:placeholder>
-                <w15:color w:val="808080"/>
-                <w:text/>
-                <w:dataBinding w:prefixMappings="xmlns:ns0='urn:microsoft-dynamics-nav/reports/Standard_Sales_Draft_Invoice/1303/'" w:xpath="/ns0:NavWordReportXmlPart[1]/ns0:Header[1]/ns0:Line[1]/ns0:UnitOfMeasure[1]"/>
-              </w:sdtPr>
-              <w:sdtEndPr/>
-              <w:sdtContent>
-                <w:tc>
-                  <w:tcPr>
-                    <w:tcW w:w="810" w:type="dxa"/>
-                    <w:vAlign w:val="center"/>
-                  </w:tcPr>
-                  <w:p>
-                    <w:pPr>
-                      <w:cnfStyle w:val="000000010000" w:firstRow="0" w:lastRow="0" w:firstColumn="0" w:lastColumn="0" w:oddVBand="0" w:evenVBand="0" w:oddHBand="0" w:evenHBand="1" w:firstRowFirstColumn="0" w:firstRowLastColumn="0" w:lastRowFirstColumn="0" w:lastRowLastColumn="0"/>
-                      <w:rPr>
-                        <w:rFonts w:asciiTheme="minorHAnsi" w:hAnsiTheme="minorHAnsi"/>
-                        <w:sz w:val="22"/>
-                        <w:szCs w:val="22"/>
-                      </w:rPr>
-                    </w:pPr>
-                    <w:proofErr w:type="spellStart"/>
-                    <w:r>
-                      <w:rPr>
-                        <w:rFonts w:asciiTheme="minorHAnsi" w:hAnsiTheme="minorHAnsi"/>
-                        <w:sz w:val="22"/>
-                        <w:szCs w:val="22"/>
-                      </w:rPr>
-                      <w:t>UnitOfMeasure</w:t>
-                    </w:r>
-                    <w:proofErr w:type="spellEnd"/>
-                  </w:p>
-                </w:tc>
-              </w:sdtContent>
-            </w:sdt>
-            <w:tc>
-              <w:tcPr>
-                <w:tcW w:w="1440" w:type="dxa"/>
-                <w:vAlign w:val="center"/>
-              </w:tcPr>
-              <w:p>
-                <w:pPr>
-                  <w:jc w:val="right"/>
+          <w:sdt>
+            <w:sdtPr>
+              <w:rPr>
+                <w:lang w:val="en-US" w:eastAsia="en-US"/>
+              </w:rPr>
+              <w:id w:val="485980310"/>
+              <w15:color w:val="808080"/>
+              <w15:repeatingSectionItem/>
+            </w:sdtPr>
+            <w:sdtEndPr>
+              <w:rPr>
+                <w:lang w:val="en-DK" w:eastAsia="en-DK"/>
+              </w:rPr>
+            </w:sdtEndPr>
+            <w:sdtContent>
+              <w:tr>
+                <w:trPr>
                   <w:cnfStyle w:val="000000010000" w:firstRow="0" w:lastRow="0" w:firstColumn="0" w:lastColumn="0" w:oddVBand="0" w:evenVBand="0" w:oddHBand="0" w:evenHBand="1" w:firstRowFirstColumn="0" w:firstRowLastColumn="0" w:lastRowFirstColumn="0" w:lastRowLastColumn="0"/>
-                  <w:rPr>
-                    <w:rFonts w:cs="Arial" w:asciiTheme="minorHAnsi" w:hAnsiTheme="minorHAnsi"/>
-                    <w:sz w:val="22"/>
-                    <w:szCs w:val="22"/>
-                    <w:lang w:val="en-US" w:eastAsia="en-US"/>
-                  </w:rPr>
-                </w:pPr>
+                  <w:cantSplit/>
+                  <w:trHeight w:val="490"/>
+                </w:trPr>
                 <w:sdt>
                   <w:sdtPr>
                     <w:rPr>
-                      <w:sz w:val="22"/>
-                      <w:szCs w:val="22"/>
+                      <w:lang w:val="en-US" w:eastAsia="en-US"/>
                     </w:rPr>
-                    <w:alias w:val="UnitPrice"/>
-                    <w:tag w:val="#BC:InsertDataItem,DataItems/Header/Line/UnitPrice"/>
-                    <w:id w:val="-1253814634"/>
+                    <w:alias w:val="ItemNo_Line"/>
+                    <w:tag w:val="#BC:InsertDataItem,DataItems/Header/Line/ItemNo_Line"/>
+                    <w:id w:val="1767953054"/>
                     <w:placeholder>
-                      <w:docPart w:val="EB34AC2AAFBA456DA9D259856E25F489"/>
+                      <w:docPart w:val="E0D6B0F0C2FB458789F1C695C462F841"/>
                     </w:placeholder>
-                    <w:dataBinding w:prefixMappings="xmlns:ns0='urn:microsoft-dynamics-nav/reports/Standard_Sales_Draft_Invoice/1303/'" w:xpath="/ns0:NavWordReportXmlPart[1]/ns0:Header[1]/ns0:Line[1]/ns0:UnitPrice[1]" w:storeItemID="{00000000-0000-0000-0000-000000000000}"/>
+                    <w:dataBinding w:prefixMappings="&lt;xmlns:ns0='urn:microsoft-dynamics-nav/reports/Standard_Sales_Draft_Invoice/1303/' " w:xpath="/ns0:NavWordReportXmlPart[1]/ns0:Header[1]/ns0:Line[1]/ns0:ItemNo_Line[1]" w:storeItemID="{00000000-0000-0000-0000-000000000000}"/>
                     <w15:color w:val="808080"/>
                     <w:text/>
                   </w:sdtPr>
                   <w:sdtEndPr/>
                   <w:sdtContent>
-                    <w:proofErr w:type="spellStart"/>
-                    <w:r>
-                      <w:rPr>
-                        <w:rFonts w:asciiTheme="minorHAnsi" w:hAnsiTheme="minorHAnsi"/>
-                        <w:sz w:val="22"/>
-                        <w:szCs w:val="22"/>
-                      </w:rPr>
-                      <w:t>UnitPrice</w:t>
-                    </w:r>
-                    <w:proofErr w:type="spellEnd"/>
+                    <w:tc>
+                      <w:tcPr>
+                        <w:cnfStyle w:val="001000000000" w:firstRow="0" w:lastRow="0" w:firstColumn="1" w:lastColumn="0" w:oddVBand="0" w:evenVBand="0" w:oddHBand="0" w:evenHBand="0" w:firstRowFirstColumn="0" w:firstRowLastColumn="0" w:lastRowFirstColumn="0" w:lastRowLastColumn="0"/>
+                        <w:tcW w:w="386" w:type="pct"/>
+                        <w:vAlign w:val="center"/>
+                      </w:tcPr>
+                      <w:p>
+                        <w:pPr>
+                          <w:pStyle w:val="NoSpacing"/>
+                          <w:rPr>
+                            <w:lang w:val="en-US" w:eastAsia="en-US"/>
+                          </w:rPr>
+                        </w:pPr>
+                        <w:proofErr w:type="spellStart"/>
+                        <w:r>
+                          <w:rPr>
+                            <w:lang w:val="en-US" w:eastAsia="en-US"/>
+                          </w:rPr>
+                          <w:t>ItemNo_Line</w:t>
+                        </w:r>
+                        <w:proofErr w:type="spellEnd"/>
+                      </w:p>
+                    </w:tc>
                   </w:sdtContent>
                 </w:sdt>
-              </w:p>
-            </w:tc>
-            <w:sdt>
-              <w:sdtPr>
-                <w:rPr>
-                  <w:sz w:val="22"/>
-                  <w:szCs w:val="22"/>
-                </w:rPr>
-                <w:alias w:val="LineDiscountPercentText_Line"/>
-                <w:tag w:val="#BC:InsertDataItem,DataItems/Header/Line/LineDiscountPercentText_Line"/>
-                <w:id w:val="415913873"/>
-                <w:placeholder>
-                  <w:docPart w:val="17AEE1B3358041D58DC4507972C1C2BC"/>
-                </w:placeholder>
-                <w15:color w:val="808080"/>
-                <w:text/>
-                <w:dataBinding w:prefixMappings="xmlns:ns0='urn:microsoft-dynamics-nav/reports/Standard_Sales_Draft_Invoice/1303/'" w:xpath="/ns0:NavWordReportXmlPart[1]/ns0:Header[1]/ns0:Line[1]/ns0:LineDiscountPercentText_Line[1]"/>
-              </w:sdtPr>
-              <w:sdtEndPr/>
-              <w:sdtContent>
+                <w:sdt>
+                  <w:sdtPr>
+                    <w:rPr>
+                      <w:lang w:eastAsia="en-US"/>
+                    </w:rPr>
+                    <w:alias w:val="Description_Line"/>
+                    <w:tag w:val="#BC:InsertDataItem,DataItems/Header/Line/Description_Line"/>
+                    <w:id w:val="1393535743"/>
+                    <w:placeholder>
+                      <w:docPart w:val="E5DC7E0ED1D74CAE83681A3449134864"/>
+                    </w:placeholder>
+                    <w:dataBinding w:prefixMappings="&lt;xmlns:ns0='urn:microsoft-dynamics-nav/reports/Standard_Sales_Draft_Invoice/1303/' " w:xpath="/ns0:NavWordReportXmlPart[1]/ns0:Header[1]/ns0:Line[1]/ns0:Description_Line[1]" w:storeItemID="{00000000-0000-0000-0000-000000000000}"/>
+                    <w15:color w:val="808080"/>
+                    <w:text/>
+                  </w:sdtPr>
+                  <w:sdtContent>
+                    <w:tc>
+                      <w:tcPr>
+                        <w:tcW w:w="1115" w:type="pct"/>
+                        <w:vAlign w:val="center"/>
+                      </w:tcPr>
+                      <w:p>
+                        <w:pPr>
+                          <w:pStyle w:val="NoSpacing"/>
+                          <w:cnfStyle w:val="000000010000" w:firstRow="0" w:lastRow="0" w:firstColumn="0" w:lastColumn="0" w:oddVBand="0" w:evenVBand="0" w:oddHBand="0" w:evenHBand="1" w:firstRowFirstColumn="0" w:firstRowLastColumn="0" w:lastRowFirstColumn="0" w:lastRowLastColumn="0"/>
+                          <w:rPr>
+                            <w:lang w:eastAsia="en-US"/>
+                          </w:rPr>
+                        </w:pPr>
+                        <w:proofErr w:type="spellStart"/>
+                        <w:r>
+                          <w:rPr>
+                            <w:lang w:eastAsia="en-US"/>
+                          </w:rPr>
+                          <w:t>Description_Line</w:t>
+                        </w:r>
+                        <w:proofErr w:type="spellEnd"/>
+                      </w:p>
+                    </w:tc>
+                  </w:sdtContent>
+                </w:sdt>
+                <w:sdt>
+                  <w:sdtPr>
+                    <w:rPr>
+                      <w:lang w:val="en-US" w:eastAsia="en-US"/>
+                    </w:rPr>
+                    <w:alias w:val="Quantity_Line"/>
+                    <w:tag w:val="#BC:InsertDataItem,DataItems/Header/Line/Quantity_Line"/>
+                    <w:id w:val="1672756728"/>
+                    <w:placeholder>
+                      <w:docPart w:val="8FCCA87F0BC04C68AF96E219D49806EC"/>
+                    </w:placeholder>
+                    <w:dataBinding w:prefixMappings="&lt;xmlns:ns0='urn:microsoft-dynamics-nav/reports/Standard_Sales_Draft_Invoice/1303/' " w:xpath="/ns0:NavWordReportXmlPart[1]/ns0:Header[1]/ns0:Line[1]/ns0:Quantity_Line[1]" w:storeItemID="{00000000-0000-0000-0000-000000000000}"/>
+                    <w15:color w:val="808080"/>
+                    <w:text/>
+                  </w:sdtPr>
+                  <w:sdtContent>
+                    <w:tc>
+                      <w:tcPr>
+                        <w:tcW w:w="557" w:type="pct"/>
+                        <w:vAlign w:val="center"/>
+                      </w:tcPr>
+                      <w:p>
+                        <w:pPr>
+                          <w:pStyle w:val="BCNumber"/>
+                          <w:jc w:val="right"/>
+                          <w:cnfStyle w:val="000000010000" w:firstRow="0" w:lastRow="0" w:firstColumn="0" w:lastColumn="0" w:oddVBand="0" w:evenVBand="0" w:oddHBand="0" w:evenHBand="1" w:firstRowFirstColumn="0" w:firstRowLastColumn="0" w:lastRowFirstColumn="0" w:lastRowLastColumn="0"/>
+                          <w:rPr>
+                            <w:lang w:val="en-US" w:eastAsia="en-US"/>
+                          </w:rPr>
+                        </w:pPr>
+                        <w:proofErr w:type="spellStart"/>
+                        <w:r>
+                          <w:rPr>
+                            <w:lang w:val="en-US" w:eastAsia="en-US"/>
+                          </w:rPr>
+                          <w:t>Quantity_Line</w:t>
+                        </w:r>
+                        <w:proofErr w:type="spellEnd"/>
+                      </w:p>
+                    </w:tc>
+                  </w:sdtContent>
+                </w:sdt>
+                <w:sdt>
+                  <w:sdtPr>
+                    <w:rPr/>
+                    <w:alias w:val="UnitOfMeasure"/>
+                    <w:tag w:val="#BC:InsertDataItem,DataItems/Header/Line/UnitOfMeasure"/>
+                    <w:id w:val="-2053294236"/>
+                    <w:placeholder>
+                      <w:docPart w:val="4BCB67A0283D40B8A456BBD4E80B51A0"/>
+                    </w:placeholder>
+                    <w:dataBinding w:prefixMappings="&lt;xmlns:ns0='urn:microsoft-dynamics-nav/reports/Standard_Sales_Draft_Invoice/1303/' " w:xpath="/ns0:NavWordReportXmlPart[1]/ns0:Header[1]/ns0:Line[1]/ns0:UnitOfMeasure[1]" w:storeItemID="{00000000-0000-0000-0000-000000000000}"/>
+                    <w15:color w:val="808080"/>
+                    <w:text/>
+                  </w:sdtPr>
+                  <w:sdtContent>
+                    <w:tc>
+                      <w:tcPr>
+                        <w:tcW w:w="386" w:type="pct"/>
+                        <w:vAlign w:val="center"/>
+                      </w:tcPr>
+                      <w:p>
+                        <w:pPr>
+                          <w:pStyle w:val="NoSpacing"/>
+                          <w:cnfStyle w:val="000000010000" w:firstRow="0" w:lastRow="0" w:firstColumn="0" w:lastColumn="0" w:oddVBand="0" w:evenVBand="0" w:oddHBand="0" w:evenHBand="1" w:firstRowFirstColumn="0" w:firstRowLastColumn="0" w:lastRowFirstColumn="0" w:lastRowLastColumn="0"/>
+                        </w:pPr>
+                        <w:proofErr w:type="spellStart"/>
+                        <w:r>
+                          <w:t>UnitOfMeasure</w:t>
+                        </w:r>
+                        <w:proofErr w:type="spellEnd"/>
+                      </w:p>
+                    </w:tc>
+                  </w:sdtContent>
+                </w:sdt>
                 <w:tc>
                   <w:tcPr>
-                    <w:tcW w:w="1350" w:type="dxa"/>
+                    <w:tcW w:w="686" w:type="pct"/>
                     <w:vAlign w:val="center"/>
                   </w:tcPr>
                   <w:p>
                     <w:pPr>
+                      <w:pStyle w:val="BCNumber"/>
                       <w:jc w:val="right"/>
                       <w:cnfStyle w:val="000000010000" w:firstRow="0" w:lastRow="0" w:firstColumn="0" w:lastColumn="0" w:oddVBand="0" w:evenVBand="0" w:oddHBand="0" w:evenHBand="1" w:firstRowFirstColumn="0" w:firstRowLastColumn="0" w:lastRowFirstColumn="0" w:lastRowLastColumn="0"/>
                       <w:rPr>
-                        <w:rFonts w:asciiTheme="minorHAnsi" w:hAnsiTheme="minorHAnsi"/>
-                        <w:sz w:val="22"/>
-                        <w:szCs w:val="22"/>
+                        <w:lang w:val="en-US" w:eastAsia="en-US"/>
                       </w:rPr>
                     </w:pPr>
-                    <w:proofErr w:type="spellStart"/>
-                    <w:r>
-                      <w:rPr>
-                        <w:rFonts w:asciiTheme="minorHAnsi" w:hAnsiTheme="minorHAnsi"/>
-                        <w:sz w:val="22"/>
-                        <w:szCs w:val="22"/>
-                      </w:rPr>
-                      <w:t>LineDiscountPercentText_Line</w:t>
-                    </w:r>
-                    <w:proofErr w:type="spellEnd"/>
+                    <w:sdt>
+                      <w:sdtPr>
+                        <w:rPr/>
+                        <w:alias w:val="UnitPrice"/>
+                        <w:tag w:val="#BC:InsertDataItem,DataItems/Header/Line/UnitPrice"/>
+                        <w:id w:val="-1253814634"/>
+                        <w:placeholder>
+                          <w:docPart w:val="EB34AC2AAFBA456DA9D259856E25F489"/>
+                        </w:placeholder>
+                        <w:dataBinding w:prefixMappings="&lt;xmlns:ns0='urn:microsoft-dynamics-nav/reports/Standard_Sales_Draft_Invoice/1303/' " w:xpath="/ns0:NavWordReportXmlPart[1]/ns0:Header[1]/ns0:Line[1]/ns0:UnitPrice[1]" w:storeItemID="{00000000-0000-0000-0000-000000000000}"/>
+                        <w15:color w:val="808080"/>
+                        <w:text/>
+                      </w:sdtPr>
+                      <w:sdtContent>
+                        <w:proofErr w:type="spellStart"/>
+                        <w:r>
+                          <w:t>UnitPrice</w:t>
+                        </w:r>
+                        <w:proofErr w:type="spellEnd"/>
+                      </w:sdtContent>
+                    </w:sdt>
                   </w:p>
                 </w:tc>
-              </w:sdtContent>
-            </w:sdt>
-            <w:sdt>
-              <w:sdtPr>
-                <w:rPr>
-                  <w:sz w:val="22"/>
-                  <w:szCs w:val="22"/>
-                </w:rPr>
-                <w:alias w:val="VATPct_Line"/>
-                <w:tag w:val="#BC:InsertDataItem,DataItems/Header/Line/VATPct_Line"/>
-                <w:id w:val="1436251310"/>
-                <w:placeholder>
-                  <w:docPart w:val="BDAB2CCEB0D14B37BCD2E5290039724A"/>
-                </w:placeholder>
-                <w15:color w:val="808080"/>
-                <w:text/>
-                <w:dataBinding w:prefixMappings="xmlns:ns0='urn:microsoft-dynamics-nav/reports/Standard_Sales_Draft_Invoice/1303/'" w:xpath="/ns0:NavWordReportXmlPart[1]/ns0:Header[1]/ns0:Line[1]/ns0:VATPct_Line[1]"/>
-              </w:sdtPr>
-              <w:sdtEndPr/>
-              <w:sdtContent>
+                <w:sdt>
+                  <w:sdtPr>
+                    <w:rPr/>
+                    <w:alias w:val="LineDiscountPercentText_Line"/>
+                    <w:tag w:val="#BC:InsertDataItem,DataItems/Header/Line/LineDiscountPercentText_Line"/>
+                    <w:id w:val="415913873"/>
+                    <w:placeholder>
+                      <w:docPart w:val="17AEE1B3358041D58DC4507972C1C2BC"/>
+                    </w:placeholder>
+                    <w:dataBinding w:prefixMappings="&lt;xmlns:ns0='urn:microsoft-dynamics-nav/reports/Standard_Sales_Draft_Invoice/1303/' " w:xpath="/ns0:NavWordReportXmlPart[1]/ns0:Header[1]/ns0:Line[1]/ns0:LineDiscountPercentText_Line[1]" w:storeItemID="{00000000-0000-0000-0000-000000000000}"/>
+                    <w15:color w:val="808080"/>
+                    <w:text/>
+                  </w:sdtPr>
+                  <w:sdtContent>
+                    <w:tc>
+                      <w:tcPr>
+                        <w:tcW w:w="643" w:type="pct"/>
+                        <w:vAlign w:val="center"/>
+                      </w:tcPr>
+                      <w:p>
+                        <w:pPr>
+                          <w:pStyle w:val="NoSpacing"/>
+                          <w:cnfStyle w:val="000000010000" w:firstRow="0" w:lastRow="0" w:firstColumn="0" w:lastColumn="0" w:oddVBand="0" w:evenVBand="0" w:oddHBand="0" w:evenHBand="1" w:firstRowFirstColumn="0" w:firstRowLastColumn="0" w:lastRowFirstColumn="0" w:lastRowLastColumn="0"/>
+                        </w:pPr>
+                        <w:proofErr w:type="spellStart"/>
+                        <w:r>
+                          <w:t>LineDiscountPercentText_Line</w:t>
+                        </w:r>
+                        <w:proofErr w:type="spellEnd"/>
+                      </w:p>
+                    </w:tc>
+                  </w:sdtContent>
+                </w:sdt>
+                <w:sdt>
+                  <w:sdtPr>
+                    <w:rPr/>
+                    <w:alias w:val="VATPct_Line"/>
+                    <w:tag w:val="#BC:InsertDataItem,DataItems/Header/Line/VATPct_Line"/>
+                    <w:id w:val="1436251310"/>
+                    <w:placeholder>
+                      <w:docPart w:val="BDAB2CCEB0D14B37BCD2E5290039724A"/>
+                    </w:placeholder>
+                    <w:dataBinding w:prefixMappings="&lt;xmlns:ns0='urn:microsoft-dynamics-nav/reports/Standard_Sales_Draft_Invoice/1303/' " w:xpath="/ns0:NavWordReportXmlPart[1]/ns0:Header[1]/ns0:Line[1]/ns0:VATPct_Line[1]" w:storeItemID="{00000000-0000-0000-0000-000000000000}"/>
+                    <w15:color w:val="808080"/>
+                    <w:text/>
+                  </w:sdtPr>
+                  <w:sdtContent>
+                    <w:tc>
+                      <w:tcPr>
+                        <w:tcW w:w="472" w:type="pct"/>
+                        <w:vAlign w:val="center"/>
+                      </w:tcPr>
+                      <w:p>
+                        <w:pPr>
+                          <w:pStyle w:val="BCNumber"/>
+                          <w:jc w:val="right"/>
+                          <w:cnfStyle w:val="000000010000" w:firstRow="0" w:lastRow="0" w:firstColumn="0" w:lastColumn="0" w:oddVBand="0" w:evenVBand="0" w:oddHBand="0" w:evenHBand="1" w:firstRowFirstColumn="0" w:firstRowLastColumn="0" w:lastRowFirstColumn="0" w:lastRowLastColumn="0"/>
+                        </w:pPr>
+                        <w:proofErr w:type="spellStart"/>
+                        <w:r>
+                          <w:t>VATPct_Line</w:t>
+                        </w:r>
+                        <w:proofErr w:type="spellEnd"/>
+                      </w:p>
+                    </w:tc>
+                  </w:sdtContent>
+                </w:sdt>
                 <w:tc>
                   <w:tcPr>
-                    <w:tcW w:w="990" w:type="dxa"/>
+                    <w:tcW w:w="755" w:type="pct"/>
                     <w:vAlign w:val="center"/>
                   </w:tcPr>
                   <w:p>
                     <w:pPr>
+                      <w:pStyle w:val="BCNumber"/>
                       <w:jc w:val="right"/>
                       <w:cnfStyle w:val="000000010000" w:firstRow="0" w:lastRow="0" w:firstColumn="0" w:lastColumn="0" w:oddVBand="0" w:evenVBand="0" w:oddHBand="0" w:evenHBand="1" w:firstRowFirstColumn="0" w:firstRowLastColumn="0" w:lastRowFirstColumn="0" w:lastRowLastColumn="0"/>
                       <w:rPr>
-                        <w:rFonts w:asciiTheme="minorHAnsi" w:hAnsiTheme="minorHAnsi"/>
-                        <w:sz w:val="22"/>
-                        <w:szCs w:val="22"/>
+                        <w:lang w:val="en-US" w:eastAsia="en-US"/>
                       </w:rPr>
                     </w:pPr>
-                    <w:proofErr w:type="spellStart"/>
+                    <w:sdt>
+                      <w:sdtPr>
+                        <w:rPr/>
+                        <w:alias w:val="LineAmount_Line"/>
+                        <w:tag w:val="#BC:InsertDataItem,DataItems/Header/Line/LineAmount_Line"/>
+                        <w:id w:val="787541011"/>
+                        <w:placeholder>
+                          <w:docPart w:val="55F574579ABD496CB05F99AFFF11FADA"/>
+                        </w:placeholder>
+                        <w:dataBinding w:prefixMappings="&lt;xmlns:ns0='urn:microsoft-dynamics-nav/reports/Standard_Sales_Draft_Invoice/1303/' " w:xpath="/ns0:NavWordReportXmlPart[1]/ns0:Header[1]/ns0:Line[1]/ns0:LineAmount_Line[1]" w:storeItemID="{00000000-0000-0000-0000-000000000000}"/>
+                        <w15:color w:val="808080"/>
+                        <w:text/>
+                      </w:sdtPr>
+                      <w:sdtContent>
+                        <w:proofErr w:type="spellStart"/>
+                        <w:r>
+                          <w:t>LineAmount_Line</w:t>
+                        </w:r>
+                        <w:proofErr w:type="spellEnd"/>
+                      </w:sdtContent>
+                    </w:sdt>
                     <w:r>
-                      <w:rPr>
-                        <w:rFonts w:asciiTheme="minorHAnsi" w:hAnsiTheme="minorHAnsi"/>
-                        <w:sz w:val="22"/>
-                        <w:szCs w:val="22"/>
-                      </w:rPr>
-                      <w:t>VATPct_Line</w:t>
+                      <w:t> </w:t>
                     </w:r>
-                    <w:proofErr w:type="spellEnd"/>
                   </w:p>
                 </w:tc>
-              </w:sdtContent>
-            </w:sdt>
-            <w:tc>
-              <w:tcPr>
-                <w:tcW w:w="1584" w:type="dxa"/>
-                <w:vAlign w:val="center"/>
-              </w:tcPr>
-              <w:p>
-                <w:pPr>
-                  <w:jc w:val="right"/>
-                  <w:cnfStyle w:val="000000010000" w:firstRow="0" w:lastRow="0" w:firstColumn="0" w:lastColumn="0" w:oddVBand="0" w:evenVBand="0" w:oddHBand="0" w:evenHBand="1" w:firstRowFirstColumn="0" w:firstRowLastColumn="0" w:lastRowFirstColumn="0" w:lastRowLastColumn="0"/>
-                  <w:rPr>
-                    <w:rFonts w:cs="Arial" w:asciiTheme="minorHAnsi" w:hAnsiTheme="minorHAnsi"/>
-                    <w:sz w:val="22"/>
-                    <w:szCs w:val="22"/>
-                    <w:lang w:val="en-US" w:eastAsia="en-US"/>
-                  </w:rPr>
-                </w:pPr>
-                <w:sdt>
-                  <w:sdtPr>
-                    <w:rPr>
-                      <w:sz w:val="22"/>
-                      <w:szCs w:val="22"/>
-                    </w:rPr>
-                    <w:alias w:val="LineAmount_Line"/>
-                    <w:tag w:val="#BC:InsertDataItem,DataItems/Header/Line/LineAmount_Line"/>
-                    <w:id w:val="787541011"/>
-                    <w:placeholder>
-                      <w:docPart w:val="55F574579ABD496CB05F99AFFF11FADA"/>
-                    </w:placeholder>
-                    <w:dataBinding w:prefixMappings="xmlns:ns0='urn:microsoft-dynamics-nav/reports/Standard_Sales_Draft_Invoice/1303/'" w:xpath="/ns0:NavWordReportXmlPart[1]/ns0:Header[1]/ns0:Line[1]/ns0:LineAmount_Line[1]" w:storeItemID="{00000000-0000-0000-0000-000000000000}"/>
-                    <w15:color w:val="808080"/>
-                    <w:text/>
-                  </w:sdtPr>
-                  <w:sdtEndPr/>
-                  <w:sdtContent>
-                    <w:proofErr w:type="spellStart"/>
-                    <w:r>
-                      <w:rPr>
-                        <w:rFonts w:asciiTheme="minorHAnsi" w:hAnsiTheme="minorHAnsi"/>
-                        <w:sz w:val="22"/>
-                        <w:szCs w:val="22"/>
-                      </w:rPr>
-                      <w:t>LineAmount_Line</w:t>
-                    </w:r>
-                    <w:proofErr w:type="spellEnd"/>
-                  </w:sdtContent>
-                </w:sdt>
-                <w:r>
-                  <w:rPr>
-                    <w:rFonts w:asciiTheme="minorHAnsi" w:hAnsiTheme="minorHAnsi"/>
-                    <w:sz w:val="22"/>
-                    <w:szCs w:val="22"/>
-                  </w:rPr>
-                  <w:t> </w:t>
-                </w:r>
-              </w:p>
-            </w:tc>
-          </w:tr>
+              </w:tr>
+            </w:sdtContent>
+          </w:sdt>
         </w:sdtContent>
       </w:sdt>
     </w:tbl>
     <w:p>
-      <w:pPr>
-        <w:rPr>
-          <w:sz w:val="22"/>
-          <w:szCs w:val="22"/>
-        </w:rPr>
-      </w:pPr>
+      <w:pPr/>
     </w:p>
     <w:tbl>
       <w:tblPr>
-        <w:tblStyle w:val="CLSequoiatablestyle021"/>
+        <w:tblStyle w:val="BCTotalsTable"/>
         <w:tblW w:w="5000" w:type="pct"/>
-        <w:tblLook w:val="06C0" w:firstRow="0" w:lastRow="1" w:firstColumn="1" w:lastColumn="0" w:noHBand="1" w:noVBand="1"/>
-        <w:tblCaption w:val="Detailed Totals Block"/>
+        <w:tblLook w:val="0640" w:firstRow="0" w:lastRow="1" w:firstColumn="0" w:lastColumn="0" w:noHBand="1" w:noVBand="1"/>
+        <w:tblCaption w:val="Table 4"/>
+        <w:tblDescription w:val="Document totals."/>
       </w:tblPr>
       <w:tblGrid>
         <w:gridCol w:w="5394"/>
-        <w:gridCol w:w="1111"/>
+        <w:gridCol w:w="1110"/>
         <w:gridCol w:w="466"/>
-        <w:gridCol w:w="471"/>
-        <w:gridCol w:w="3052"/>
+        <w:gridCol w:w="470"/>
+        <w:gridCol w:w="3054"/>
       </w:tblGrid>
       <w:tr>
         <w:trPr>
+          <w:cantSplit/>
           <w:trHeight w:val="490"/>
         </w:trPr>
         <w:sdt>
           <w:sdtPr>
-            <w:rPr>
-              <w:rFonts w:eastAsia="Times New Roman"/>
-              <w:sz w:val="22"/>
-              <w:szCs w:val="22"/>
-            </w:rPr>
+            <w:rPr/>
             <w:alias w:val="Description_ReportTotalsLine"/>
             <w:tag w:val="#BC:InsertDataItem,DataItems/Header/ReportTotalsLine/Description_ReportTotalsLine"/>
             <w:id w:val="700291320"/>
             <w:placeholder>
               <w:docPart w:val="DefaultPlaceholder_-1854013440"/>
             </w:placeholder>
+            <w:dataBinding w:prefixMappings="&lt;xmlns:ns0='urn:microsoft-dynamics-nav/reports/Standard_Sales_Draft_Invoice/1303/' " w:xpath="/ns0:NavWordReportXmlPart[1]/ns0:Header[1]/ns0:ReportTotalsLine[1]/ns0:Description_ReportTotalsLine[1]" w:storeItemID="{00000000-0000-0000-0000-000000000000}"/>
             <w15:color w:val="808080"/>
             <w:text/>
-            <w:dataBinding w:prefixMappings="xmlns:ns0='urn:microsoft-dynamics-nav/reports/Standard_Sales_Draft_Invoice/1303/'" w:xpath="/ns0:NavWordReportXmlPart[1]/ns0:Header[1]/ns0:ReportTotalsLine[1]/ns0:Description_ReportTotalsLine[1]"/>
           </w:sdtPr>
-          <w:sdtEndPr/>
           <w:sdtContent>
             <w:tc>
               <w:tcPr>
                 <w:cnfStyle w:val="001000000000" w:firstRow="0" w:lastRow="0" w:firstColumn="1" w:lastColumn="0" w:oddVBand="0" w:evenVBand="0" w:oddHBand="0" w:evenHBand="0" w:firstRowFirstColumn="0" w:firstRowLastColumn="0" w:lastRowFirstColumn="0" w:lastRowLastColumn="0"/>
-                <w:tcW w:w="5394" w:type="dxa"/>
+                <w:tcW w:w="2570" w:type="pct"/>
                 <w:vAlign w:val="center"/>
               </w:tcPr>
               <w:p>
                 <w:pPr>
-                  <w:spacing w:before="120" w:after="120" w:line="240" w:lineRule="exact"/>
-                  <w:rPr>
-                    <w:rFonts w:eastAsia="Times New Roman" w:asciiTheme="minorHAnsi" w:hAnsiTheme="minorHAnsi"/>
-                    <w:sz w:val="22"/>
-                    <w:szCs w:val="22"/>
-                  </w:rPr>
+                  <w:pStyle w:val="NoSpacing"/>
+                  <w:spacing w:before="120" w:after="120" w:line="240" w:lineRule="auto"/>
                 </w:pPr>
                 <w:proofErr w:type="spellStart"/>
                 <w:r>
-                  <w:rPr>
-                    <w:rFonts w:eastAsia="Times New Roman" w:asciiTheme="minorHAnsi" w:hAnsiTheme="minorHAnsi"/>
-                    <w:sz w:val="22"/>
-                    <w:szCs w:val="22"/>
-                  </w:rPr>
                   <w:t>Description_ReportTotalsLine</w:t>
                 </w:r>
                 <w:proofErr w:type="spellEnd"/>
@@ -2484,17 +2129,15 @@
         </w:sdt>
         <w:tc>
           <w:tcPr>
-            <w:tcW w:w="1111" w:type="dxa"/>
+            <w:tcW w:w="529" w:type="pct"/>
             <w:vAlign w:val="center"/>
           </w:tcPr>
           <w:p>
             <w:pPr>
-              <w:spacing w:before="120" w:after="120" w:line="240" w:lineRule="exact"/>
+              <w:pStyle w:val="NoSpacing"/>
+              <w:spacing w:before="120" w:after="120" w:line="240" w:lineRule="auto"/>
               <w:cnfStyle w:val="000000000000" w:firstRow="0" w:lastRow="0" w:firstColumn="0" w:lastColumn="0" w:oddVBand="0" w:evenVBand="0" w:oddHBand="0" w:evenHBand="0" w:firstRowFirstColumn="0" w:firstRowLastColumn="0" w:lastRowFirstColumn="0" w:lastRowLastColumn="0"/>
               <w:rPr>
-                <w:rFonts w:cs="Arial" w:asciiTheme="minorHAnsi" w:hAnsiTheme="minorHAnsi"/>
-                <w:sz w:val="22"/>
-                <w:szCs w:val="22"/>
                 <w:lang w:eastAsia="en-US"/>
               </w:rPr>
             </w:pPr>
@@ -2502,17 +2145,15 @@
         </w:tc>
         <w:tc>
           <w:tcPr>
-            <w:tcW w:w="466" w:type="dxa"/>
+            <w:tcW w:w="222" w:type="pct"/>
             <w:vAlign w:val="center"/>
           </w:tcPr>
           <w:p>
             <w:pPr>
-              <w:spacing w:before="120" w:after="120" w:line="240" w:lineRule="exact"/>
+              <w:pStyle w:val="NoSpacing"/>
+              <w:spacing w:before="120" w:after="120" w:line="240" w:lineRule="auto"/>
               <w:cnfStyle w:val="000000000000" w:firstRow="0" w:lastRow="0" w:firstColumn="0" w:lastColumn="0" w:oddVBand="0" w:evenVBand="0" w:oddHBand="0" w:evenHBand="0" w:firstRowFirstColumn="0" w:firstRowLastColumn="0" w:lastRowFirstColumn="0" w:lastRowLastColumn="0"/>
               <w:rPr>
-                <w:rFonts w:cs="Arial" w:asciiTheme="minorHAnsi" w:hAnsiTheme="minorHAnsi"/>
-                <w:sz w:val="22"/>
-                <w:szCs w:val="22"/>
                 <w:lang w:val="en-US" w:eastAsia="en-US"/>
               </w:rPr>
             </w:pPr>
@@ -2520,17 +2161,15 @@
         </w:tc>
         <w:tc>
           <w:tcPr>
-            <w:tcW w:w="471" w:type="dxa"/>
+            <w:tcW w:w="224" w:type="pct"/>
             <w:vAlign w:val="center"/>
           </w:tcPr>
           <w:p>
             <w:pPr>
-              <w:spacing w:before="120" w:after="120" w:line="240" w:lineRule="exact"/>
+              <w:pStyle w:val="NoSpacing"/>
+              <w:spacing w:before="120" w:after="120" w:line="240" w:lineRule="auto"/>
               <w:cnfStyle w:val="000000000000" w:firstRow="0" w:lastRow="0" w:firstColumn="0" w:lastColumn="0" w:oddVBand="0" w:evenVBand="0" w:oddHBand="0" w:evenHBand="0" w:firstRowFirstColumn="0" w:firstRowLastColumn="0" w:lastRowFirstColumn="0" w:lastRowLastColumn="0"/>
               <w:rPr>
-                <w:rFonts w:cs="Arial" w:asciiTheme="minorHAnsi" w:hAnsiTheme="minorHAnsi"/>
-                <w:sz w:val="22"/>
-                <w:szCs w:val="22"/>
                 <w:lang w:eastAsia="en-US"/>
               </w:rPr>
             </w:pPr>
@@ -2539,9 +2178,6 @@
         <w:sdt>
           <w:sdtPr>
             <w:rPr>
-              <w:rFonts w:cs="Arial"/>
-              <w:sz w:val="22"/>
-              <w:szCs w:val="22"/>
               <w:lang w:eastAsia="en-US"/>
             </w:rPr>
             <w:alias w:val="Amount_ReportTotalsLine"/>
@@ -2550,35 +2186,29 @@
             <w:placeholder>
               <w:docPart w:val="DefaultPlaceholder_-1854013440"/>
             </w:placeholder>
+            <w:dataBinding w:prefixMappings="&lt;xmlns:ns0='urn:microsoft-dynamics-nav/reports/Standard_Sales_Draft_Invoice/1303/' " w:xpath="/ns0:NavWordReportXmlPart[1]/ns0:Header[1]/ns0:ReportTotalsLine[1]/ns0:Amount_ReportTotalsLine[1]" w:storeItemID="{00000000-0000-0000-0000-000000000000}"/>
             <w15:color w:val="808080"/>
             <w:text/>
-            <w:dataBinding w:prefixMappings="xmlns:ns0='urn:microsoft-dynamics-nav/reports/Standard_Sales_Draft_Invoice/1303/'" w:xpath="/ns0:NavWordReportXmlPart[1]/ns0:Header[1]/ns0:ReportTotalsLine[1]/ns0:Amount_ReportTotalsLine[1]"/>
           </w:sdtPr>
-          <w:sdtEndPr/>
           <w:sdtContent>
             <w:tc>
               <w:tcPr>
-                <w:tcW w:w="3052" w:type="dxa"/>
+                <w:tcW w:w="1455" w:type="pct"/>
                 <w:vAlign w:val="center"/>
               </w:tcPr>
               <w:p>
                 <w:pPr>
-                  <w:spacing w:before="120" w:after="120" w:line="240" w:lineRule="exact"/>
+                  <w:pStyle w:val="BCNumber"/>
+                  <w:spacing w:before="120" w:after="120" w:line="240" w:lineRule="auto"/>
                   <w:jc w:val="right"/>
                   <w:cnfStyle w:val="000000000000" w:firstRow="0" w:lastRow="0" w:firstColumn="0" w:lastColumn="0" w:oddVBand="0" w:evenVBand="0" w:oddHBand="0" w:evenHBand="0" w:firstRowFirstColumn="0" w:firstRowLastColumn="0" w:lastRowFirstColumn="0" w:lastRowLastColumn="0"/>
                   <w:rPr>
-                    <w:rFonts w:cs="Arial" w:asciiTheme="minorHAnsi" w:hAnsiTheme="minorHAnsi"/>
-                    <w:sz w:val="22"/>
-                    <w:szCs w:val="22"/>
                     <w:lang w:eastAsia="en-US"/>
                   </w:rPr>
                 </w:pPr>
                 <w:proofErr w:type="spellStart"/>
                 <w:r>
                   <w:rPr>
-                    <w:rFonts w:cs="Arial" w:asciiTheme="minorHAnsi" w:hAnsiTheme="minorHAnsi"/>
-                    <w:sz w:val="22"/>
-                    <w:szCs w:val="22"/>
                     <w:lang w:eastAsia="en-US"/>
                   </w:rPr>
                   <w:t>Amount_ReportTotalsLine</w:t>
@@ -2591,52 +2221,39 @@
       </w:tr>
       <w:tr>
         <w:trPr>
+          <w:cantSplit/>
           <w:trHeight w:val="490"/>
         </w:trPr>
         <w:sdt>
           <w:sdtPr>
-            <w:rPr>
-              <w:sz w:val="22"/>
-              <w:szCs w:val="22"/>
-            </w:rPr>
+            <w:rPr/>
             <w:alias w:val="VATAmount_Lbl"/>
             <w:tag w:val="#BC:InsertDataItem,DataItems/Header/VATAmount_Lbl"/>
             <w:id w:val="-255750165"/>
             <w:placeholder>
               <w:docPart w:val="874EB33E6D964175A3E1A1FC4A0A38F3"/>
             </w:placeholder>
+            <w:dataBinding w:prefixMappings="&lt;xmlns:ns0='urn:microsoft-dynamics-nav/reports/Standard_Sales_Draft_Invoice/1303/' " w:xpath="/ns0:NavWordReportXmlPart[1]/ns0:Header[1]/ns0:VATAmount_Lbl[1]" w:storeItemID="{00000000-0000-0000-0000-000000000000}"/>
             <w15:color w:val="808080"/>
             <w:text/>
-            <w:dataBinding w:prefixMappings="xmlns:ns0='urn:microsoft-dynamics-nav/reports/Standard_Sales_Draft_Invoice/1303/'" w:xpath="/ns0:NavWordReportXmlPart[1]/ns0:Header[1]/ns0:VATAmount_Lbl[1]"/>
           </w:sdtPr>
-          <w:sdtEndPr/>
           <w:sdtContent>
             <w:tc>
               <w:tcPr>
                 <w:cnfStyle w:val="001000000000" w:firstRow="0" w:lastRow="0" w:firstColumn="1" w:lastColumn="0" w:oddVBand="0" w:evenVBand="0" w:oddHBand="0" w:evenHBand="0" w:firstRowFirstColumn="0" w:firstRowLastColumn="0" w:lastRowFirstColumn="0" w:lastRowLastColumn="0"/>
-                <w:tcW w:w="5394" w:type="dxa"/>
+                <w:tcW w:w="2570" w:type="pct"/>
                 <w:tcBorders>
-                  <w:bottom w:val="single" w:color="auto" w:sz="4" w:space="0"/>
+                  <w:bottom w:val="single" w:sz="4" w:space="0" w:color="auto"/>
                 </w:tcBorders>
                 <w:vAlign w:val="center"/>
               </w:tcPr>
               <w:p>
                 <w:pPr>
+                  <w:pStyle w:val="NoSpacing"/>
                   <w:spacing w:before="120" w:after="120"/>
-                  <w:rPr>
-                    <w:rFonts w:cs="Segoe UI Semibold" w:asciiTheme="minorHAnsi" w:hAnsiTheme="minorHAnsi"/>
-                    <w:b/>
-                    <w:sz w:val="22"/>
-                    <w:szCs w:val="22"/>
-                  </w:rPr>
                 </w:pPr>
                 <w:proofErr w:type="spellStart"/>
                 <w:r>
-                  <w:rPr>
-                    <w:rFonts w:asciiTheme="minorHAnsi" w:hAnsiTheme="minorHAnsi"/>
-                    <w:sz w:val="22"/>
-                    <w:szCs w:val="22"/>
-                  </w:rPr>
                   <w:t>VATAmount_Lbl</w:t>
                 </w:r>
                 <w:proofErr w:type="spellEnd"/>
@@ -2646,21 +2263,18 @@
         </w:sdt>
         <w:tc>
           <w:tcPr>
-            <w:tcW w:w="1111" w:type="dxa"/>
+            <w:tcW w:w="529" w:type="pct"/>
             <w:tcBorders>
-              <w:bottom w:val="single" w:color="auto" w:sz="4" w:space="0"/>
+              <w:bottom w:val="single" w:sz="4" w:space="0" w:color="auto"/>
             </w:tcBorders>
             <w:vAlign w:val="center"/>
           </w:tcPr>
           <w:p>
             <w:pPr>
+              <w:pStyle w:val="NoSpacing"/>
               <w:spacing w:before="120" w:after="120"/>
               <w:cnfStyle w:val="000000000000" w:firstRow="0" w:lastRow="0" w:firstColumn="0" w:lastColumn="0" w:oddVBand="0" w:evenVBand="0" w:oddHBand="0" w:evenHBand="0" w:firstRowFirstColumn="0" w:firstRowLastColumn="0" w:lastRowFirstColumn="0" w:lastRowLastColumn="0"/>
               <w:rPr>
-                <w:rFonts w:cs="Segoe UI Semibold" w:asciiTheme="minorHAnsi" w:hAnsiTheme="minorHAnsi"/>
-                <w:b/>
-                <w:sz w:val="22"/>
-                <w:szCs w:val="22"/>
                 <w:lang w:eastAsia="en-US"/>
               </w:rPr>
             </w:pPr>
@@ -2668,21 +2282,18 @@
         </w:tc>
         <w:tc>
           <w:tcPr>
-            <w:tcW w:w="466" w:type="dxa"/>
+            <w:tcW w:w="222" w:type="pct"/>
             <w:tcBorders>
-              <w:bottom w:val="single" w:color="auto" w:sz="4" w:space="0"/>
+              <w:bottom w:val="single" w:sz="4" w:space="0" w:color="auto"/>
             </w:tcBorders>
             <w:vAlign w:val="center"/>
           </w:tcPr>
           <w:p>
             <w:pPr>
+              <w:pStyle w:val="NoSpacing"/>
               <w:spacing w:before="120" w:after="120"/>
               <w:cnfStyle w:val="000000000000" w:firstRow="0" w:lastRow="0" w:firstColumn="0" w:lastColumn="0" w:oddVBand="0" w:evenVBand="0" w:oddHBand="0" w:evenHBand="0" w:firstRowFirstColumn="0" w:firstRowLastColumn="0" w:lastRowFirstColumn="0" w:lastRowLastColumn="0"/>
               <w:rPr>
-                <w:rFonts w:cs="Segoe UI Semibold" w:asciiTheme="minorHAnsi" w:hAnsiTheme="minorHAnsi"/>
-                <w:b/>
-                <w:sz w:val="22"/>
-                <w:szCs w:val="22"/>
                 <w:lang w:eastAsia="en-US"/>
               </w:rPr>
             </w:pPr>
@@ -2690,21 +2301,18 @@
         </w:tc>
         <w:tc>
           <w:tcPr>
-            <w:tcW w:w="471" w:type="dxa"/>
+            <w:tcW w:w="224" w:type="pct"/>
             <w:tcBorders>
-              <w:bottom w:val="single" w:color="auto" w:sz="4" w:space="0"/>
+              <w:bottom w:val="single" w:sz="4" w:space="0" w:color="auto"/>
             </w:tcBorders>
             <w:vAlign w:val="center"/>
           </w:tcPr>
           <w:p>
             <w:pPr>
+              <w:pStyle w:val="NoSpacing"/>
               <w:spacing w:before="120" w:after="120"/>
               <w:cnfStyle w:val="000000000000" w:firstRow="0" w:lastRow="0" w:firstColumn="0" w:lastColumn="0" w:oddVBand="0" w:evenVBand="0" w:oddHBand="0" w:evenHBand="0" w:firstRowFirstColumn="0" w:firstRowLastColumn="0" w:lastRowFirstColumn="0" w:lastRowLastColumn="0"/>
               <w:rPr>
-                <w:rFonts w:cs="Segoe UI Semibold" w:asciiTheme="minorHAnsi" w:hAnsiTheme="minorHAnsi"/>
-                <w:b/>
-                <w:sz w:val="22"/>
-                <w:szCs w:val="22"/>
                 <w:lang w:eastAsia="en-US"/>
               </w:rPr>
             </w:pPr>
@@ -2713,9 +2321,6 @@
         <w:sdt>
           <w:sdtPr>
             <w:rPr>
-              <w:rFonts w:cs="Arial"/>
-              <w:sz w:val="22"/>
-              <w:szCs w:val="22"/>
               <w:lang w:eastAsia="en-US"/>
             </w:rPr>
             <w:alias w:val="TotalVATAmount"/>
@@ -2724,38 +2329,29 @@
             <w:placeholder>
               <w:docPart w:val="79792A17E2554254B0F755B3FFFECFA5"/>
             </w:placeholder>
+            <w:dataBinding w:prefixMappings="&lt;xmlns:ns0='urn:microsoft-dynamics-nav/reports/Standard_Sales_Draft_Invoice/1303/' " w:xpath="/ns0:NavWordReportXmlPart[1]/ns0:Header[1]/ns0:Totals[1]/ns0:TotalVATAmount[1]" w:storeItemID="{00000000-0000-0000-0000-000000000000}"/>
             <w15:color w:val="808080"/>
             <w:text/>
-            <w:dataBinding w:prefixMappings="xmlns:ns0='urn:microsoft-dynamics-nav/reports/Standard_Sales_Draft_Invoice/1303/'" w:xpath="/ns0:NavWordReportXmlPart[1]/ns0:Header[1]/ns0:Totals[1]/ns0:TotalVATAmount[1]"/>
           </w:sdtPr>
-          <w:sdtEndPr/>
           <w:sdtContent>
             <w:tc>
               <w:tcPr>
-                <w:tcW w:w="3052" w:type="dxa"/>
+                <w:tcW w:w="1455" w:type="pct"/>
                 <w:tcBorders>
-                  <w:bottom w:val="single" w:color="auto" w:sz="4" w:space="0"/>
+                  <w:bottom w:val="single" w:sz="4" w:space="0" w:color="auto"/>
                 </w:tcBorders>
                 <w:vAlign w:val="center"/>
               </w:tcPr>
               <w:p>
                 <w:pPr>
+                  <w:pStyle w:val="BCNumber"/>
                   <w:spacing w:before="120" w:after="120"/>
                   <w:jc w:val="right"/>
                   <w:cnfStyle w:val="000000000000" w:firstRow="0" w:lastRow="0" w:firstColumn="0" w:lastColumn="0" w:oddVBand="0" w:evenVBand="0" w:oddHBand="0" w:evenHBand="0" w:firstRowFirstColumn="0" w:firstRowLastColumn="0" w:lastRowFirstColumn="0" w:lastRowLastColumn="0"/>
-                  <w:rPr>
-                    <w:rFonts w:cs="Segoe UI Semibold" w:asciiTheme="minorHAnsi" w:hAnsiTheme="minorHAnsi"/>
-                    <w:b/>
-                    <w:sz w:val="22"/>
-                    <w:szCs w:val="22"/>
-                  </w:rPr>
                 </w:pPr>
                 <w:proofErr w:type="spellStart"/>
                 <w:r>
                   <w:rPr>
-                    <w:rFonts w:cs="Arial" w:asciiTheme="minorHAnsi" w:hAnsiTheme="minorHAnsi"/>
-                    <w:sz w:val="22"/>
-                    <w:szCs w:val="22"/>
                     <w:lang w:eastAsia="en-US"/>
                   </w:rPr>
                   <w:t>TotalVATAmount</w:t>
@@ -2768,59 +2364,40 @@
       </w:tr>
       <w:tr>
         <w:trPr>
+          <w:cantSplit/>
           <w:trHeight w:val="490"/>
         </w:trPr>
         <w:tc>
           <w:tcPr>
             <w:cnfStyle w:val="001000000000" w:firstRow="0" w:lastRow="0" w:firstColumn="1" w:lastColumn="0" w:oddVBand="0" w:evenVBand="0" w:oddHBand="0" w:evenHBand="0" w:firstRowFirstColumn="0" w:firstRowLastColumn="0" w:lastRowFirstColumn="0" w:lastRowLastColumn="0"/>
-            <w:tcW w:w="5394" w:type="dxa"/>
+            <w:tcW w:w="2570" w:type="pct"/>
             <w:tcBorders>
-              <w:top w:val="single" w:color="auto" w:sz="4" w:space="0"/>
-              <w:bottom w:val="single" w:color="auto" w:sz="8" w:space="0"/>
+              <w:top w:val="single" w:sz="4" w:space="0" w:color="auto"/>
+              <w:bottom w:val="single" w:sz="8" w:space="0" w:color="auto"/>
             </w:tcBorders>
             <w:vAlign w:val="center"/>
           </w:tcPr>
           <w:sdt>
             <w:sdtPr>
-              <w:rPr>
-                <w:rFonts w:ascii="Segoe UI Semibold" w:hAnsi="Segoe UI Semibold" w:cs="Segoe UI Semibold"/>
-                <w:b/>
-                <w:sz w:val="22"/>
-                <w:szCs w:val="22"/>
-              </w:rPr>
+              <w:rPr/>
               <w:alias w:val="TotalIncludingVATText"/>
               <w:tag w:val="#BC:InsertDataItem,DataItems/Header/Totals/TotalIncludingVATText"/>
               <w:id w:val="-1340845080"/>
               <w:placeholder>
                 <w:docPart w:val="EFCCCEFC9EBD4D629E648D5F58EE132F"/>
               </w:placeholder>
-              <w:dataBinding w:prefixMappings="xmlns:ns0='urn:microsoft-dynamics-nav/reports/Standard_Sales_Draft_Invoice/1303/'" w:xpath="/ns0:NavWordReportXmlPart[1]/ns0:Header[1]/ns0:Totals[1]/ns0:TotalIncludingVATText[1]" w:storeItemID="{00000000-0000-0000-0000-000000000000}"/>
+              <w:dataBinding w:prefixMappings="&lt;xmlns:ns0='urn:microsoft-dynamics-nav/reports/Standard_Sales_Draft_Invoice/1303/' " w:xpath="/ns0:NavWordReportXmlPart[1]/ns0:Header[1]/ns0:Totals[1]/ns0:TotalIncludingVATText[1]" w:storeItemID="{00000000-0000-0000-0000-000000000000}"/>
               <w15:color w:val="808080"/>
               <w:text/>
             </w:sdtPr>
-            <w:sdtEndPr/>
             <w:sdtContent>
               <w:p>
                 <w:pPr>
-                  <w:pStyle w:val="Heading2"/>
+                  <w:pStyle w:val="BCLabel"/>
                   <w:spacing w:before="120" w:after="120"/>
-                  <w:rPr>
-                    <w:rFonts w:ascii="Segoe UI Semibold" w:hAnsi="Segoe UI Semibold" w:eastAsia="Times New Roman" w:cs="Segoe UI Semibold"/>
-                    <w:b/>
-                    <w:bCs w:val="0"/>
-                    <w:sz w:val="22"/>
-                    <w:szCs w:val="22"/>
-                  </w:rPr>
                 </w:pPr>
                 <w:proofErr w:type="spellStart"/>
                 <w:r>
-                  <w:rPr>
-                    <w:rFonts w:ascii="Segoe UI Semibold" w:hAnsi="Segoe UI Semibold" w:cs="Segoe UI Semibold"/>
-                    <w:b/>
-                    <w:bCs w:val="0"/>
-                    <w:sz w:val="22"/>
-                    <w:szCs w:val="22"/>
-                  </w:rPr>
                   <w:t>TotalIncludingVATText</w:t>
                 </w:r>
                 <w:proofErr w:type="spellEnd"/>
@@ -2830,23 +2407,19 @@
         </w:tc>
         <w:tc>
           <w:tcPr>
-            <w:tcW w:w="1111" w:type="dxa"/>
+            <w:tcW w:w="529" w:type="pct"/>
             <w:tcBorders>
-              <w:top w:val="single" w:color="auto" w:sz="4" w:space="0"/>
-              <w:bottom w:val="single" w:color="auto" w:sz="8" w:space="0"/>
+              <w:top w:val="single" w:sz="4" w:space="0" w:color="auto"/>
+              <w:bottom w:val="single" w:sz="8" w:space="0" w:color="auto"/>
             </w:tcBorders>
             <w:vAlign w:val="center"/>
           </w:tcPr>
           <w:p>
             <w:pPr>
-              <w:pStyle w:val="Heading2"/>
+              <w:pStyle w:val="BCLabel"/>
               <w:spacing w:before="120" w:after="120"/>
               <w:cnfStyle w:val="000000000000" w:firstRow="0" w:lastRow="0" w:firstColumn="0" w:lastColumn="0" w:oddVBand="0" w:evenVBand="0" w:oddHBand="0" w:evenHBand="0" w:firstRowFirstColumn="0" w:firstRowLastColumn="0" w:lastRowFirstColumn="0" w:lastRowLastColumn="0"/>
               <w:rPr>
-                <w:rFonts w:ascii="Segoe UI Semibold" w:hAnsi="Segoe UI Semibold" w:cs="Segoe UI Semibold"/>
-                <w:b/>
-                <w:sz w:val="22"/>
-                <w:szCs w:val="22"/>
                 <w:lang w:eastAsia="en-US"/>
               </w:rPr>
             </w:pPr>
@@ -2854,23 +2427,19 @@
         </w:tc>
         <w:tc>
           <w:tcPr>
-            <w:tcW w:w="466" w:type="dxa"/>
+            <w:tcW w:w="222" w:type="pct"/>
             <w:tcBorders>
-              <w:top w:val="single" w:color="auto" w:sz="4" w:space="0"/>
-              <w:bottom w:val="single" w:color="auto" w:sz="8" w:space="0"/>
+              <w:top w:val="single" w:sz="4" w:space="0" w:color="auto"/>
+              <w:bottom w:val="single" w:sz="8" w:space="0" w:color="auto"/>
             </w:tcBorders>
             <w:vAlign w:val="center"/>
           </w:tcPr>
           <w:p>
             <w:pPr>
-              <w:pStyle w:val="Heading2"/>
+              <w:pStyle w:val="BCLabel"/>
               <w:spacing w:before="120" w:after="120"/>
               <w:cnfStyle w:val="000000000000" w:firstRow="0" w:lastRow="0" w:firstColumn="0" w:lastColumn="0" w:oddVBand="0" w:evenVBand="0" w:oddHBand="0" w:evenHBand="0" w:firstRowFirstColumn="0" w:firstRowLastColumn="0" w:lastRowFirstColumn="0" w:lastRowLastColumn="0"/>
               <w:rPr>
-                <w:rFonts w:ascii="Segoe UI Semibold" w:hAnsi="Segoe UI Semibold" w:cs="Segoe UI Semibold"/>
-                <w:b/>
-                <w:sz w:val="22"/>
-                <w:szCs w:val="22"/>
                 <w:lang w:eastAsia="en-US"/>
               </w:rPr>
             </w:pPr>
@@ -2878,23 +2447,19 @@
         </w:tc>
         <w:tc>
           <w:tcPr>
-            <w:tcW w:w="471" w:type="dxa"/>
+            <w:tcW w:w="224" w:type="pct"/>
             <w:tcBorders>
-              <w:top w:val="single" w:color="auto" w:sz="4" w:space="0"/>
-              <w:bottom w:val="single" w:color="auto" w:sz="8" w:space="0"/>
+              <w:top w:val="single" w:sz="4" w:space="0" w:color="auto"/>
+              <w:bottom w:val="single" w:sz="8" w:space="0" w:color="auto"/>
             </w:tcBorders>
             <w:vAlign w:val="center"/>
           </w:tcPr>
           <w:p>
             <w:pPr>
-              <w:pStyle w:val="Heading2"/>
+              <w:pStyle w:val="BCLabel"/>
               <w:spacing w:before="120" w:after="120"/>
               <w:cnfStyle w:val="000000000000" w:firstRow="0" w:lastRow="0" w:firstColumn="0" w:lastColumn="0" w:oddVBand="0" w:evenVBand="0" w:oddHBand="0" w:evenHBand="0" w:firstRowFirstColumn="0" w:firstRowLastColumn="0" w:lastRowFirstColumn="0" w:lastRowLastColumn="0"/>
               <w:rPr>
-                <w:rFonts w:ascii="Segoe UI Semibold" w:hAnsi="Segoe UI Semibold" w:cs="Segoe UI Semibold"/>
-                <w:b/>
-                <w:sz w:val="22"/>
-                <w:szCs w:val="22"/>
                 <w:lang w:eastAsia="en-US"/>
               </w:rPr>
             </w:pPr>
@@ -2902,64 +2467,42 @@
         </w:tc>
         <w:tc>
           <w:tcPr>
-            <w:tcW w:w="3052" w:type="dxa"/>
+            <w:tcW w:w="1455" w:type="pct"/>
             <w:tcBorders>
-              <w:top w:val="single" w:color="auto" w:sz="4" w:space="0"/>
-              <w:bottom w:val="single" w:color="auto" w:sz="8" w:space="0"/>
+              <w:top w:val="single" w:sz="4" w:space="0" w:color="auto"/>
+              <w:bottom w:val="single" w:sz="8" w:space="0" w:color="auto"/>
             </w:tcBorders>
             <w:vAlign w:val="center"/>
           </w:tcPr>
           <w:p>
             <w:pPr>
-              <w:pStyle w:val="Heading2"/>
+              <w:pStyle w:val="BCLabelNumber"/>
               <w:spacing w:before="120" w:after="120"/>
               <w:jc w:val="right"/>
               <w:cnfStyle w:val="000000000000" w:firstRow="0" w:lastRow="0" w:firstColumn="0" w:lastColumn="0" w:oddVBand="0" w:evenVBand="0" w:oddHBand="0" w:evenHBand="0" w:firstRowFirstColumn="0" w:firstRowLastColumn="0" w:lastRowFirstColumn="0" w:lastRowLastColumn="0"/>
               <w:rPr>
-                <w:rFonts w:ascii="Segoe UI Semibold" w:hAnsi="Segoe UI Semibold" w:cs="Segoe UI Semibold"/>
-                <w:b/>
-                <w:sz w:val="22"/>
-                <w:szCs w:val="22"/>
                 <w:lang w:eastAsia="en-US"/>
               </w:rPr>
             </w:pPr>
             <w:r>
-              <w:rPr>
-                <w:rFonts w:ascii="Segoe UI Semibold" w:hAnsi="Segoe UI Semibold" w:eastAsia="Times New Roman" w:cs="Segoe UI Semibold"/>
-                <w:b/>
-                <w:sz w:val="22"/>
-                <w:szCs w:val="22"/>
-              </w:rPr>
               <w:t> </w:t>
             </w:r>
             <w:proofErr w:type="spellStart"/>
             <w:sdt>
               <w:sdtPr>
-                <w:rPr>
-                  <w:rFonts w:ascii="Segoe UI Semibold" w:hAnsi="Segoe UI Semibold" w:eastAsia="Times New Roman" w:cs="Segoe UI Semibold"/>
-                  <w:b/>
-                  <w:sz w:val="22"/>
-                  <w:szCs w:val="22"/>
-                </w:rPr>
+                <w:rPr/>
                 <w:alias w:val="TotalAmountIncludingVAT"/>
                 <w:tag w:val="#BC:InsertDataItem,DataItems/Header/Totals/TotalAmountIncludingVAT"/>
                 <w:id w:val="475962551"/>
                 <w:placeholder>
                   <w:docPart w:val="CAA90525A4834D04AE8BF275F2C95F92"/>
                 </w:placeholder>
+                <w:dataBinding w:prefixMappings="&lt;xmlns:ns0='urn:microsoft-dynamics-nav/reports/Standard_Sales_Draft_Invoice/1303/' " w:xpath="/ns0:NavWordReportXmlPart[1]/ns0:Header[1]/ns0:Totals[1]/ns0:TotalAmountIncludingVAT[1]" w:storeItemID="{00000000-0000-0000-0000-000000000000}"/>
                 <w15:color w:val="808080"/>
                 <w:text/>
-                <w:dataBinding w:prefixMappings="xmlns:ns0='urn:microsoft-dynamics-nav/reports/Standard_Sales_Draft_Invoice/1303/'" w:xpath="/ns0:NavWordReportXmlPart[1]/ns0:Header[1]/ns0:Totals[1]/ns0:TotalAmountIncludingVAT[1]"/>
               </w:sdtPr>
-              <w:sdtEndPr/>
               <w:sdtContent>
                 <w:r>
-                  <w:rPr>
-                    <w:rFonts w:ascii="Segoe UI Semibold" w:hAnsi="Segoe UI Semibold" w:eastAsia="Times New Roman" w:cs="Segoe UI Semibold"/>
-                    <w:b/>
-                    <w:sz w:val="22"/>
-                    <w:szCs w:val="22"/>
-                  </w:rPr>
                   <w:t>TotalAmountIncludingVAT</w:t>
                 </w:r>
                 <w:proofErr w:type="spellEnd"/>
@@ -2970,52 +2513,40 @@
       </w:tr>
       <w:tr>
         <w:trPr>
+          <w:cantSplit/>
           <w:trHeight w:val="490"/>
         </w:trPr>
         <w:sdt>
           <w:sdtPr>
-            <w:rPr>
-              <w:sz w:val="22"/>
-              <w:szCs w:val="22"/>
-            </w:rPr>
+            <w:rPr/>
             <w:alias w:val="VATClause_Lbl"/>
             <w:tag w:val="#BC:InsertDataItem,DataItems/Header/VATClause_Lbl"/>
             <w:id w:val="-314872257"/>
             <w:placeholder>
               <w:docPart w:val="F9DBAC560A1045989312D5173E728ABE"/>
             </w:placeholder>
+            <w:dataBinding w:prefixMappings="&lt;xmlns:ns0='urn:microsoft-dynamics-nav/reports/Standard_Sales_Draft_Invoice/1303/' " w:xpath="/ns0:NavWordReportXmlPart[1]/ns0:Header[1]/ns0:VATClause_Lbl[1]" w:storeItemID="{00000000-0000-0000-0000-000000000000}"/>
             <w15:color w:val="808080"/>
             <w:text/>
-            <w:dataBinding w:prefixMappings="xmlns:ns0='urn:microsoft-dynamics-nav/reports/Standard_Sales_Draft_Invoice/1303/'" w:xpath="/ns0:NavWordReportXmlPart[1]/ns0:Header[1]/ns0:VATClause_Lbl[1]"/>
           </w:sdtPr>
-          <w:sdtEndPr/>
           <w:sdtContent>
             <w:tc>
               <w:tcPr>
                 <w:cnfStyle w:val="001000000000" w:firstRow="0" w:lastRow="0" w:firstColumn="1" w:lastColumn="0" w:oddVBand="0" w:evenVBand="0" w:oddHBand="0" w:evenHBand="0" w:firstRowFirstColumn="0" w:firstRowLastColumn="0" w:lastRowFirstColumn="0" w:lastRowLastColumn="0"/>
-                <w:tcW w:w="5394" w:type="dxa"/>
+                <w:tcW w:w="2570" w:type="pct"/>
                 <w:tcBorders>
-                  <w:top w:val="single" w:color="auto" w:sz="8" w:space="0"/>
+                  <w:top w:val="single" w:sz="8" w:space="0" w:color="auto"/>
                 </w:tcBorders>
                 <w:vAlign w:val="center"/>
               </w:tcPr>
               <w:p>
                 <w:pPr>
-                  <w:spacing w:before="120" w:after="120" w:line="240" w:lineRule="exact"/>
+                  <w:pStyle w:val="NoSpacing"/>
+                  <w:spacing w:before="120" w:after="120" w:line="240" w:lineRule="auto"/>
                   <w:textAlignment w:val="baseline"/>
-                  <w:rPr>
-                    <w:rFonts w:asciiTheme="minorHAnsi" w:hAnsiTheme="minorHAnsi"/>
-                    <w:sz w:val="22"/>
-                    <w:szCs w:val="22"/>
-                  </w:rPr>
                 </w:pPr>
                 <w:proofErr w:type="spellStart"/>
                 <w:r>
-                  <w:rPr>
-                    <w:rFonts w:asciiTheme="minorHAnsi" w:hAnsiTheme="minorHAnsi"/>
-                    <w:sz w:val="22"/>
-                    <w:szCs w:val="22"/>
-                  </w:rPr>
                   <w:t>VATClause_Lbl</w:t>
                 </w:r>
                 <w:proofErr w:type="spellEnd"/>
@@ -3025,20 +2556,18 @@
         </w:sdt>
         <w:tc>
           <w:tcPr>
-            <w:tcW w:w="1111" w:type="dxa"/>
+            <w:tcW w:w="529" w:type="pct"/>
             <w:tcBorders>
-              <w:top w:val="single" w:color="auto" w:sz="8" w:space="0"/>
+              <w:top w:val="single" w:sz="8" w:space="0" w:color="auto"/>
             </w:tcBorders>
             <w:vAlign w:val="center"/>
           </w:tcPr>
           <w:p>
             <w:pPr>
-              <w:spacing w:before="120" w:after="120" w:line="240" w:lineRule="exact"/>
+              <w:pStyle w:val="NoSpacing"/>
+              <w:spacing w:before="120" w:after="120" w:line="240" w:lineRule="auto"/>
               <w:cnfStyle w:val="000000000000" w:firstRow="0" w:lastRow="0" w:firstColumn="0" w:lastColumn="0" w:oddVBand="0" w:evenVBand="0" w:oddHBand="0" w:evenHBand="0" w:firstRowFirstColumn="0" w:firstRowLastColumn="0" w:lastRowFirstColumn="0" w:lastRowLastColumn="0"/>
               <w:rPr>
-                <w:rFonts w:cs="Arial" w:asciiTheme="minorHAnsi" w:hAnsiTheme="minorHAnsi"/>
-                <w:sz w:val="22"/>
-                <w:szCs w:val="22"/>
                 <w:lang w:eastAsia="en-US"/>
               </w:rPr>
             </w:pPr>
@@ -3046,20 +2575,18 @@
         </w:tc>
         <w:tc>
           <w:tcPr>
-            <w:tcW w:w="466" w:type="dxa"/>
+            <w:tcW w:w="222" w:type="pct"/>
             <w:tcBorders>
-              <w:top w:val="single" w:color="auto" w:sz="8" w:space="0"/>
+              <w:top w:val="single" w:sz="8" w:space="0" w:color="auto"/>
             </w:tcBorders>
             <w:vAlign w:val="center"/>
           </w:tcPr>
           <w:p>
             <w:pPr>
-              <w:spacing w:before="120" w:after="120" w:line="240" w:lineRule="exact"/>
+              <w:pStyle w:val="NoSpacing"/>
+              <w:spacing w:before="120" w:after="120" w:line="240" w:lineRule="auto"/>
               <w:cnfStyle w:val="000000000000" w:firstRow="0" w:lastRow="0" w:firstColumn="0" w:lastColumn="0" w:oddVBand="0" w:evenVBand="0" w:oddHBand="0" w:evenHBand="0" w:firstRowFirstColumn="0" w:firstRowLastColumn="0" w:lastRowFirstColumn="0" w:lastRowLastColumn="0"/>
               <w:rPr>
-                <w:rFonts w:cs="Arial" w:asciiTheme="minorHAnsi" w:hAnsiTheme="minorHAnsi"/>
-                <w:sz w:val="22"/>
-                <w:szCs w:val="22"/>
                 <w:lang w:eastAsia="en-US"/>
               </w:rPr>
             </w:pPr>
@@ -3067,20 +2594,18 @@
         </w:tc>
         <w:tc>
           <w:tcPr>
-            <w:tcW w:w="471" w:type="dxa"/>
+            <w:tcW w:w="224" w:type="pct"/>
             <w:tcBorders>
-              <w:top w:val="single" w:color="auto" w:sz="8" w:space="0"/>
+              <w:top w:val="single" w:sz="8" w:space="0" w:color="auto"/>
             </w:tcBorders>
             <w:vAlign w:val="center"/>
           </w:tcPr>
           <w:p>
             <w:pPr>
-              <w:spacing w:before="120" w:after="120" w:line="240" w:lineRule="exact"/>
+              <w:pStyle w:val="NoSpacing"/>
+              <w:spacing w:before="120" w:after="120" w:line="240" w:lineRule="auto"/>
               <w:cnfStyle w:val="000000000000" w:firstRow="0" w:lastRow="0" w:firstColumn="0" w:lastColumn="0" w:oddVBand="0" w:evenVBand="0" w:oddHBand="0" w:evenHBand="0" w:firstRowFirstColumn="0" w:firstRowLastColumn="0" w:lastRowFirstColumn="0" w:lastRowLastColumn="0"/>
               <w:rPr>
-                <w:rFonts w:cs="Arial" w:asciiTheme="minorHAnsi" w:hAnsiTheme="minorHAnsi"/>
-                <w:sz w:val="22"/>
-                <w:szCs w:val="22"/>
                 <w:lang w:eastAsia="en-US"/>
               </w:rPr>
             </w:pPr>
@@ -3088,48 +2613,34 @@
         </w:tc>
         <w:sdt>
           <w:sdtPr>
-            <w:rPr>
-              <w:rFonts w:eastAsia="Times New Roman" w:cs="Segoe UI"/>
-              <w:sz w:val="22"/>
-              <w:szCs w:val="22"/>
-            </w:rPr>
+            <w:rPr/>
             <w:alias w:val="VATIdentifier_VATClauseLine"/>
             <w:tag w:val="#BC:InsertDataItem,DataItems/Header/VATClauseLine/VATIdentifier_VATClauseLine"/>
             <w:id w:val="-301775843"/>
             <w:placeholder>
               <w:docPart w:val="F9DBAC560A1045989312D5173E728ABE"/>
             </w:placeholder>
+            <w:dataBinding w:prefixMappings="&lt;xmlns:ns0='urn:microsoft-dynamics-nav/reports/Standard_Sales_Draft_Invoice/1303/' " w:xpath="/ns0:NavWordReportXmlPart[1]/ns0:Header[1]/ns0:VATClauseLine[1]/ns0:VATIdentifier_VATClauseLine[1]" w:storeItemID="{00000000-0000-0000-0000-000000000000}"/>
             <w15:color w:val="808080"/>
             <w:text/>
-            <w:dataBinding w:prefixMappings="xmlns:ns0='urn:microsoft-dynamics-nav/reports/Standard_Sales_Draft_Invoice/1303/'" w:xpath="/ns0:NavWordReportXmlPart[1]/ns0:Header[1]/ns0:VATClauseLine[1]/ns0:VATIdentifier_VATClauseLine[1]"/>
           </w:sdtPr>
-          <w:sdtEndPr/>
           <w:sdtContent>
             <w:tc>
               <w:tcPr>
-                <w:tcW w:w="3052" w:type="dxa"/>
+                <w:tcW w:w="1455" w:type="pct"/>
                 <w:tcBorders>
-                  <w:top w:val="single" w:color="auto" w:sz="8" w:space="0"/>
+                  <w:top w:val="single" w:sz="8" w:space="0" w:color="auto"/>
                 </w:tcBorders>
                 <w:vAlign w:val="center"/>
               </w:tcPr>
               <w:p>
                 <w:pPr>
-                  <w:spacing w:before="120" w:after="120" w:line="240" w:lineRule="exact"/>
+                  <w:pStyle w:val="NoSpacing"/>
+                  <w:spacing w:before="120" w:after="120" w:line="240" w:lineRule="auto"/>
                   <w:cnfStyle w:val="000000000000" w:firstRow="0" w:lastRow="0" w:firstColumn="0" w:lastColumn="0" w:oddVBand="0" w:evenVBand="0" w:oddHBand="0" w:evenHBand="0" w:firstRowFirstColumn="0" w:firstRowLastColumn="0" w:lastRowFirstColumn="0" w:lastRowLastColumn="0"/>
-                  <w:rPr>
-                    <w:rFonts w:eastAsia="Times New Roman" w:cs="Segoe UI" w:asciiTheme="minorHAnsi" w:hAnsiTheme="minorHAnsi"/>
-                    <w:sz w:val="22"/>
-                    <w:szCs w:val="22"/>
-                  </w:rPr>
                 </w:pPr>
                 <w:proofErr w:type="spellStart"/>
                 <w:r>
-                  <w:rPr>
-                    <w:rFonts w:eastAsia="Times New Roman" w:cs="Segoe UI" w:asciiTheme="minorHAnsi" w:hAnsiTheme="minorHAnsi"/>
-                    <w:sz w:val="22"/>
-                    <w:szCs w:val="22"/>
-                  </w:rPr>
                   <w:t>VATIdentifier_VATClauseLine</w:t>
                 </w:r>
                 <w:proofErr w:type="spellEnd"/>
@@ -3141,56 +2652,40 @@
       <w:tr>
         <w:trPr>
           <w:cnfStyle w:val="010000000000" w:firstRow="0" w:lastRow="1" w:firstColumn="0" w:lastColumn="0" w:oddVBand="0" w:evenVBand="0" w:oddHBand="0" w:evenHBand="0" w:firstRowFirstColumn="0" w:firstRowLastColumn="0" w:lastRowFirstColumn="0" w:lastRowLastColumn="0"/>
+          <w:cantSplit/>
           <w:trHeight w:val="490"/>
         </w:trPr>
         <w:sdt>
           <w:sdtPr>
-            <w:rPr>
-              <w:sz w:val="22"/>
-              <w:szCs w:val="22"/>
-            </w:rPr>
+            <w:rPr/>
             <w:alias w:val="VATIdentifier_Lbl"/>
             <w:tag w:val="#BC:InsertDataItem,DataItems/Header/VATIdentifier_Lbl"/>
             <w:id w:val="175238053"/>
             <w:placeholder>
               <w:docPart w:val="DB6E80D2190E48739D27B47EF0C3F8BC"/>
             </w:placeholder>
+            <w:dataBinding w:prefixMappings="&lt;xmlns:ns0='urn:microsoft-dynamics-nav/reports/Standard_Sales_Draft_Invoice/1303/' " w:xpath="/ns0:NavWordReportXmlPart[1]/ns0:Header[1]/ns0:VATIdentifier_Lbl[1]" w:storeItemID="{00000000-0000-0000-0000-000000000000}"/>
             <w15:color w:val="808080"/>
             <w:text/>
-            <w:dataBinding w:prefixMappings="xmlns:ns0='urn:microsoft-dynamics-nav/reports/Standard_Sales_Draft_Invoice/1303/'" w:xpath="/ns0:NavWordReportXmlPart[1]/ns0:Header[1]/ns0:VATIdentifier_Lbl[1]"/>
           </w:sdtPr>
-          <w:sdtEndPr/>
           <w:sdtContent>
             <w:tc>
               <w:tcPr>
                 <w:cnfStyle w:val="001000000000" w:firstRow="0" w:lastRow="0" w:firstColumn="1" w:lastColumn="0" w:oddVBand="0" w:evenVBand="0" w:oddHBand="0" w:evenHBand="0" w:firstRowFirstColumn="0" w:firstRowLastColumn="0" w:lastRowFirstColumn="0" w:lastRowLastColumn="0"/>
-                <w:tcW w:w="5394" w:type="dxa"/>
+                <w:tcW w:w="2570" w:type="pct"/>
                 <w:tcBorders>
-                  <w:top w:val="none" w:color="auto" w:sz="0" w:space="0"/>
+                  <w:top w:val="none" w:sz="0" w:space="0" w:color="auto"/>
                 </w:tcBorders>
                 <w:vAlign w:val="center"/>
               </w:tcPr>
               <w:p>
                 <w:pPr>
-                  <w:spacing w:before="120" w:after="120" w:line="240" w:lineRule="exact"/>
+                  <w:pStyle w:val="BCLabel"/>
+                  <w:spacing w:before="120" w:after="120" w:line="240" w:lineRule="auto"/>
                   <w:textAlignment w:val="baseline"/>
-                  <w:rPr>
-                    <w:rFonts w:asciiTheme="minorHAnsi" w:hAnsiTheme="minorHAnsi"/>
-                    <w:b w:val="0"/>
-                    <w:bCs w:val="0"/>
-                    <w:sz w:val="22"/>
-                    <w:szCs w:val="22"/>
-                  </w:rPr>
                 </w:pPr>
                 <w:proofErr w:type="spellStart"/>
                 <w:r>
-                  <w:rPr>
-                    <w:rFonts w:asciiTheme="minorHAnsi" w:hAnsiTheme="minorHAnsi"/>
-                    <w:b w:val="0"/>
-                    <w:bCs w:val="0"/>
-                    <w:sz w:val="22"/>
-                    <w:szCs w:val="22"/>
-                  </w:rPr>
                   <w:t>VATIdentifier_Lbl</w:t>
                 </w:r>
                 <w:proofErr w:type="spellEnd"/>
@@ -3200,22 +2695,18 @@
         </w:sdt>
         <w:tc>
           <w:tcPr>
-            <w:tcW w:w="1111" w:type="dxa"/>
+            <w:tcW w:w="529" w:type="pct"/>
             <w:tcBorders>
-              <w:top w:val="none" w:color="auto" w:sz="0" w:space="0"/>
+              <w:top w:val="none" w:sz="0" w:space="0" w:color="auto"/>
             </w:tcBorders>
             <w:vAlign w:val="center"/>
           </w:tcPr>
           <w:p>
             <w:pPr>
-              <w:spacing w:before="120" w:after="120" w:line="240" w:lineRule="exact"/>
+              <w:pStyle w:val="BCLabel"/>
+              <w:spacing w:before="120" w:after="120" w:line="240" w:lineRule="auto"/>
               <w:cnfStyle w:val="010000000000" w:firstRow="0" w:lastRow="1" w:firstColumn="0" w:lastColumn="0" w:oddVBand="0" w:evenVBand="0" w:oddHBand="0" w:evenHBand="0" w:firstRowFirstColumn="0" w:firstRowLastColumn="0" w:lastRowFirstColumn="0" w:lastRowLastColumn="0"/>
               <w:rPr>
-                <w:rFonts w:cs="Arial" w:asciiTheme="minorHAnsi" w:hAnsiTheme="minorHAnsi"/>
-                <w:b w:val="0"/>
-                <w:bCs w:val="0"/>
-                <w:sz w:val="22"/>
-                <w:szCs w:val="22"/>
                 <w:lang w:eastAsia="en-US"/>
               </w:rPr>
             </w:pPr>
@@ -3223,22 +2714,18 @@
         </w:tc>
         <w:tc>
           <w:tcPr>
-            <w:tcW w:w="466" w:type="dxa"/>
+            <w:tcW w:w="222" w:type="pct"/>
             <w:tcBorders>
-              <w:top w:val="none" w:color="auto" w:sz="0" w:space="0"/>
+              <w:top w:val="none" w:sz="0" w:space="0" w:color="auto"/>
             </w:tcBorders>
             <w:vAlign w:val="center"/>
           </w:tcPr>
           <w:p>
             <w:pPr>
-              <w:spacing w:before="120" w:after="120" w:line="240" w:lineRule="exact"/>
+              <w:pStyle w:val="BCLabel"/>
+              <w:spacing w:before="120" w:after="120" w:line="240" w:lineRule="auto"/>
               <w:cnfStyle w:val="010000000000" w:firstRow="0" w:lastRow="1" w:firstColumn="0" w:lastColumn="0" w:oddVBand="0" w:evenVBand="0" w:oddHBand="0" w:evenHBand="0" w:firstRowFirstColumn="0" w:firstRowLastColumn="0" w:lastRowFirstColumn="0" w:lastRowLastColumn="0"/>
               <w:rPr>
-                <w:rFonts w:cs="Arial" w:asciiTheme="minorHAnsi" w:hAnsiTheme="minorHAnsi"/>
-                <w:b w:val="0"/>
-                <w:bCs w:val="0"/>
-                <w:sz w:val="22"/>
-                <w:szCs w:val="22"/>
                 <w:lang w:eastAsia="en-US"/>
               </w:rPr>
             </w:pPr>
@@ -3246,22 +2733,18 @@
         </w:tc>
         <w:tc>
           <w:tcPr>
-            <w:tcW w:w="471" w:type="dxa"/>
+            <w:tcW w:w="224" w:type="pct"/>
             <w:tcBorders>
-              <w:top w:val="none" w:color="auto" w:sz="0" w:space="0"/>
+              <w:top w:val="none" w:sz="0" w:space="0" w:color="auto"/>
             </w:tcBorders>
             <w:vAlign w:val="center"/>
           </w:tcPr>
           <w:p>
             <w:pPr>
-              <w:spacing w:before="120" w:after="120" w:line="240" w:lineRule="exact"/>
+              <w:pStyle w:val="BCLabel"/>
+              <w:spacing w:before="120" w:after="120" w:line="240" w:lineRule="auto"/>
               <w:cnfStyle w:val="010000000000" w:firstRow="0" w:lastRow="1" w:firstColumn="0" w:lastColumn="0" w:oddVBand="0" w:evenVBand="0" w:oddHBand="0" w:evenHBand="0" w:firstRowFirstColumn="0" w:firstRowLastColumn="0" w:lastRowFirstColumn="0" w:lastRowLastColumn="0"/>
               <w:rPr>
-                <w:rFonts w:cs="Arial" w:asciiTheme="minorHAnsi" w:hAnsiTheme="minorHAnsi"/>
-                <w:b w:val="0"/>
-                <w:bCs w:val="0"/>
-                <w:sz w:val="22"/>
-                <w:szCs w:val="22"/>
                 <w:lang w:eastAsia="en-US"/>
               </w:rPr>
             </w:pPr>
@@ -3269,53 +2752,35 @@
         </w:tc>
         <w:sdt>
           <w:sdtPr>
-            <w:rPr>
-              <w:rFonts w:eastAsia="Times New Roman" w:cs="Segoe UI"/>
-              <w:sz w:val="22"/>
-              <w:szCs w:val="22"/>
-            </w:rPr>
+            <w:rPr/>
             <w:alias w:val="Description_VATClauseLine"/>
             <w:tag w:val="#BC:InsertDataItem,DataItems/Header/VATClauseLine/Description_VATClauseLine"/>
             <w:id w:val="941799959"/>
             <w:placeholder>
               <w:docPart w:val="DB6E80D2190E48739D27B47EF0C3F8BC"/>
             </w:placeholder>
+            <w:dataBinding w:prefixMappings="&lt;xmlns:ns0='urn:microsoft-dynamics-nav/reports/Standard_Sales_Draft_Invoice/1303/' " w:xpath="/ns0:NavWordReportXmlPart[1]/ns0:Header[1]/ns0:VATClauseLine[1]/ns0:Description_VATClauseLine[1]" w:storeItemID="{00000000-0000-0000-0000-000000000000}"/>
             <w15:color w:val="808080"/>
             <w:text/>
-            <w:dataBinding w:prefixMappings="xmlns:ns0='urn:microsoft-dynamics-nav/reports/Standard_Sales_Draft_Invoice/1303/'" w:xpath="/ns0:NavWordReportXmlPart[1]/ns0:Header[1]/ns0:VATClauseLine[1]/ns0:Description_VATClauseLine[1]"/>
           </w:sdtPr>
-          <w:sdtEndPr/>
           <w:sdtContent>
             <w:tc>
               <w:tcPr>
-                <w:tcW w:w="3052" w:type="dxa"/>
+                <w:tcW w:w="1455" w:type="pct"/>
                 <w:tcBorders>
-                  <w:top w:val="none" w:color="auto" w:sz="0" w:space="0"/>
+                  <w:top w:val="none" w:sz="0" w:space="0" w:color="auto"/>
                 </w:tcBorders>
                 <w:vAlign w:val="center"/>
               </w:tcPr>
               <w:p>
                 <w:pPr>
-                  <w:spacing w:before="120" w:after="120" w:line="240" w:lineRule="exact"/>
+                  <w:pStyle w:val="BCLabelNumber"/>
+                  <w:spacing w:before="120" w:after="120" w:line="240" w:lineRule="auto"/>
                   <w:jc w:val="right"/>
                   <w:cnfStyle w:val="010000000000" w:firstRow="0" w:lastRow="1" w:firstColumn="0" w:lastColumn="0" w:oddVBand="0" w:evenVBand="0" w:oddHBand="0" w:evenHBand="0" w:firstRowFirstColumn="0" w:firstRowLastColumn="0" w:lastRowFirstColumn="0" w:lastRowLastColumn="0"/>
-                  <w:rPr>
-                    <w:rFonts w:eastAsia="Times New Roman" w:cs="Segoe UI" w:asciiTheme="minorHAnsi" w:hAnsiTheme="minorHAnsi"/>
-                    <w:b w:val="0"/>
-                    <w:bCs w:val="0"/>
-                    <w:sz w:val="22"/>
-                    <w:szCs w:val="22"/>
-                  </w:rPr>
                 </w:pPr>
                 <w:proofErr w:type="spellStart"/>
                 <w:r>
-                  <w:rPr>
-                    <w:rFonts w:eastAsia="Times New Roman" w:cs="Segoe UI" w:asciiTheme="minorHAnsi" w:hAnsiTheme="minorHAnsi"/>
-                    <w:b w:val="0"/>
-                    <w:bCs w:val="0"/>
-                    <w:sz w:val="22"/>
-                    <w:szCs w:val="22"/>
-                  </w:rPr>
                   <w:t>Description_VATClauseLine</w:t>
                 </w:r>
                 <w:proofErr w:type="spellEnd"/>
@@ -3328,55 +2793,48 @@
     <w:p/>
     <w:tbl>
       <w:tblPr>
-        <w:tblW w:w="0" w:type="auto"/>
+        <w:tblStyle w:val="BCBlockTable"/>
+        <w:tblW w:w="5000" w:type="pct"/>
         <w:tblCellMar>
           <w:left w:w="0" w:type="dxa"/>
           <w:right w:w="0" w:type="dxa"/>
         </w:tblCellMar>
-        <w:tblLook w:val="0000" w:firstRow="0" w:lastRow="0" w:firstColumn="0" w:lastColumn="0" w:noHBand="0" w:noVBand="0"/>
+        <w:tblLook w:val="0620" w:firstRow="1" w:lastRow="0" w:firstColumn="0" w:lastColumn="0" w:noHBand="1" w:noVBand="1"/>
         <w:tblCaption w:val="Note Block"/>
+        <w:tblDescription w:val="Layout table. Used for positioning, not for tabular data."/>
       </w:tblPr>
       <w:tblGrid>
         <w:gridCol w:w="10494"/>
       </w:tblGrid>
       <w:tr>
+        <w:trPr>
+          <w:cantSplit/>
+        </w:trPr>
         <w:sdt>
           <w:sdtPr>
-            <w:rPr>
-              <w:iCs/>
-              <w:sz w:val="22"/>
-              <w:szCs w:val="22"/>
-            </w:rPr>
+            <w:rPr/>
             <w:alias w:val="WorkDescriptionLine"/>
             <w:tag w:val="#BC:InsertDataItem,DataItems/Header/WorkDescriptionLines/WorkDescriptionLine"/>
             <w:id w:val="1093668451"/>
             <w:placeholder>
               <w:docPart w:val="0E413A1B44F34AD8A7B0DCD2865310A5"/>
             </w:placeholder>
+            <w:dataBinding w:prefixMappings="&lt;xmlns:ns0='urn:microsoft-dynamics-nav/reports/Standard_Sales_Draft_Invoice/1303/' " w:xpath="/ns0:NavWordReportXmlPart[1]/ns0:Header[1]/ns0:WorkDescriptionLines[1]/ns0:WorkDescriptionLine[1]" w:storeItemID="{00000000-0000-0000-0000-000000000000}"/>
             <w15:color w:val="808080"/>
             <w:text/>
-            <w:dataBinding w:prefixMappings="xmlns:ns0='urn:microsoft-dynamics-nav/reports/Standard_Sales_Draft_Invoice/1303/'" w:xpath="/ns0:NavWordReportXmlPart[1]/ns0:Header[1]/ns0:WorkDescriptionLines[1]/ns0:WorkDescriptionLine[1]"/>
           </w:sdtPr>
-          <w:sdtEndPr/>
           <w:sdtContent>
             <w:tc>
               <w:tcPr>
-                <w:tcW w:w="10610" w:type="dxa"/>
+                <w:tcW w:w="5000" w:type="pct"/>
               </w:tcPr>
               <w:p>
                 <w:pPr>
+                  <w:pStyle w:val="NoSpacing"/>
                   <w:ind w:right="26"/>
-                  <w:rPr>
-                    <w:i/>
-                  </w:rPr>
                 </w:pPr>
                 <w:proofErr w:type="spellStart"/>
                 <w:r>
-                  <w:rPr>
-                    <w:iCs/>
-                    <w:sz w:val="22"/>
-                    <w:szCs w:val="22"/>
-                  </w:rPr>
                   <w:t>WorkDescriptionLine</w:t>
                 </w:r>
                 <w:proofErr w:type="spellEnd"/>
@@ -3388,6 +2846,7 @@
     </w:tbl>
     <w:p/>
     <w:sectPr>
+      <w:headerReference w:type="default" r:id="rId8"/>
       <w:pgSz w:w="11906" w:h="16838"/>
       <w:pgMar w:top="576" w:right="706" w:bottom="576" w:left="706" w:header="708" w:footer="708" w:gutter="0"/>
       <w:cols w:space="708"/>
@@ -3395,6 +2854,66 @@
     </w:sectPr>
   </w:body>
 </w:document>
+</file>
+
+<file path=word/endnotes.xml><?xml version="1.0" encoding="utf-8"?>
+<w:endnotes xmlns:wpc="http://schemas.microsoft.com/office/word/2010/wordprocessingCanvas" xmlns:cx="http://schemas.microsoft.com/office/drawing/2014/chartex" xmlns:cx1="http://schemas.microsoft.com/office/drawing/2015/9/8/chartex" xmlns:cx2="http://schemas.microsoft.com/office/drawing/2015/10/21/chartex" xmlns:cx3="http://schemas.microsoft.com/office/drawing/2016/5/9/chartex" xmlns:cx4="http://schemas.microsoft.com/office/drawing/2016/5/10/chartex" xmlns:cx5="http://schemas.microsoft.com/office/drawing/2016/5/11/chartex" xmlns:cx6="http://schemas.microsoft.com/office/drawing/2016/5/12/chartex" xmlns:cx7="http://schemas.microsoft.com/office/drawing/2016/5/13/chartex" xmlns:cx8="http://schemas.microsoft.com/office/drawing/2016/5/14/chartex" xmlns:mc="http://schemas.openxmlformats.org/markup-compatibility/2006" xmlns:aink="http://schemas.microsoft.com/office/drawing/2016/ink" xmlns:am3d="http://schemas.microsoft.com/office/drawing/2017/model3d" xmlns:o="urn:schemas-microsoft-com:office:office" xmlns:oel="http://schemas.microsoft.com/office/2019/extlst" xmlns:r="http://schemas.openxmlformats.org/officeDocument/2006/relationships" xmlns:m="http://schemas.openxmlformats.org/officeDocument/2006/math" xmlns:v="urn:schemas-microsoft-com:vml" xmlns:wp14="http://schemas.microsoft.com/office/word/2010/wordprocessingDrawing" xmlns:wp="http://schemas.openxmlformats.org/drawingml/2006/wordprocessingDrawing" xmlns:w10="urn:schemas-microsoft-com:office:word" xmlns:w="http://schemas.openxmlformats.org/wordprocessingml/2006/main" xmlns:w14="http://schemas.microsoft.com/office/word/2010/wordml" xmlns:w15="http://schemas.microsoft.com/office/word/2012/wordml" xmlns:w16cex="http://schemas.microsoft.com/office/word/2018/wordml/cex" xmlns:w16cid="http://schemas.microsoft.com/office/word/2016/wordml/cid" xmlns:w16="http://schemas.microsoft.com/office/word/2018/wordml" xmlns:w16du="http://schemas.microsoft.com/office/word/2023/wordml/word16du" xmlns:w16sdtdh="http://schemas.microsoft.com/office/word/2020/wordml/sdtdatahash" xmlns:w16sdtfl="http://schemas.microsoft.com/office/word/2024/wordml/sdtformatlock" xmlns:w16se="http://schemas.microsoft.com/office/word/2015/wordml/symex" xmlns:wpg="http://schemas.microsoft.com/office/word/2010/wordprocessingGroup" xmlns:wpi="http://schemas.microsoft.com/office/word/2010/wordprocessingInk" xmlns:wne="http://schemas.microsoft.com/office/word/2006/wordml" xmlns:wps="http://schemas.microsoft.com/office/word/2010/wordprocessingShape" mc:Ignorable="w14 w15 w16se w16cid w16 w16cex w16sdtdh w16sdtfl w16du wp14">
+  <w:endnote w:type="separator" w:id="-1">
+    <w:p>
+      <w:pPr>
+        <w:spacing w:after="0" w:line="240" w:lineRule="auto"/>
+      </w:pPr>
+      <w:r>
+        <w:separator/>
+      </w:r>
+    </w:p>
+  </w:endnote>
+  <w:endnote w:type="continuationSeparator" w:id="0">
+    <w:p>
+      <w:pPr>
+        <w:spacing w:after="0" w:line="240" w:lineRule="auto"/>
+      </w:pPr>
+      <w:r>
+        <w:continuationSeparator/>
+      </w:r>
+    </w:p>
+  </w:endnote>
+</w:endnotes>
+</file>
+
+<file path=word/footnotes.xml><?xml version="1.0" encoding="utf-8"?>
+<w:footnotes xmlns:wpc="http://schemas.microsoft.com/office/word/2010/wordprocessingCanvas" xmlns:cx="http://schemas.microsoft.com/office/drawing/2014/chartex" xmlns:cx1="http://schemas.microsoft.com/office/drawing/2015/9/8/chartex" xmlns:cx2="http://schemas.microsoft.com/office/drawing/2015/10/21/chartex" xmlns:cx3="http://schemas.microsoft.com/office/drawing/2016/5/9/chartex" xmlns:cx4="http://schemas.microsoft.com/office/drawing/2016/5/10/chartex" xmlns:cx5="http://schemas.microsoft.com/office/drawing/2016/5/11/chartex" xmlns:cx6="http://schemas.microsoft.com/office/drawing/2016/5/12/chartex" xmlns:cx7="http://schemas.microsoft.com/office/drawing/2016/5/13/chartex" xmlns:cx8="http://schemas.microsoft.com/office/drawing/2016/5/14/chartex" xmlns:mc="http://schemas.openxmlformats.org/markup-compatibility/2006" xmlns:aink="http://schemas.microsoft.com/office/drawing/2016/ink" xmlns:am3d="http://schemas.microsoft.com/office/drawing/2017/model3d" xmlns:o="urn:schemas-microsoft-com:office:office" xmlns:oel="http://schemas.microsoft.com/office/2019/extlst" xmlns:r="http://schemas.openxmlformats.org/officeDocument/2006/relationships" xmlns:m="http://schemas.openxmlformats.org/officeDocument/2006/math" xmlns:v="urn:schemas-microsoft-com:vml" xmlns:wp14="http://schemas.microsoft.com/office/word/2010/wordprocessingDrawing" xmlns:wp="http://schemas.openxmlformats.org/drawingml/2006/wordprocessingDrawing" xmlns:w10="urn:schemas-microsoft-com:office:word" xmlns:w="http://schemas.openxmlformats.org/wordprocessingml/2006/main" xmlns:w14="http://schemas.microsoft.com/office/word/2010/wordml" xmlns:w15="http://schemas.microsoft.com/office/word/2012/wordml" xmlns:w16cex="http://schemas.microsoft.com/office/word/2018/wordml/cex" xmlns:w16cid="http://schemas.microsoft.com/office/word/2016/wordml/cid" xmlns:w16="http://schemas.microsoft.com/office/word/2018/wordml" xmlns:w16du="http://schemas.microsoft.com/office/word/2023/wordml/word16du" xmlns:w16sdtdh="http://schemas.microsoft.com/office/word/2020/wordml/sdtdatahash" xmlns:w16sdtfl="http://schemas.microsoft.com/office/word/2024/wordml/sdtformatlock" xmlns:w16se="http://schemas.microsoft.com/office/word/2015/wordml/symex" xmlns:wpg="http://schemas.microsoft.com/office/word/2010/wordprocessingGroup" xmlns:wpi="http://schemas.microsoft.com/office/word/2010/wordprocessingInk" xmlns:wne="http://schemas.microsoft.com/office/word/2006/wordml" xmlns:wps="http://schemas.microsoft.com/office/word/2010/wordprocessingShape" mc:Ignorable="w14 w15 w16se w16cid w16 w16cex w16sdtdh w16sdtfl w16du wp14">
+  <w:footnote w:type="separator" w:id="-1">
+    <w:p>
+      <w:pPr>
+        <w:spacing w:after="0" w:line="240" w:lineRule="auto"/>
+      </w:pPr>
+      <w:r>
+        <w:separator/>
+      </w:r>
+    </w:p>
+  </w:footnote>
+  <w:footnote w:type="continuationSeparator" w:id="0">
+    <w:p>
+      <w:pPr>
+        <w:spacing w:after="0" w:line="240" w:lineRule="auto"/>
+      </w:pPr>
+      <w:r>
+        <w:continuationSeparator/>
+      </w:r>
+    </w:p>
+  </w:footnote>
+</w:footnotes>
+</file>
+
+<file path=word/header1.xml><?xml version="1.0" encoding="utf-8"?>
+<w:hdr xmlns:wpc="http://schemas.microsoft.com/office/word/2010/wordprocessingCanvas" xmlns:cx="http://schemas.microsoft.com/office/drawing/2014/chartex" xmlns:cx1="http://schemas.microsoft.com/office/drawing/2015/9/8/chartex" xmlns:cx2="http://schemas.microsoft.com/office/drawing/2015/10/21/chartex" xmlns:cx3="http://schemas.microsoft.com/office/drawing/2016/5/9/chartex" xmlns:cx4="http://schemas.microsoft.com/office/drawing/2016/5/10/chartex" xmlns:cx5="http://schemas.microsoft.com/office/drawing/2016/5/11/chartex" xmlns:cx6="http://schemas.microsoft.com/office/drawing/2016/5/12/chartex" xmlns:cx7="http://schemas.microsoft.com/office/drawing/2016/5/13/chartex" xmlns:cx8="http://schemas.microsoft.com/office/drawing/2016/5/14/chartex" xmlns:mc="http://schemas.openxmlformats.org/markup-compatibility/2006" xmlns:aink="http://schemas.microsoft.com/office/drawing/2016/ink" xmlns:am3d="http://schemas.microsoft.com/office/drawing/2017/model3d" xmlns:o="urn:schemas-microsoft-com:office:office" xmlns:oel="http://schemas.microsoft.com/office/2019/extlst" xmlns:r="http://schemas.openxmlformats.org/officeDocument/2006/relationships" xmlns:m="http://schemas.openxmlformats.org/officeDocument/2006/math" xmlns:v="urn:schemas-microsoft-com:vml" xmlns:wp14="http://schemas.microsoft.com/office/word/2010/wordprocessingDrawing" xmlns:wp="http://schemas.openxmlformats.org/drawingml/2006/wordprocessingDrawing" xmlns:w10="urn:schemas-microsoft-com:office:word" xmlns:w="http://schemas.openxmlformats.org/wordprocessingml/2006/main" xmlns:w14="http://schemas.microsoft.com/office/word/2010/wordml" xmlns:w15="http://schemas.microsoft.com/office/word/2012/wordml" xmlns:w16cex="http://schemas.microsoft.com/office/word/2018/wordml/cex" xmlns:w16cid="http://schemas.microsoft.com/office/word/2016/wordml/cid" xmlns:w16="http://schemas.microsoft.com/office/word/2018/wordml" xmlns:w16du="http://schemas.microsoft.com/office/word/2023/wordml/word16du" xmlns:w16sdtdh="http://schemas.microsoft.com/office/word/2020/wordml/sdtdatahash" xmlns:w16sdtfl="http://schemas.microsoft.com/office/word/2024/wordml/sdtformatlock" xmlns:w16se="http://schemas.microsoft.com/office/word/2015/wordml/symex" xmlns:wpg="http://schemas.microsoft.com/office/word/2010/wordprocessingGroup" xmlns:wpi="http://schemas.microsoft.com/office/word/2010/wordprocessingInk" xmlns:wne="http://schemas.microsoft.com/office/word/2006/wordml" xmlns:wps="http://schemas.microsoft.com/office/word/2010/wordprocessingShape" mc:Ignorable="w14 w15 w16se w16cid w16 w16cex w16sdtdh w16sdtfl w16du wp14">
+  <w:p>
+    <w:pPr>
+      <w:pStyle w:val="Header"/>
+    </w:pPr>
+  </w:p>
+</w:hdr>
 </file>
 
 <file path=word/styles.xml><?xml version="1.0" encoding="utf-8"?>
@@ -3845,7 +3364,6 @@
   <w:style w:type="character" w:default="1" w:styleId="DefaultParagraphFont">
     <w:name w:val="Default Paragraph Font"/>
     <w:uiPriority w:val="1"/>
-    <w:semiHidden/>
     <w:unhideWhenUsed/>
   </w:style>
   <w:style w:type="table" w:default="1" w:styleId="TableNormal">
@@ -3967,7 +3485,7 @@
       <w:kern w:val="0"/>
       <w:sz w:val="20"/>
       <w:szCs w:val="20"/>
-      <w:lang w:val="en-DK" w:eastAsia="en-DK"/>
+      <w:lang w:val="da-DK" w:eastAsia="da-DK"/>
       <w14:ligatures w14:val="none"/>
     </w:rPr>
     <w:tblPr/>
@@ -4147,6 +3665,335 @@
       <w:tblPr/>
       <w:tcPr>
         <w:shd w:val="clear" w:color="auto" w:fill="C1E4F5" w:themeFill="accent1" w:themeFillTint="33"/>
+      </w:tcPr>
+    </w:tblStylePr>
+  </w:style>
+  <w:style w:type="paragraph" w:styleId="Header">
+    <w:name w:val="header"/>
+    <w:basedOn w:val="Normal"/>
+    <w:link w:val="HeaderChar"/>
+    <w:uiPriority w:val="99"/>
+    <w:unhideWhenUsed/>
+    <w:rsid w:val="007406D2"/>
+    <w:pPr>
+      <w:tabs>
+        <w:tab w:val="center" w:pos="4513"/>
+        <w:tab w:val="right" w:pos="9026"/>
+      </w:tabs>
+      <w:spacing w:after="0" w:line="240" w:lineRule="auto"/>
+    </w:pPr>
+  </w:style>
+  <w:style w:type="character" w:customStyle="1" w:styleId="HeaderChar">
+    <w:name w:val="Header Char"/>
+    <w:basedOn w:val="DefaultParagraphFont"/>
+    <w:link w:val="Header"/>
+    <w:uiPriority w:val="99"/>
+    <w:rsid w:val="007406D2"/>
+  </w:style>
+  <w:style w:type="paragraph" w:styleId="Footer">
+    <w:name w:val="footer"/>
+    <w:basedOn w:val="Normal"/>
+    <w:link w:val="FooterChar"/>
+    <w:uiPriority w:val="99"/>
+    <w:unhideWhenUsed/>
+    <w:rsid w:val="007406D2"/>
+    <w:pPr>
+      <w:tabs>
+        <w:tab w:val="center" w:pos="4513"/>
+        <w:tab w:val="right" w:pos="9026"/>
+      </w:tabs>
+      <w:spacing w:after="0" w:line="240" w:lineRule="auto"/>
+    </w:pPr>
+  </w:style>
+  <w:style w:type="character" w:customStyle="1" w:styleId="FooterChar">
+    <w:name w:val="Footer Char"/>
+    <w:basedOn w:val="DefaultParagraphFont"/>
+    <w:link w:val="Footer"/>
+    <w:uiPriority w:val="99"/>
+    <w:rsid w:val="007406D2"/>
+  </w:style>
+  <w:style w:type="paragraph" w:styleId="Subtitle">
+    <w:name w:val="Subtitle"/>
+    <w:basedOn w:val="Header"/>
+    <w:next w:val="Normal"/>
+    <w:link w:val="SubtitleChar"/>
+    <w:uiPriority w:val="11"/>
+    <w:qFormat/>
+    <w:rsid w:val="007406D2"/>
+    <w:pPr>
+      <w:tabs>
+        <w:tab w:val="clear" w:pos="4513"/>
+        <w:tab w:val="clear" w:pos="9026"/>
+        <w:tab w:val="center" w:pos="4680"/>
+        <w:tab w:val="right" w:pos="9360"/>
+      </w:tabs>
+    </w:pPr>
+    <w:rPr>
+      <w:rFonts w:eastAsiaTheme="minorHAnsi"/>
+      <w:kern w:val="0"/>
+      <w:sz w:val="22"/>
+      <w:szCs w:val="20"/>
+      <w:lang w:val="en-US" w:eastAsia="en-US"/>
+      <w14:ligatures w14:val="none"/>
+    </w:rPr>
+  </w:style>
+  <w:style w:type="character" w:customStyle="1" w:styleId="SubtitleChar">
+    <w:name w:val="Subtitle Char"/>
+    <w:basedOn w:val="DefaultParagraphFont"/>
+    <w:link w:val="Subtitle"/>
+    <w:uiPriority w:val="11"/>
+    <w:rsid w:val="007406D2"/>
+    <w:rPr>
+      <w:rFonts w:eastAsiaTheme="minorHAnsi"/>
+      <w:kern w:val="0"/>
+      <w:sz w:val="22"/>
+      <w:szCs w:val="20"/>
+      <w:lang w:val="en-US" w:eastAsia="en-US"/>
+      <w14:ligatures w14:val="none"/>
+    </w:rPr>
+  </w:style>
+  <w:style w:type="paragraph" w:styleId="NoSpacing">
+    <w:name w:val="No Spacing"/>
+    <w:uiPriority w:val="1"/>
+    <w:qFormat/>
+    <w:rsid w:val="00416FC2"/>
+    <w:pPr>
+      <w:spacing w:after="0" w:line="240" w:lineRule="auto"/>
+    </w:pPr>
+    <w:rPr>
+      <w:rFonts w:asciiTheme="minorHAnsi" w:hAnsiTheme="minorHAnsi" w:eastAsiaTheme="minorHAnsi" w:cstheme="minorBidi"/>
+      <w:color w:val="242424" w:themeColor="text1"/>
+    </w:rPr>
+  </w:style>
+  <w:style w:type="paragraph" w:customStyle="1" w:styleId="BCNumber">
+    <w:name w:val="BC Number"/>
+    <w:basedOn w:val="NoSpacing"/>
+    <w:next w:val="Normal"/>
+    <w:uiPriority w:val="2"/>
+    <w:qFormat/>
+    <w:pPr>
+      <w:spacing w:before="0" w:after="0" w:line="240" w:lineRule="auto"/>
+    </w:pPr>
+    <w:rPr>
+      <w:rFonts w:asciiTheme="minorHAnsi" w:hAnsiTheme="minorHAnsi" w:eastAsiaTheme="minorHAnsi" w:cstheme="minorBidi"/>
+      <w:color w:val="242424" w:themeColor="text1"/>
+      <w14:numForm w14:val="tabular"/>
+      <w14:numSpacing w14:val="tabular"/>
+    </w:rPr>
+  </w:style>
+  <w:style w:type="paragraph" w:customStyle="1" w:styleId="BCLabel">
+    <w:name w:val="BC Label"/>
+    <w:basedOn w:val="NoSpacing"/>
+    <w:next w:val="Normal"/>
+    <w:uiPriority w:val="2"/>
+    <w:qFormat/>
+    <w:pPr>
+      <w:keepNext/>
+      <w:spacing w:before="0" w:after="0" w:line="240" w:lineRule="auto"/>
+    </w:pPr>
+    <w:rPr>
+      <w:rFonts w:asciiTheme="majorHAnsi" w:hAnsiTheme="majorHAnsi" w:eastAsiaTheme="majorEastAsia" w:cstheme="majorBidi"/>
+      <w:color w:val="242424" w:themeColor="text1"/>
+    </w:rPr>
+  </w:style>
+  <w:style w:type="paragraph" w:customStyle="1" w:styleId="BCLabelNumber">
+    <w:name w:val="BC Label Number"/>
+    <w:basedOn w:val="BCLabel"/>
+    <w:next w:val="Normal"/>
+    <w:uiPriority w:val="2"/>
+    <w:qFormat/>
+    <w:pPr>
+      <w:spacing w:before="0" w:after="0" w:line="240" w:lineRule="auto"/>
+    </w:pPr>
+    <w:rPr>
+      <w:rFonts w:asciiTheme="majorHAnsi" w:hAnsiTheme="majorHAnsi" w:eastAsiaTheme="majorEastAsia" w:cstheme="majorBidi"/>
+      <w:color w:val="242424" w:themeColor="text1"/>
+      <w14:numForm w14:val="tabular"/>
+      <w14:numSpacing w14:val="tabular"/>
+    </w:rPr>
+  </w:style>
+  <w:style w:type="table" w:customStyle="1" w:styleId="BCBlockTable">
+    <w:name w:val="BC Block Table"/>
+    <w:basedOn w:val="TableNormal"/>
+    <w:uiPriority w:val="99"/>
+    <w:qFormat/>
+    <w:pPr>
+      <w:spacing w:before="0" w:after="0" w:line="240" w:lineRule="auto"/>
+    </w:pPr>
+    <w:tblPr>
+      <w:tblStyleRowBandSize w:val="1"/>
+      <w:tblStyleColBandSize w:val="1"/>
+      <w:tblCellMar>
+        <w:top w:w="0" w:type="dxa"/>
+        <w:left w:w="0" w:type="dxa"/>
+        <w:bottom w:w="0" w:type="dxa"/>
+        <w:right w:w="0" w:type="dxa"/>
+      </w:tblCellMar>
+    </w:tblPr>
+    <w:tcPr>
+      <w:vAlign w:val="top"/>
+    </w:tcPr>
+    <w:tblStylePr w:type="firstRow">
+      <w:rPr>
+        <w:rFonts w:asciiTheme="majorHAnsi" w:hAnsiTheme="majorHAnsi" w:cstheme="majorBidi"/>
+      </w:rPr>
+      <w:tcPr>
+        <w:vAlign w:val="top"/>
+      </w:tcPr>
+    </w:tblStylePr>
+  </w:style>
+  <w:style w:type="table" w:customStyle="1" w:styleId="BCDataTable">
+    <w:name w:val="BC Data Table"/>
+    <w:basedOn w:val="TableNormal"/>
+    <w:uiPriority w:val="99"/>
+    <w:qFormat/>
+    <w:pPr>
+      <w:spacing w:before="0" w:after="0" w:line="240" w:lineRule="auto"/>
+    </w:pPr>
+    <w:tblPr>
+      <w:tblStyleRowBandSize w:val="1"/>
+      <w:tblStyleColBandSize w:val="1"/>
+      <w:tblCellMar>
+        <w:top w:w="0" w:type="dxa"/>
+        <w:left w:w="115" w:type="dxa"/>
+        <w:bottom w:w="0" w:type="dxa"/>
+        <w:right w:w="115" w:type="dxa"/>
+      </w:tblCellMar>
+    </w:tblPr>
+    <w:tcPr>
+      <w:vAlign w:val="center"/>
+    </w:tcPr>
+    <w:tblStylePr w:type="firstRow">
+      <w:pPr>
+        <w:spacing w:before="160" w:after="80"/>
+      </w:pPr>
+      <w:rPr>
+        <w:rFonts w:asciiTheme="majorHAnsi" w:hAnsiTheme="majorHAnsi" w:cstheme="majorBidi"/>
+      </w:rPr>
+      <w:tcPr>
+        <w:tcBorders>
+          <w:bottom w:val="single" w:sz="4" w:space="0" w:color="242424" w:themeColor="text1"/>
+        </w:tcBorders>
+        <w:vAlign w:val="top"/>
+      </w:tcPr>
+    </w:tblStylePr>
+    <w:tblStylePr w:type="lastRow">
+      <w:tcPr>
+        <w:tcBorders>
+          <w:bottom w:val="single" w:sz="4" w:space="0" w:color="F5F7F8" w:themeColor="background2"/>
+        </w:tcBorders>
+      </w:tcPr>
+    </w:tblStylePr>
+    <w:tblStylePr w:type="band1Horz">
+      <w:tcPr>
+        <w:shd w:val="clear" w:color="auto" w:fill="auto"/>
+      </w:tcPr>
+    </w:tblStylePr>
+    <w:tblStylePr w:type="band2Horz">
+      <w:tcPr>
+        <w:shd w:val="clear" w:color="auto" w:fill="CCE6E9" w:themeFill="accent2" w:themeFillTint="33"/>
+      </w:tcPr>
+    </w:tblStylePr>
+  </w:style>
+  <w:style w:type="table" w:customStyle="1" w:styleId="BCTotalsTable">
+    <w:name w:val="BC Totals Table"/>
+    <w:basedOn w:val="TableNormal"/>
+    <w:uiPriority w:val="99"/>
+    <w:qFormat/>
+    <w:pPr>
+      <w:spacing w:before="0" w:after="0" w:line="240" w:lineRule="auto"/>
+    </w:pPr>
+    <w:tblPr>
+      <w:tblStyleRowBandSize w:val="1"/>
+      <w:tblStyleColBandSize w:val="1"/>
+      <w:tblCellMar>
+        <w:top w:w="0" w:type="dxa"/>
+        <w:left w:w="115" w:type="dxa"/>
+        <w:bottom w:w="0" w:type="dxa"/>
+        <w:right w:w="115" w:type="dxa"/>
+      </w:tblCellMar>
+    </w:tblPr>
+    <w:tcPr>
+      <w:vAlign w:val="center"/>
+    </w:tcPr>
+    <w:tblStylePr w:type="lastRow">
+      <w:rPr>
+        <w:rFonts w:asciiTheme="majorHAnsi" w:hAnsiTheme="majorHAnsi" w:cstheme="majorBidi"/>
+      </w:rPr>
+      <w:tcPr>
+        <w:tcBorders>
+          <w:top w:val="single" w:sz="4" w:space="0" w:color="242424" w:themeColor="text1"/>
+          <w:bottom w:val="single" w:sz="8" w:space="0" w:color="242424" w:themeColor="text1"/>
+        </w:tcBorders>
+      </w:tcPr>
+    </w:tblStylePr>
+  </w:style>
+  <w:style w:type="table" w:customStyle="1" w:styleId="BCCalculationTable">
+    <w:name w:val="BC Calculation Table"/>
+    <w:basedOn w:val="TableNormal"/>
+    <w:uiPriority w:val="99"/>
+    <w:qFormat/>
+    <w:pPr>
+      <w:spacing w:before="0" w:after="0" w:line="240" w:lineRule="auto"/>
+    </w:pPr>
+    <w:tblPr>
+      <w:tblStyleRowBandSize w:val="1"/>
+      <w:tblStyleColBandSize w:val="1"/>
+      <w:tblCellMar>
+        <w:top w:w="58" w:type="dxa"/>
+        <w:left w:w="0" w:type="dxa"/>
+        <w:bottom w:w="58" w:type="dxa"/>
+        <w:right w:w="0" w:type="dxa"/>
+      </w:tblCellMar>
+    </w:tblPr>
+    <w:tcPr>
+      <w:vAlign w:val="center"/>
+    </w:tcPr>
+    <w:tblStylePr w:type="firstRow">
+      <w:rPr>
+        <w:rFonts w:asciiTheme="majorHAnsi" w:hAnsiTheme="majorHAnsi" w:cstheme="majorBidi"/>
+      </w:rPr>
+      <w:tcPr>
+        <w:vAlign w:val="bottom"/>
+      </w:tcPr>
+    </w:tblStylePr>
+    <w:tblStylePr w:type="lastRow">
+      <w:rPr>
+        <w:rFonts w:asciiTheme="majorHAnsi" w:hAnsiTheme="majorHAnsi" w:cstheme="majorBidi"/>
+      </w:rPr>
+      <w:tcPr>
+        <w:tcBorders>
+          <w:top w:val="single" w:sz="4" w:space="0" w:color="242424" w:themeColor="text1"/>
+        </w:tcBorders>
+      </w:tcPr>
+    </w:tblStylePr>
+  </w:style>
+  <w:style w:type="table" w:customStyle="1" w:styleId="BCSignatureTable">
+    <w:name w:val="BC Signature Table"/>
+    <w:basedOn w:val="TableNormal"/>
+    <w:uiPriority w:val="99"/>
+    <w:qFormat/>
+    <w:pPr>
+      <w:spacing w:before="0" w:after="0" w:line="240" w:lineRule="auto"/>
+    </w:pPr>
+    <w:tblPr>
+      <w:tblStyleRowBandSize w:val="1"/>
+      <w:tblStyleColBandSize w:val="1"/>
+      <w:tblCellMar>
+        <w:top w:w="0" w:type="dxa"/>
+        <w:left w:w="0" w:type="dxa"/>
+        <w:bottom w:w="0" w:type="dxa"/>
+        <w:right w:w="0" w:type="dxa"/>
+      </w:tblCellMar>
+    </w:tblPr>
+    <w:tcPr>
+      <w:vAlign w:val="top"/>
+    </w:tcPr>
+    <w:tblStylePr w:type="lastRow">
+      <w:tcPr>
+        <w:tcBorders>
+          <w:bottom w:val="single" w:sz="4" w:space="0" w:color="242424" w:themeColor="text1"/>
+        </w:tcBorders>
       </w:tcPr>
     </w:tblStylePr>
   </w:style>
@@ -5112,7 +4959,7 @@
     </w:docPart>
     <w:docPart>
       <w:docPartPr>
-        <w:name w:val="32A4767B1DF44CF79DFBABDE68BD3CDA"/>
+        <w:name w:val="507EB89A91CE4DC5BFD2CC8BA5239E3A"/>
         <w:category>
           <w:name w:val="General"/>
           <w:gallery w:val="placeholder"/>
@@ -5123,12 +4970,41 @@
         <w:behaviors>
           <w:behavior w:val="content"/>
         </w:behaviors>
-        <w:guid w:val="{CD83774F-FBFB-42B2-A462-333F8F1A6147}"/>
+        <w:guid w:val="{DBE67F0F-05F4-4C14-99C5-27236210EDBA}"/>
       </w:docPartPr>
       <w:docPartBody>
         <w:p>
           <w:pPr>
-            <w:pStyle w:val="32A4767B1DF44CF79DFBABDE68BD3CDA"/>
+            <w:pStyle w:val="507EB89A91CE4DC5BFD2CC8BA5239E3A"/>
+          </w:pPr>
+          <w:r>
+            <w:rPr>
+              <w:rStyle w:val="PlaceholderText"/>
+            </w:rPr>
+            <w:t>Click here to enter text.</w:t>
+          </w:r>
+        </w:p>
+      </w:docPartBody>
+    </w:docPart>
+    <w:docPart>
+      <w:docPartPr>
+        <w:name w:val="3943C838408D4FEEBA1D4F8DB08C6B45"/>
+        <w:category>
+          <w:name w:val="General"/>
+          <w:gallery w:val="placeholder"/>
+        </w:category>
+        <w:types>
+          <w:type w:val="bbPlcHdr"/>
+        </w:types>
+        <w:behaviors>
+          <w:behavior w:val="content"/>
+        </w:behaviors>
+        <w:guid w:val="{00E71F10-2BA1-4319-A328-895B0FDD6D1C}"/>
+      </w:docPartPr>
+      <w:docPartBody>
+        <w:p>
+          <w:pPr>
+            <w:pStyle w:val="3943C838408D4FEEBA1D4F8DB08C6B45"/>
           </w:pPr>
           <w:r>
             <w:rPr>
@@ -5141,7 +5017,7 @@
     </w:docPart>
     <w:docPart>
       <w:docPartPr>
-        <w:name w:val="39E69A8CEB1F4FE4806374788D6A930B"/>
+        <w:name w:val="9528A075A79E48229D5B115D355652A0"/>
         <w:category>
           <w:name w:val="General"/>
           <w:gallery w:val="placeholder"/>
@@ -5152,12 +5028,12 @@
         <w:behaviors>
           <w:behavior w:val="content"/>
         </w:behaviors>
-        <w:guid w:val="{53138757-49F5-43DF-8037-B76853AF4547}"/>
+        <w:guid w:val="{C6A3A160-CC8D-4593-A122-23FEB2344F8F}"/>
       </w:docPartPr>
       <w:docPartBody>
         <w:p>
           <w:pPr>
-            <w:pStyle w:val="39E69A8CEB1F4FE4806374788D6A930B"/>
+            <w:pStyle w:val="9528A075A79E48229D5B115D355652A0"/>
           </w:pPr>
           <w:r>
             <w:rPr>
@@ -5170,7 +5046,7 @@
     </w:docPart>
     <w:docPart>
       <w:docPartPr>
-        <w:name w:val="B3EC40C09EF74AEB8328ED8608370BFC"/>
+        <w:name w:val="76EB9B3355CE46518A951F054BC15D92"/>
         <w:category>
           <w:name w:val="General"/>
           <w:gallery w:val="placeholder"/>
@@ -5181,12 +5057,12 @@
         <w:behaviors>
           <w:behavior w:val="content"/>
         </w:behaviors>
-        <w:guid w:val="{98B578A2-A981-4677-8DD6-AA61E6F1371F}"/>
+        <w:guid w:val="{45F07C75-E966-4AAF-B90A-9A32C2683FFD}"/>
       </w:docPartPr>
       <w:docPartBody>
         <w:p>
           <w:pPr>
-            <w:pStyle w:val="B3EC40C09EF74AEB8328ED8608370BFC"/>
+            <w:pStyle w:val="76EB9B3355CE46518A951F054BC15D92"/>
           </w:pPr>
           <w:r>
             <w:rPr>
@@ -5199,7 +5075,7 @@
     </w:docPart>
     <w:docPart>
       <w:docPartPr>
-        <w:name w:val="7B38833CFCC4475CB989EF464D433199"/>
+        <w:name w:val="4C14FE33C3054F83B97E7869B79B065B"/>
         <w:category>
           <w:name w:val="General"/>
           <w:gallery w:val="placeholder"/>
@@ -5210,12 +5086,41 @@
         <w:behaviors>
           <w:behavior w:val="content"/>
         </w:behaviors>
-        <w:guid w:val="{9500E46D-C8D1-4C14-B653-DD856E95E6C1}"/>
+        <w:guid w:val="{5CB0817B-4309-4D34-9347-938127ADE082}"/>
       </w:docPartPr>
       <w:docPartBody>
         <w:p>
           <w:pPr>
-            <w:pStyle w:val="7B38833CFCC4475CB989EF464D433199"/>
+            <w:pStyle w:val="4C14FE33C3054F83B97E7869B79B065B"/>
+          </w:pPr>
+          <w:r>
+            <w:rPr>
+              <w:rStyle w:val="PlaceholderText"/>
+            </w:rPr>
+            <w:t>Click here to enter text.</w:t>
+          </w:r>
+        </w:p>
+      </w:docPartBody>
+    </w:docPart>
+    <w:docPart>
+      <w:docPartPr>
+        <w:name w:val="06D95CB686D44EBC9A1EC35169674C40"/>
+        <w:category>
+          <w:name w:val="General"/>
+          <w:gallery w:val="placeholder"/>
+        </w:category>
+        <w:types>
+          <w:type w:val="bbPlcHdr"/>
+        </w:types>
+        <w:behaviors>
+          <w:behavior w:val="content"/>
+        </w:behaviors>
+        <w:guid w:val="{3C3E6A71-288F-4409-9F4A-6E836D12270C}"/>
+      </w:docPartPr>
+      <w:docPartBody>
+        <w:p>
+          <w:pPr>
+            <w:pStyle w:val="06D95CB686D44EBC9A1EC35169674C40"/>
           </w:pPr>
           <w:r>
             <w:rPr>
@@ -5228,7 +5133,7 @@
     </w:docPart>
     <w:docPart>
       <w:docPartPr>
-        <w:name w:val="CAA771DF1BFF4B4DA92BFC9D47EF44EE"/>
+        <w:name w:val="1EAB61C784A142E5A3F6A305627BECD3"/>
         <w:category>
           <w:name w:val="General"/>
           <w:gallery w:val="placeholder"/>
@@ -5239,12 +5144,12 @@
         <w:behaviors>
           <w:behavior w:val="content"/>
         </w:behaviors>
-        <w:guid w:val="{26309A2B-196E-4EFA-A6B6-6EF2468E4E6B}"/>
+        <w:guid w:val="{70A66FBB-EA32-425B-8493-E87EDD4D43E9}"/>
       </w:docPartPr>
       <w:docPartBody>
         <w:p>
           <w:pPr>
-            <w:pStyle w:val="CAA771DF1BFF4B4DA92BFC9D47EF44EE"/>
+            <w:pStyle w:val="1EAB61C784A142E5A3F6A305627BECD3"/>
           </w:pPr>
           <w:r>
             <w:rPr>
@@ -5257,7 +5162,7 @@
     </w:docPart>
     <w:docPart>
       <w:docPartPr>
-        <w:name w:val="BD83D88F35EB47FBBA7708866AD81062"/>
+        <w:name w:val="E763D64E1C8E47598AEC5DEB36756505"/>
         <w:category>
           <w:name w:val="General"/>
           <w:gallery w:val="placeholder"/>
@@ -5268,12 +5173,12 @@
         <w:behaviors>
           <w:behavior w:val="content"/>
         </w:behaviors>
-        <w:guid w:val="{71C60D14-831D-4ADA-AE7C-08B877F62B62}"/>
+        <w:guid w:val="{5EB40C65-9C58-478C-9A60-2306A76762E6}"/>
       </w:docPartPr>
       <w:docPartBody>
         <w:p>
           <w:pPr>
-            <w:pStyle w:val="BD83D88F35EB47FBBA7708866AD81062"/>
+            <w:pStyle w:val="E763D64E1C8E47598AEC5DEB36756505"/>
           </w:pPr>
           <w:r>
             <w:rPr>
@@ -5286,7 +5191,7 @@
     </w:docPart>
     <w:docPart>
       <w:docPartPr>
-        <w:name w:val="CA19A484CA0D4524AD687AB4F7AD3907"/>
+        <w:name w:val="2DE2181E211B4DD8BFA6693398711D32"/>
         <w:category>
           <w:name w:val="General"/>
           <w:gallery w:val="placeholder"/>
@@ -5297,12 +5202,12 @@
         <w:behaviors>
           <w:behavior w:val="content"/>
         </w:behaviors>
-        <w:guid w:val="{4AA9560D-AD09-4649-907D-85C7FAF6C0B5}"/>
+        <w:guid w:val="{BF37A026-819B-4546-8AD9-54AB2C1C129D}"/>
       </w:docPartPr>
       <w:docPartBody>
         <w:p>
           <w:pPr>
-            <w:pStyle w:val="CA19A484CA0D4524AD687AB4F7AD3907"/>
+            <w:pStyle w:val="2DE2181E211B4DD8BFA6693398711D32"/>
           </w:pPr>
           <w:r>
             <w:rPr>
@@ -5315,7 +5220,7 @@
     </w:docPart>
     <w:docPart>
       <w:docPartPr>
-        <w:name w:val="5BA1525AE2944FE6B2492B5FA74C9211"/>
+        <w:name w:val="B9832B50CFF24E35B3757C54CE6C1A07"/>
         <w:category>
           <w:name w:val="General"/>
           <w:gallery w:val="placeholder"/>
@@ -5326,12 +5231,70 @@
         <w:behaviors>
           <w:behavior w:val="content"/>
         </w:behaviors>
-        <w:guid w:val="{5757D344-2ED6-462F-AF50-981DD9C5A7CF}"/>
+        <w:guid w:val="{A73D50C3-F164-49E1-945B-EA4E772D7FD6}"/>
       </w:docPartPr>
       <w:docPartBody>
         <w:p>
           <w:pPr>
-            <w:pStyle w:val="5BA1525AE2944FE6B2492B5FA74C9211"/>
+            <w:pStyle w:val="B9832B50CFF24E35B3757C54CE6C1A07"/>
+          </w:pPr>
+          <w:r>
+            <w:rPr>
+              <w:rStyle w:val="PlaceholderText"/>
+            </w:rPr>
+            <w:t>Click or tap here to enter text.</w:t>
+          </w:r>
+        </w:p>
+      </w:docPartBody>
+    </w:docPart>
+    <w:docPart>
+      <w:docPartPr>
+        <w:name w:val="7A606AD2900A47D0B319F4B901320D5C"/>
+        <w:category>
+          <w:name w:val="General"/>
+          <w:gallery w:val="placeholder"/>
+        </w:category>
+        <w:types>
+          <w:type w:val="bbPlcHdr"/>
+        </w:types>
+        <w:behaviors>
+          <w:behavior w:val="content"/>
+        </w:behaviors>
+        <w:guid w:val="{BE3A8451-A3E2-4FB1-946E-49DDBA61C2E7}"/>
+      </w:docPartPr>
+      <w:docPartBody>
+        <w:p>
+          <w:pPr>
+            <w:pStyle w:val="7A606AD2900A47D0B319F4B901320D5C"/>
+          </w:pPr>
+          <w:r>
+            <w:rPr>
+              <w:rStyle w:val="PlaceholderText"/>
+            </w:rPr>
+            <w:t>Click or tap here to enter text.</w:t>
+          </w:r>
+        </w:p>
+      </w:docPartBody>
+    </w:docPart>
+    <w:docPart>
+      <w:docPartPr>
+        <w:name w:val="B4F84FBA032047EFB87C6FAF81AE1A6A"/>
+        <w:category>
+          <w:name w:val="General"/>
+          <w:gallery w:val="placeholder"/>
+        </w:category>
+        <w:types>
+          <w:type w:val="bbPlcHdr"/>
+        </w:types>
+        <w:behaviors>
+          <w:behavior w:val="content"/>
+        </w:behaviors>
+        <w:guid w:val="{FA980FB4-5B61-4186-9911-607A2A015D27}"/>
+      </w:docPartPr>
+      <w:docPartBody>
+        <w:p>
+          <w:pPr>
+            <w:pStyle w:val="B4F84FBA032047EFB87C6FAF81AE1A6A"/>
           </w:pPr>
           <w:r>
             <w:rPr>
@@ -5388,6 +5351,13 @@
     <w:pitch w:val="variable"/>
     <w:sig w:usb0="E4002EFF" w:usb1="C000E47F" w:usb2="00000009" w:usb3="00000000" w:csb0="000001FF" w:csb1="00000000"/>
   </w:font>
+  <w:font w:name="Calibri">
+    <w:panose1 w:val="020F0502020204030204"/>
+    <w:charset w:val="00"/>
+    <w:family w:val="swiss"/>
+    <w:pitch w:val="variable"/>
+    <w:sig w:usb0="E4002EFF" w:usb1="C200247B" w:usb2="00000009" w:usb3="00000000" w:csb0="000001FF" w:csb1="00000000"/>
+  </w:font>
   <w:font w:name="Arial">
     <w:panose1 w:val="020B0604020202020204"/>
     <w:charset w:val="00"/>
@@ -5402,6 +5372,7 @@
 <w:settings xmlns:mc="http://schemas.openxmlformats.org/markup-compatibility/2006" xmlns:o="urn:schemas-microsoft-com:office:office" xmlns:r="http://schemas.openxmlformats.org/officeDocument/2006/relationships" xmlns:m="http://schemas.openxmlformats.org/officeDocument/2006/math" xmlns:v="urn:schemas-microsoft-com:vml" xmlns:w10="urn:schemas-microsoft-com:office:word" xmlns:w="http://schemas.openxmlformats.org/wordprocessingml/2006/main" xmlns:w14="http://schemas.microsoft.com/office/word/2010/wordml" xmlns:w15="http://schemas.microsoft.com/office/word/2012/wordml" xmlns:w16cex="http://schemas.microsoft.com/office/word/2018/wordml/cex" xmlns:w16cid="http://schemas.microsoft.com/office/word/2016/wordml/cid" xmlns:w16="http://schemas.microsoft.com/office/word/2018/wordml" xmlns:w16du="http://schemas.microsoft.com/office/word/2023/wordml/word16du" xmlns:w16sdtdh="http://schemas.microsoft.com/office/word/2020/wordml/sdtdatahash" xmlns:w16sdtfl="http://schemas.microsoft.com/office/word/2024/wordml/sdtformatlock" xmlns:w16se="http://schemas.microsoft.com/office/word/2015/wordml/symex" xmlns:sl="http://schemas.openxmlformats.org/schemaLibrary/2006/main" mc:Ignorable="w14 w15 w16se w16cid w16 w16cex w16sdtdh w16sdtfl w16du">
   <w:view w:val="normal"/>
   <w:defaultTabStop w:val="720"/>
+  <w:hyphenationZone w:val="425"/>
   <w:characterSpacingControl w:val="doNotCompress"/>
   <w:compat>
     <w:useFELayout/>
@@ -5414,13 +5385,15 @@
   </w:compat>
   <w:rsids>
     <w:rsidRoot w:val="005E6805"/>
-    <w:rsid w:val="00163612"/>
+    <w:rsid w:val="00051563"/>
     <w:rsid w:val="00414DDA"/>
     <w:rsid w:val="004E7D13"/>
     <w:rsid w:val="005E6805"/>
+    <w:rsid w:val="006203BB"/>
     <w:rsid w:val="00733E47"/>
     <w:rsid w:val="008724D2"/>
     <w:rsid w:val="00884966"/>
+    <w:rsid w:val="008B75DF"/>
     <w:rsid w:val="00990E1E"/>
     <w:rsid w:val="00A05573"/>
     <w:rsid w:val="00A26624"/>
@@ -5887,9 +5860,9 @@
     <w:basedOn w:val="DefaultParagraphFont"/>
     <w:uiPriority w:val="99"/>
     <w:semiHidden/>
-    <w:rsid w:val="00E633A6"/>
-    <w:rPr>
-      <w:color w:val="666666"/>
+    <w:rsid w:val="008B75DF"/>
+    <w:rPr>
+      <w:color w:val="808080"/>
     </w:rPr>
   </w:style>
   <w:style w:type="paragraph" w:customStyle="1" w:styleId="82B7936CA3BD44C7A232908FBBDF549C">
@@ -6403,6 +6376,608 @@
   <w:style w:type="paragraph" w:customStyle="1" w:styleId="5BA1525AE2944FE6B2492B5FA74C9211">
     <w:name w:val="5BA1525AE2944FE6B2492B5FA74C9211"/>
     <w:rsid w:val="00E633A6"/>
+  </w:style>
+  <w:style w:type="paragraph" w:customStyle="1" w:styleId="2D463839881742A5B2C3545E3CD5C365">
+    <w:name w:val="2D463839881742A5B2C3545E3CD5C365"/>
+    <w:rsid w:val="008B75DF"/>
+    <w:rPr>
+      <w:lang w:val="da-DK" w:eastAsia="da-DK"/>
+    </w:rPr>
+  </w:style>
+  <w:style w:type="paragraph" w:customStyle="1" w:styleId="F5643803CEB94842BB1D85C3762BCE76">
+    <w:name w:val="F5643803CEB94842BB1D85C3762BCE76"/>
+    <w:rsid w:val="008B75DF"/>
+    <w:rPr>
+      <w:lang w:val="da-DK" w:eastAsia="da-DK"/>
+    </w:rPr>
+  </w:style>
+  <w:style w:type="paragraph" w:customStyle="1" w:styleId="73A13A26885F467492E8D1A599410C9E">
+    <w:name w:val="73A13A26885F467492E8D1A599410C9E"/>
+    <w:rsid w:val="008B75DF"/>
+    <w:rPr>
+      <w:lang w:val="da-DK" w:eastAsia="da-DK"/>
+    </w:rPr>
+  </w:style>
+  <w:style w:type="paragraph" w:customStyle="1" w:styleId="52045D8064D547AC96695F136C256CB9">
+    <w:name w:val="52045D8064D547AC96695F136C256CB9"/>
+    <w:rsid w:val="008B75DF"/>
+    <w:rPr>
+      <w:lang w:val="da-DK" w:eastAsia="da-DK"/>
+    </w:rPr>
+  </w:style>
+  <w:style w:type="paragraph" w:customStyle="1" w:styleId="08981A59EFC24A22A0BABBC2686FB986">
+    <w:name w:val="08981A59EFC24A22A0BABBC2686FB986"/>
+    <w:rsid w:val="008B75DF"/>
+    <w:rPr>
+      <w:lang w:val="da-DK" w:eastAsia="da-DK"/>
+    </w:rPr>
+  </w:style>
+  <w:style w:type="paragraph" w:customStyle="1" w:styleId="CF942C9F595945F1A71A2106E1A6D91C">
+    <w:name w:val="CF942C9F595945F1A71A2106E1A6D91C"/>
+    <w:rsid w:val="008B75DF"/>
+    <w:rPr>
+      <w:lang w:val="da-DK" w:eastAsia="da-DK"/>
+    </w:rPr>
+  </w:style>
+  <w:style w:type="paragraph" w:customStyle="1" w:styleId="CC04A7DFAEF8424C97C431A579A14E39">
+    <w:name w:val="CC04A7DFAEF8424C97C431A579A14E39"/>
+    <w:rsid w:val="008B75DF"/>
+    <w:rPr>
+      <w:lang w:val="da-DK" w:eastAsia="da-DK"/>
+    </w:rPr>
+  </w:style>
+  <w:style w:type="paragraph" w:customStyle="1" w:styleId="72158A301EF64153BBB6E037E9119388">
+    <w:name w:val="72158A301EF64153BBB6E037E9119388"/>
+    <w:rsid w:val="008B75DF"/>
+    <w:rPr>
+      <w:lang w:val="da-DK" w:eastAsia="da-DK"/>
+    </w:rPr>
+  </w:style>
+  <w:style w:type="paragraph" w:customStyle="1" w:styleId="0E5830D36E464D7292E503FA35F5299D">
+    <w:name w:val="0E5830D36E464D7292E503FA35F5299D"/>
+    <w:rsid w:val="008B75DF"/>
+    <w:rPr>
+      <w:lang w:val="da-DK" w:eastAsia="da-DK"/>
+    </w:rPr>
+  </w:style>
+  <w:style w:type="paragraph" w:customStyle="1" w:styleId="8DFAB72EFBF64378A4227A0E64CA8581">
+    <w:name w:val="8DFAB72EFBF64378A4227A0E64CA8581"/>
+    <w:rsid w:val="008B75DF"/>
+    <w:rPr>
+      <w:lang w:val="da-DK" w:eastAsia="da-DK"/>
+    </w:rPr>
+  </w:style>
+  <w:style w:type="paragraph" w:customStyle="1" w:styleId="947351B9B04A4EEA9091E22B23F64D89">
+    <w:name w:val="947351B9B04A4EEA9091E22B23F64D89"/>
+    <w:rsid w:val="008B75DF"/>
+    <w:rPr>
+      <w:lang w:val="da-DK" w:eastAsia="da-DK"/>
+    </w:rPr>
+  </w:style>
+  <w:style w:type="paragraph" w:customStyle="1" w:styleId="DCA25D345DB540999E16EB49B731266F">
+    <w:name w:val="DCA25D345DB540999E16EB49B731266F"/>
+    <w:rsid w:val="008B75DF"/>
+    <w:rPr>
+      <w:lang w:val="da-DK" w:eastAsia="da-DK"/>
+    </w:rPr>
+  </w:style>
+  <w:style w:type="paragraph" w:customStyle="1" w:styleId="95313A075EB946A69C491DE617E2507F">
+    <w:name w:val="95313A075EB946A69C491DE617E2507F"/>
+    <w:rsid w:val="008B75DF"/>
+    <w:rPr>
+      <w:lang w:val="da-DK" w:eastAsia="da-DK"/>
+    </w:rPr>
+  </w:style>
+  <w:style w:type="paragraph" w:customStyle="1" w:styleId="E165210ADD47442A8A1A5D6307638AB0">
+    <w:name w:val="E165210ADD47442A8A1A5D6307638AB0"/>
+    <w:rsid w:val="008B75DF"/>
+    <w:rPr>
+      <w:lang w:val="da-DK" w:eastAsia="da-DK"/>
+    </w:rPr>
+  </w:style>
+  <w:style w:type="paragraph" w:customStyle="1" w:styleId="67DBB2B52B1144B9A7C698A4DE68EB48">
+    <w:name w:val="67DBB2B52B1144B9A7C698A4DE68EB48"/>
+    <w:rsid w:val="008B75DF"/>
+    <w:rPr>
+      <w:lang w:val="da-DK" w:eastAsia="da-DK"/>
+    </w:rPr>
+  </w:style>
+  <w:style w:type="paragraph" w:customStyle="1" w:styleId="A4BA84CAE0AE4DFBB3F4DEBF479A475B">
+    <w:name w:val="A4BA84CAE0AE4DFBB3F4DEBF479A475B"/>
+    <w:rsid w:val="008B75DF"/>
+    <w:rPr>
+      <w:lang w:val="da-DK" w:eastAsia="da-DK"/>
+    </w:rPr>
+  </w:style>
+  <w:style w:type="paragraph" w:customStyle="1" w:styleId="A912ADEB66C74516B02AA45D63DDBF32">
+    <w:name w:val="A912ADEB66C74516B02AA45D63DDBF32"/>
+    <w:rsid w:val="008B75DF"/>
+    <w:rPr>
+      <w:lang w:val="da-DK" w:eastAsia="da-DK"/>
+    </w:rPr>
+  </w:style>
+  <w:style w:type="paragraph" w:customStyle="1" w:styleId="DCA667BD1E9240889A537035B5153D01">
+    <w:name w:val="DCA667BD1E9240889A537035B5153D01"/>
+    <w:rsid w:val="008B75DF"/>
+    <w:rPr>
+      <w:lang w:val="da-DK" w:eastAsia="da-DK"/>
+    </w:rPr>
+  </w:style>
+  <w:style w:type="paragraph" w:customStyle="1" w:styleId="AB1ACBFD159A4DC4B9F2D01197DABE2F">
+    <w:name w:val="AB1ACBFD159A4DC4B9F2D01197DABE2F"/>
+    <w:rsid w:val="008B75DF"/>
+    <w:rPr>
+      <w:lang w:val="da-DK" w:eastAsia="da-DK"/>
+    </w:rPr>
+  </w:style>
+  <w:style w:type="paragraph" w:customStyle="1" w:styleId="AAB0836F9902468CB9E0A0F356A2DB57">
+    <w:name w:val="AAB0836F9902468CB9E0A0F356A2DB57"/>
+    <w:rsid w:val="008B75DF"/>
+    <w:rPr>
+      <w:lang w:val="da-DK" w:eastAsia="da-DK"/>
+    </w:rPr>
+  </w:style>
+  <w:style w:type="paragraph" w:customStyle="1" w:styleId="048CA8412457430DA037EDBD028B8376">
+    <w:name w:val="048CA8412457430DA037EDBD028B8376"/>
+    <w:rsid w:val="008B75DF"/>
+    <w:rPr>
+      <w:lang w:val="da-DK" w:eastAsia="da-DK"/>
+    </w:rPr>
+  </w:style>
+  <w:style w:type="paragraph" w:customStyle="1" w:styleId="E1B32E2904ED4032B573EAD6F21D3231">
+    <w:name w:val="E1B32E2904ED4032B573EAD6F21D3231"/>
+    <w:rsid w:val="008B75DF"/>
+    <w:rPr>
+      <w:lang w:val="da-DK" w:eastAsia="da-DK"/>
+    </w:rPr>
+  </w:style>
+  <w:style w:type="paragraph" w:customStyle="1" w:styleId="DA49A427365E4B15BB9297DAAAC13784">
+    <w:name w:val="DA49A427365E4B15BB9297DAAAC13784"/>
+    <w:rsid w:val="008B75DF"/>
+    <w:rPr>
+      <w:lang w:val="da-DK" w:eastAsia="da-DK"/>
+    </w:rPr>
+  </w:style>
+  <w:style w:type="paragraph" w:customStyle="1" w:styleId="35400D802E3A438395BAB299129CDFA7">
+    <w:name w:val="35400D802E3A438395BAB299129CDFA7"/>
+    <w:rsid w:val="008B75DF"/>
+    <w:rPr>
+      <w:lang w:val="da-DK" w:eastAsia="da-DK"/>
+    </w:rPr>
+  </w:style>
+  <w:style w:type="paragraph" w:customStyle="1" w:styleId="4A0A8B17C48F43AA94AC5BD9420E01E2">
+    <w:name w:val="4A0A8B17C48F43AA94AC5BD9420E01E2"/>
+    <w:rsid w:val="008B75DF"/>
+    <w:rPr>
+      <w:lang w:val="da-DK" w:eastAsia="da-DK"/>
+    </w:rPr>
+  </w:style>
+  <w:style w:type="paragraph" w:customStyle="1" w:styleId="C61B2D77D46C4DCEA091470CE66469ED">
+    <w:name w:val="C61B2D77D46C4DCEA091470CE66469ED"/>
+    <w:rsid w:val="008B75DF"/>
+    <w:rPr>
+      <w:lang w:val="da-DK" w:eastAsia="da-DK"/>
+    </w:rPr>
+  </w:style>
+  <w:style w:type="paragraph" w:customStyle="1" w:styleId="8EFFDB8CEA1841C982BDD4B755DB36FE">
+    <w:name w:val="8EFFDB8CEA1841C982BDD4B755DB36FE"/>
+    <w:rsid w:val="008B75DF"/>
+    <w:rPr>
+      <w:lang w:val="da-DK" w:eastAsia="da-DK"/>
+    </w:rPr>
+  </w:style>
+  <w:style w:type="paragraph" w:customStyle="1" w:styleId="4E75B3BBAD68479297B48D99F7DBB5AC">
+    <w:name w:val="4E75B3BBAD68479297B48D99F7DBB5AC"/>
+    <w:rsid w:val="008B75DF"/>
+    <w:rPr>
+      <w:lang w:val="da-DK" w:eastAsia="da-DK"/>
+    </w:rPr>
+  </w:style>
+  <w:style w:type="paragraph" w:customStyle="1" w:styleId="87345E9A2AEA49369898AB3C1DC8A82C">
+    <w:name w:val="87345E9A2AEA49369898AB3C1DC8A82C"/>
+    <w:rsid w:val="008B75DF"/>
+    <w:rPr>
+      <w:lang w:val="da-DK" w:eastAsia="da-DK"/>
+    </w:rPr>
+  </w:style>
+  <w:style w:type="paragraph" w:customStyle="1" w:styleId="9D298E9D28764C50ABA9529E39F8B877">
+    <w:name w:val="9D298E9D28764C50ABA9529E39F8B877"/>
+    <w:rsid w:val="008B75DF"/>
+    <w:rPr>
+      <w:lang w:val="da-DK" w:eastAsia="da-DK"/>
+    </w:rPr>
+  </w:style>
+  <w:style w:type="paragraph" w:customStyle="1" w:styleId="9C2C666709D3444A9C9467D72E8429B5">
+    <w:name w:val="9C2C666709D3444A9C9467D72E8429B5"/>
+    <w:rsid w:val="008B75DF"/>
+    <w:rPr>
+      <w:lang w:val="da-DK" w:eastAsia="da-DK"/>
+    </w:rPr>
+  </w:style>
+  <w:style w:type="paragraph" w:customStyle="1" w:styleId="6FD87AD5CC064DC48FFD2B452C2309CC">
+    <w:name w:val="6FD87AD5CC064DC48FFD2B452C2309CC"/>
+    <w:rsid w:val="008B75DF"/>
+    <w:rPr>
+      <w:lang w:val="da-DK" w:eastAsia="da-DK"/>
+    </w:rPr>
+  </w:style>
+  <w:style w:type="paragraph" w:customStyle="1" w:styleId="CFF287A61963484E81B19D21F1C97076">
+    <w:name w:val="CFF287A61963484E81B19D21F1C97076"/>
+    <w:rsid w:val="008B75DF"/>
+    <w:rPr>
+      <w:lang w:val="da-DK" w:eastAsia="da-DK"/>
+    </w:rPr>
+  </w:style>
+  <w:style w:type="paragraph" w:customStyle="1" w:styleId="348CAFE774834DA1896D8361585EE267">
+    <w:name w:val="348CAFE774834DA1896D8361585EE267"/>
+    <w:rsid w:val="008B75DF"/>
+    <w:rPr>
+      <w:lang w:val="da-DK" w:eastAsia="da-DK"/>
+    </w:rPr>
+  </w:style>
+  <w:style w:type="paragraph" w:customStyle="1" w:styleId="1ABCA179F9DC45DAAF140CDD16DF935E">
+    <w:name w:val="1ABCA179F9DC45DAAF140CDD16DF935E"/>
+    <w:rsid w:val="008B75DF"/>
+    <w:rPr>
+      <w:lang w:val="da-DK" w:eastAsia="da-DK"/>
+    </w:rPr>
+  </w:style>
+  <w:style w:type="paragraph" w:customStyle="1" w:styleId="82021FA831A54FD2921E8AEA58F38AAC">
+    <w:name w:val="82021FA831A54FD2921E8AEA58F38AAC"/>
+    <w:rsid w:val="008B75DF"/>
+    <w:rPr>
+      <w:lang w:val="da-DK" w:eastAsia="da-DK"/>
+    </w:rPr>
+  </w:style>
+  <w:style w:type="paragraph" w:customStyle="1" w:styleId="7B189C1D39654D8AA9087CB4F46C2DE4">
+    <w:name w:val="7B189C1D39654D8AA9087CB4F46C2DE4"/>
+    <w:rsid w:val="008B75DF"/>
+    <w:rPr>
+      <w:lang w:val="da-DK" w:eastAsia="da-DK"/>
+    </w:rPr>
+  </w:style>
+  <w:style w:type="paragraph" w:customStyle="1" w:styleId="E792B4DAB90B4249AE6DB7E4B4DD2F3B">
+    <w:name w:val="E792B4DAB90B4249AE6DB7E4B4DD2F3B"/>
+    <w:rsid w:val="008B75DF"/>
+    <w:rPr>
+      <w:lang w:val="da-DK" w:eastAsia="da-DK"/>
+    </w:rPr>
+  </w:style>
+  <w:style w:type="paragraph" w:customStyle="1" w:styleId="1D20C656D6F64C57AE503C6A257F7678">
+    <w:name w:val="1D20C656D6F64C57AE503C6A257F7678"/>
+    <w:rsid w:val="008B75DF"/>
+    <w:rPr>
+      <w:lang w:val="da-DK" w:eastAsia="da-DK"/>
+    </w:rPr>
+  </w:style>
+  <w:style w:type="paragraph" w:customStyle="1" w:styleId="07049E48A5C44BF09361FF34031A21F3">
+    <w:name w:val="07049E48A5C44BF09361FF34031A21F3"/>
+    <w:rsid w:val="008B75DF"/>
+    <w:rPr>
+      <w:lang w:val="da-DK" w:eastAsia="da-DK"/>
+    </w:rPr>
+  </w:style>
+  <w:style w:type="paragraph" w:customStyle="1" w:styleId="C197F061456F4E8FAB4BFAA40AC97AA4">
+    <w:name w:val="C197F061456F4E8FAB4BFAA40AC97AA4"/>
+    <w:rsid w:val="008B75DF"/>
+    <w:rPr>
+      <w:lang w:val="da-DK" w:eastAsia="da-DK"/>
+    </w:rPr>
+  </w:style>
+  <w:style w:type="paragraph" w:customStyle="1" w:styleId="4D5602F18BB64C5BBD52EFEAD1CCFC05">
+    <w:name w:val="4D5602F18BB64C5BBD52EFEAD1CCFC05"/>
+    <w:rsid w:val="008B75DF"/>
+    <w:rPr>
+      <w:lang w:val="da-DK" w:eastAsia="da-DK"/>
+    </w:rPr>
+  </w:style>
+  <w:style w:type="paragraph" w:customStyle="1" w:styleId="F3047A57B78740D8873CCB1695D3E871">
+    <w:name w:val="F3047A57B78740D8873CCB1695D3E871"/>
+    <w:rsid w:val="008B75DF"/>
+    <w:rPr>
+      <w:lang w:val="da-DK" w:eastAsia="da-DK"/>
+    </w:rPr>
+  </w:style>
+  <w:style w:type="paragraph" w:customStyle="1" w:styleId="ABF59367B6534B2580CB13E7100511E2">
+    <w:name w:val="ABF59367B6534B2580CB13E7100511E2"/>
+    <w:rsid w:val="008B75DF"/>
+    <w:rPr>
+      <w:lang w:val="da-DK" w:eastAsia="da-DK"/>
+    </w:rPr>
+  </w:style>
+  <w:style w:type="paragraph" w:customStyle="1" w:styleId="FCE4C9C44C98474E92DFCE76A19E198A">
+    <w:name w:val="FCE4C9C44C98474E92DFCE76A19E198A"/>
+    <w:rsid w:val="008B75DF"/>
+    <w:rPr>
+      <w:lang w:val="da-DK" w:eastAsia="da-DK"/>
+    </w:rPr>
+  </w:style>
+  <w:style w:type="paragraph" w:customStyle="1" w:styleId="7554381191BD45A6A88C94F7E00E9F1A">
+    <w:name w:val="7554381191BD45A6A88C94F7E00E9F1A"/>
+    <w:rsid w:val="008B75DF"/>
+    <w:rPr>
+      <w:lang w:val="da-DK" w:eastAsia="da-DK"/>
+    </w:rPr>
+  </w:style>
+  <w:style w:type="paragraph" w:customStyle="1" w:styleId="392552BCA0244933922B0D44ADAD52AB">
+    <w:name w:val="392552BCA0244933922B0D44ADAD52AB"/>
+    <w:rsid w:val="008B75DF"/>
+    <w:rPr>
+      <w:lang w:val="da-DK" w:eastAsia="da-DK"/>
+    </w:rPr>
+  </w:style>
+  <w:style w:type="paragraph" w:customStyle="1" w:styleId="684E3C5532084A0F96D13D75B7EA98D9">
+    <w:name w:val="684E3C5532084A0F96D13D75B7EA98D9"/>
+    <w:rsid w:val="008B75DF"/>
+    <w:rPr>
+      <w:lang w:val="da-DK" w:eastAsia="da-DK"/>
+    </w:rPr>
+  </w:style>
+  <w:style w:type="paragraph" w:customStyle="1" w:styleId="801BE55FF9D84657851BB041C4D0CC39">
+    <w:name w:val="801BE55FF9D84657851BB041C4D0CC39"/>
+    <w:rsid w:val="008B75DF"/>
+    <w:rPr>
+      <w:lang w:val="da-DK" w:eastAsia="da-DK"/>
+    </w:rPr>
+  </w:style>
+  <w:style w:type="paragraph" w:customStyle="1" w:styleId="792C4BE9232C4C01BD566CC73E4B7DF4">
+    <w:name w:val="792C4BE9232C4C01BD566CC73E4B7DF4"/>
+    <w:rsid w:val="008B75DF"/>
+    <w:rPr>
+      <w:lang w:val="da-DK" w:eastAsia="da-DK"/>
+    </w:rPr>
+  </w:style>
+  <w:style w:type="paragraph" w:customStyle="1" w:styleId="507EB89A91CE4DC5BFD2CC8BA5239E3A">
+    <w:name w:val="507EB89A91CE4DC5BFD2CC8BA5239E3A"/>
+    <w:rsid w:val="008B75DF"/>
+    <w:rPr>
+      <w:lang w:val="da-DK" w:eastAsia="da-DK"/>
+    </w:rPr>
+  </w:style>
+  <w:style w:type="paragraph" w:customStyle="1" w:styleId="3943C838408D4FEEBA1D4F8DB08C6B45">
+    <w:name w:val="3943C838408D4FEEBA1D4F8DB08C6B45"/>
+    <w:rsid w:val="008B75DF"/>
+    <w:rPr>
+      <w:lang w:val="da-DK" w:eastAsia="da-DK"/>
+    </w:rPr>
+  </w:style>
+  <w:style w:type="paragraph" w:customStyle="1" w:styleId="9528A075A79E48229D5B115D355652A0">
+    <w:name w:val="9528A075A79E48229D5B115D355652A0"/>
+    <w:rsid w:val="008B75DF"/>
+    <w:rPr>
+      <w:lang w:val="da-DK" w:eastAsia="da-DK"/>
+    </w:rPr>
+  </w:style>
+  <w:style w:type="paragraph" w:customStyle="1" w:styleId="76EB9B3355CE46518A951F054BC15D92">
+    <w:name w:val="76EB9B3355CE46518A951F054BC15D92"/>
+    <w:rsid w:val="008B75DF"/>
+    <w:rPr>
+      <w:lang w:val="da-DK" w:eastAsia="da-DK"/>
+    </w:rPr>
+  </w:style>
+  <w:style w:type="paragraph" w:customStyle="1" w:styleId="4C14FE33C3054F83B97E7869B79B065B">
+    <w:name w:val="4C14FE33C3054F83B97E7869B79B065B"/>
+    <w:rsid w:val="008B75DF"/>
+    <w:rPr>
+      <w:lang w:val="da-DK" w:eastAsia="da-DK"/>
+    </w:rPr>
+  </w:style>
+  <w:style w:type="paragraph" w:customStyle="1" w:styleId="06D95CB686D44EBC9A1EC35169674C40">
+    <w:name w:val="06D95CB686D44EBC9A1EC35169674C40"/>
+    <w:rsid w:val="008B75DF"/>
+    <w:rPr>
+      <w:lang w:val="da-DK" w:eastAsia="da-DK"/>
+    </w:rPr>
+  </w:style>
+  <w:style w:type="paragraph" w:customStyle="1" w:styleId="1EAB61C784A142E5A3F6A305627BECD3">
+    <w:name w:val="1EAB61C784A142E5A3F6A305627BECD3"/>
+    <w:rsid w:val="008B75DF"/>
+    <w:rPr>
+      <w:lang w:val="da-DK" w:eastAsia="da-DK"/>
+    </w:rPr>
+  </w:style>
+  <w:style w:type="paragraph" w:customStyle="1" w:styleId="E763D64E1C8E47598AEC5DEB36756505">
+    <w:name w:val="E763D64E1C8E47598AEC5DEB36756505"/>
+    <w:rsid w:val="008B75DF"/>
+    <w:rPr>
+      <w:lang w:val="da-DK" w:eastAsia="da-DK"/>
+    </w:rPr>
+  </w:style>
+  <w:style w:type="paragraph" w:customStyle="1" w:styleId="4B764F481AB741CD9272824F988794BF">
+    <w:name w:val="4B764F481AB741CD9272824F988794BF"/>
+    <w:rsid w:val="008B75DF"/>
+    <w:rPr>
+      <w:lang w:val="da-DK" w:eastAsia="da-DK"/>
+    </w:rPr>
+  </w:style>
+  <w:style w:type="paragraph" w:customStyle="1" w:styleId="0AB8BC440416496C99CF6402A86CD63B">
+    <w:name w:val="0AB8BC440416496C99CF6402A86CD63B"/>
+    <w:rsid w:val="008B75DF"/>
+    <w:rPr>
+      <w:lang w:val="da-DK" w:eastAsia="da-DK"/>
+    </w:rPr>
+  </w:style>
+  <w:style w:type="paragraph" w:customStyle="1" w:styleId="EB66CF2AAE0E4EFBB3DADFA026D9B7C0">
+    <w:name w:val="EB66CF2AAE0E4EFBB3DADFA026D9B7C0"/>
+    <w:rsid w:val="008B75DF"/>
+    <w:rPr>
+      <w:lang w:val="da-DK" w:eastAsia="da-DK"/>
+    </w:rPr>
+  </w:style>
+  <w:style w:type="paragraph" w:customStyle="1" w:styleId="2D2CA4E7007441F1BABA3AC2FA5090FC">
+    <w:name w:val="2D2CA4E7007441F1BABA3AC2FA5090FC"/>
+    <w:rsid w:val="008B75DF"/>
+    <w:rPr>
+      <w:lang w:val="da-DK" w:eastAsia="da-DK"/>
+    </w:rPr>
+  </w:style>
+  <w:style w:type="paragraph" w:customStyle="1" w:styleId="4178B30C0C5E4F878DC2725E6DF17084">
+    <w:name w:val="4178B30C0C5E4F878DC2725E6DF17084"/>
+    <w:rsid w:val="008B75DF"/>
+    <w:rPr>
+      <w:lang w:val="da-DK" w:eastAsia="da-DK"/>
+    </w:rPr>
+  </w:style>
+  <w:style w:type="paragraph" w:customStyle="1" w:styleId="6B19698C405C47CCBAD8B00D69B69BA2">
+    <w:name w:val="6B19698C405C47CCBAD8B00D69B69BA2"/>
+    <w:rsid w:val="008B75DF"/>
+    <w:rPr>
+      <w:lang w:val="da-DK" w:eastAsia="da-DK"/>
+    </w:rPr>
+  </w:style>
+  <w:style w:type="paragraph" w:customStyle="1" w:styleId="D6974FEE00AF4A1DB36FC98C73444565">
+    <w:name w:val="D6974FEE00AF4A1DB36FC98C73444565"/>
+    <w:rsid w:val="008B75DF"/>
+    <w:rPr>
+      <w:lang w:val="da-DK" w:eastAsia="da-DK"/>
+    </w:rPr>
+  </w:style>
+  <w:style w:type="paragraph" w:customStyle="1" w:styleId="4A21657EC60245A39010B198EB36D968">
+    <w:name w:val="4A21657EC60245A39010B198EB36D968"/>
+    <w:rsid w:val="008B75DF"/>
+    <w:rPr>
+      <w:lang w:val="da-DK" w:eastAsia="da-DK"/>
+    </w:rPr>
+  </w:style>
+  <w:style w:type="paragraph" w:customStyle="1" w:styleId="2DE2181E211B4DD8BFA6693398711D32">
+    <w:name w:val="2DE2181E211B4DD8BFA6693398711D32"/>
+    <w:rsid w:val="008B75DF"/>
+    <w:rPr>
+      <w:lang w:val="da-DK" w:eastAsia="da-DK"/>
+    </w:rPr>
+  </w:style>
+  <w:style w:type="paragraph" w:customStyle="1" w:styleId="B9832B50CFF24E35B3757C54CE6C1A07">
+    <w:name w:val="B9832B50CFF24E35B3757C54CE6C1A07"/>
+    <w:rsid w:val="008B75DF"/>
+    <w:rPr>
+      <w:lang w:val="da-DK" w:eastAsia="da-DK"/>
+    </w:rPr>
+  </w:style>
+  <w:style w:type="paragraph" w:customStyle="1" w:styleId="5AC21525749E4EFB801DEFFB8A05EBB2">
+    <w:name w:val="5AC21525749E4EFB801DEFFB8A05EBB2"/>
+    <w:rsid w:val="008B75DF"/>
+    <w:rPr>
+      <w:lang w:val="da-DK" w:eastAsia="da-DK"/>
+    </w:rPr>
+  </w:style>
+  <w:style w:type="paragraph" w:customStyle="1" w:styleId="8B3B9E9550704B368CDDDE9C15714BFC">
+    <w:name w:val="8B3B9E9550704B368CDDDE9C15714BFC"/>
+    <w:rsid w:val="008B75DF"/>
+    <w:rPr>
+      <w:lang w:val="da-DK" w:eastAsia="da-DK"/>
+    </w:rPr>
+  </w:style>
+  <w:style w:type="paragraph" w:customStyle="1" w:styleId="C5E7B2D6E0034B3FB0D76B7D5877C89A">
+    <w:name w:val="C5E7B2D6E0034B3FB0D76B7D5877C89A"/>
+    <w:rsid w:val="008B75DF"/>
+    <w:rPr>
+      <w:lang w:val="da-DK" w:eastAsia="da-DK"/>
+    </w:rPr>
+  </w:style>
+  <w:style w:type="paragraph" w:customStyle="1" w:styleId="963A96BBE2064CFF92AAB16D4ECAE337">
+    <w:name w:val="963A96BBE2064CFF92AAB16D4ECAE337"/>
+    <w:rsid w:val="008B75DF"/>
+    <w:rPr>
+      <w:lang w:val="da-DK" w:eastAsia="da-DK"/>
+    </w:rPr>
+  </w:style>
+  <w:style w:type="paragraph" w:customStyle="1" w:styleId="70020F2D395D46038A4FFF843E7E080F">
+    <w:name w:val="70020F2D395D46038A4FFF843E7E080F"/>
+    <w:rsid w:val="008B75DF"/>
+    <w:rPr>
+      <w:lang w:val="da-DK" w:eastAsia="da-DK"/>
+    </w:rPr>
+  </w:style>
+  <w:style w:type="paragraph" w:customStyle="1" w:styleId="7A606AD2900A47D0B319F4B901320D5C">
+    <w:name w:val="7A606AD2900A47D0B319F4B901320D5C"/>
+    <w:rsid w:val="008B75DF"/>
+    <w:rPr>
+      <w:lang w:val="da-DK" w:eastAsia="da-DK"/>
+    </w:rPr>
+  </w:style>
+  <w:style w:type="paragraph" w:customStyle="1" w:styleId="B4F84FBA032047EFB87C6FAF81AE1A6A">
+    <w:name w:val="B4F84FBA032047EFB87C6FAF81AE1A6A"/>
+    <w:rsid w:val="008B75DF"/>
+    <w:rPr>
+      <w:lang w:val="da-DK" w:eastAsia="da-DK"/>
+    </w:rPr>
+  </w:style>
+  <w:style w:type="paragraph" w:customStyle="1" w:styleId="F811220298AD4A20A64C0A7EE6FFECAC">
+    <w:name w:val="F811220298AD4A20A64C0A7EE6FFECAC"/>
+    <w:rsid w:val="008B75DF"/>
+    <w:rPr>
+      <w:lang w:val="da-DK" w:eastAsia="da-DK"/>
+    </w:rPr>
+  </w:style>
+  <w:style w:type="paragraph" w:customStyle="1" w:styleId="4318F1499F674501A0FAEADCB6DACDD1">
+    <w:name w:val="4318F1499F674501A0FAEADCB6DACDD1"/>
+    <w:rsid w:val="008B75DF"/>
+    <w:rPr>
+      <w:lang w:val="da-DK" w:eastAsia="da-DK"/>
+    </w:rPr>
+  </w:style>
+  <w:style w:type="paragraph" w:customStyle="1" w:styleId="D5E01A5850D148179C78F56659EEC10F">
+    <w:name w:val="D5E01A5850D148179C78F56659EEC10F"/>
+    <w:rsid w:val="008B75DF"/>
+    <w:rPr>
+      <w:lang w:val="da-DK" w:eastAsia="da-DK"/>
+    </w:rPr>
+  </w:style>
+  <w:style w:type="paragraph" w:customStyle="1" w:styleId="EB112712A245486C965C1316E5153827">
+    <w:name w:val="EB112712A245486C965C1316E5153827"/>
+    <w:rsid w:val="008B75DF"/>
+    <w:rPr>
+      <w:lang w:val="da-DK" w:eastAsia="da-DK"/>
+    </w:rPr>
+  </w:style>
+  <w:style w:type="paragraph" w:customStyle="1" w:styleId="13C18EF27AC241DCB54A02BFBD337A5E">
+    <w:name w:val="13C18EF27AC241DCB54A02BFBD337A5E"/>
+    <w:rsid w:val="008B75DF"/>
+    <w:rPr>
+      <w:lang w:val="da-DK" w:eastAsia="da-DK"/>
+    </w:rPr>
+  </w:style>
+  <w:style w:type="paragraph" w:customStyle="1" w:styleId="561705D89D82432DBFB43E99F15C9A56">
+    <w:name w:val="561705D89D82432DBFB43E99F15C9A56"/>
+    <w:rsid w:val="008B75DF"/>
+    <w:rPr>
+      <w:lang w:val="da-DK" w:eastAsia="da-DK"/>
+    </w:rPr>
+  </w:style>
+  <w:style w:type="paragraph" w:customStyle="1" w:styleId="2702D58B61BB4460964860752BE2E853">
+    <w:name w:val="2702D58B61BB4460964860752BE2E853"/>
+    <w:rsid w:val="008B75DF"/>
+    <w:rPr>
+      <w:lang w:val="da-DK" w:eastAsia="da-DK"/>
+    </w:rPr>
+  </w:style>
+  <w:style w:type="paragraph" w:customStyle="1" w:styleId="BF67DB83EEA64FB6B681FF44D4DC4A14">
+    <w:name w:val="BF67DB83EEA64FB6B681FF44D4DC4A14"/>
+    <w:rsid w:val="008B75DF"/>
+    <w:rPr>
+      <w:lang w:val="da-DK" w:eastAsia="da-DK"/>
+    </w:rPr>
+  </w:style>
+  <w:style w:type="paragraph" w:customStyle="1" w:styleId="1902A6ECF73744B9B04BA2D8DF61F952">
+    <w:name w:val="1902A6ECF73744B9B04BA2D8DF61F952"/>
+    <w:rsid w:val="008B75DF"/>
+    <w:rPr>
+      <w:lang w:val="da-DK" w:eastAsia="da-DK"/>
+    </w:rPr>
+  </w:style>
+  <w:style w:type="paragraph" w:customStyle="1" w:styleId="3E7D83A47DF140D89A8F1ED18032B30E">
+    <w:name w:val="3E7D83A47DF140D89A8F1ED18032B30E"/>
+    <w:rsid w:val="008B75DF"/>
+    <w:rPr>
+      <w:lang w:val="da-DK" w:eastAsia="da-DK"/>
+    </w:rPr>
+  </w:style>
+  <w:style w:type="paragraph" w:customStyle="1" w:styleId="D77943CBB66E49CA8C4848E329CBD29C">
+    <w:name w:val="D77943CBB66E49CA8C4848E329CBD29C"/>
+    <w:rsid w:val="008B75DF"/>
+    <w:rPr>
+      <w:lang w:val="da-DK" w:eastAsia="da-DK"/>
+    </w:rPr>
   </w:style>
 </w:styles>
 </file>
@@ -6734,6 +7309,9 @@
   <wetp:taskpane dockstate="right" visibility="0" width="350" row="1">
     <wetp:webextensionref xmlns:r="http://schemas.openxmlformats.org/officeDocument/2006/relationships" r:id="rId1"/>
   </wetp:taskpane>
+  <wetp:taskpane dockstate="right" visibility="0" width="350" row="1">
+    <wetp:webextensionref xmlns:r="http://schemas.openxmlformats.org/officeDocument/2006/relationships" r:id="rId2"/>
+  </wetp:taskpane>
 </wetp:taskpanes>
 </file>
 
@@ -6749,9 +7327,19 @@
 </we:webextension>
 </file>
 
-<file path=customXml/item1.xml>��< ? x m l   v e r s i o n = " 1 . 0 "   e n c o d i n g = " u t f - 1 6 " ? > - 
- < N a v W o r d R e p o r t X m l P a r t   x m l n s = " u r n : m i c r o s o f t - d y n a m i c s - n a v / r e p o r t s / S t a n d a r d _ S a l e s _ D r a f t _ I n v o i c e / 1 3 0 3 / " > +<file path=word/webextensions/webextension2.xml><?xml version="1.0" encoding="utf-8"?>
+<we:webextension xmlns:we="http://schemas.microsoft.com/office/webextensions/webextension/2010/11" id="{E0EDC199-ABFB-4ECC-9BFA-ACA9B1C5D622}">
+  <we:reference id="wa200007356" version="2.0.0.1" store="en-US" storeType="OMEX"/>
+  <we:alternateReferences>
+    <we:reference id="WA200007356" version="2.0.0.1" store="WA200007356" storeType="OMEX"/>
+  </we:alternateReferences>
+  <we:properties/>
+  <we:bindings/>
+  <we:snapshot xmlns:r="http://schemas.openxmlformats.org/officeDocument/2006/relationships"/>
+</we:webextension>
+</file>
+
+<file path=customXml/item1.xml>��< ? x m l   v e r s i o n = " 1 . 0 "   e n c o d i n g = " u t f - 1 6 " ? > < N a v W o r d R e p o r t X m l P a r t   x m l n s = " u r n : m i c r o s o f t - d y n a m i c s - n a v / r e p o r t s / S t a n d a r d _ S a l e s _ D r a f t _ I n v o i c e / 1 3 0 3 / " >   
      < B C R e p o r t I n f o r m a t i o n >   
@@ -6815,84 +7403,6 @@
  
          < / R e p o r t R e q u e s t >   
-         < C o m p a n y M e t a d a t a > - 
-             < C o m p a n y N a m e > C o m p a n y   N a m e < / C o m p a n y N a m e > - 
-             < C o m p a n y D i s p l a y N a m e > C o m p a n y   D i s p l a y   N a m e < / C o m p a n y D i s p l a y N a m e > - 
-             < C o m p a n y A d d r e s s L i n e s > - 
-                 < C o m p a n y A d d r e s s L i n e > C o m p a n y   A d d r e s s   L i n e   1 < / C o m p a n y A d d r e s s L i n e > - 
-                 < C o m p a n y A d d r e s s L i n e > C o m p a n y   A d d r e s s   L i n e   2 < / C o m p a n y A d d r e s s L i n e > - 
-                 < C o m p a n y A d d r e s s L i n e > C o m p a n y   A d d r e s s   L i n e   3 < / C o m p a n y A d d r e s s L i n e > - 
-                 < C o m p a n y A d d r e s s L i n e > C o m p a n y   A d d r e s s   L i n e   4 < / C o m p a n y A d d r e s s L i n e > - 
-                 < C o m p a n y A d d r e s s L i n e > C o m p a n y   A d d r e s s   L i n e   5 < / C o m p a n y A d d r e s s L i n e > - 
-                 < C o m p a n y A d d r e s s L i n e > C o m p a n y   A d d r e s s   L i n e   6 < / C o m p a n y A d d r e s s L i n e > - 
-                 < C o m p a n y A d d r e s s L i n e > C o m p a n y   A d d r e s s   L i n e   7 < / C o m p a n y A d d r e s s L i n e > - 
-                 < C o m p a n y A d d r e s s L i n e > C o m p a n y   A d d r e s s   L i n e   8 < / C o m p a n y A d d r e s s L i n e > - 
-             < / C o m p a n y A d d r e s s L i n e s > - 
-             < C o m p a n y P h o n e > C o m p a n y   P h o n e < / C o m p a n y P h o n e > - 
-             < C o m p a n y P h o n e C a p t i o n > C o m p a n y   P h o n e   C a p t i o n < / C o m p a n y P h o n e C a p t i o n > - 
-             < C o m p a n y F a x N o > C o m p a n y   F a x   N o . < / C o m p a n y F a x N o > - 
-             < C o m p a n y F a x N o C a p t i o n > C o m p a n y   F a x   N o .   C a p t i o n < / C o m p a n y F a x N o C a p t i o n > - 
-             < C o m p a n y E m a i l > C o m p a n y   E m a i l < / C o m p a n y E m a i l > - 
-             < C o m p a n y E m a i l C a p t i o n > C o m p a n y   E m a i l   C a p t i o n < / C o m p a n y E m a i l C a p t i o n > - 
-             < C o m p a n y H o m e P a g e > C o m p a n y   H o m e   P a g e < / C o m p a n y H o m e P a g e > - 
-             < C o m p a n y H o m e P a g e C a p t i o n > C o m p a n y   H o m e   P a g e   C a p t i o n < / C o m p a n y H o m e P a g e C a p t i o n > - 
-             < C o m p a n y L o g o > C o m p a n y   L o g o < / C o m p a n y L o g o > - 
-             < C o m p a n y V A T R e g i s t r a t i o n N o > C o m p a n y   V A T   R e g i s t r a t i o n   N o . < / C o m p a n y V A T R e g i s t r a t i o n N o > - 
-             < C o m p a n y V A T R e g i s t r a t i o n N o C a p t i o n > C o m p a n y   V A T   R e g i s t r a t i o n   N o .   C a p t i o n < / C o m p a n y V A T R e g i s t r a t i o n N o C a p t i o n > - 
-             < C o m p a n y R e g i s t r a t i o n N o > C o m p a n y   R e g i s t r a t i o n   N o . < / C o m p a n y R e g i s t r a t i o n N o > - 
-             < C o m p a n y R e g i s t r a t i o n N o C a p t i o n > C o m p a n y   R e g i s t r a t i o n   N o .   C a p t i o n < / C o m p a n y R e g i s t r a t i o n N o C a p t i o n > - 
-             < C o m p a n y B a n k N a m e > C o m p a n y   B a n k   N a m e < / C o m p a n y B a n k N a m e > - 
-             < C o m p a n y B a n k N a m e C a p t i o n > C o m p a n y   B a n k   N a m e   C a p t i o n < / C o m p a n y B a n k N a m e C a p t i o n > - 
-             < C o m p a n y B a n k A c c o u n t N o > C o m p a n y   B a n k   A c c o u n t   N o . < / C o m p a n y B a n k A c c o u n t N o > - 
-             < C o m p a n y B a n k A c c o u n t N o C a p t i o n > C o m p a n y   B a n k   A c c o u n t   N o .   C a p t i o n < / C o m p a n y B a n k A c c o u n t N o C a p t i o n > - 
-             < C o m p a n y B a n k B r a n c h N o > C o m p a n y   B a n k   B r a n c h   N o . < / C o m p a n y B a n k B r a n c h N o > - 
-             < C o m p a n y B a n k B r a n c h N o C a p t i o n > C o m p a n y   B a n k   B r a n c h   N o .   C a p t i o n < / C o m p a n y B a n k B r a n c h N o C a p t i o n > - 
-             < C o m p a n y I B A N > C o m p a n y   I B A N < / C o m p a n y I B A N > - 
-             < C o m p a n y I B A N C a p t i o n > C o m p a n y   I B A N   C a p t i o n < / C o m p a n y I B A N C a p t i o n > - 
-             < C o m p a n y B a n k S W I F T > C o m p a n y   B a n k   S W I F T < / C o m p a n y B a n k S W I F T > - 
-             < C o m p a n y B a n k S W I F T C a p t i o n > C o m p a n y   B a n k   S W I F T   C a p t i o n < / C o m p a n y B a n k S W I F T C a p t i o n > - 
-             < C o m p a n y G i r o N o > C o m p a n y   G i r o   N o . < / C o m p a n y G i r o N o > - 
-             < C o m p a n y G i r o N o C a p t i o n > C o m p a n y   G i r o   N o .   C a p t i o n < / C o m p a n y G i r o N o C a p t i o n > - 
-         < / C o m p a n y M e t a d a t a > - 
      < / B C R e p o r t I n f o r m a t i o n >   
      < H e a d e r > @@ -6973,7 +7483,7 @@
  
          < C o m p a n y P h o n e N o _ L b l > C o m p a n y P h o n e N o _ L b l < / C o m p a n y P h o n e N o _ L b l >   
-         < C o m p a n y P i c t u r e   / > +         < C o m p a n y P i c t u r e / >   
          < C o m p a n y R e g i s t r a t i o n N u m b e r > C o m p a n y R e g i s t r a t i o n N u m b e r < / C o m p a n y R e g i s t r a t i o n N u m b e r >   
@@ -7067,20 +7577,20 @@
  
          < P r i c e s I n c l u d i n g V A T > P r i c e s I n c l u d i n g V A T < / P r i c e s I n c l u d i n g V A T >   
+         < P r i c e s I n c l u d i n g V A T _ L b l > P r i c e s I n c l u d i n g V A T _ L b l < / P r i c e s I n c l u d i n g V A T _ L b l > + 
          < P r i c e s I n c l u d i n g V A T Y e s N o > P r i c e s I n c l u d i n g V A T Y e s N o < / P r i c e s I n c l u d i n g V A T Y e s N o >   
-         < P r i c e s I n c l u d i n g V A T _ L b l > P r i c e s I n c l u d i n g V A T _ L b l < / P r i c e s I n c l u d i n g V A T _ L b l > - 
          < Q u e s t i o n s _ L b l > Q u e s t i o n s _ L b l < / Q u e s t i o n s _ L b l >   
          < S a l e s I n v o i c e L i n e D i s c o u n t _ L b l > S a l e s I n v o i c e L i n e D i s c o u n t _ L b l < / S a l e s I n v o i c e L i n e D i s c o u n t _ L b l >   
+         < S a l e s P e r s o n _ L b l > S a l e s P e r s o n _ L b l < / S a l e s P e r s o n _ L b l > + 
          < S a l e s P e r s o n B l a n k _ L b l > S a l e s P e r s o n B l a n k _ L b l < / S a l e s P e r s o n B l a n k _ L b l >   
          < S a l e s P e r s o n N a m e > S a l e s P e r s o n N a m e < / S a l e s P e r s o n N a m e >   
-         < S a l e s P e r s o n _ L b l > S a l e s P e r s o n _ L b l < / S a l e s P e r s o n _ L b l > - 
          < S e l l T o C o n t a c t E m a i l > S e l l T o C o n t a c t E m a i l < / S e l l T o C o n t a c t E m a i l >   
          < S e l l T o C o n t a c t E m a i l L b l > S e l l T o C o n t a c t E m a i l L b l < / S e l l T o C o n t a c t E m a i l L b l > @@ -7097,11 +7607,13 @@
  
          < S e l l t o C u s t o m e r N o _ L b l > S e l l t o C u s t o m e r N o _ L b l < / S e l l t o C u s t o m e r N o _ L b l >   
+         < S h i p m e n t _ L b l > S h i p m e n t _ L b l < / S h i p m e n t _ L b l > + 
          < S h i p m e n t M e t h o d D e s c r i p t i o n > S h i p m e n t M e t h o d D e s c r i p t i o n < / S h i p m e n t M e t h o d D e s c r i p t i o n >   
          < S h i p m e n t M e t h o d D e s c r i p t i o n _ L b l > S h i p m e n t M e t h o d D e s c r i p t i o n _ L b l < / S h i p m e n t M e t h o d D e s c r i p t i o n _ L b l >   
-         < S h i p m e n t _ L b l > S h i p m e n t _ L b l < / S h i p m e n t _ L b l > +         < S h i p T o A d d r e s s _ L b l > S h i p T o A d d r e s s _ L b l < / S h i p T o A d d r e s s _ L b l >   
          < S h i p T o A d d r e s s 1 > S h i p T o A d d r e s s 1 < / S h i p T o A d d r e s s 1 >   
@@ -7119,8 +7631,6 @@
  
          < S h i p T o A d d r e s s 8 > S h i p T o A d d r e s s 8 < / S h i p T o A d d r e s s 8 >   
-         < S h i p T o A d d r e s s _ L b l > S h i p T o A d d r e s s _ L b l < / S h i p T o A d d r e s s _ L b l > - 
          < S h i p T o P h o n e N o > S h i p T o P h o n e N o < / S h i p T o P h o n e N o >   
          < S h o w S h i p p i n g A d d r e s s > S h o w S h i p p i n g A d d r e s s < / S h o w S h i p p i n g A d d r e s s > @@ -7133,16 +7643,16 @@
  
          < T o t a l _ L b l > T o t a l _ L b l < / T o t a l _ L b l >   
+         < V A T A m o u n t _ L b l > V A T A m o u n t _ L b l < / V A T A m o u n t _ L b l > + 
          < V A T A m o u n t S p e c i f i c a t i o n _ L b l > V A T A m o u n t S p e c i f i c a t i o n _ L b l < / V A T A m o u n t S p e c i f i c a t i o n _ L b l >   
-         < V A T A m o u n t _ L b l > V A T A m o u n t _ L b l < / V A T A m o u n t _ L b l > - 
          < V A T B a s e _ L b l > V A T B a s e _ L b l < / V A T B a s e _ L b l >   
+         < V A T C l a u s e _ L b l > V A T C l a u s e _ L b l < / V A T C l a u s e _ L b l > + 
          < V A T C l a u s e s _ L b l > V A T C l a u s e s _ L b l < / V A T C l a u s e s _ L b l >   
-         < V A T C l a u s e _ L b l > V A T C l a u s e _ L b l < / V A T C l a u s e _ L b l > - 
          < V A T I d e n t i f i e r _ L b l > V A T I d e n t i f i e r _ L b l < / V A T I d e n t i f i e r _ L b l >   
          < V A T P e r c e n t a g e _ L b l > V A T P e r c e n t a g e _ L b l < / V A T P e r c e n t a g e _ L b l > @@ -7183,16 +7693,16 @@
  
              < L i n e A m o u n t _ L i n e _ L b l > L i n e A m o u n t _ L i n e _ L b l < / L i n e A m o u n t _ L i n e _ L b l >   
+             < L i n e D i s c o u n t P e r c e n t _ L i n e > L i n e D i s c o u n t P e r c e n t _ L i n e < / L i n e D i s c o u n t P e r c e n t _ L i n e > + 
              < L i n e D i s c o u n t P e r c e n t T e x t _ L i n e > L i n e D i s c o u n t P e r c e n t T e x t _ L i n e < / L i n e D i s c o u n t P e r c e n t T e x t _ L i n e >   
-             < L i n e D i s c o u n t P e r c e n t _ L i n e > L i n e D i s c o u n t P e r c e n t _ L i n e < / L i n e D i s c o u n t P e r c e n t _ L i n e > - 
              < L i n e N o _ L i n e > L i n e N o _ L i n e < / L i n e N o _ L i n e >   
+             < P r i c e _ L b l > P r i c e _ L b l < / P r i c e _ L b l > + 
              < P r i c e P e r _ L b l > P r i c e P e r _ L b l < / P r i c e P e r _ L b l >   
-             < P r i c e _ L b l > P r i c e _ L b l < / P r i c e _ L b l > - 
              < Q t y _ L b l > Q t y _ L b l < / Q t y _ L b l >   
              < Q u a n t i t y _ L i n e > Q u a n t i t y _ L i n e < / Q u a n t i t y _ L i n e > @@ -7207,6 +7717,8 @@
  
              < T y p e _ L i n e > T y p e _ L i n e < / T y p e _ L i n e >   
+             < U n i t _ L b l > U n i t _ L b l < / U n i t _ L b l > + 
              < U n i t O f M e a s u r e > U n i t O f M e a s u r e < / U n i t O f M e a s u r e >   
              < U n i t O f M e a s u r e _ L b l > U n i t O f M e a s u r e _ L b l < / U n i t O f M e a s u r e _ L b l > @@ -7215,8 +7727,6 @@
  
              < U n i t P r i c e _ L b l > U n i t P r i c e _ L b l < / U n i t P r i c e _ L b l >   
-             < U n i t _ L b l > U n i t _ L b l < / U n i t _ L b l > - 
              < V A T I d e n t i f i e r _ L i n e > V A T I d e n t i f i e r _ L i n e < / V A T I d e n t i f i e r _ L i n e >   
              < V A T I d e n t i f i e r _ L i n e _ L b l > V A T I d e n t i f i e r _ L i n e _ L b l < / V A T I d e n t i f i e r _ L i n e _ L b l > @@ -7251,22 +7761,22 @@
  
              < N o O f V A T I d e n t i f i e r s > N o O f V A T I d e n t i f i e r s < / N o O f V A T I d e n t i f i e r s >   
+             < V A T A m o u n t _ V a t A m o u n t L i n e > V A T A m o u n t _ V a t A m o u n t L i n e < / V A T A m o u n t _ V a t A m o u n t L i n e > + 
+             < V A T A m o u n t _ V a t A m o u n t L i n e _ L b l > V A T A m o u n t _ V a t A m o u n t L i n e _ L b l < / V A T A m o u n t _ V a t A m o u n t L i n e _ L b l > + 
              < V A T A m o u n t L C Y _ V A T A m o u n t L i n e > V A T A m o u n t L C Y _ V A T A m o u n t L i n e < / V A T A m o u n t L C Y _ V A T A m o u n t L i n e >   
              < V A T A m o u n t L C Y _ V A T A m o u n t L i n e _ L b l > V A T A m o u n t L C Y _ V A T A m o u n t L i n e _ L b l < / V A T A m o u n t L C Y _ V A T A m o u n t L i n e _ L b l >   
-             < V A T A m o u n t _ V a t A m o u n t L i n e > V A T A m o u n t _ V a t A m o u n t L i n e < / V A T A m o u n t _ V a t A m o u n t L i n e > - 
-             < V A T A m o u n t _ V a t A m o u n t L i n e _ L b l > V A T A m o u n t _ V a t A m o u n t L i n e _ L b l < / V A T A m o u n t _ V a t A m o u n t L i n e _ L b l > +             < V A T B a s e _ V a t A m o u n t L i n e > V A T B a s e _ V a t A m o u n t L i n e < / V A T B a s e _ V a t A m o u n t L i n e > + 
+             < V A T B a s e _ V a t A m o u n t L i n e _ L b l > V A T B a s e _ V a t A m o u n t L i n e _ L b l < / V A T B a s e _ V a t A m o u n t L i n e _ L b l >   
              < V A T B a s e L C Y _ V A T A m o u n t L i n e > V A T B a s e L C Y _ V A T A m o u n t L i n e < / V A T B a s e L C Y _ V A T A m o u n t L i n e >   
              < V A T B a s e L C Y _ V A T A m o u n t L i n e _ L b l > V A T B a s e L C Y _ V A T A m o u n t L i n e _ L b l < / V A T B a s e L C Y _ V A T A m o u n t L i n e _ L b l >   
-             < V A T B a s e _ V a t A m o u n t L i n e > V A T B a s e _ V a t A m o u n t L i n e < / V A T B a s e _ V a t A m o u n t L i n e > - 
-             < V A T B a s e _ V a t A m o u n t L i n e _ L b l > V A T B a s e _ V a t A m o u n t L i n e _ L b l < / V A T B a s e _ V a t A m o u n t L i n e _ L b l > - 
              < V A T I d e n t i f i e r _ V a t A m o u n t L i n e > V A T I d e n t i f i e r _ V a t A m o u n t L i n e < / V A T I d e n t i f i e r _ V a t A m o u n t L i n e >   
              < V A T I d e n t i f i e r _ V a t A m o u n t L i n e _ L b l > V A T I d e n t i f i e r _ V a t A m o u n t L i n e _ L b l < / V A T I d e n t i f i e r _ V a t A m o u n t L i n e _ L b l > @@ -7283,10 +7793,10 @@
  
              < C o d e _ V A T C l a u s e L i n e _ L b l > C o d e _ V A T C l a u s e L i n e _ L b l < / C o d e _ V A T C l a u s e L i n e _ L b l >   
+             < D e s c r i p t i o n _ V A T C l a u s e L i n e > D e s c r i p t i o n _ V A T C l a u s e L i n e < / D e s c r i p t i o n _ V A T C l a u s e L i n e > + 
              < D e s c r i p t i o n 2 _ V A T C l a u s e L i n e > D e s c r i p t i o n 2 _ V A T C l a u s e L i n e < / D e s c r i p t i o n 2 _ V A T C l a u s e L i n e >   
-             < D e s c r i p t i o n _ V A T C l a u s e L i n e > D e s c r i p t i o n _ V A T C l a u s e L i n e < / D e s c r i p t i o n _ V A T C l a u s e L i n e > - 
              < N o O f V A T C l a u s e s > N o O f V A T C l a u s e s < / N o O f V A T C l a u s e s >   
              < V A T A m o u n t _ V A T C l a u s e L i n e > V A T A m o u n t _ V A T C l a u s e L i n e < / V A T A m o u n t _ V A T C l a u s e L i n e > @@ -7299,10 +7809,10 @@
  
          < R e p o r t T o t a l s L i n e >   
+             < A m o u n t _ R e p o r t T o t a l s L i n e > A m o u n t _ R e p o r t T o t a l s L i n e < / A m o u n t _ R e p o r t T o t a l s L i n e > + 
              < A m o u n t F o r m a t t e d _ R e p o r t T o t a l s L i n e > A m o u n t F o r m a t t e d _ R e p o r t T o t a l s L i n e < / A m o u n t F o r m a t t e d _ R e p o r t T o t a l s L i n e >   
-             < A m o u n t _ R e p o r t T o t a l s L i n e > A m o u n t _ R e p o r t T o t a l s L i n e < / A m o u n t _ R e p o r t T o t a l s L i n e > - 
              < D e s c r i p t i o n _ R e p o r t T o t a l s L i n e > D e s c r i p t i o n _ R e p o r t T o t a l s L i n e < / D e s c r i p t i o n _ R e p o r t T o t a l s L i n e >   
              < F o n t B o l d _ R e p o r t T o t a l s L i n e > F o n t B o l d _ R e p o r t T o t a l s L i n e < / F o n t B o l d _ R e p o r t T o t a l s L i n e > @@ -7313,7 +7823,7 @@
  
          < P a y m e n t R e p o r t i n g A r g u m e n t >   
-             < P a y m e n t S e r v i c e L o g o   / > +             < P a y m e n t S e r v i c e L o g o / >   
              < P a y m e n t S e r v i c e L o g o _ U r l > P a y m e n t S e r v i c e L o g o _ U r l < / P a y m e n t S e r v i c e L o g o _ U r l >   
@@ -7372,9 +7882,7 @@
  < / N a v W o r d R e p o r t X m l P a r t > 
 </file>
 
-<file path=customXml/item2.xml>��< ? x m l   v e r s i o n = " 1 . 0 "   e n c o d i n g = " u t f - 1 6 " ? > - 
- < N a v W o r d R e p o r t X m l P a r t   x m l n s = " u r n : m i c r o s o f t - d y n a m i c s - b u s i n e s s c e n t r a l / i n t e r n a l / e x t e n d e d / r e p o r t s / S t a n d a r d _ S a l e s _ D r a f t _ I n v o i c e / 1 3 0 3 / " > +<file path=customXml/item2.xml>��< ? x m l   v e r s i o n = " 1 . 0 "   e n c o d i n g = " u t f - 1 6 " ? > < N a v W o r d R e p o r t X m l P a r t   x m l n s = " u r n : m i c r o s o f t - d y n a m i c s - b u s i n e s s c e n t r a l / i n t e r n a l / e x t e n d e d / r e p o r t s / S t a n d a r d _ S a l e s _ D r a f t _ I n v o i c e / 1 3 0 3 / " >   
      < B C R e p o r t I n f o r m a t i o n >   
@@ -7438,375 +7946,25 @@
  
          < / R e p o r t R e q u e s t >   
-         < C o m p a n y M e t a d a t a > - 
-             < C o m p a n y N a m e > C o m p a n y   N a m e < / C o m p a n y N a m e > - 
-             < C o m p a n y D i s p l a y N a m e > C o m p a n y   D i s p l a y   N a m e < / C o m p a n y D i s p l a y N a m e > - 
-             < C o m p a n y A d d r e s s L i n e s > - 
-                 < C o m p a n y A d d r e s s L i n e > C o m p a n y   A d d r e s s   L i n e   1 < / C o m p a n y A d d r e s s L i n e > - 
-                 < C o m p a n y A d d r e s s L i n e > C o m p a n y   A d d r e s s   L i n e   2 < / C o m p a n y A d d r e s s L i n e > - 
-                 < C o m p a n y A d d r e s s L i n e > C o m p a n y   A d d r e s s   L i n e   3 < / C o m p a n y A d d r e s s L i n e > - 
-                 < C o m p a n y A d d r e s s L i n e > C o m p a n y   A d d r e s s   L i n e   4 < / C o m p a n y A d d r e s s L i n e > - 
-                 < C o m p a n y A d d r e s s L i n e > C o m p a n y   A d d r e s s   L i n e   5 < / C o m p a n y A d d r e s s L i n e > - 
-                 < C o m p a n y A d d r e s s L i n e > C o m p a n y   A d d r e s s   L i n e   6 < / C o m p a n y A d d r e s s L i n e > - 
-                 < C o m p a n y A d d r e s s L i n e > C o m p a n y   A d d r e s s   L i n e   7 < / C o m p a n y A d d r e s s L i n e > - 
-                 < C o m p a n y A d d r e s s L i n e > C o m p a n y   A d d r e s s   L i n e   8 < / C o m p a n y A d d r e s s L i n e > - 
-             < / C o m p a n y A d d r e s s L i n e s > - 
-             < C o m p a n y P h o n e > C o m p a n y   P h o n e < / C o m p a n y P h o n e > - 
-             < C o m p a n y P h o n e C a p t i o n > C o m p a n y   P h o n e   C a p t i o n < / C o m p a n y P h o n e C a p t i o n > - 
-             < C o m p a n y F a x N o > C o m p a n y   F a x   N o . < / C o m p a n y F a x N o > - 
-             < C o m p a n y F a x N o C a p t i o n > C o m p a n y   F a x   N o .   C a p t i o n < / C o m p a n y F a x N o C a p t i o n > - 
-             < C o m p a n y E m a i l > C o m p a n y   E m a i l < / C o m p a n y E m a i l > - 
-             < C o m p a n y E m a i l C a p t i o n > C o m p a n y   E m a i l   C a p t i o n < / C o m p a n y E m a i l C a p t i o n > - 
-             < C o m p a n y H o m e P a g e > C o m p a n y   H o m e   P a g e < / C o m p a n y H o m e P a g e > - 
-             < C o m p a n y H o m e P a g e C a p t i o n > C o m p a n y   H o m e   P a g e   C a p t i o n < / C o m p a n y H o m e P a g e C a p t i o n > - 
-             < C o m p a n y L o g o > C o m p a n y   L o g o < / C o m p a n y L o g o > - 
-             < C o m p a n y V A T R e g i s t r a t i o n N o > C o m p a n y   V A T   R e g i s t r a t i o n   N o . < / C o m p a n y V A T R e g i s t r a t i o n N o > - 
-             < C o m p a n y V A T R e g i s t r a t i o n N o C a p t i o n > C o m p a n y   V A T   R e g i s t r a t i o n   N o .   C a p t i o n < / C o m p a n y V A T R e g i s t r a t i o n N o C a p t i o n > - 
-             < C o m p a n y R e g i s t r a t i o n N o > C o m p a n y   R e g i s t r a t i o n   N o . < / C o m p a n y R e g i s t r a t i o n N o > - 
-             < C o m p a n y R e g i s t r a t i o n N o C a p t i o n > C o m p a n y   R e g i s t r a t i o n   N o .   C a p t i o n < / C o m p a n y R e g i s t r a t i o n N o C a p t i o n > - 
-             < C o m p a n y B a n k N a m e > C o m p a n y   B a n k   N a m e < / C o m p a n y B a n k N a m e > - 
-             < C o m p a n y B a n k N a m e C a p t i o n > C o m p a n y   B a n k   N a m e   C a p t i o n < / C o m p a n y B a n k N a m e C a p t i o n > - 
-             < C o m p a n y B a n k A c c o u n t N o > C o m p a n y   B a n k   A c c o u n t   N o . < / C o m p a n y B a n k A c c o u n t N o > - 
-             < C o m p a n y B a n k A c c o u n t N o C a p t i o n > C o m p a n y   B a n k   A c c o u n t   N o .   C a p t i o n < / C o m p a n y B a n k A c c o u n t N o C a p t i o n > - 
-             < C o m p a n y B a n k B r a n c h N o > C o m p a n y   B a n k   B r a n c h   N o . < / C o m p a n y B a n k B r a n c h N o > - 
-             < C o m p a n y B a n k B r a n c h N o C a p t i o n > C o m p a n y   B a n k   B r a n c h   N o .   C a p t i o n < / C o m p a n y B a n k B r a n c h N o C a p t i o n > - 
-             < C o m p a n y I B A N > C o m p a n y   I B A N < / C o m p a n y I B A N > - 
-             < C o m p a n y I B A N C a p t i o n > C o m p a n y   I B A N   C a p t i o n < / C o m p a n y I B A N C a p t i o n > - 
-             < C o m p a n y B a n k S W I F T > C o m p a n y   B a n k   S W I F T < / C o m p a n y B a n k S W I F T > - 
-             < C o m p a n y B a n k S W I F T C a p t i o n > C o m p a n y   B a n k   S W I F T   C a p t i o n < / C o m p a n y B a n k S W I F T C a p t i o n > - 
-             < C o m p a n y G i r o N o > C o m p a n y   G i r o   N o . < / C o m p a n y G i r o N o > - 
-             < C o m p a n y G i r o N o C a p t i o n > C o m p a n y   G i r o   N o .   C a p t i o n < / C o m p a n y G i r o N o C a p t i o n > - 
-         < / C o m p a n y M e t a d a t a > - 
      < / B C R e p o r t I n f o r m a t i o n >   
-     < T o o l t i p s > - 
-         < T o o l t i p   c o l u m n = " C o m p a n y H o m e P a g e "   E l e m e n t I d = " 1 9 8 9 1 8 8 7 0 " > - 
-             < T o o l t i p T e x t   l a n g = " e n - U S " > S p e c i f i e s   y o u r   c o m p a n y ' s   w e b   s i t e . < / T o o l t i p T e x t > - 
-         < / T o o l t i p > - 
-         < T o o l t i p   c o l u m n = " C o m p a n y E M a i l "   E l e m e n t I d = " 1 6 7 7 0 7 4 0 5 8 " > - 
-             < T o o l t i p T e x t   l a n g = " e n - U S " > S p e c i f i e s   t h e   c o m p a n y ' s   e m a i l   a d d r e s s . < / T o o l t i p T e x t > - 
-         < / T o o l t i p > - 
-         < T o o l t i p   c o l u m n = " C o m p a n y P i c t u r e "   E l e m e n t I d = " 1 3 9 7 4 1 1 0 7 4 " > - 
-             < T o o l t i p T e x t   l a n g = " e n - U S " > S p e c i f i e s   t h e   p i c t u r e   t h a t   h a s   b e e n   s e t   u p   f o r   t h e   c o m p a n y ,   s u c h   a s   a   c o m p a n y   l o g o . < / T o o l t i p T e x t > - 
-         < / T o o l t i p > - 
-         < T o o l t i p   c o l u m n = " C o m p a n y P h o n e N o "   E l e m e n t I d = " 2 5 0 4 4 0 6 5 5 " > - 
-             < T o o l t i p T e x t   l a n g = " e n - U S " > S p e c i f i e s   t h e   c o m p a n y ' s   t e l e p h o n e   n u m b e r . < / T o o l t i p T e x t > - 
-         < / T o o l t i p > - 
-         < T o o l t i p   c o l u m n = " C o m p a n y G i r o N o "   E l e m e n t I d = " 1 3 6 0 1 9 6 3 2 0 " > - 
-             < T o o l t i p T e x t   l a n g = " e n - U S " > S p e c i f i e s   t h e   c o m p a n y ' s   g i r o   n u m b e r . < / T o o l t i p T e x t > - 
-         < / T o o l t i p > - 
-         < T o o l t i p   c o l u m n = " C o m p a n y B a n k N a m e "   E l e m e n t I d = " 1 5 3 4 9 0 5 6 0 5 " > - 
-             < T o o l t i p T e x t   l a n g = " e n - U S " > S p e c i f i e s   t h e   n a m e   o f   t h e   b a n k   w h e r e   y o u   h a v e   t h e   b a n k   a c c o u n t . < / T o o l t i p T e x t > - 
-         < / T o o l t i p > - 
-         < T o o l t i p   c o l u m n = " C o m p a n y B a n k B r a n c h N o "   E l e m e n t I d = " 7 9 3 1 3 3 0 5 7 " > - 
-             < T o o l t i p T e x t   l a n g = " e n - U S " > S p e c i f i e s   a   n u m b e r   o f   t h e   b a n k   b r a n c h . < / T o o l t i p T e x t > - 
-         < / T o o l t i p > - 
-         < T o o l t i p   c o l u m n = " C o m p a n y B a n k A c c o u n t N o "   E l e m e n t I d = " 3 0 1 4 0 2 0 4 " > - 
-             < T o o l t i p T e x t   l a n g = " e n - U S " > S p e c i f i e s   t h e   n u m b e r   u s e d   b y   t h e   b a n k   f o r   t h e   b a n k   a c c o u n t . < / T o o l t i p T e x t > - 
-         < / T o o l t i p > - 
-         < T o o l t i p   c o l u m n = " C o m p a n y I B A N "   E l e m e n t I d = " 9 0 6 5 4 9 1 8 2 " > - 
-             < T o o l t i p T e x t   l a n g = " e n - U S " > S p e c i f i e s   t h e   b a n k   a c c o u n t ' s   i n t e r n a t i o n a l   b a n k   a c c o u n t   n u m b e r . < / T o o l t i p T e x t > - 
-         < / T o o l t i p > - 
-         < T o o l t i p   c o l u m n = " C o m p a n y S W I F T "   E l e m e n t I d = " 6 6 8 2 5 0 2 4 5 " > - 
-             < T o o l t i p T e x t   l a n g = " e n - U S " > S p e c i f i e s   t h e   i n t e r n a t i o n a l   b a n k   i d e n t i f i e r   c o d e   ( S W I F T )   o f   t h e   b a n k   w h e r e   y o u   h a v e   t h e   a c c o u n t . < / T o o l t i p T e x t > - 
-         < / T o o l t i p > - 
-         < T o o l t i p   c o l u m n = " S e l l T o C o n t a c t P h o n e N o "   E l e m e n t I d = " 1 6 1 3 8 2 2 4 8 3 " > - 
-             < T o o l t i p T e x t   l a n g = " e n - U S " > S p e c i f i e s   t h e   c o n t a c t ' s   p h o n e   n u m b e r . < / T o o l t i p T e x t > - 
-         < / T o o l t i p > - 
-         < T o o l t i p   c o l u m n = " S e l l T o C o n t a c t M o b i l e P h o n e N o "   E l e m e n t I d = " 1 8 4 3 5 8 7 4 7 " > - 
-             < T o o l t i p T e x t   l a n g = " e n - U S " > S p e c i f i e s   t h e   c o n t a c t ' s   m o b i l e   t e l e p h o n e   n u m b e r . < / T o o l t i p T e x t > - 
-         < / T o o l t i p > - 
-         < T o o l t i p   c o l u m n = " S e l l T o C o n t a c t E m a i l "   E l e m e n t I d = " 2 6 2 8 2 4 5 6 4 " > - 
-             < T o o l t i p T e x t   l a n g = " e n - U S " > S p e c i f i e s   t h e   e m a i l   a d d r e s s   o f   t h e   c o n t a c t . < / T o o l t i p T e x t > - 
-         < / T o o l t i p > - 
-         < T o o l t i p   c o l u m n = " B i l l T o C o n t a c t P h o n e N o "   E l e m e n t I d = " 3 6 2 4 7 7 4 8 8 " > - 
-             < T o o l t i p T e x t   l a n g = " e n - U S " > S p e c i f i e s   t h e   c o n t a c t ' s   p h o n e   n u m b e r . < / T o o l t i p T e x t > - 
-         < / T o o l t i p > - 
-         < T o o l t i p   c o l u m n = " B i l l T o C o n t a c t M o b i l e P h o n e N o "   E l e m e n t I d = " 2 4 8 4 8 8 6 9 6 " > - 
-             < T o o l t i p T e x t   l a n g = " e n - U S " > S p e c i f i e s   t h e   c o n t a c t ' s   m o b i l e   t e l e p h o n e   n u m b e r . < / T o o l t i p T e x t > - 
-         < / T o o l t i p > - 
-         < T o o l t i p   c o l u m n = " B i l l T o C o n t a c t E m a i l "   E l e m e n t I d = " 3 3 5 8 2 7 8 9 5 " > - 
-             < T o o l t i p T e x t   l a n g = " e n - U S " > S p e c i f i e s   t h e   e m a i l   a d d r e s s   o f   t h e   c o n t a c t . < / T o o l t i p T e x t > - 
-         < / T o o l t i p > - 
-         < T o o l t i p   c o l u m n = " Y o u r R e f e r e n c e "   E l e m e n t I d = " 1 1 0 3 9 9 5 1 " > - 
-             < T o o l t i p T e x t   l a n g = " e n - U S " > S p e c i f i e s   t h e   c u s t o m e r ' s   r e f e r e n c e .   T h e   c o n t e n t   w i l l   b e   p r i n t e d   o n   s a l e s   d o c u m e n t s . < / T o o l t i p T e x t > - 
-         < / T o o l t i p > - 
-         < T o o l t i p   c o l u m n = " E x t e r n a l D o c u m e n t N o "   E l e m e n t I d = " 7 3 3 9 5 3 9 6 6 " > - 
-             < T o o l t i p T e x t   l a n g = " e n - U S " > S p e c i f i e s   a   d o c u m e n t   n u m b e r   t h a t   r e f e r s   t o   t h e   c u s t o m e r ' s   o r   v e n d o r ' s   n u m b e r i n g   s y s t e m . < / T o o l t i p T e x t > - 
-         < / T o o l t i p > - 
-         < T o o l t i p   c o l u m n = " S h i p m e n t M e t h o d D e s c r i p t i o n "   E l e m e n t I d = " 2 0 5 9 4 0 3 2 6 0 " > - 
-             < T o o l t i p T e x t   l a n g = " e n - U S " > S p e c i f i e s   a   d e s c r i p t i o n   o f   t h e   s h i p m e n t   m e t h o d . < / T o o l t i p T e x t > - 
-         < / T o o l t i p > - 
-         < T o o l t i p   c o l u m n = " S h i p T o P h o n e N o "   E l e m e n t I d = " 3 6 9 7 0 2 2 5 5 " > - 
-             < T o o l t i p T e x t   l a n g = " e n - U S " > S p e c i f i e s   t h e   t e l e p h o n e   n u m b e r   o f   t h e   c o m p a n y ' s   s h i p p i n g   a d d r e s s . < / T o o l t i p T e x t > - 
-         < / T o o l t i p > - 
-         < T o o l t i p   c o l u m n = " P a y m e n t T e r m s D e s c r i p t i o n "   E l e m e n t I d = " 2 0 3 8 7 4 2 7 0 0 " > - 
-             < T o o l t i p T e x t   l a n g = " e n - U S " > S p e c i f i e s   a n   e x p l a n a t i o n   o f   t h e   p a y m e n t   t e r m s . < / T o o l t i p T e x t > - 
-         < / T o o l t i p > - 
-         < T o o l t i p   c o l u m n = " P a y m e n t M e t h o d D e s c r i p t i o n "   E l e m e n t I d = " 5 8 5 7 5 7 9 7 4 " > - 
-             < T o o l t i p T e x t   l a n g = " e n - U S " > S p e c i f i e s   a   t e x t   t h a t   d e s c r i b e s   t h e   p a y m e n t   m e t h o d . < / T o o l t i p T e x t > - 
-         < / T o o l t i p > - 
-         < T o o l t i p   c o l u m n = " B i l l t o C u s t u m e r N o "   E l e m e n t I d = " 2 8 0 4 7 3 0 5 8 " > - 
-             < T o o l t i p T e x t   l a n g = " e n - U S " > S p e c i f i e s   t h e   n u m b e r   o f   t h e   c u s t o m e r   t h a t   y o u   s e n d   o r   s e n t   t h e   i n v o i c e   o r   c r e d i t   m e m o   t o . < / T o o l t i p T e x t > - 
-         < / T o o l t i p > - 
-         < T o o l t i p   c o l u m n = " D o c u m e n t N o "   E l e m e n t I d = " 9 7 0 3 5 0 5 3 9 " > - 
-             < T o o l t i p T e x t   l a n g = " e n - U S " > S p e c i f i e s   a   u n i q u e   n u m b e r   t h a t   i d e n t i f i e s   t h e   s a l e s   d o c u m e n t .   T h e   n u m b e r   c a n   b e   g e n e r a t e d   a u t o m a t i c a l l y   f r o m   a   n u m b e r   s e r i e s ,   o r   y o u   c a n   n u m b e r   e a c h   o f   t h e m   m a n u a l l y . < / T o o l t i p T e x t > - 
-         < / T o o l t i p > - 
-         < T o o l t i p   c o l u m n = " P r i c e s I n c l u d i n g V A T "   E l e m e n t I d = " 5 1 8 8 1 7 1 6 7 " > - 
-             < T o o l t i p T e x t   l a n g = " e n - U S " > S p e c i f i e s   i f   t h e   U n i t   P r i c e   a n d   L i n e   A m o u n t   f i e l d s   o n   d o c u m e n t   l i n e s   s h o u l d   b e   s h o w n   w i t h   o r   w i t h o u t   V A T . < / T o o l t i p T e x t > - 
-         < / T o o l t i p > - 
-         < T o o l t i p   c o l u m n = " S a l e s P e r s o n N a m e "   E l e m e n t I d = " 8 7 1 4 9 2 9 8 3 " > - 
-             < T o o l t i p T e x t   l a n g = " e n - U S " > S p e c i f i e s   t h e   n a m e   o f   t h e   s a l e s p e r s o n   o r   p u r c h a s e r . < / T o o l t i p T e x t > - 
-         < / T o o l t i p > - 
-         < T o o l t i p   c o l u m n = " S e l l t o C u s t o m e r N o "   E l e m e n t I d = " 2 0 5 0 6 4 7 3 4 9 " > - 
-             < T o o l t i p T e x t   l a n g = " e n - U S " > S p e c i f i e s   t h e   n u m b e r   o f   t h e   c u s t o m e r   t h a t   y o u ' r e   s e l l i n g   t o .   B y   d e f a u l t ,   t h e   s a m e   c u s t o m e r   i s   s u g g e s t e d   a s   t h e   s h i p - t o   c u s t o m e r .   I f   n e e d e d ,   y o u   c a n   s p e c i f y   a   d i f f e r e n t   s h i p - t o   c u s t o m e r   o n   t h e   d o c u m e n t . < / T o o l t i p T e x t > - 
-         < / T o o l t i p > - 
-         < T o o l t i p   c o l u m n = " L i n e N o _ L i n e "   E l e m e n t I d = " 6 9 8 9 8 5 9 7 9 " > - 
-             < T o o l t i p T e x t   l a n g = " e n - U S " > S p e c i f i e s   t h e   l i n e   n u m b e r . < / T o o l t i p T e x t > - 
-         < / T o o l t i p > - 
-         < T o o l t i p   c o l u m n = " A m o u n t E x c l u d i n g V A T _ L i n e "   E l e m e n t I d = " 1 0 6 2 4 6 0 0 4 0 " > - 
-             < T o o l t i p T e x t   l a n g = " e n - U S " > S p e c i f i e s   t h e   s u m   o f   a m o u n t s   i n   t h e   L i n e   A m o u n t   f i e l d   o n   t h e   s a l e s   r e t u r n   o r d e r   l i n e s . < / T o o l t i p T e x t > - 
-         < / T o o l t i p > - 
-         < T o o l t i p   c o l u m n = " D e s c r i p t i o n _ L i n e "   E l e m e n t I d = " 1 4 0 6 8 2 2 3 1 0 " > - 
-             < T o o l t i p T e x t   l a n g = " e n - U S " > S p e c i f i e s   a   d e s c r i p t i o n   o f   t h e   e n t r y   o f   t h e   p r o d u c t   t o   b e   s o l d .   T o   a d d   a   n o n - t r a n s a c t i o n a l   t e x t   l i n e ,   f i l l   i n   t h e   D e s c r i p t i o n   f i e l d   o n l y . < / T o o l t i p T e x t > - 
-         < / T o o l t i p > - 
-         < T o o l t i p   c o l u m n = " L i n e D i s c o u n t P e r c e n t _ L i n e "   E l e m e n t I d = " 9 0 7 8 2 7 4 3 6 " > - 
-             < T o o l t i p T e x t   l a n g = " e n - U S " > S p e c i f i e s   t h e   d i s c o u n t   p e r c e n t a g e   t h a t   i s   g r a n t e d   f o r   t h e   i t e m   o n   t h e   l i n e . < / T o o l t i p T e x t > - 
-         < / T o o l t i p > - 
-         < T o o l t i p   c o l u m n = " I t e m N o _ L i n e "   E l e m e n t I d = " 1 9 1 0 2 9 6 2 8 8 " > - 
-             < T o o l t i p T e x t   l a n g = " e n - U S " > S p e c i f i e s   t h e   n u m b e r   o f   t h e   i n v o l v e d   e n t r y   o r   r e c o r d ,   a c c o r d i n g   t o   t h e   s p e c i f i e d   n u m b e r   s e r i e s . < / T o o l t i p T e x t > - 
-         < / T o o l t i p > - 
-         < T o o l t i p   c o l u m n = " I t e m R e f e r e n c e N o _ L i n e "   E l e m e n t I d = " 9 2 7 2 3 5 7 " > - 
-             < T o o l t i p T e x t   l a n g = " e n - U S " > S p e c i f i e s   t h e   r e f e r e n c e d   i t e m   n u m b e r . < / T o o l t i p T e x t > - 
-         < / T o o l t i p > - 
-         < T o o l t i p   c o l u m n = " U n i t O f M e a s u r e "   E l e m e n t I d = " 1 8 0 8 2 2 8 0 1 8 " > - 
-             < T o o l t i p T e x t   l a n g = " e n - U S " > S p e c i f i e s   t h e   u n i t   o f   m e a s u r e   f o r   t h e   i t e m   o r   r e s o u r c e   o n   t h e   s a l e s   l i n e . < / T o o l t i p T e x t > - 
-         < / T o o l t i p > - 
-         < T o o l t i p   c o l u m n = " I n v o i c e D i s c o u n t A m o u n t _ V A T A m o u n t L i n e "   E l e m e n t I d = " 8 2 4 7 3 0 1 4 1 " > - 
-             < T o o l t i p T e x t   l a n g = " e n - U S " > S p e c i f i e s   t h e   i n v o i c e   d i s c o u n t   a m o u n t   f o r   a   s p e c i f i c   V A T   i d e n t i f i e r . < / T o o l t i p T e x t > - 
-         < / T o o l t i p > - 
-         < T o o l t i p   c o l u m n = " I n v o i c e D i s c o u n t B a s e A m o u n t _ V A T A m o u n t L i n e "   E l e m e n t I d = " 2 0 4 0 3 3 2 2 6 6 " > - 
-             < T o o l t i p T e x t   l a n g = " e n - U S " > S p e c i f i e s   t h e   i n v o i c e   d i s c o u n t   b a s e   a m o u n t . < / T o o l t i p T e x t > - 
-         < / T o o l t i p > - 
-         < T o o l t i p   c o l u m n = " L i n e A m o u n t _ V a t A m o u n t L i n e "   E l e m e n t I d = " 2 1 4 6 5 4 0 1 " > - 
-             < T o o l t i p T e x t   l a n g = " e n - U S " > S p e c i f i e s   t h e   t o t a l   a m o u n t   f o r   s a l e s   o r   p u r c h a s e   l i n e s   w i t h   a   s p e c i f i c   V A T   i d e n t i f i e r . < / T o o l t i p T e x t > - 
-         < / T o o l t i p > - 
-         < T o o l t i p   c o l u m n = " V A T A m o u n t _ V a t A m o u n t L i n e "   E l e m e n t I d = " 1 8 9 1 8 2 0 6 2 0 " > - 
-             < T o o l t i p T e x t   l a n g = " e n - U S " > S p e c i f i e s   t h e   a m o u n t   o f   V A T   t h a t   i s   i n c l u d e d   i n   t h e   t o t a l   a m o u n t . < / T o o l t i p T e x t > - 
-         < / T o o l t i p > - 
-         < T o o l t i p   c o l u m n = " V A T B a s e _ V a t A m o u n t L i n e "   E l e m e n t I d = " 1 4 5 8 9 3 7 8 1 9 " > - 
-             < T o o l t i p T e x t   l a n g = " e n - U S " > S p e c i f i e s   t h e   t o t a l   n e t   a m o u n t   ( a m o u n t   e x c l u d i n g   V A T )   f o r   s a l e s   o r   p u r c h a s e   l i n e s   w i t h   a   s p e c i f i c   V A T   I d e n t i f i e r . < / T o o l t i p T e x t > - 
-         < / T o o l t i p > - 
-         < T o o l t i p   c o l u m n = " V A T I d e n t i f i e r _ V a t A m o u n t L i n e "   E l e m e n t I d = " 1 1 4 2 0 7 0 0 3 5 " > - 
-             < T o o l t i p T e x t   l a n g = " e n - U S " > S p e c i f i e s   t h e   V A T   I d e n t i f i e r   v a l u e . < / T o o l t i p T e x t > - 
-         < / T o o l t i p > - 
-         < T o o l t i p   c o l u m n = " V A T P c t _ V a t A m o u n t L i n e "   E l e m e n t I d = " 1 4 5 3 5 4 2 7 7 7 " > - 
-             < T o o l t i p T e x t   l a n g = " e n - U S " > S p e c i f i e s   t h e   V A T   %   t h a t   w a s   u s e d   o n   t h e   s a l e s   o r   p u r c h a s e   l i n e s   w i t h   t h i s   V A T   I d e n t i f i e r . < / T o o l t i p T e x t > - 
-         < / T o o l t i p > - 
-         < T o o l t i p   c o l u m n = " V A T I d e n t i f i e r _ V A T C l a u s e L i n e "   E l e m e n t I d = " 1 4 6 4 4 7 2 4 7 8 " > - 
-             < T o o l t i p T e x t   l a n g = " e n - U S " > S p e c i f i e s   t h e   V A T   I d e n t i f i e r   v a l u e . < / T o o l t i p T e x t > - 
-         < / T o o l t i p > - 
-         < T o o l t i p   c o l u m n = " C o d e _ V A T C l a u s e L i n e "   E l e m e n t I d = " 1 8 2 4 5 8 9 8 4 7 " > - 
-             < T o o l t i p T e x t   l a n g = " e n - U S " > S p e c i f i e s   t h e   c o d e   f o r   a   V A T   c l a u s e ,   w h i c h   i s   u s e d   t o   p r o v i d e   a   V A T   d e s c r i p t i o n   a s s o c i a t e d   w i t h   a   s a l e s   l i n e   o n   a   s a l e s   i n v o i c e ,   c r e d i t   m e m o ,   o r   o t h e r   s a l e s   d o c u m e n t . < / T o o l t i p T e x t > - 
-         < / T o o l t i p > - 
-         < T o o l t i p   c o l u m n = " D e s c r i p t i o n 2 _ V A T C l a u s e L i n e "   E l e m e n t I d = " 1 3 7 9 6 6 7 4 7 0 " > - 
-             < T o o l t i p T e x t   l a n g = " e n - U S " > S p e c i f i e s   a n   a d d i t i o n a l   d e s c r i p t i o n   o f   a   V A T   c l a u s e . < / T o o l t i p T e x t > - 
-         < / T o o l t i p > - 
-         < T o o l t i p   c o l u m n = " V A T A m o u n t _ V A T C l a u s e L i n e "   E l e m e n t I d = " 2 2 2 4 6 9 0 5 9 " > - 
-             < T o o l t i p T e x t   l a n g = " e n - U S " > S p e c i f i e s   t h e   a m o u n t   o f   V A T   t h a t   i s   i n c l u d e d   i n   t h e   t o t a l   a m o u n t . < / T o o l t i p T e x t > - 
-         < / T o o l t i p > - 
-     < / T o o l t i p s > +     < T o o l t i p s / >   
      < H e a d e r   E l e m e n t T y p e = " D a t a I t e m "   E l e m e n t I d = " 1 2 4 0 3 7 3 8 8 6 " >   
-         < B i l l e d T o _ L b l   E l e m e n t T y p e = " C o l u m n "   E l e m e n t I d = " 1 7 4 5 4 4 9 0 7 9 "   D a t a T y p e = " L a b e l " > B i l l e d T o _ L b l < / B i l l e d T o _ L b l > +         < B i l l e d T o _ L b l   E l e m e n t T y p e = " C o l u m n "   E l e m e n t I d = " 1 7 4 5 4 4 9 0 7 9 "   D a t a T y p e = " T e x t C o n s t " > B i l l e d T o _ L b l < / B i l l e d T o _ L b l >   
          < B i l l T o C o n t a c t E m a i l   E l e m e n t T y p e = " C o l u m n "   E l e m e n t I d = " 3 3 5 8 2 7 8 9 5 "   D a t a T y p e = " T e x t " > B i l l T o C o n t a c t E m a i l < / B i l l T o C o n t a c t E m a i l >   
-         < B i l l T o C o n t a c t E m a i l L b l   E l e m e n t T y p e = " C o l u m n "   E l e m e n t I d = " 2 9 6 4 7 8 3 6 5 "   D a t a T y p e = " L a b e l " > B i l l T o C o n t a c t E m a i l L b l < / B i l l T o C o n t a c t E m a i l L b l > +         < B i l l T o C o n t a c t E m a i l L b l   E l e m e n t T y p e = " C o l u m n "   E l e m e n t I d = " 2 9 6 4 7 8 3 6 5 "   D a t a T y p e = " T e x t C o n s t " > B i l l T o C o n t a c t E m a i l L b l < / B i l l T o C o n t a c t E m a i l L b l >   
          < B i l l T o C o n t a c t M o b i l e P h o n e N o   E l e m e n t T y p e = " C o l u m n "   E l e m e n t I d = " 2 4 8 4 8 8 6 9 6 "   D a t a T y p e = " T e x t " > B i l l T o C o n t a c t M o b i l e P h o n e N o < / B i l l T o C o n t a c t M o b i l e P h o n e N o >   
-         < B i l l T o C o n t a c t M o b i l e P h o n e N o L b l   E l e m e n t T y p e = " C o l u m n "   E l e m e n t I d = " 2 7 6 3 1 1 3 3 8 "   D a t a T y p e = " L a b e l " > B i l l T o C o n t a c t M o b i l e P h o n e N o L b l < / B i l l T o C o n t a c t M o b i l e P h o n e N o L b l > +         < B i l l T o C o n t a c t M o b i l e P h o n e N o L b l   E l e m e n t T y p e = " C o l u m n "   E l e m e n t I d = " 2 7 6 3 1 1 3 3 8 "   D a t a T y p e = " T e x t C o n s t " > B i l l T o C o n t a c t M o b i l e P h o n e N o L b l < / B i l l T o C o n t a c t M o b i l e P h o n e N o L b l >   
          < B i l l T o C o n t a c t P h o n e N o   E l e m e n t T y p e = " C o l u m n "   E l e m e n t I d = " 3 6 2 4 7 7 4 8 8 "   D a t a T y p e = " T e x t " > B i l l T o C o n t a c t P h o n e N o < / B i l l T o C o n t a c t P h o n e N o >   
-         < B i l l T o C o n t a c t P h o n e N o L b l   E l e m e n t T y p e = " C o l u m n "   E l e m e n t I d = " 2 1 2 3 3 4 5 9 6 6 "   D a t a T y p e = " L a b e l " > B i l l T o C o n t a c t P h o n e N o L b l < / B i l l T o C o n t a c t P h o n e N o L b l > +         < B i l l T o C o n t a c t P h o n e N o L b l   E l e m e n t T y p e = " C o l u m n "   E l e m e n t I d = " 2 1 2 3 3 4 5 9 6 6 "   D a t a T y p e = " T e x t C o n s t " > B i l l T o C o n t a c t P h o n e N o L b l < / B i l l T o C o n t a c t P h o n e N o L b l >   
          < B i l l t o C u s t o m e r N o _ L b l   E l e m e n t T y p e = " C o l u m n "   E l e m e n t I d = " 3 6 9 3 0 7 8 1 3 "   D a t a T y p e = " S t r i n g " > B i l l t o C u s t o m e r N o _ L b l < / B i l l t o C u s t o m e r N o _ L b l >   
@@ -7832,7 +7990,7 @@
  
          < C o m p a n y B a n k A c c o u n t N o   E l e m e n t T y p e = " C o l u m n "   E l e m e n t I d = " 3 0 1 4 0 2 0 4 "   D a t a T y p e = " T e x t " > C o m p a n y B a n k A c c o u n t N o < / C o m p a n y B a n k A c c o u n t N o >   
-         < C o m p a n y B a n k A c c o u n t N o _ L b l   E l e m e n t T y p e = " C o l u m n "   E l e m e n t I d = " 1 0 9 7 7 4 3 3 4 5 "   D a t a T y p e = " L a b e l " > C o m p a n y B a n k A c c o u n t N o _ L b l < / C o m p a n y B a n k A c c o u n t N o _ L b l > +         < C o m p a n y B a n k A c c o u n t N o _ L b l   E l e m e n t T y p e = " C o l u m n "   E l e m e n t I d = " 1 0 9 7 7 4 3 3 4 5 "   D a t a T y p e = " T e x t C o n s t " > C o m p a n y B a n k A c c o u n t N o _ L b l < / C o m p a n y B a n k A c c o u n t N o _ L b l >   
          < C o m p a n y B a n k B r a n c h N o   E l e m e n t T y p e = " C o l u m n "   E l e m e n t I d = " 7 9 3 1 3 3 0 5 7 "   D a t a T y p e = " T e x t " > C o m p a n y B a n k B r a n c h N o < / C o m p a n y B a n k B r a n c h N o >   
@@ -7840,7 +7998,7 @@
  
          < C o m p a n y B a n k N a m e   E l e m e n t T y p e = " C o l u m n "   E l e m e n t I d = " 1 5 3 4 9 0 5 6 0 5 "   D a t a T y p e = " T e x t " > C o m p a n y B a n k N a m e < / C o m p a n y B a n k N a m e >   
-         < C o m p a n y B a n k N a m e _ L b l   E l e m e n t T y p e = " C o l u m n "   E l e m e n t I d = " 1 2 0 4 3 0 7 0 1 4 "   D a t a T y p e = " L a b e l " > C o m p a n y B a n k N a m e _ L b l < / C o m p a n y B a n k N a m e _ L b l > +         < C o m p a n y B a n k N a m e _ L b l   E l e m e n t T y p e = " C o l u m n "   E l e m e n t I d = " 1 2 0 4 3 0 7 0 1 4 "   D a t a T y p e = " T e x t C o n s t " > C o m p a n y B a n k N a m e _ L b l < / C o m p a n y B a n k N a m e _ L b l >   
          < C o m p a n y C u s t o m G i r o   E l e m e n t T y p e = " C o l u m n "   E l e m e n t I d = " 1 6 7 0 4 7 5 7 9 8 "   D a t a T y p e = " T e x t " > C o m p a n y C u s t o m G i r o < / C o m p a n y C u s t o m G i r o >   
@@ -7850,7 +8008,7 @@
  
          < C o m p a n y G i r o N o   E l e m e n t T y p e = " C o l u m n "   E l e m e n t I d = " 1 3 6 0 1 9 6 3 2 0 "   D a t a T y p e = " T e x t " > C o m p a n y G i r o N o < / C o m p a n y G i r o N o >   
-         < C o m p a n y G i r o N o _ L b l   E l e m e n t T y p e = " C o l u m n "   E l e m e n t I d = " 8 6 1 6 0 2 1 1 5 "   D a t a T y p e = " L a b e l " > C o m p a n y G i r o N o _ L b l < / C o m p a n y G i r o N o _ L b l > +         < C o m p a n y G i r o N o _ L b l   E l e m e n t T y p e = " C o l u m n "   E l e m e n t I d = " 8 6 1 6 0 2 1 1 5 "   D a t a T y p e = " T e x t C o n s t " > C o m p a n y G i r o N o _ L b l < / C o m p a n y G i r o N o _ L b l >   
          < C o m p a n y H o m e P a g e   E l e m e n t T y p e = " C o l u m n "   E l e m e n t I d = " 1 9 8 9 1 8 8 7 0 "   D a t a T y p e = " T e x t " > C o m p a n y H o m e P a g e < / C o m p a n y H o m e P a g e >   
@@ -7868,9 +8026,9 @@
  
          < C o m p a n y P h o n e N o   E l e m e n t T y p e = " C o l u m n "   E l e m e n t I d = " 2 5 0 4 4 0 6 5 5 "   D a t a T y p e = " T e x t " > C o m p a n y P h o n e N o < / C o m p a n y P h o n e N o >   
-         < C o m p a n y P h o n e N o _ L b l   E l e m e n t T y p e = " C o l u m n "   E l e m e n t I d = " 5 5 8 5 9 3 5 8 6 "   D a t a T y p e = " L a b e l " > C o m p a n y P h o n e N o _ L b l < / C o m p a n y P h o n e N o _ L b l > - 
-         < C o m p a n y P i c t u r e   E l e m e n t T y p e = " C o l u m n "   E l e m e n t I d = " 1 3 9 7 4 1 1 0 7 4 "   D a t a T y p e = " B l o b "   / > +         < C o m p a n y P h o n e N o _ L b l   E l e m e n t T y p e = " C o l u m n "   E l e m e n t I d = " 5 5 8 5 9 3 5 8 6 "   D a t a T y p e = " T e x t C o n s t " > C o m p a n y P h o n e N o _ L b l < / C o m p a n y P h o n e N o _ L b l > + 
+         < C o m p a n y P i c t u r e   E l e m e n t T y p e = " C o l u m n "   E l e m e n t I d = " 1 3 9 7 4 1 1 0 7 4 "   D a t a T y p e = " B L O B " / >   
          < C o m p a n y R e g i s t r a t i o n N u m b e r   E l e m e n t T y p e = " C o l u m n "   E l e m e n t I d = " 2 0 2 3 6 3 9 4 2 4 "   D a t a T y p e = " T e x t " > C o m p a n y R e g i s t r a t i o n N u m b e r < / C o m p a n y R e g i s t r a t i o n N u m b e r >   
@@ -7890,7 +8048,7 @@
  
          < C o n t a c t _ L b l   E l e m e n t T y p e = " C o l u m n "   E l e m e n t I d = " 1 1 5 5 0 9 4 7 5 2 "   D a t a T y p e = " T e x t " > C o n t a c t _ L b l < / C o n t a c t _ L b l >   
-         < C o p y _ L b l   E l e m e n t T y p e = " C o l u m n "   E l e m e n t I d = " 6 0 4 7 8 2 7 8 1 "   D a t a T y p e = " L a b e l " > C o p y _ L b l < / C o p y _ L b l > +         < C o p y _ L b l   E l e m e n t T y p e = " C o l u m n "   E l e m e n t I d = " 6 0 4 7 8 2 7 8 1 "   D a t a T y p e = " T e x t C o n s t " > C o p y _ L b l < / C o p y _ L b l >   
          < C u s t o m e r A d d r e s s 1   E l e m e n t T y p e = " C o l u m n "   E l e m e n t I d = " 1 8 0 1 9 6 6 4 5 4 "   D a t a T y p e = " T e x t " > C u s t o m e r A d d r e s s 1 < / C u s t o m e r A d d r e s s 1 >   
@@ -7924,7 +8082,7 @@
  
          < D u e D a t e _ L b l   E l e m e n t T y p e = " C o l u m n "   E l e m e n t I d = " 1 6 4 8 2 8 4 6 4 8 "   D a t a T y p e = " S t r i n g " > D u e D a t e _ L b l < / D u e D a t e _ L b l >   
-         < E M a i l _ L b l   E l e m e n t T y p e = " C o l u m n "   E l e m e n t I d = " 1 4 3 8 8 6 8 0 1 2 "   D a t a T y p e = " L a b e l " > E M a i l _ L b l < / E M a i l _ L b l > +         < E M a i l _ L b l   E l e m e n t T y p e = " C o l u m n "   E l e m e n t I d = " 1 4 3 8 8 6 8 0 1 2 "   D a t a T y p e = " T e x t C o n s t " > E M a i l _ L b l < / E M a i l _ L b l >   
          < E x c h a n g e R a t e A s T e x t   E l e m e n t T y p e = " C o l u m n "   E l e m e n t I d = " 5 9 2 9 5 5 8 4 5 "   D a t a T y p e = " T e x t " > E x c h a n g e R a t e A s T e x t < / E x c h a n g e R a t e A s T e x t >   
@@ -7932,13 +8090,13 @@
  
          < E x t e r n a l D o c u m e n t N o _ _ L b l   E l e m e n t T y p e = " C o l u m n "   E l e m e n t I d = " 2 2 3 4 3 3 3 2 "   D a t a T y p e = " S t r i n g " > E x t e r n a l D o c u m e n t N o _ _ L b l < / E x t e r n a l D o c u m e n t N o _ _ L b l >   
-         < F r o m _ L b l   E l e m e n t T y p e = " C o l u m n "   E l e m e n t I d = " 4 8 5 4 2 6 1 3 8 "   D a t a T y p e = " L a b e l " > F r o m _ L b l < / F r o m _ L b l > - 
-         < H o m e P a g e _ L b l   E l e m e n t T y p e = " C o l u m n "   E l e m e n t I d = " 1 4 3 3 5 9 2 3 0 0 "   D a t a T y p e = " L a b e l " > H o m e P a g e _ L b l < / H o m e P a g e _ L b l > - 
-         < I n v o i c e D i s c o u n t A m o u n t _ L b l   E l e m e n t T y p e = " C o l u m n "   E l e m e n t I d = " 1 5 9 3 0 1 2 7 3 6 "   D a t a T y p e = " L a b e l " > I n v o i c e D i s c o u n t A m o u n t _ L b l < / I n v o i c e D i s c o u n t A m o u n t _ L b l > - 
-         < I n v o i c e D i s c o u n t B a s e A m o u n t _ L b l   E l e m e n t T y p e = " C o l u m n "   E l e m e n t I d = " 2 0 2 9 2 6 6 8 7 5 "   D a t a T y p e = " L a b e l " > I n v o i c e D i s c o u n t B a s e A m o u n t _ L b l < / I n v o i c e D i s c o u n t B a s e A m o u n t _ L b l > +         < F r o m _ L b l   E l e m e n t T y p e = " C o l u m n "   E l e m e n t I d = " 4 8 5 4 2 6 1 3 8 "   D a t a T y p e = " T e x t C o n s t " > F r o m _ L b l < / F r o m _ L b l > + 
+         < H o m e P a g e _ L b l   E l e m e n t T y p e = " C o l u m n "   E l e m e n t I d = " 1 4 3 3 5 9 2 3 0 0 "   D a t a T y p e = " T e x t C o n s t " > H o m e P a g e _ L b l < / H o m e P a g e _ L b l > + 
+         < I n v o i c e D i s c o u n t A m o u n t _ L b l   E l e m e n t T y p e = " C o l u m n "   E l e m e n t I d = " 1 5 9 3 0 1 2 7 3 6 "   D a t a T y p e = " T e x t C o n s t " > I n v o i c e D i s c o u n t A m o u n t _ L b l < / I n v o i c e D i s c o u n t A m o u n t _ L b l > + 
+         < I n v o i c e D i s c o u n t B a s e A m o u n t _ L b l   E l e m e n t T y p e = " C o l u m n "   E l e m e n t I d = " 2 0 2 9 2 6 6 8 7 5 "   D a t a T y p e = " T e x t C o n s t " > I n v o i c e D i s c o u n t B a s e A m o u n t _ L b l < / I n v o i c e D i s c o u n t B a s e A m o u n t _ L b l >   
          < I n v o i c e N o P o s i t i o n _ L b l   E l e m e n t T y p e = " C o l u m n "   E l e m e n t I d = " 1 4 5 8 4 6 7 4 4 1 "   D a t a T y p e = " T e x t " > I n v o i c e N o P o s i t i o n _ L b l < / I n v o i c e N o P o s i t i o n _ L b l >   
@@ -7946,59 +8104,61 @@
  
          < L e g a l E n t i t y T y p e _ L b l   E l e m e n t T y p e = " C o l u m n "   E l e m e n t I d = " 2 0 8 0 2 2 4 7 9 2 "   D a t a T y p e = " T e x t " > L e g a l E n t i t y T y p e _ L b l < / L e g a l E n t i t y T y p e _ L b l >   
-         < L i n e A m o u n t A f t e r I n v o i c e D i s c o u n t _ L b l   E l e m e n t T y p e = " C o l u m n "   E l e m e n t I d = " 6 7 3 7 2 1 0 9 4 "   D a t a T y p e = " L a b e l " > L i n e A m o u n t A f t e r I n v o i c e D i s c o u n t _ L b l < / L i n e A m o u n t A f t e r I n v o i c e D i s c o u n t _ L b l > - 
-         < L o c a l C u r r e n c y _ L b l   E l e m e n t T y p e = " C o l u m n "   E l e m e n t I d = " 1 5 5 9 6 9 3 4 2 2 "   D a t a T y p e = " L a b e l " > L o c a l C u r r e n c y _ L b l < / L o c a l C u r r e n c y _ L b l > - 
-         < P a g e _ L b l   E l e m e n t T y p e = " C o l u m n "   E l e m e n t I d = " 6 8 0 6 4 8 0 9 1 "   D a t a T y p e = " L a b e l " > P a g e _ L b l < / P a g e _ L b l > +         < L i n e A m o u n t A f t e r I n v o i c e D i s c o u n t _ L b l   E l e m e n t T y p e = " C o l u m n "   E l e m e n t I d = " 6 7 3 7 2 1 0 9 4 "   D a t a T y p e = " T e x t C o n s t " > L i n e A m o u n t A f t e r I n v o i c e D i s c o u n t _ L b l < / L i n e A m o u n t A f t e r I n v o i c e D i s c o u n t _ L b l > + 
+         < L o c a l C u r r e n c y _ L b l   E l e m e n t T y p e = " C o l u m n "   E l e m e n t I d = " 1 5 5 9 6 9 3 4 2 2 "   D a t a T y p e = " T e x t C o n s t " > L o c a l C u r r e n c y _ L b l < / L o c a l C u r r e n c y _ L b l > + 
+         < P a g e _ L b l   E l e m e n t T y p e = " C o l u m n "   E l e m e n t I d = " 6 8 0 6 4 8 0 9 1 "   D a t a T y p e = " T e x t C o n s t " > P a g e _ L b l < / P a g e _ L b l >   
          < P a y m e n t I n s t r u c t i o n s _ T x t   E l e m e n t T y p e = " C o l u m n "   E l e m e n t I d = " 1 8 7 2 0 8 8 3 "   D a t a T y p e = " T e x t " > P a y m e n t I n s t r u c t i o n s _ T x t < / P a y m e n t I n s t r u c t i o n s _ T x t >   
          < P a y m e n t M e t h o d D e s c r i p t i o n   E l e m e n t T y p e = " C o l u m n "   E l e m e n t I d = " 5 8 5 7 5 7 9 7 4 "   D a t a T y p e = " T e x t " > P a y m e n t M e t h o d D e s c r i p t i o n < / P a y m e n t M e t h o d D e s c r i p t i o n >   
-         < P a y m e n t M e t h o d D e s c r i p t i o n _ L b l   E l e m e n t T y p e = " C o l u m n "   E l e m e n t I d = " 7 9 7 1 1 7 3 2 3 "   D a t a T y p e = " L a b e l " > P a y m e n t M e t h o d D e s c r i p t i o n _ L b l < / P a y m e n t M e t h o d D e s c r i p t i o n _ L b l > +         < P a y m e n t M e t h o d D e s c r i p t i o n _ L b l   E l e m e n t T y p e = " C o l u m n "   E l e m e n t I d = " 7 9 7 1 1 7 3 2 3 "   D a t a T y p e = " T e x t C o n s t " > P a y m e n t M e t h o d D e s c r i p t i o n _ L b l < / P a y m e n t M e t h o d D e s c r i p t i o n _ L b l >   
          < P a y m e n t T e r m s D e s c r i p t i o n   E l e m e n t T y p e = " C o l u m n "   E l e m e n t I d = " 2 0 3 8 7 4 2 7 0 0 "   D a t a T y p e = " T e x t " > P a y m e n t T e r m s D e s c r i p t i o n < / P a y m e n t T e r m s D e s c r i p t i o n >   
-         < P a y m e n t T e r m s D e s c r i p t i o n _ L b l   E l e m e n t T y p e = " C o l u m n "   E l e m e n t I d = " 1 8 7 4 4 9 4 3 2 1 "   D a t a T y p e = " L a b e l " > P a y m e n t T e r m s D e s c r i p t i o n _ L b l < / P a y m e n t T e r m s D e s c r i p t i o n _ L b l > +         < P a y m e n t T e r m s D e s c r i p t i o n _ L b l   E l e m e n t T y p e = " C o l u m n "   E l e m e n t I d = " 1 8 7 4 4 9 4 3 2 1 "   D a t a T y p e = " T e x t C o n s t " > P a y m e n t T e r m s D e s c r i p t i o n _ L b l < / P a y m e n t T e r m s D e s c r i p t i o n _ L b l >   
          < P r i c e s I n c l u d i n g V A T   E l e m e n t T y p e = " C o l u m n "   E l e m e n t I d = " 5 1 8 8 1 7 1 6 7 "   D a t a T y p e = " B o o l e a n " > P r i c e s I n c l u d i n g V A T < / P r i c e s I n c l u d i n g V A T >   
+         < P r i c e s I n c l u d i n g V A T _ L b l   E l e m e n t T y p e = " C o l u m n "   E l e m e n t I d = " 1 3 7 7 9 7 9 4 4 4 "   D a t a T y p e = " S t r i n g " > P r i c e s I n c l u d i n g V A T _ L b l < / P r i c e s I n c l u d i n g V A T _ L b l > + 
          < P r i c e s I n c l u d i n g V A T Y e s N o   E l e m e n t T y p e = " C o l u m n "   E l e m e n t I d = " 1 4 1 1 1 4 7 5 9 9 "   D a t a T y p e = " S t r i n g " > P r i c e s I n c l u d i n g V A T Y e s N o < / P r i c e s I n c l u d i n g V A T Y e s N o >   
-         < P r i c e s I n c l u d i n g V A T _ L b l   E l e m e n t T y p e = " C o l u m n "   E l e m e n t I d = " 1 3 7 7 9 7 9 4 4 4 "   D a t a T y p e = " S t r i n g " > P r i c e s I n c l u d i n g V A T _ L b l < / P r i c e s I n c l u d i n g V A T _ L b l > - 
-         < Q u e s t i o n s _ L b l   E l e m e n t T y p e = " C o l u m n "   E l e m e n t I d = " 2 0 7 0 8 9 0 0 1 9 "   D a t a T y p e = " L a b e l " > Q u e s t i o n s _ L b l < / Q u e s t i o n s _ L b l > - 
-         < S a l e s I n v o i c e L i n e D i s c o u n t _ L b l   E l e m e n t T y p e = " C o l u m n "   E l e m e n t I d = " 6 6 4 6 0 1 5 8 2 "   D a t a T y p e = " L a b e l " > S a l e s I n v o i c e L i n e D i s c o u n t _ L b l < / S a l e s I n v o i c e L i n e D i s c o u n t _ L b l > +         < Q u e s t i o n s _ L b l   E l e m e n t T y p e = " C o l u m n "   E l e m e n t I d = " 2 0 7 0 8 9 0 0 1 9 "   D a t a T y p e = " T e x t C o n s t " > Q u e s t i o n s _ L b l < / Q u e s t i o n s _ L b l > + 
+         < S a l e s I n v o i c e L i n e D i s c o u n t _ L b l   E l e m e n t T y p e = " C o l u m n "   E l e m e n t I d = " 6 6 4 6 0 1 5 8 2 "   D a t a T y p e = " T e x t C o n s t " > S a l e s I n v o i c e L i n e D i s c o u n t _ L b l < / S a l e s I n v o i c e L i n e D i s c o u n t _ L b l > + 
+         < S a l e s P e r s o n _ L b l   E l e m e n t T y p e = " C o l u m n "   E l e m e n t I d = " 1 5 6 4 1 9 6 3 6 5 "   D a t a T y p e = " T e x t C o n s t " > S a l e s P e r s o n _ L b l < / S a l e s P e r s o n _ L b l >   
          < S a l e s P e r s o n B l a n k _ L b l   E l e m e n t T y p e = " C o l u m n "   E l e m e n t I d = " 6 5 4 6 2 4 6 0 1 "   D a t a T y p e = " T e x t " > S a l e s P e r s o n B l a n k _ L b l < / S a l e s P e r s o n B l a n k _ L b l >   
          < S a l e s P e r s o n N a m e   E l e m e n t T y p e = " C o l u m n "   E l e m e n t I d = " 8 7 1 4 9 2 9 8 3 "   D a t a T y p e = " T e x t " > S a l e s P e r s o n N a m e < / S a l e s P e r s o n N a m e >   
-         < S a l e s P e r s o n _ L b l   E l e m e n t T y p e = " C o l u m n "   E l e m e n t I d = " 1 5 6 4 1 9 6 3 6 5 "   D a t a T y p e = " L a b e l " > S a l e s P e r s o n _ L b l < / S a l e s P e r s o n _ L b l > - 
          < S e l l T o C o n t a c t E m a i l   E l e m e n t T y p e = " C o l u m n "   E l e m e n t I d = " 2 6 2 8 2 4 5 6 4 "   D a t a T y p e = " T e x t " > S e l l T o C o n t a c t E m a i l < / S e l l T o C o n t a c t E m a i l >   
-         < S e l l T o C o n t a c t E m a i l L b l   E l e m e n t T y p e = " C o l u m n "   E l e m e n t I d = " 3 7 0 9 2 0 3 7 4 "   D a t a T y p e = " L a b e l " > S e l l T o C o n t a c t E m a i l L b l < / S e l l T o C o n t a c t E m a i l L b l > +         < S e l l T o C o n t a c t E m a i l L b l   E l e m e n t T y p e = " C o l u m n "   E l e m e n t I d = " 3 7 0 9 2 0 3 7 4 "   D a t a T y p e = " T e x t C o n s t " > S e l l T o C o n t a c t E m a i l L b l < / S e l l T o C o n t a c t E m a i l L b l >   
          < S e l l T o C o n t a c t M o b i l e P h o n e N o   E l e m e n t T y p e = " C o l u m n "   E l e m e n t I d = " 1 8 4 3 5 8 7 4 7 "   D a t a T y p e = " T e x t " > S e l l T o C o n t a c t M o b i l e P h o n e N o < / S e l l T o C o n t a c t M o b i l e P h o n e N o >   
-         < S e l l T o C o n t a c t M o b i l e P h o n e N o L b l   E l e m e n t T y p e = " C o l u m n "   E l e m e n t I d = " 1 4 5 7 5 2 8 4 1 7 "   D a t a T y p e = " L a b e l " > S e l l T o C o n t a c t M o b i l e P h o n e N o L b l < / S e l l T o C o n t a c t M o b i l e P h o n e N o L b l > +         < S e l l T o C o n t a c t M o b i l e P h o n e N o L b l   E l e m e n t T y p e = " C o l u m n "   E l e m e n t I d = " 1 4 5 7 5 2 8 4 1 7 "   D a t a T y p e = " T e x t C o n s t " > S e l l T o C o n t a c t M o b i l e P h o n e N o L b l < / S e l l T o C o n t a c t M o b i l e P h o n e N o L b l >   
          < S e l l T o C o n t a c t P h o n e N o   E l e m e n t T y p e = " C o l u m n "   E l e m e n t I d = " 1 6 1 3 8 2 2 4 8 3 "   D a t a T y p e = " T e x t " > S e l l T o C o n t a c t P h o n e N o < / S e l l T o C o n t a c t P h o n e N o >   
-         < S e l l T o C o n t a c t P h o n e N o L b l   E l e m e n t T y p e = " C o l u m n "   E l e m e n t I d = " 1 0 5 0 6 8 6 8 0 9 "   D a t a T y p e = " L a b e l " > S e l l T o C o n t a c t P h o n e N o L b l < / S e l l T o C o n t a c t P h o n e N o L b l > +         < S e l l T o C o n t a c t P h o n e N o L b l   E l e m e n t T y p e = " C o l u m n "   E l e m e n t I d = " 1 0 5 0 6 8 6 8 0 9 "   D a t a T y p e = " T e x t C o n s t " > S e l l T o C o n t a c t P h o n e N o L b l < / S e l l T o C o n t a c t P h o n e N o L b l >   
          < S e l l t o C u s t o m e r N o   E l e m e n t T y p e = " C o l u m n "   E l e m e n t I d = " 2 0 5 0 6 4 7 3 4 9 "   D a t a T y p e = " C o d e " > S e l l t o C u s t o m e r N o < / S e l l t o C u s t o m e r N o >   
          < S e l l t o C u s t o m e r N o _ L b l   E l e m e n t T y p e = " C o l u m n "   E l e m e n t I d = " 2 9 8 3 8 1 5 1 2 "   D a t a T y p e = " S t r i n g " > S e l l t o C u s t o m e r N o _ L b l < / S e l l t o C u s t o m e r N o _ L b l >   
+         < S h i p m e n t _ L b l   E l e m e n t T y p e = " C o l u m n "   E l e m e n t I d = " 2 0 8 5 7 6 7 1 2 0 "   D a t a T y p e = " T e x t C o n s t " > S h i p m e n t _ L b l < / S h i p m e n t _ L b l > + 
          < S h i p m e n t M e t h o d D e s c r i p t i o n   E l e m e n t T y p e = " C o l u m n "   E l e m e n t I d = " 2 0 5 9 4 0 3 2 6 0 "   D a t a T y p e = " T e x t " > S h i p m e n t M e t h o d D e s c r i p t i o n < / S h i p m e n t M e t h o d D e s c r i p t i o n >   
-         < S h i p m e n t M e t h o d D e s c r i p t i o n _ L b l   E l e m e n t T y p e = " C o l u m n "   E l e m e n t I d = " 1 1 7 9 9 7 8 4 6 5 "   D a t a T y p e = " L a b e l " > S h i p m e n t M e t h o d D e s c r i p t i o n _ L b l < / S h i p m e n t M e t h o d D e s c r i p t i o n _ L b l > - 
-         < S h i p m e n t _ L b l   E l e m e n t T y p e = " C o l u m n "   E l e m e n t I d = " 2 0 8 5 7 6 7 1 2 0 "   D a t a T y p e = " L a b e l " > S h i p m e n t _ L b l < / S h i p m e n t _ L b l > +         < S h i p m e n t M e t h o d D e s c r i p t i o n _ L b l   E l e m e n t T y p e = " C o l u m n "   E l e m e n t I d = " 1 1 7 9 9 7 8 4 6 5 "   D a t a T y p e = " T e x t C o n s t " > S h i p m e n t M e t h o d D e s c r i p t i o n _ L b l < / S h i p m e n t M e t h o d D e s c r i p t i o n _ L b l > + 
+         < S h i p T o A d d r e s s _ L b l   E l e m e n t T y p e = " C o l u m n "   E l e m e n t I d = " 1 6 5 0 5 0 5 0 1 7 "   D a t a T y p e = " T e x t C o n s t " > S h i p T o A d d r e s s _ L b l < / S h i p T o A d d r e s s _ L b l >   
          < S h i p T o A d d r e s s 1   E l e m e n t T y p e = " C o l u m n "   E l e m e n t I d = " 1 3 5 7 6 7 2 8 6 1 "   D a t a T y p e = " T e x t " > S h i p T o A d d r e s s 1 < / S h i p T o A d d r e s s 1 >   
@@ -8016,33 +8176,31 @@
  
          < S h i p T o A d d r e s s 8   E l e m e n t T y p e = " C o l u m n "   E l e m e n t I d = " 1 4 9 2 9 9 2 1 7 8 "   D a t a T y p e = " T e x t " > S h i p T o A d d r e s s 8 < / S h i p T o A d d r e s s 8 >   
-         < S h i p T o A d d r e s s _ L b l   E l e m e n t T y p e = " C o l u m n "   E l e m e n t I d = " 1 6 5 0 5 0 5 0 1 7 "   D a t a T y p e = " L a b e l " > S h i p T o A d d r e s s _ L b l < / S h i p T o A d d r e s s _ L b l > - 
          < S h i p T o P h o n e N o   E l e m e n t T y p e = " C o l u m n "   E l e m e n t I d = " 3 6 9 7 0 2 2 5 5 "   D a t a T y p e = " T e x t " > S h i p T o P h o n e N o < / S h i p T o P h o n e N o >   
          < S h o w S h i p p i n g A d d r e s s   E l e m e n t T y p e = " C o l u m n "   E l e m e n t I d = " 1 1 2 0 0 7 1 2 6 6 "   D a t a T y p e = " B o o l e a n " > S h o w S h i p p i n g A d d r e s s < / S h o w S h i p p i n g A d d r e s s >   
          < S h o w W o r k D e s c r i p t i o n   E l e m e n t T y p e = " C o l u m n "   E l e m e n t I d = " 7 8 5 4 6 8 8 6 5 "   D a t a T y p e = " B o o l e a n " > S h o w W o r k D e s c r i p t i o n < / S h o w W o r k D e s c r i p t i o n >   
-         < S u b t o t a l _ L b l   E l e m e n t T y p e = " C o l u m n "   E l e m e n t I d = " 1 9 6 7 7 9 5 1 4 2 "   D a t a T y p e = " L a b e l " > S u b t o t a l _ L b l < / S u b t o t a l _ L b l > - 
-         < T h a n k s _ L b l   E l e m e n t T y p e = " C o l u m n "   E l e m e n t I d = " 2 1 0 3 3 0 5 5 2 5 "   D a t a T y p e = " L a b e l " > T h a n k s _ L b l < / T h a n k s _ L b l > - 
-         < T o t a l _ L b l   E l e m e n t T y p e = " C o l u m n "   E l e m e n t I d = " 1 2 1 0 1 0 0 8 7 8 "   D a t a T y p e = " L a b e l " > T o t a l _ L b l < / T o t a l _ L b l > - 
-         < V A T A m o u n t S p e c i f i c a t i o n _ L b l   E l e m e n t T y p e = " C o l u m n "   E l e m e n t I d = " 8 7 8 7 0 6 8 4 6 "   D a t a T y p e = " L a b e l " > V A T A m o u n t S p e c i f i c a t i o n _ L b l < / V A T A m o u n t S p e c i f i c a t i o n _ L b l > - 
-         < V A T A m o u n t _ L b l   E l e m e n t T y p e = " C o l u m n "   E l e m e n t I d = " 1 0 9 4 6 5 7 2 9 "   D a t a T y p e = " L a b e l " > V A T A m o u n t _ L b l < / V A T A m o u n t _ L b l > - 
-         < V A T B a s e _ L b l   E l e m e n t T y p e = " C o l u m n "   E l e m e n t I d = " 1 8 6 6 1 5 8 2 7 8 "   D a t a T y p e = " L a b e l " > V A T B a s e _ L b l < / V A T B a s e _ L b l > - 
-         < V A T C l a u s e s _ L b l   E l e m e n t T y p e = " C o l u m n "   E l e m e n t I d = " 1 3 8 3 9 2 0 0 1 9 "   D a t a T y p e = " L a b e l " > V A T C l a u s e s _ L b l < / V A T C l a u s e s _ L b l > +         < S u b t o t a l _ L b l   E l e m e n t T y p e = " C o l u m n "   E l e m e n t I d = " 1 9 6 7 7 9 5 1 4 2 "   D a t a T y p e = " T e x t C o n s t " > S u b t o t a l _ L b l < / S u b t o t a l _ L b l > + 
+         < T h a n k s _ L b l   E l e m e n t T y p e = " C o l u m n "   E l e m e n t I d = " 2 1 0 3 3 0 5 5 2 5 "   D a t a T y p e = " T e x t C o n s t " > T h a n k s _ L b l < / T h a n k s _ L b l > + 
+         < T o t a l _ L b l   E l e m e n t T y p e = " C o l u m n "   E l e m e n t I d = " 1 2 1 0 1 0 0 8 7 8 "   D a t a T y p e = " T e x t C o n s t " > T o t a l _ L b l < / T o t a l _ L b l > + 
+         < V A T A m o u n t _ L b l   E l e m e n t T y p e = " C o l u m n "   E l e m e n t I d = " 1 0 9 4 6 5 7 2 9 "   D a t a T y p e = " T e x t C o n s t " > V A T A m o u n t _ L b l < / V A T A m o u n t _ L b l > + 
+         < V A T A m o u n t S p e c i f i c a t i o n _ L b l   E l e m e n t T y p e = " C o l u m n "   E l e m e n t I d = " 8 7 8 7 0 6 8 4 6 "   D a t a T y p e = " T e x t C o n s t " > V A T A m o u n t S p e c i f i c a t i o n _ L b l < / V A T A m o u n t S p e c i f i c a t i o n _ L b l > + 
+         < V A T B a s e _ L b l   E l e m e n t T y p e = " C o l u m n "   E l e m e n t I d = " 1 8 6 6 1 5 8 2 7 8 "   D a t a T y p e = " T e x t C o n s t " > V A T B a s e _ L b l < / V A T B a s e _ L b l >   
          < V A T C l a u s e _ L b l   E l e m e n t T y p e = " C o l u m n "   E l e m e n t I d = " 1 5 7 0 4 9 5 4 9 0 "   D a t a T y p e = " S t r i n g " > V A T C l a u s e _ L b l < / V A T C l a u s e _ L b l >   
-         < V A T I d e n t i f i e r _ L b l   E l e m e n t T y p e = " C o l u m n "   E l e m e n t I d = " 1 6 8 6 6 2 3 9 8 4 "   D a t a T y p e = " L a b e l " > V A T I d e n t i f i e r _ L b l < / V A T I d e n t i f i e r _ L b l > - 
-         < V A T P e r c e n t a g e _ L b l   E l e m e n t T y p e = " C o l u m n "   E l e m e n t I d = " 6 7 6 6 5 4 5 6 5 "   D a t a T y p e = " L a b e l " > V A T P e r c e n t a g e _ L b l < / V A T P e r c e n t a g e _ L b l > +         < V A T C l a u s e s _ L b l   E l e m e n t T y p e = " C o l u m n "   E l e m e n t I d = " 1 3 8 3 9 2 0 0 1 9 "   D a t a T y p e = " T e x t C o n s t " > V A T C l a u s e s _ L b l < / V A T C l a u s e s _ L b l > + 
+         < V A T I d e n t i f i e r _ L b l   E l e m e n t T y p e = " C o l u m n "   E l e m e n t I d = " 1 6 8 6 6 2 3 9 8 4 "   D a t a T y p e = " T e x t C o n s t " > V A T I d e n t i f i e r _ L b l < / V A T I d e n t i f i e r _ L b l > + 
+         < V A T P e r c e n t a g e _ L b l   E l e m e n t T y p e = " C o l u m n "   E l e m e n t I d = " 6 7 6 6 5 4 5 6 5 "   D a t a T y p e = " T e x t C o n s t " > V A T P e r c e n t a g e _ L b l < / V A T P e r c e n t a g e _ L b l >   
          < V A T R e g i s t r a t i o n N o   E l e m e n t T y p e = " C o l u m n "   E l e m e n t I d = " 1 8 8 9 1 9 5 4 0 2 "   D a t a T y p e = " T e x t " > V A T R e g i s t r a t i o n N o < / V A T R e g i s t r a t i o n N o >   
@@ -8080,23 +8238,23 @@
  
              < L i n e A m o u n t _ L i n e _ L b l   E l e m e n t T y p e = " C o l u m n "   E l e m e n t I d = " 9 9 2 9 0 1 8 4 5 "   D a t a T y p e = " S t r i n g " > L i n e A m o u n t _ L i n e _ L b l < / L i n e A m o u n t _ L i n e _ L b l >   
+             < L i n e D i s c o u n t P e r c e n t _ L i n e   E l e m e n t T y p e = " C o l u m n "   E l e m e n t I d = " 9 0 7 8 2 7 4 3 6 "   D a t a T y p e = " D e c i m a l " > L i n e D i s c o u n t P e r c e n t _ L i n e < / L i n e D i s c o u n t P e r c e n t _ L i n e > + 
              < L i n e D i s c o u n t P e r c e n t T e x t _ L i n e   E l e m e n t T y p e = " C o l u m n "   E l e m e n t I d = " 6 1 3 1 3 5 1 9 "   D a t a T y p e = " T e x t " > L i n e D i s c o u n t P e r c e n t T e x t _ L i n e < / L i n e D i s c o u n t P e r c e n t T e x t _ L i n e >   
-             < L i n e D i s c o u n t P e r c e n t _ L i n e   E l e m e n t T y p e = " C o l u m n "   E l e m e n t I d = " 9 0 7 8 2 7 4 3 6 "   D a t a T y p e = " D e c i m a l " > L i n e D i s c o u n t P e r c e n t _ L i n e < / L i n e D i s c o u n t P e r c e n t _ L i n e > - 
              < L i n e N o _ L i n e   E l e m e n t T y p e = " C o l u m n "   E l e m e n t I d = " 6 9 8 9 8 5 9 7 9 "   D a t a T y p e = " I n t e g e r " > L i n e N o _ L i n e < / L i n e N o _ L i n e >   
-             < P r i c e P e r _ L b l   E l e m e n t T y p e = " C o l u m n "   E l e m e n t I d = " 9 7 3 2 8 0 1 3 4 "   D a t a T y p e = " L a b e l " > P r i c e P e r _ L b l < / P r i c e P e r _ L b l > - 
-             < P r i c e _ L b l   E l e m e n t T y p e = " C o l u m n "   E l e m e n t I d = " 2 1 2 6 7 6 4 9 2 5 "   D a t a T y p e = " L a b e l " > P r i c e _ L b l < / P r i c e _ L b l > - 
-             < Q t y _ L b l   E l e m e n t T y p e = " C o l u m n "   E l e m e n t I d = " 2 6 3 6 7 3 7 6 4 "   D a t a T y p e = " L a b e l " > Q t y _ L b l < / Q t y _ L b l > +             < P r i c e _ L b l   E l e m e n t T y p e = " C o l u m n "   E l e m e n t I d = " 2 1 2 6 7 6 4 9 2 5 "   D a t a T y p e = " T e x t C o n s t " > P r i c e _ L b l < / P r i c e _ L b l > + 
+             < P r i c e P e r _ L b l   E l e m e n t T y p e = " C o l u m n "   E l e m e n t I d = " 9 7 3 2 8 0 1 3 4 "   D a t a T y p e = " T e x t C o n s t " > P r i c e P e r _ L b l < / P r i c e P e r _ L b l > + 
+             < Q t y _ L b l   E l e m e n t T y p e = " C o l u m n "   E l e m e n t I d = " 2 6 3 6 7 3 7 6 4 "   D a t a T y p e = " T e x t C o n s t " > Q t y _ L b l < / Q t y _ L b l >   
              < Q u a n t i t y _ L i n e   E l e m e n t T y p e = " C o l u m n "   E l e m e n t I d = " 1 0 6 8 5 4 3 5 3 7 "   D a t a T y p e = " T e x t " > Q u a n t i t y _ L i n e < / Q u a n t i t y _ L i n e >   
              < Q u a n t i t y _ L i n e _ L b l   E l e m e n t T y p e = " C o l u m n "   E l e m e n t I d = " 2 0 3 4 5 0 6 8 0 2 "   D a t a T y p e = " S t r i n g " > Q u a n t i t y _ L i n e _ L b l < / Q u a n t i t y _ L i n e _ L b l >   
-             < S h i p m e n t D a t e _ L b l   E l e m e n t T y p e = " C o l u m n "   E l e m e n t I d = " 6 1 4 4 0 0 3 6 4 "   D a t a T y p e = " L a b e l " > S h i p m e n t D a t e _ L b l < / S h i p m e n t D a t e _ L b l > +             < S h i p m e n t D a t e _ L b l   E l e m e n t T y p e = " C o l u m n "   E l e m e n t I d = " 6 1 4 4 0 0 3 6 4 "   D a t a T y p e = " T e x t C o n s t " > S h i p m e n t D a t e _ L b l < / S h i p m e n t D a t e _ L b l >   
              < S h i p m e n t D a t e _ L i n e   E l e m e n t T y p e = " C o l u m n "   E l e m e n t I d = " 1 6 7 3 3 7 5 4 1 6 "   D a t a T y p e = " S t r i n g " > S h i p m e n t D a t e _ L i n e < / S h i p m e n t D a t e _ L i n e >   
@@ -8104,6 +8262,8 @@
  
              < T y p e _ L i n e   E l e m e n t T y p e = " C o l u m n "   E l e m e n t I d = " 2 7 2 8 0 4 9 2 4 "   D a t a T y p e = " S t r i n g " > T y p e _ L i n e < / T y p e _ L i n e >   
+             < U n i t _ L b l   E l e m e n t T y p e = " C o l u m n "   E l e m e n t I d = " 8 1 4 3 6 4 3 1 8 "   D a t a T y p e = " T e x t C o n s t " > U n i t _ L b l < / U n i t _ L b l > + 
              < U n i t O f M e a s u r e   E l e m e n t T y p e = " C o l u m n "   E l e m e n t I d = " 1 8 0 8 2 2 8 0 1 8 "   D a t a T y p e = " T e x t " > U n i t O f M e a s u r e < / U n i t O f M e a s u r e >   
              < U n i t O f M e a s u r e _ L b l   E l e m e n t T y p e = " C o l u m n "   E l e m e n t I d = " 9 8 1 9 5 1 2 4 9 "   D a t a T y p e = " S t r i n g " > U n i t O f M e a s u r e _ L b l < / U n i t O f M e a s u r e _ L b l > @@ -8112,8 +8272,6 @@
  
              < U n i t P r i c e _ L b l   E l e m e n t T y p e = " C o l u m n "   E l e m e n t I d = " 1 1 6 3 9 2 6 6 0 3 "   D a t a T y p e = " S t r i n g " > U n i t P r i c e _ L b l < / U n i t P r i c e _ L b l >   
-             < U n i t _ L b l   E l e m e n t T y p e = " C o l u m n "   E l e m e n t I d = " 8 1 4 3 6 4 3 1 8 "   D a t a T y p e = " L a b e l " > U n i t _ L b l < / U n i t _ L b l > - 
              < V A T I d e n t i f i e r _ L i n e   E l e m e n t T y p e = " C o l u m n "   E l e m e n t I d = " 1 7 7 3 6 2 2 4 1 2 "   D a t a T y p e = " C o d e " > V A T I d e n t i f i e r _ L i n e < / V A T I d e n t i f i e r _ L i n e >   
              < V A T I d e n t i f i e r _ L i n e _ L b l   E l e m e n t T y p e = " C o l u m n "   E l e m e n t I d = " 5 3 3 7 8 2 7 0 3 "   D a t a T y p e = " S t r i n g " > V A T I d e n t i f i e r _ L i n e _ L b l < / V A T I d e n t i f i e r _ L i n e _ L b l > @@ -8148,21 +8306,21 @@
  
              < N o O f V A T I d e n t i f i e r s   E l e m e n t T y p e = " C o l u m n "   E l e m e n t I d = " 1 1 5 3 2 6 3 0 2 6 "   D a t a T y p e = " I n t e g e r " > N o O f V A T I d e n t i f i e r s < / N o O f V A T I d e n t i f i e r s >   
+             < V A T A m o u n t _ V a t A m o u n t L i n e   E l e m e n t T y p e = " C o l u m n "   E l e m e n t I d = " 1 8 9 1 8 2 0 6 2 0 "   D a t a T y p e = " D e c i m a l " > V A T A m o u n t _ V a t A m o u n t L i n e < / V A T A m o u n t _ V a t A m o u n t L i n e > + 
+             < V A T A m o u n t _ V a t A m o u n t L i n e _ L b l   E l e m e n t T y p e = " C o l u m n "   E l e m e n t I d = " 1 5 1 3 5 5 5 4 7 3 "   D a t a T y p e = " S t r i n g " > V A T A m o u n t _ V a t A m o u n t L i n e _ L b l < / V A T A m o u n t _ V a t A m o u n t L i n e _ L b l > + 
              < V A T A m o u n t L C Y _ V A T A m o u n t L i n e   E l e m e n t T y p e = " C o l u m n "   E l e m e n t I d = " 1 5 8 1 9 9 4 3 5 0 "   D a t a T y p e = " D e c i m a l " > V A T A m o u n t L C Y _ V A T A m o u n t L i n e < / V A T A m o u n t L C Y _ V A T A m o u n t L i n e >   
-             < V A T A m o u n t L C Y _ V A T A m o u n t L i n e _ L b l   E l e m e n t T y p e = " C o l u m n "   E l e m e n t I d = " 9 2 3 0 0 3 3 7 "   D a t a T y p e = " L a b e l " > V A T A m o u n t L C Y _ V A T A m o u n t L i n e _ L b l < / V A T A m o u n t L C Y _ V A T A m o u n t L i n e _ L b l > - 
-             < V A T A m o u n t _ V a t A m o u n t L i n e   E l e m e n t T y p e = " C o l u m n "   E l e m e n t I d = " 1 8 9 1 8 2 0 6 2 0 "   D a t a T y p e = " D e c i m a l " > V A T A m o u n t _ V a t A m o u n t L i n e < / V A T A m o u n t _ V a t A m o u n t L i n e > - 
-             < V A T A m o u n t _ V a t A m o u n t L i n e _ L b l   E l e m e n t T y p e = " C o l u m n "   E l e m e n t I d = " 1 5 1 3 5 5 5 4 7 3 "   D a t a T y p e = " S t r i n g " > V A T A m o u n t _ V a t A m o u n t L i n e _ L b l < / V A T A m o u n t _ V a t A m o u n t L i n e _ L b l > +             < V A T A m o u n t L C Y _ V A T A m o u n t L i n e _ L b l   E l e m e n t T y p e = " C o l u m n "   E l e m e n t I d = " 9 2 3 0 0 3 3 7 "   D a t a T y p e = " T e x t C o n s t " > V A T A m o u n t L C Y _ V A T A m o u n t L i n e _ L b l < / V A T A m o u n t L C Y _ V A T A m o u n t L i n e _ L b l > + 
+             < V A T B a s e _ V a t A m o u n t L i n e   E l e m e n t T y p e = " C o l u m n "   E l e m e n t I d = " 1 4 5 8 9 3 7 8 1 9 "   D a t a T y p e = " D e c i m a l " > V A T B a s e _ V a t A m o u n t L i n e < / V A T B a s e _ V a t A m o u n t L i n e > + 
+             < V A T B a s e _ V a t A m o u n t L i n e _ L b l   E l e m e n t T y p e = " C o l u m n "   E l e m e n t I d = " 1 6 9 1 3 0 2 4 8 8 "   D a t a T y p e = " S t r i n g " > V A T B a s e _ V a t A m o u n t L i n e _ L b l < / V A T B a s e _ V a t A m o u n t L i n e _ L b l >   
              < V A T B a s e L C Y _ V A T A m o u n t L i n e   E l e m e n t T y p e = " C o l u m n "   E l e m e n t I d = " 1 8 6 0 9 4 5 6 3 5 "   D a t a T y p e = " D e c i m a l " > V A T B a s e L C Y _ V A T A m o u n t L i n e < / V A T B a s e L C Y _ V A T A m o u n t L i n e >   
-             < V A T B a s e L C Y _ V A T A m o u n t L i n e _ L b l   E l e m e n t T y p e = " C o l u m n "   E l e m e n t I d = " 1 2 3 6 4 6 7 9 9 8 "   D a t a T y p e = " L a b e l " > V A T B a s e L C Y _ V A T A m o u n t L i n e _ L b l < / V A T B a s e L C Y _ V A T A m o u n t L i n e _ L b l > - 
-             < V A T B a s e _ V a t A m o u n t L i n e   E l e m e n t T y p e = " C o l u m n "   E l e m e n t I d = " 1 4 5 8 9 3 7 8 1 9 "   D a t a T y p e = " D e c i m a l " > V A T B a s e _ V a t A m o u n t L i n e < / V A T B a s e _ V a t A m o u n t L i n e > - 
-             < V A T B a s e _ V a t A m o u n t L i n e _ L b l   E l e m e n t T y p e = " C o l u m n "   E l e m e n t I d = " 1 6 9 1 3 0 2 4 8 8 "   D a t a T y p e = " S t r i n g " > V A T B a s e _ V a t A m o u n t L i n e _ L b l < / V A T B a s e _ V a t A m o u n t L i n e _ L b l > +             < V A T B a s e L C Y _ V A T A m o u n t L i n e _ L b l   E l e m e n t T y p e = " C o l u m n "   E l e m e n t I d = " 1 2 3 6 4 6 7 9 9 8 "   D a t a T y p e = " T e x t C o n s t " > V A T B a s e L C Y _ V A T A m o u n t L i n e _ L b l < / V A T B a s e L C Y _ V A T A m o u n t L i n e _ L b l >   
              < V A T I d e n t i f i e r _ V a t A m o u n t L i n e   E l e m e n t T y p e = " C o l u m n "   E l e m e n t I d = " 1 1 4 2 0 7 0 0 3 5 "   D a t a T y p e = " C o d e " > V A T I d e n t i f i e r _ V a t A m o u n t L i n e < / V A T I d e n t i f i e r _ V a t A m o u n t L i n e >   
@@ -8180,10 +8338,10 @@
  
              < C o d e _ V A T C l a u s e L i n e _ L b l   E l e m e n t T y p e = " C o l u m n "   E l e m e n t I d = " 4 6 1 5 3 3 0 2 "   D a t a T y p e = " S t r i n g " > C o d e _ V A T C l a u s e L i n e _ L b l < / C o d e _ V A T C l a u s e L i n e _ L b l >   
+             < D e s c r i p t i o n _ V A T C l a u s e L i n e   E l e m e n t T y p e = " C o l u m n "   E l e m e n t I d = " 1 3 0 5 5 4 5 9 2 4 "   D a t a T y p e = " T e x t " > D e s c r i p t i o n _ V A T C l a u s e L i n e < / D e s c r i p t i o n _ V A T C l a u s e L i n e > + 
              < D e s c r i p t i o n 2 _ V A T C l a u s e L i n e   E l e m e n t T y p e = " C o l u m n "   E l e m e n t I d = " 1 3 7 9 6 6 7 4 7 0 "   D a t a T y p e = " T e x t " > D e s c r i p t i o n 2 _ V A T C l a u s e L i n e < / D e s c r i p t i o n 2 _ V A T C l a u s e L i n e >   
-             < D e s c r i p t i o n _ V A T C l a u s e L i n e   E l e m e n t T y p e = " C o l u m n "   E l e m e n t I d = " 1 3 0 5 5 4 5 9 2 4 "   D a t a T y p e = " T e x t " > D e s c r i p t i o n _ V A T C l a u s e L i n e < / D e s c r i p t i o n _ V A T C l a u s e L i n e > - 
              < N o O f V A T C l a u s e s   E l e m e n t T y p e = " C o l u m n "   E l e m e n t I d = " 7 5 6 4 1 7 3 9 2 "   D a t a T y p e = " I n t e g e r " > N o O f V A T C l a u s e s < / N o O f V A T C l a u s e s >   
              < V A T A m o u n t _ V A T C l a u s e L i n e   E l e m e n t T y p e = " C o l u m n "   E l e m e n t I d = " 2 2 2 4 6 9 0 5 9 "   D a t a T y p e = " D e c i m a l " > V A T A m o u n t _ V A T C l a u s e L i n e < / V A T A m o u n t _ V A T C l a u s e L i n e > @@ -8196,10 +8354,10 @@
  
          < R e p o r t T o t a l s L i n e   E l e m e n t T y p e = " D a t a I t e m "   E l e m e n t I d = " 2 1 2 2 5 4 9 8 3 6 " >   
+             < A m o u n t _ R e p o r t T o t a l s L i n e   E l e m e n t T y p e = " C o l u m n "   E l e m e n t I d = " 4 1 9 9 1 8 3 6 9 "   D a t a T y p e = " D e c i m a l " > A m o u n t _ R e p o r t T o t a l s L i n e < / A m o u n t _ R e p o r t T o t a l s L i n e > + 
              < A m o u n t F o r m a t t e d _ R e p o r t T o t a l s L i n e   E l e m e n t T y p e = " C o l u m n "   E l e m e n t I d = " 1 5 0 6 1 3 6 8 2 5 "   D a t a T y p e = " T e x t " > A m o u n t F o r m a t t e d _ R e p o r t T o t a l s L i n e < / A m o u n t F o r m a t t e d _ R e p o r t T o t a l s L i n e >   
-             < A m o u n t _ R e p o r t T o t a l s L i n e   E l e m e n t T y p e = " C o l u m n "   E l e m e n t I d = " 4 1 9 9 1 8 3 6 9 "   D a t a T y p e = " D e c i m a l " > A m o u n t _ R e p o r t T o t a l s L i n e < / A m o u n t _ R e p o r t T o t a l s L i n e > - 
              < D e s c r i p t i o n _ R e p o r t T o t a l s L i n e   E l e m e n t T y p e = " C o l u m n "   E l e m e n t I d = " 5 8 1 9 9 6 0 6 7 "   D a t a T y p e = " T e x t " > D e s c r i p t i o n _ R e p o r t T o t a l s L i n e < / D e s c r i p t i o n _ R e p o r t T o t a l s L i n e >   
              < F o n t B o l d _ R e p o r t T o t a l s L i n e   E l e m e n t T y p e = " C o l u m n "   E l e m e n t I d = " 9 4 6 5 4 0 5 4 9 "   D a t a T y p e = " B o o l e a n " > F o n t B o l d _ R e p o r t T o t a l s L i n e < / F o n t B o l d _ R e p o r t T o t a l s L i n e > @@ -8210,7 +8368,7 @@
  
          < P a y m e n t R e p o r t i n g A r g u m e n t   E l e m e n t T y p e = " D a t a I t e m "   E l e m e n t I d = " 3 1 3 7 4 4 1 9 4 " >   
-             < P a y m e n t S e r v i c e L o g o   E l e m e n t T y p e = " C o l u m n "   E l e m e n t I d = " 4 1 6 7 9 0 7 6 7 "   D a t a T y p e = " B l o b "   / > +             < P a y m e n t S e r v i c e L o g o   E l e m e n t T y p e = " C o l u m n "   E l e m e n t I d = " 4 1 6 7 9 0 7 6 7 "   D a t a T y p e = " B L O B " / >   
              < P a y m e n t S e r v i c e L o g o _ U r l   E l e m e n t T y p e = " C o l u m n "   E l e m e n t I d = " 6 4 4 9 7 5 1 3 9 "   D a t a T y p e = " T e x t " > P a y m e n t S e r v i c e L o g o _ U r l < / P a y m e n t S e r v i c e L o g o _ U r l >   
@@ -8226,9 +8384,9 @@
  
              < B o d y T e x t   E l e m e n t T y p e = " C o l u m n "   E l e m e n t I d = " 1 4 9 7 5 9 8 0 8 "   D a t a T y p e = " T e x t " > B o d y T e x t < / B o d y T e x t >   
-             < C l o s i n g T e x t   E l e m e n t T y p e = " C o l u m n "   E l e m e n t I d = " 5 1 2 1 3 5 9 0 9 "   D a t a T y p e = " L a b e l " > C l o s i n g T e x t < / C l o s i n g T e x t > - 
-             < G r e e t i n g T e x t   E l e m e n t T y p e = " C o l u m n "   E l e m e n t I d = " 1 1 7 5 2 7 9 2 8 9 "   D a t a T y p e = " L a b e l " > G r e e t i n g T e x t < / G r e e t i n g T e x t > +             < C l o s i n g T e x t   E l e m e n t T y p e = " C o l u m n "   E l e m e n t I d = " 5 1 2 1 3 5 9 0 9 "   D a t a T y p e = " T e x t C o n s t " > C l o s i n g T e x t < / C l o s i n g T e x t > + 
+             < G r e e t i n g T e x t   E l e m e n t T y p e = " C o l u m n "   E l e m e n t I d = " 1 1 7 5 2 7 9 2 8 9 "   D a t a T y p e = " T e x t C o n s t " > G r e e t i n g T e x t < / G r e e t i n g T e x t >   
              < P m t D i s c T e x t   E l e m e n t T y p e = " C o l u m n "   E l e m e n t I d = " 2 0 1 3 8 4 9 9 4 8 "   D a t a T y p e = " T e x t " > P m t D i s c T e x t < / P m t D i s c T e x t >   

--- a/src/Layers/W1/BaseApp/Sales/Document/StandardSalesDraftInvoiceBody.docx
+++ b/src/Layers/W1/BaseApp/Sales/Document/StandardSalesDraftInvoiceBody.docx
@@ -1,31 +1,19 @@
 
 <file path=word/document.xml><?xml version="1.0" encoding="utf-8"?>
-<w:document xmlns:wpc="http://schemas.microsoft.com/office/word/2010/wordprocessingCanvas" xmlns:cx="http://schemas.microsoft.com/office/drawing/2014/chartex" xmlns:cx1="http://schemas.microsoft.com/office/drawing/2015/9/8/chartex" xmlns:cx2="http://schemas.microsoft.com/office/drawing/2015/10/21/chartex" xmlns:cx3="http://schemas.microsoft.com/office/drawing/2016/5/9/chartex" xmlns:cx4="http://schemas.microsoft.com/office/drawing/2016/5/10/chartex" xmlns:cx5="http://schemas.microsoft.com/office/drawing/2016/5/11/chartex" xmlns:cx6="http://schemas.microsoft.com/office/drawing/2016/5/12/chartex" xmlns:cx7="http://schemas.microsoft.com/office/drawing/2016/5/13/chartex" xmlns:cx8="http://schemas.microsoft.com/office/drawing/2016/5/14/chartex" xmlns:mc="http://schemas.openxmlformats.org/markup-compatibility/2006" xmlns:aink="http://schemas.microsoft.com/office/drawing/2016/ink" xmlns:am3d="http://schemas.microsoft.com/office/drawing/2017/model3d" xmlns:o="urn:schemas-microsoft-com:office:office" xmlns:oel="http://schemas.microsoft.com/office/2019/extlst" xmlns:r="http://schemas.openxmlformats.org/officeDocument/2006/relationships" xmlns:m="http://schemas.openxmlformats.org/officeDocument/2006/math" xmlns:v="urn:schemas-microsoft-com:vml" xmlns:wp14="http://schemas.microsoft.com/office/word/2010/wordprocessingDrawing" xmlns:wp="http://schemas.openxmlformats.org/drawingml/2006/wordprocessingDrawing" xmlns:w10="urn:schemas-microsoft-com:office:word" xmlns:w="http://schemas.openxmlformats.org/wordprocessingml/2006/main" xmlns:w14="http://schemas.microsoft.com/office/word/2010/wordml" xmlns:w15="http://schemas.microsoft.com/office/word/2012/wordml" xmlns:w16cex="http://schemas.microsoft.com/office/word/2018/wordml/cex" xmlns:w16cid="http://schemas.microsoft.com/office/word/2016/wordml/cid" xmlns:w16="http://schemas.microsoft.com/office/word/2018/wordml" xmlns:w16du="http://schemas.microsoft.com/office/word/2023/wordml/word16du" xmlns:w16sdtdh="http://schemas.microsoft.com/office/word/2020/wordml/sdtdatahash" xmlns:w16sdtfl="http://schemas.microsoft.com/office/word/2024/wordml/sdtformatlock" xmlns:w16se="http://schemas.microsoft.com/office/word/2015/wordml/symex" xmlns:wpg="http://schemas.microsoft.com/office/word/2010/wordprocessingGroup" xmlns:wpi="http://schemas.microsoft.com/office/word/2010/wordprocessingInk" xmlns:wne="http://schemas.microsoft.com/office/word/2006/wordml" xmlns:wps="http://schemas.microsoft.com/office/word/2010/wordprocessingShape" mc:Ignorable="w14 w15 w16se w16cid w16 w16cex w16sdtdh w16sdtfl w16du wp14">
+<w:document xmlns:wpc="http://schemas.microsoft.com/office/word/2010/wordprocessingCanvas" xmlns:cx="http://schemas.microsoft.com/office/drawing/2014/chartex" xmlns:cx1="http://schemas.microsoft.com/office/drawing/2015/9/8/chartex" xmlns:cx2="http://schemas.microsoft.com/office/drawing/2015/10/21/chartex" xmlns:cx3="http://schemas.microsoft.com/office/drawing/2016/5/9/chartex" xmlns:cx4="http://schemas.microsoft.com/office/drawing/2016/5/10/chartex" xmlns:cx5="http://schemas.microsoft.com/office/drawing/2016/5/11/chartex" xmlns:cx6="http://schemas.microsoft.com/office/drawing/2016/5/12/chartex" xmlns:cx7="http://schemas.microsoft.com/office/drawing/2016/5/13/chartex" xmlns:cx8="http://schemas.microsoft.com/office/drawing/2016/5/14/chartex" xmlns:mc="http://schemas.openxmlformats.org/markup-compatibility/2006" xmlns:aink="http://schemas.microsoft.com/office/drawing/2016/ink" xmlns:am3d="http://schemas.microsoft.com/office/drawing/2017/model3d" xmlns:o="urn:schemas-microsoft-com:office:office" xmlns:oel="http://schemas.microsoft.com/office/2019/extlst" xmlns:r="http://schemas.openxmlformats.org/officeDocument/2006/relationships" xmlns:m="http://schemas.openxmlformats.org/officeDocument/2006/math" xmlns:v="urn:schemas-microsoft-com:vml" xmlns:wp14="http://schemas.microsoft.com/office/word/2010/wordprocessingDrawing" xmlns:wp="http://schemas.openxmlformats.org/drawingml/2006/wordprocessingDrawing" xmlns:w10="urn:schemas-microsoft-com:office:word" xmlns:w="http://schemas.openxmlformats.org/wordprocessingml/2006/main" xmlns:w14="http://schemas.microsoft.com/office/word/2010/wordml" xmlns:w15="http://schemas.microsoft.com/office/word/2012/wordml" xmlns:w16cei="http://schemas.microsoft.com/office/word/2026/wordml/cei" xmlns:w16cex="http://schemas.microsoft.com/office/word/2018/wordml/cex" xmlns:w16cid="http://schemas.microsoft.com/office/word/2016/wordml/cid" xmlns:w16="http://schemas.microsoft.com/office/word/2018/wordml" xmlns:w16du="http://schemas.microsoft.com/office/word/2023/wordml/word16du" xmlns:w16sdtdh="http://schemas.microsoft.com/office/word/2020/wordml/sdtdatahash" xmlns:w16sdtfl="http://schemas.microsoft.com/office/word/2024/wordml/sdtformatlock" xmlns:w16se="http://schemas.microsoft.com/office/word/2015/wordml/symex" xmlns:wpg="http://schemas.microsoft.com/office/word/2010/wordprocessingGroup" xmlns:wpi="http://schemas.microsoft.com/office/word/2010/wordprocessingInk" xmlns:wne="http://schemas.microsoft.com/office/word/2006/wordml" xmlns:wps="http://schemas.microsoft.com/office/word/2010/wordprocessingShape" mc:Ignorable="w14 w15 w16se w16cid w16 w16cex w16sdtdh w16sdtfl w16du wp14">
   <w:body>
     <w:tbl>
       <w:tblPr>
         <w:tblStyle w:val="BCBlockTable"/>
         <w:tblW w:w="5000" w:type="pct"/>
-        <w:tblBorders>
-          <w:top w:val="none" w:sz="0" w:space="0" w:color="auto"/>
-          <w:left w:val="none" w:sz="0" w:space="0" w:color="auto"/>
-          <w:bottom w:val="none" w:sz="0" w:space="0" w:color="auto"/>
-          <w:right w:val="none" w:sz="0" w:space="0" w:color="auto"/>
-          <w:insideH w:val="none" w:sz="0" w:space="0" w:color="auto"/>
-          <w:insideV w:val="none" w:sz="0" w:space="0" w:color="auto"/>
-        </w:tblBorders>
-        <w:tblCellMar>
-          <w:left w:w="0" w:type="dxa"/>
-          <w:right w:w="0" w:type="dxa"/>
-        </w:tblCellMar>
         <w:tblLook w:val="0620" w:firstRow="1" w:lastRow="0" w:firstColumn="0" w:lastColumn="0" w:noHBand="1" w:noVBand="1"/>
         <w:tblCaption w:val="Address Block"/>
         <w:tblDescription w:val="Layout table. Used for positioning, not for tabular data."/>
       </w:tblPr>
       <w:tblGrid>
-        <w:gridCol w:w="2621"/>
-        <w:gridCol w:w="4584"/>
-        <w:gridCol w:w="3279"/>
+        <w:gridCol w:w="2623"/>
+        <w:gridCol w:w="4588"/>
+        <w:gridCol w:w="3283"/>
       </w:tblGrid>
       <w:tr>
         <w:trPr>
@@ -56,7 +44,7 @@
               <w:p>
                 <w:pPr>
                   <w:pStyle w:val="BCLabel"/>
-                  <w:spacing w:before="0" w:after="0" w:line="276" w:lineRule="auto"/>
+                  <w:spacing w:line="276" w:lineRule="auto"/>
                   <w:rPr>
                     <w:rStyle w:val="Strong"/>
                   </w:rPr>
@@ -78,7 +66,7 @@
           <w:p>
             <w:pPr>
               <w:pStyle w:val="BCLabel"/>
-              <w:spacing w:before="0" w:after="0" w:line="276" w:lineRule="auto"/>
+              <w:spacing w:line="276" w:lineRule="auto"/>
               <w:rPr>
                 <w:rStyle w:val="Strong"/>
               </w:rPr>
@@ -108,7 +96,7 @@
               <w:p>
                 <w:pPr>
                   <w:pStyle w:val="BCLabelNumber"/>
-                  <w:spacing w:before="0" w:after="0" w:line="276" w:lineRule="auto"/>
+                  <w:spacing w:line="276" w:lineRule="auto"/>
                   <w:jc w:val="right"/>
                   <w:rPr>
                     <w:rStyle w:val="Strong"/>
@@ -133,7 +121,6 @@
         </w:trPr>
         <w:sdt>
           <w:sdtPr>
-            <w:rPr/>
             <w:alias w:val="CustomerAddress2"/>
             <w:tag w:val="#BC:InsertDataItem,DataItems/Header/CustomerAddress2"/>
             <w:id w:val="863552788"/>
@@ -172,7 +159,6 @@
         </w:tc>
         <w:sdt>
           <w:sdtPr>
-            <w:rPr/>
             <w:alias w:val="CompanyAddress2"/>
             <w:tag w:val="#BC:InsertDataItem,DataItems/Header/CompanyAddress2"/>
             <w:id w:val="-407616906"/>
@@ -208,7 +194,6 @@
         </w:trPr>
         <w:sdt>
           <w:sdtPr>
-            <w:rPr/>
             <w:alias w:val="CustomerAddress3"/>
             <w:tag w:val="#BC:InsertDataItem,DataItems/Header/CustomerAddress3"/>
             <w:id w:val="335427627"/>
@@ -247,7 +232,6 @@
         </w:tc>
         <w:sdt>
           <w:sdtPr>
-            <w:rPr/>
             <w:alias w:val="CompanyAddress3"/>
             <w:tag w:val="#BC:InsertDataItem,DataItems/Header/CompanyAddress3"/>
             <w:id w:val="-1208102821"/>
@@ -283,7 +267,6 @@
         </w:trPr>
         <w:sdt>
           <w:sdtPr>
-            <w:rPr/>
             <w:alias w:val="CustomerAddress4"/>
             <w:tag w:val="#BC:InsertDataItem,DataItems/Header/CustomerAddress4"/>
             <w:id w:val="172315661"/>
@@ -322,7 +305,6 @@
         </w:tc>
         <w:sdt>
           <w:sdtPr>
-            <w:rPr/>
             <w:alias w:val="CompanyAddress4"/>
             <w:tag w:val="#BC:InsertDataItem,DataItems/Header/CompanyAddress4"/>
             <w:id w:val="-1044596330"/>
@@ -358,7 +340,6 @@
         </w:trPr>
         <w:sdt>
           <w:sdtPr>
-            <w:rPr/>
             <w:alias w:val="CustomerAddress5"/>
             <w:tag w:val="#BC:InsertDataItem,DataItems/Header/CustomerAddress5"/>
             <w:id w:val="-2080044023"/>
@@ -397,7 +378,6 @@
         </w:tc>
         <w:sdt>
           <w:sdtPr>
-            <w:rPr/>
             <w:alias w:val="CompanyAddress5"/>
             <w:tag w:val="#BC:InsertDataItem,DataItems/Header/CompanyAddress5"/>
             <w:id w:val="-1334838620"/>
@@ -433,7 +413,6 @@
         </w:trPr>
         <w:sdt>
           <w:sdtPr>
-            <w:rPr/>
             <w:alias w:val="CustomerAddress6"/>
             <w:tag w:val="#BC:InsertDataItem,DataItems/Header/CustomerAddress6"/>
             <w:id w:val="-2086289259"/>
@@ -472,7 +451,6 @@
         </w:tc>
         <w:sdt>
           <w:sdtPr>
-            <w:rPr/>
             <w:alias w:val="CompanyAddress6"/>
             <w:tag w:val="#BC:InsertDataItem,DataItems/Header/CompanyAddress6"/>
             <w:id w:val="29467029"/>
@@ -508,7 +486,6 @@
         </w:trPr>
         <w:sdt>
           <w:sdtPr>
-            <w:rPr/>
             <w:alias w:val="CustomerAddress7"/>
             <w:tag w:val="#BC:InsertDataItem,DataItems/Header/CustomerAddress7"/>
             <w:id w:val="2127339997"/>
@@ -547,7 +524,6 @@
         </w:tc>
         <w:sdt>
           <w:sdtPr>
-            <w:rPr/>
             <w:alias w:val="CompanyLegalOffice_Lbl"/>
             <w:tag w:val="#BC:InsertDataItem,DataItems/Header/CompanyLegalOffice_Lbl"/>
             <w:id w:val="483044511"/>
@@ -585,7 +561,6 @@
         </w:trPr>
         <w:sdt>
           <w:sdtPr>
-            <w:rPr/>
             <w:alias w:val="CustomerAddress8"/>
             <w:tag w:val="#BC:InsertDataItem,DataItems/Header/CustomerAddress8"/>
             <w:id w:val="-1986933782"/>
@@ -624,7 +599,6 @@
         </w:tc>
         <w:sdt>
           <w:sdtPr>
-            <w:rPr/>
             <w:alias w:val="CompanyLegalOffice"/>
             <w:tag w:val="#BC:InsertDataItem,DataItems/Header/CompanyLegalOffice"/>
             <w:id w:val="-1993854372"/>
@@ -665,27 +639,15 @@
       <w:tblPr>
         <w:tblStyle w:val="BCBlockTable"/>
         <w:tblW w:w="5000" w:type="pct"/>
-        <w:tblBorders>
-          <w:top w:val="none" w:sz="0" w:space="0" w:color="auto"/>
-          <w:left w:val="none" w:sz="0" w:space="0" w:color="auto"/>
-          <w:bottom w:val="none" w:sz="0" w:space="0" w:color="auto"/>
-          <w:right w:val="none" w:sz="0" w:space="0" w:color="auto"/>
-          <w:insideH w:val="none" w:sz="0" w:space="0" w:color="auto"/>
-          <w:insideV w:val="none" w:sz="0" w:space="0" w:color="auto"/>
-        </w:tblBorders>
-        <w:tblCellMar>
-          <w:left w:w="0" w:type="dxa"/>
-          <w:right w:w="0" w:type="dxa"/>
-        </w:tblCellMar>
         <w:tblLook w:val="0620" w:firstRow="1" w:lastRow="0" w:firstColumn="0" w:lastColumn="0" w:noHBand="1" w:noVBand="1"/>
         <w:tblCaption w:val="Document Information Block"/>
         <w:tblDescription w:val="Layout table. Used for positioning, not for tabular data."/>
       </w:tblPr>
       <w:tblGrid>
-        <w:gridCol w:w="2624"/>
-        <w:gridCol w:w="2624"/>
-        <w:gridCol w:w="2624"/>
-        <w:gridCol w:w="2624"/>
+        <w:gridCol w:w="2972"/>
+        <w:gridCol w:w="3206"/>
+        <w:gridCol w:w="2156"/>
+        <w:gridCol w:w="2160"/>
       </w:tblGrid>
       <w:tr>
         <w:trPr>
@@ -700,13 +662,10 @@
           <w:p>
             <w:pPr>
               <w:pStyle w:val="BCLabel"/>
-              <w:spacing w:before="0" w:after="0" w:line="276" w:lineRule="auto"/>
+              <w:spacing w:line="276" w:lineRule="auto"/>
             </w:pPr>
             <w:sdt>
               <w:sdtPr>
-                <w:rPr>
-                  <w:lang w:val="en-DK"/>
-                </w:rPr>
                 <w:alias w:val="#Nav: /Header/DocumentTitle_Lbl"/>
                 <w:tag w:val="#Nav: Standard_Sales_Draft_Invoice/1303"/>
                 <w:id w:val="-807468989"/>
@@ -719,18 +678,12 @@
               <w:sdtContent>
                 <w:proofErr w:type="spellStart"/>
                 <w:r>
-                  <w:rPr>
-                    <w:lang w:val="en-DK"/>
-                  </w:rPr>
                   <w:t>DocumentTitle_Lbl</w:t>
                 </w:r>
                 <w:proofErr w:type="spellEnd"/>
               </w:sdtContent>
             </w:sdt>
             <w:r>
-              <w:rPr>
-                <w:lang w:val="en-DK"/>
-              </w:rPr>
               <w:t xml:space="preserve"> No</w:t>
             </w:r>
           </w:p>
@@ -741,9 +694,6 @@
           </w:tcPr>
           <w:sdt>
             <w:sdtPr>
-              <w:rPr>
-                <w:lang w:val="en-DK"/>
-              </w:rPr>
               <w:alias w:val="#Nav: /Header/ExternalDocumentNo__Lbl"/>
               <w:tag w:val="#Nav: Standard_Sales_Draft_Invoice/1303"/>
               <w:id w:val="-1864978722"/>
@@ -757,30 +707,21 @@
               <w:p>
                 <w:pPr>
                   <w:pStyle w:val="BCLabel"/>
-                  <w:spacing w:before="0" w:after="0" w:line="276" w:lineRule="auto"/>
+                  <w:spacing w:line="276" w:lineRule="auto"/>
                   <w:rPr>
                     <w:lang w:eastAsia="en-US"/>
                   </w:rPr>
                 </w:pPr>
                 <w:proofErr w:type="spellStart"/>
                 <w:r>
-                  <w:rPr>
-                    <w:lang w:val="en-DK"/>
-                  </w:rPr>
                   <w:t>ExternalDocumentNo</w:t>
                 </w:r>
                 <w:proofErr w:type="spellEnd"/>
                 <w:r>
-                  <w:rPr>
-                    <w:lang w:val="en-DK"/>
-                  </w:rPr>
                   <w:t>__</w:t>
                 </w:r>
                 <w:proofErr w:type="spellStart"/>
                 <w:r>
-                  <w:rPr>
-                    <w:lang w:val="en-DK"/>
-                  </w:rPr>
                   <w:t>Lbl</w:t>
                 </w:r>
                 <w:proofErr w:type="spellEnd"/>
@@ -790,7 +731,6 @@
         </w:tc>
         <w:sdt>
           <w:sdtPr>
-            <w:rPr/>
             <w:alias w:val="YourReference__Lbl"/>
             <w:tag w:val="#BC:InsertDataItem,DataItems/Header/YourReference__Lbl"/>
             <w:id w:val="1287473441"/>
@@ -809,7 +749,7 @@
               <w:p>
                 <w:pPr>
                   <w:pStyle w:val="BCLabel"/>
-                  <w:spacing w:before="0" w:after="0" w:line="276" w:lineRule="auto"/>
+                  <w:spacing w:line="276" w:lineRule="auto"/>
                 </w:pPr>
                 <w:proofErr w:type="spellStart"/>
                 <w:r>
@@ -830,7 +770,6 @@
         </w:sdt>
         <w:sdt>
           <w:sdtPr>
-            <w:rPr/>
             <w:alias w:val="SalesPersonBlank_Lbl"/>
             <w:tag w:val="#BC:InsertDataItem,DataItems/Header/SalesPersonBlank_Lbl"/>
             <w:id w:val="65311592"/>
@@ -849,7 +788,7 @@
               <w:p>
                 <w:pPr>
                   <w:pStyle w:val="BCLabel"/>
-                  <w:spacing w:before="0" w:after="0" w:line="276" w:lineRule="auto"/>
+                  <w:spacing w:line="276" w:lineRule="auto"/>
                 </w:pPr>
                 <w:proofErr w:type="spellStart"/>
                 <w:r>
@@ -876,9 +815,6 @@
             </w:pPr>
             <w:sdt>
               <w:sdtPr>
-                <w:rPr>
-                  <w:lang w:val="en-DK"/>
-                </w:rPr>
                 <w:alias w:val="#Nav: /Header/DocumentNo"/>
                 <w:tag w:val="#Nav: Standard_Sales_Draft_Invoice/1303"/>
                 <w:id w:val="1256330535"/>
@@ -891,9 +827,6 @@
               <w:sdtContent>
                 <w:proofErr w:type="spellStart"/>
                 <w:r>
-                  <w:rPr>
-                    <w:lang w:val="en-DK"/>
-                  </w:rPr>
                   <w:t>DocumentNo</w:t>
                 </w:r>
                 <w:proofErr w:type="spellEnd"/>
@@ -907,7 +840,6 @@
           </w:tcPr>
           <w:sdt>
             <w:sdtPr>
-              <w:rPr/>
               <w:alias w:val="#Nav: /Header/ExternalDocumentNo"/>
               <w:tag w:val="#Nav: Standard_Sales_Draft_Invoice/1303"/>
               <w:id w:val="-88852878"/>
@@ -933,7 +865,6 @@
         </w:tc>
         <w:sdt>
           <w:sdtPr>
-            <w:rPr/>
             <w:alias w:val="YourReference"/>
             <w:tag w:val="#BC:InsertDataItem,DataItems/Header/YourReference"/>
             <w:id w:val="1873422939"/>
@@ -964,7 +895,6 @@
         </w:sdt>
         <w:sdt>
           <w:sdtPr>
-            <w:rPr/>
             <w:alias w:val="SalesPersonName"/>
             <w:tag w:val="#BC:InsertDataItem,DataItems/Header/SalesPersonName"/>
             <w:id w:val="-1647974374"/>
@@ -1047,7 +977,6 @@
         </w:trPr>
         <w:sdt>
           <w:sdtPr>
-            <w:rPr/>
             <w:alias w:val="PaymentTermsDescription_Lbl"/>
             <w:tag w:val="#BC:InsertDataItem,DataItems/Header/PaymentTermsDescription_Lbl"/>
             <w:id w:val="-1027488928"/>
@@ -1066,7 +995,7 @@
               <w:p>
                 <w:pPr>
                   <w:pStyle w:val="BCLabel"/>
-                  <w:spacing w:before="0" w:after="0" w:line="276" w:lineRule="auto"/>
+                  <w:spacing w:line="276" w:lineRule="auto"/>
                 </w:pPr>
                 <w:proofErr w:type="spellStart"/>
                 <w:r>
@@ -1079,7 +1008,6 @@
         </w:sdt>
         <w:sdt>
           <w:sdtPr>
-            <w:rPr/>
             <w:alias w:val="ShipmentMethodDescription_Lbl"/>
             <w:tag w:val="#BC:InsertDataItem,DataItems/Header/ShipmentMethodDescription_Lbl"/>
             <w:id w:val="2115165076"/>
@@ -1098,7 +1026,7 @@
               <w:p>
                 <w:pPr>
                   <w:pStyle w:val="BCLabel"/>
-                  <w:spacing w:before="0" w:after="0" w:line="276" w:lineRule="auto"/>
+                  <w:spacing w:line="276" w:lineRule="auto"/>
                 </w:pPr>
                 <w:proofErr w:type="spellStart"/>
                 <w:r>
@@ -1111,7 +1039,6 @@
         </w:sdt>
         <w:sdt>
           <w:sdtPr>
-            <w:rPr/>
             <w:alias w:val="DocumentDate_Lbl"/>
             <w:tag w:val="#BC:InsertDataItem,DataItems/Header/DocumentDate_Lbl"/>
             <w:id w:val="-598014419"/>
@@ -1129,7 +1056,7 @@
               <w:p>
                 <w:pPr>
                   <w:pStyle w:val="BCLabel"/>
-                  <w:spacing w:before="0" w:after="0" w:line="276" w:lineRule="auto"/>
+                  <w:spacing w:line="276" w:lineRule="auto"/>
                 </w:pPr>
                 <w:proofErr w:type="spellStart"/>
                 <w:r>
@@ -1147,7 +1074,7 @@
           <w:p>
             <w:pPr>
               <w:pStyle w:val="BCLabel"/>
-              <w:spacing w:before="0" w:after="0" w:line="276" w:lineRule="auto"/>
+              <w:spacing w:line="276" w:lineRule="auto"/>
             </w:pPr>
           </w:p>
         </w:tc>
@@ -1159,7 +1086,6 @@
         </w:trPr>
         <w:sdt>
           <w:sdtPr>
-            <w:rPr/>
             <w:alias w:val="PaymentTermsDescription"/>
             <w:tag w:val="#BC:InsertDataItem,DataItems/Header/PaymentTermsDescription"/>
             <w:id w:val="377905192"/>
@@ -1190,7 +1116,6 @@
         </w:sdt>
         <w:sdt>
           <w:sdtPr>
-            <w:rPr/>
             <w:alias w:val="ShipmentMethodDescription"/>
             <w:tag w:val="#BC:InsertDataItem,DataItems/Header/ShipmentMethodDescription"/>
             <w:id w:val="-2019681893"/>
@@ -1221,7 +1146,6 @@
         </w:sdt>
         <w:sdt>
           <w:sdtPr>
-            <w:rPr/>
             <w:alias w:val="DocumentDate"/>
             <w:tag w:val="#BC:InsertDataItem,DataItems/Header/DocumentDate"/>
             <w:id w:val="-305089215"/>
@@ -1261,26 +1185,24 @@
         </w:tc>
       </w:tr>
     </w:tbl>
-    <w:p>
-      <w:pPr/>
-    </w:p>
+    <w:p/>
     <w:tbl>
       <w:tblPr>
         <w:tblStyle w:val="BCDataTable"/>
         <w:tblW w:w="5000" w:type="pct"/>
-        <w:tblLook w:val="0460" w:firstRow="1" w:lastRow="1" w:firstColumn="0" w:lastColumn="0" w:noHBand="0" w:noVBand="1"/>
+        <w:tblLook w:val="0420" w:firstRow="1" w:lastRow="0" w:firstColumn="0" w:lastColumn="0" w:noHBand="0" w:noVBand="1"/>
         <w:tblCaption w:val="Data Table Block"/>
         <w:tblDescription w:val="Document lines. Column headers in the first row."/>
       </w:tblPr>
       <w:tblGrid>
-        <w:gridCol w:w="810"/>
-        <w:gridCol w:w="2340"/>
-        <w:gridCol w:w="1169"/>
-        <w:gridCol w:w="810"/>
-        <w:gridCol w:w="1440"/>
-        <w:gridCol w:w="1350"/>
-        <w:gridCol w:w="991"/>
-        <w:gridCol w:w="1585"/>
+        <w:gridCol w:w="1172"/>
+        <w:gridCol w:w="1398"/>
+        <w:gridCol w:w="1230"/>
+        <w:gridCol w:w="1129"/>
+        <w:gridCol w:w="973"/>
+        <w:gridCol w:w="2010"/>
+        <w:gridCol w:w="1151"/>
+        <w:gridCol w:w="1431"/>
       </w:tblGrid>
       <w:tr>
         <w:trPr>
@@ -1291,7 +1213,6 @@
         </w:trPr>
         <w:tc>
           <w:tcPr>
-            <w:cnfStyle w:val="001000000000" w:firstRow="0" w:lastRow="0" w:firstColumn="1" w:lastColumn="0" w:oddVBand="0" w:evenVBand="0" w:oddHBand="0" w:evenHBand="0" w:firstRowFirstColumn="0" w:firstRowLastColumn="0" w:lastRowFirstColumn="0" w:lastRowLastColumn="0"/>
             <w:tcW w:w="386" w:type="pct"/>
             <w:tcBorders>
               <w:bottom w:val="single" w:sz="4" w:space="0" w:color="auto"/>
@@ -1299,7 +1220,6 @@
           </w:tcPr>
           <w:sdt>
             <w:sdtPr>
-              <w:rPr/>
               <w:alias w:val="ItemNo_Line_Lbl"/>
               <w:tag w:val="#BC:InsertDataItem,DataItems/Header/Line/ItemNo_Line_Lbl"/>
               <w:id w:val="2050642905"/>
@@ -1326,7 +1246,6 @@
         </w:tc>
         <w:sdt>
           <w:sdtPr>
-            <w:rPr/>
             <w:alias w:val="Description_Line_Lbl"/>
             <w:tag w:val="#BC:InsertDataItem,DataItems/Header/Line/Description_Line_Lbl"/>
             <w:id w:val="55748171"/>
@@ -1348,7 +1267,6 @@
               <w:p>
                 <w:pPr>
                   <w:pStyle w:val="BCLabel"/>
-                  <w:cnfStyle w:val="100000000000" w:firstRow="1" w:lastRow="0" w:firstColumn="0" w:lastColumn="0" w:oddVBand="0" w:evenVBand="0" w:oddHBand="0" w:evenHBand="0" w:firstRowFirstColumn="0" w:firstRowLastColumn="0" w:lastRowFirstColumn="0" w:lastRowLastColumn="0"/>
                 </w:pPr>
                 <w:proofErr w:type="spellStart"/>
                 <w:r>
@@ -1361,7 +1279,6 @@
         </w:sdt>
         <w:sdt>
           <w:sdtPr>
-            <w:rPr/>
             <w:alias w:val="Quantity_Line_Lbl"/>
             <w:tag w:val="#BC:InsertDataItem,DataItems/Header/Line/Quantity_Line_Lbl"/>
             <w:id w:val="-278416351"/>
@@ -1384,7 +1301,6 @@
                 <w:pPr>
                   <w:pStyle w:val="BCLabelNumber"/>
                   <w:jc w:val="right"/>
-                  <w:cnfStyle w:val="100000000000" w:firstRow="1" w:lastRow="0" w:firstColumn="0" w:lastColumn="0" w:oddVBand="0" w:evenVBand="0" w:oddHBand="0" w:evenHBand="0" w:firstRowFirstColumn="0" w:firstRowLastColumn="0" w:lastRowFirstColumn="0" w:lastRowLastColumn="0"/>
                 </w:pPr>
                 <w:proofErr w:type="spellStart"/>
                 <w:r>
@@ -1397,7 +1313,6 @@
         </w:sdt>
         <w:sdt>
           <w:sdtPr>
-            <w:rPr/>
             <w:alias w:val="Unit_Lbl"/>
             <w:tag w:val="#BC:InsertDataItem,DataItems/Header/Line/Unit_Lbl"/>
             <w:id w:val="1441568432"/>
@@ -1419,7 +1334,6 @@
               <w:p>
                 <w:pPr>
                   <w:pStyle w:val="BCLabel"/>
-                  <w:cnfStyle w:val="100000000000" w:firstRow="1" w:lastRow="0" w:firstColumn="0" w:lastColumn="0" w:oddVBand="0" w:evenVBand="0" w:oddHBand="0" w:evenHBand="0" w:firstRowFirstColumn="0" w:firstRowLastColumn="0" w:lastRowFirstColumn="0" w:lastRowLastColumn="0"/>
                 </w:pPr>
                 <w:proofErr w:type="spellStart"/>
                 <w:r>
@@ -1432,7 +1346,6 @@
         </w:sdt>
         <w:sdt>
           <w:sdtPr>
-            <w:rPr/>
             <w:alias w:val="UnitPrice_Lbl"/>
             <w:tag w:val="#BC:InsertDataItem,DataItems/Header/Line/UnitPrice_Lbl"/>
             <w:id w:val="-1044597726"/>
@@ -1455,7 +1368,6 @@
                 <w:pPr>
                   <w:pStyle w:val="BCLabelNumber"/>
                   <w:jc w:val="right"/>
-                  <w:cnfStyle w:val="100000000000" w:firstRow="1" w:lastRow="0" w:firstColumn="0" w:lastColumn="0" w:oddVBand="0" w:evenVBand="0" w:oddHBand="0" w:evenHBand="0" w:firstRowFirstColumn="0" w:firstRowLastColumn="0" w:lastRowFirstColumn="0" w:lastRowLastColumn="0"/>
                 </w:pPr>
                 <w:proofErr w:type="spellStart"/>
                 <w:r>
@@ -1468,7 +1380,6 @@
         </w:sdt>
         <w:sdt>
           <w:sdtPr>
-            <w:rPr/>
             <w:alias w:val="SalesInvoiceLineDiscount_Lbl"/>
             <w:tag w:val="#BC:InsertDataItem,DataItems/Header/SalesInvoiceLineDiscount_Lbl"/>
             <w:id w:val="-264690703"/>
@@ -1490,7 +1401,6 @@
               <w:p>
                 <w:pPr>
                   <w:pStyle w:val="BCLabel"/>
-                  <w:cnfStyle w:val="100000000000" w:firstRow="1" w:lastRow="0" w:firstColumn="0" w:lastColumn="0" w:oddVBand="0" w:evenVBand="0" w:oddHBand="0" w:evenHBand="0" w:firstRowFirstColumn="0" w:firstRowLastColumn="0" w:lastRowFirstColumn="0" w:lastRowLastColumn="0"/>
                 </w:pPr>
                 <w:proofErr w:type="spellStart"/>
                 <w:r>
@@ -1503,7 +1413,6 @@
         </w:sdt>
         <w:sdt>
           <w:sdtPr>
-            <w:rPr/>
             <w:alias w:val="VATPct_Line_Lbl"/>
             <w:tag w:val="#BC:InsertDataItem,DataItems/Header/Line/VATPct_Line_Lbl"/>
             <w:id w:val="682009838"/>
@@ -1526,7 +1435,6 @@
                 <w:pPr>
                   <w:pStyle w:val="BCLabelNumber"/>
                   <w:jc w:val="right"/>
-                  <w:cnfStyle w:val="100000000000" w:firstRow="1" w:lastRow="0" w:firstColumn="0" w:lastColumn="0" w:oddVBand="0" w:evenVBand="0" w:oddHBand="0" w:evenHBand="0" w:firstRowFirstColumn="0" w:firstRowLastColumn="0" w:lastRowFirstColumn="0" w:lastRowLastColumn="0"/>
                 </w:pPr>
                 <w:proofErr w:type="spellStart"/>
                 <w:r>
@@ -1539,7 +1447,6 @@
         </w:sdt>
         <w:sdt>
           <w:sdtPr>
-            <w:rPr/>
             <w:alias w:val="LineAmount_Line_Lbl"/>
             <w:tag w:val="#BC:InsertDataItem,DataItems/Header/Line/LineAmount_Line_Lbl"/>
             <w:id w:val="-812258216"/>
@@ -1562,7 +1469,6 @@
                 <w:pPr>
                   <w:pStyle w:val="BCLabelNumber"/>
                   <w:jc w:val="right"/>
-                  <w:cnfStyle w:val="100000000000" w:firstRow="1" w:lastRow="0" w:firstColumn="0" w:lastColumn="0" w:oddVBand="0" w:evenVBand="0" w:oddHBand="0" w:evenHBand="0" w:firstRowFirstColumn="0" w:firstRowLastColumn="0" w:lastRowFirstColumn="0" w:lastRowLastColumn="0"/>
                 </w:pPr>
                 <w:proofErr w:type="spellStart"/>
                 <w:r>
@@ -1578,11 +1484,10 @@
         <w:trPr>
           <w:cnfStyle w:val="000000100000" w:firstRow="0" w:lastRow="0" w:firstColumn="0" w:lastColumn="0" w:oddVBand="0" w:evenVBand="0" w:oddHBand="1" w:evenHBand="0" w:firstRowFirstColumn="0" w:firstRowLastColumn="0" w:lastRowFirstColumn="0" w:lastRowLastColumn="0"/>
           <w:cantSplit/>
-          <w:trHeight w:hRule="atLeast" w:val="245"/>
+          <w:trHeight w:val="245"/>
         </w:trPr>
         <w:tc>
           <w:tcPr>
-            <w:cnfStyle w:val="001000000000" w:firstRow="0" w:lastRow="0" w:firstColumn="1" w:lastColumn="0" w:oddVBand="0" w:evenVBand="0" w:oddHBand="0" w:evenHBand="0" w:firstRowFirstColumn="0" w:firstRowLastColumn="0" w:lastRowFirstColumn="0" w:lastRowLastColumn="0"/>
             <w:tcW w:w="386" w:type="pct"/>
             <w:tcBorders>
               <w:top w:val="single" w:sz="4" w:space="0" w:color="auto"/>
@@ -1607,7 +1512,6 @@
           <w:p>
             <w:pPr>
               <w:pStyle w:val="NoSpacing"/>
-              <w:cnfStyle w:val="000000100000" w:firstRow="0" w:lastRow="0" w:firstColumn="0" w:lastColumn="0" w:oddVBand="0" w:evenVBand="0" w:oddHBand="1" w:evenHBand="0" w:firstRowFirstColumn="0" w:firstRowLastColumn="0" w:lastRowFirstColumn="0" w:lastRowLastColumn="0"/>
               <w:rPr>
                 <w:lang w:val="en-US" w:eastAsia="en-US"/>
               </w:rPr>
@@ -1624,7 +1528,6 @@
           <w:p>
             <w:pPr>
               <w:pStyle w:val="NoSpacing"/>
-              <w:cnfStyle w:val="000000100000" w:firstRow="0" w:lastRow="0" w:firstColumn="0" w:lastColumn="0" w:oddVBand="0" w:evenVBand="0" w:oddHBand="1" w:evenHBand="0" w:firstRowFirstColumn="0" w:firstRowLastColumn="0" w:lastRowFirstColumn="0" w:lastRowLastColumn="0"/>
               <w:rPr>
                 <w:lang w:val="en-US" w:eastAsia="en-US"/>
               </w:rPr>
@@ -1641,7 +1544,6 @@
           <w:p>
             <w:pPr>
               <w:pStyle w:val="NoSpacing"/>
-              <w:cnfStyle w:val="000000100000" w:firstRow="0" w:lastRow="0" w:firstColumn="0" w:lastColumn="0" w:oddVBand="0" w:evenVBand="0" w:oddHBand="1" w:evenHBand="0" w:firstRowFirstColumn="0" w:firstRowLastColumn="0" w:lastRowFirstColumn="0" w:lastRowLastColumn="0"/>
               <w:rPr>
                 <w:lang w:val="en-US" w:eastAsia="en-US"/>
               </w:rPr>
@@ -1658,7 +1560,6 @@
           <w:p>
             <w:pPr>
               <w:pStyle w:val="NoSpacing"/>
-              <w:cnfStyle w:val="000000100000" w:firstRow="0" w:lastRow="0" w:firstColumn="0" w:lastColumn="0" w:oddVBand="0" w:evenVBand="0" w:oddHBand="1" w:evenHBand="0" w:firstRowFirstColumn="0" w:firstRowLastColumn="0" w:lastRowFirstColumn="0" w:lastRowLastColumn="0"/>
               <w:rPr>
                 <w:lang w:val="en-US" w:eastAsia="en-US"/>
               </w:rPr>
@@ -1676,7 +1577,6 @@
             <w:pPr>
               <w:pStyle w:val="BCNumber"/>
               <w:jc w:val="right"/>
-              <w:cnfStyle w:val="000000100000" w:firstRow="0" w:lastRow="0" w:firstColumn="0" w:lastColumn="0" w:oddVBand="0" w:evenVBand="0" w:oddHBand="1" w:evenHBand="0" w:firstRowFirstColumn="0" w:firstRowLastColumn="0" w:lastRowFirstColumn="0" w:lastRowLastColumn="0"/>
               <w:rPr>
                 <w:lang w:val="en-US" w:eastAsia="en-US"/>
               </w:rPr>
@@ -1694,7 +1594,6 @@
             <w:pPr>
               <w:pStyle w:val="BCNumber"/>
               <w:jc w:val="right"/>
-              <w:cnfStyle w:val="000000100000" w:firstRow="0" w:lastRow="0" w:firstColumn="0" w:lastColumn="0" w:oddVBand="0" w:evenVBand="0" w:oddHBand="1" w:evenHBand="0" w:firstRowFirstColumn="0" w:firstRowLastColumn="0" w:lastRowFirstColumn="0" w:lastRowLastColumn="0"/>
               <w:rPr>
                 <w:lang w:val="en-US" w:eastAsia="en-US"/>
               </w:rPr>
@@ -1712,7 +1611,6 @@
             <w:pPr>
               <w:pStyle w:val="BCNumber"/>
               <w:jc w:val="right"/>
-              <w:cnfStyle w:val="000000100000" w:firstRow="0" w:lastRow="0" w:firstColumn="0" w:lastColumn="0" w:oddVBand="0" w:evenVBand="0" w:oddHBand="1" w:evenHBand="0" w:firstRowFirstColumn="0" w:firstRowLastColumn="0" w:lastRowFirstColumn="0" w:lastRowLastColumn="0"/>
               <w:rPr>
                 <w:lang w:val="en-US" w:eastAsia="en-US"/>
               </w:rPr>
@@ -1724,6 +1622,7 @@
         <w:sdtPr>
           <w:rPr>
             <w:lang w:val="en-US" w:eastAsia="en-US"/>
+            <w14:numSpacing w14:val="tabular"/>
           </w:rPr>
           <w:alias w:val="Repeater: Line"/>
           <w:tag w:val="#BC:InsertRepeater,DataItems/Header/Line"/>
@@ -1745,6 +1644,7 @@
             <w:sdtPr>
               <w:rPr>
                 <w:lang w:val="en-US" w:eastAsia="en-US"/>
+                <w14:numSpacing w14:val="tabular"/>
               </w:rPr>
               <w:id w:val="485980310"/>
               <w15:color w:val="808080"/>
@@ -1766,6 +1666,7 @@
                   <w:sdtPr>
                     <w:rPr>
                       <w:lang w:val="en-US" w:eastAsia="en-US"/>
+                      <w14:numSpacing w14:val="tabular"/>
                     </w:rPr>
                     <w:alias w:val="ItemNo_Line"/>
                     <w:tag w:val="#BC:InsertDataItem,DataItems/Header/Line/ItemNo_Line"/>
@@ -1777,13 +1678,15 @@
                     <w15:color w:val="808080"/>
                     <w:text/>
                   </w:sdtPr>
-                  <w:sdtEndPr/>
+                  <w:sdtEndPr>
+                    <w:rPr>
+                      <w14:numSpacing w14:val="default"/>
+                    </w:rPr>
+                  </w:sdtEndPr>
                   <w:sdtContent>
                     <w:tc>
                       <w:tcPr>
-                        <w:cnfStyle w:val="001000000000" w:firstRow="0" w:lastRow="0" w:firstColumn="1" w:lastColumn="0" w:oddVBand="0" w:evenVBand="0" w:oddHBand="0" w:evenHBand="0" w:firstRowFirstColumn="0" w:firstRowLastColumn="0" w:lastRowFirstColumn="0" w:lastRowLastColumn="0"/>
                         <w:tcW w:w="386" w:type="pct"/>
-                        <w:vAlign w:val="center"/>
                       </w:tcPr>
                       <w:p>
                         <w:pPr>
@@ -1823,12 +1726,10 @@
                     <w:tc>
                       <w:tcPr>
                         <w:tcW w:w="1115" w:type="pct"/>
-                        <w:vAlign w:val="center"/>
                       </w:tcPr>
                       <w:p>
                         <w:pPr>
                           <w:pStyle w:val="NoSpacing"/>
-                          <w:cnfStyle w:val="000000010000" w:firstRow="0" w:lastRow="0" w:firstColumn="0" w:lastColumn="0" w:oddVBand="0" w:evenVBand="0" w:oddHBand="0" w:evenHBand="1" w:firstRowFirstColumn="0" w:firstRowLastColumn="0" w:lastRowFirstColumn="0" w:lastRowLastColumn="0"/>
                           <w:rPr>
                             <w:lang w:eastAsia="en-US"/>
                           </w:rPr>
@@ -1864,13 +1765,11 @@
                     <w:tc>
                       <w:tcPr>
                         <w:tcW w:w="557" w:type="pct"/>
-                        <w:vAlign w:val="center"/>
                       </w:tcPr>
                       <w:p>
                         <w:pPr>
                           <w:pStyle w:val="BCNumber"/>
                           <w:jc w:val="right"/>
-                          <w:cnfStyle w:val="000000010000" w:firstRow="0" w:lastRow="0" w:firstColumn="0" w:lastColumn="0" w:oddVBand="0" w:evenVBand="0" w:oddHBand="0" w:evenHBand="1" w:firstRowFirstColumn="0" w:firstRowLastColumn="0" w:lastRowFirstColumn="0" w:lastRowLastColumn="0"/>
                           <w:rPr>
                             <w:lang w:val="en-US" w:eastAsia="en-US"/>
                           </w:rPr>
@@ -1889,7 +1788,6 @@
                 </w:sdt>
                 <w:sdt>
                   <w:sdtPr>
-                    <w:rPr/>
                     <w:alias w:val="UnitOfMeasure"/>
                     <w:tag w:val="#BC:InsertDataItem,DataItems/Header/Line/UnitOfMeasure"/>
                     <w:id w:val="-2053294236"/>
@@ -1904,12 +1802,10 @@
                     <w:tc>
                       <w:tcPr>
                         <w:tcW w:w="386" w:type="pct"/>
-                        <w:vAlign w:val="center"/>
                       </w:tcPr>
                       <w:p>
                         <w:pPr>
                           <w:pStyle w:val="NoSpacing"/>
-                          <w:cnfStyle w:val="000000010000" w:firstRow="0" w:lastRow="0" w:firstColumn="0" w:lastColumn="0" w:oddVBand="0" w:evenVBand="0" w:oddHBand="0" w:evenHBand="1" w:firstRowFirstColumn="0" w:firstRowLastColumn="0" w:lastRowFirstColumn="0" w:lastRowLastColumn="0"/>
                         </w:pPr>
                         <w:proofErr w:type="spellStart"/>
                         <w:r>
@@ -1923,20 +1819,17 @@
                 <w:tc>
                   <w:tcPr>
                     <w:tcW w:w="686" w:type="pct"/>
-                    <w:vAlign w:val="center"/>
                   </w:tcPr>
                   <w:p>
                     <w:pPr>
                       <w:pStyle w:val="BCNumber"/>
                       <w:jc w:val="right"/>
-                      <w:cnfStyle w:val="000000010000" w:firstRow="0" w:lastRow="0" w:firstColumn="0" w:lastColumn="0" w:oddVBand="0" w:evenVBand="0" w:oddHBand="0" w:evenHBand="1" w:firstRowFirstColumn="0" w:firstRowLastColumn="0" w:lastRowFirstColumn="0" w:lastRowLastColumn="0"/>
                       <w:rPr>
                         <w:lang w:val="en-US" w:eastAsia="en-US"/>
                       </w:rPr>
                     </w:pPr>
                     <w:sdt>
                       <w:sdtPr>
-                        <w:rPr/>
                         <w:alias w:val="UnitPrice"/>
                         <w:tag w:val="#BC:InsertDataItem,DataItems/Header/Line/UnitPrice"/>
                         <w:id w:val="-1253814634"/>
@@ -1959,7 +1852,6 @@
                 </w:tc>
                 <w:sdt>
                   <w:sdtPr>
-                    <w:rPr/>
                     <w:alias w:val="LineDiscountPercentText_Line"/>
                     <w:tag w:val="#BC:InsertDataItem,DataItems/Header/Line/LineDiscountPercentText_Line"/>
                     <w:id w:val="415913873"/>
@@ -1974,12 +1866,10 @@
                     <w:tc>
                       <w:tcPr>
                         <w:tcW w:w="643" w:type="pct"/>
-                        <w:vAlign w:val="center"/>
                       </w:tcPr>
                       <w:p>
                         <w:pPr>
                           <w:pStyle w:val="NoSpacing"/>
-                          <w:cnfStyle w:val="000000010000" w:firstRow="0" w:lastRow="0" w:firstColumn="0" w:lastColumn="0" w:oddVBand="0" w:evenVBand="0" w:oddHBand="0" w:evenHBand="1" w:firstRowFirstColumn="0" w:firstRowLastColumn="0" w:lastRowFirstColumn="0" w:lastRowLastColumn="0"/>
                         </w:pPr>
                         <w:proofErr w:type="spellStart"/>
                         <w:r>
@@ -1992,7 +1882,6 @@
                 </w:sdt>
                 <w:sdt>
                   <w:sdtPr>
-                    <w:rPr/>
                     <w:alias w:val="VATPct_Line"/>
                     <w:tag w:val="#BC:InsertDataItem,DataItems/Header/Line/VATPct_Line"/>
                     <w:id w:val="1436251310"/>
@@ -2007,13 +1896,11 @@
                     <w:tc>
                       <w:tcPr>
                         <w:tcW w:w="472" w:type="pct"/>
-                        <w:vAlign w:val="center"/>
                       </w:tcPr>
                       <w:p>
                         <w:pPr>
                           <w:pStyle w:val="BCNumber"/>
                           <w:jc w:val="right"/>
-                          <w:cnfStyle w:val="000000010000" w:firstRow="0" w:lastRow="0" w:firstColumn="0" w:lastColumn="0" w:oddVBand="0" w:evenVBand="0" w:oddHBand="0" w:evenHBand="1" w:firstRowFirstColumn="0" w:firstRowLastColumn="0" w:lastRowFirstColumn="0" w:lastRowLastColumn="0"/>
                         </w:pPr>
                         <w:proofErr w:type="spellStart"/>
                         <w:r>
@@ -2027,20 +1914,17 @@
                 <w:tc>
                   <w:tcPr>
                     <w:tcW w:w="755" w:type="pct"/>
-                    <w:vAlign w:val="center"/>
                   </w:tcPr>
                   <w:p>
                     <w:pPr>
                       <w:pStyle w:val="BCNumber"/>
                       <w:jc w:val="right"/>
-                      <w:cnfStyle w:val="000000010000" w:firstRow="0" w:lastRow="0" w:firstColumn="0" w:lastColumn="0" w:oddVBand="0" w:evenVBand="0" w:oddHBand="0" w:evenHBand="1" w:firstRowFirstColumn="0" w:firstRowLastColumn="0" w:lastRowFirstColumn="0" w:lastRowLastColumn="0"/>
                       <w:rPr>
                         <w:lang w:val="en-US" w:eastAsia="en-US"/>
                       </w:rPr>
                     </w:pPr>
                     <w:sdt>
                       <w:sdtPr>
-                        <w:rPr/>
                         <w:alias w:val="LineAmount_Line"/>
                         <w:tag w:val="#BC:InsertDataItem,DataItems/Header/Line/LineAmount_Line"/>
                         <w:id w:val="787541011"/>
@@ -2070,9 +1954,7 @@
         </w:sdtContent>
       </w:sdt>
     </w:tbl>
-    <w:p>
-      <w:pPr/>
-    </w:p>
+    <w:p/>
     <w:tbl>
       <w:tblPr>
         <w:tblStyle w:val="BCTotalsTable"/>
@@ -2082,20 +1964,18 @@
         <w:tblDescription w:val="Document totals."/>
       </w:tblPr>
       <w:tblGrid>
-        <w:gridCol w:w="5394"/>
-        <w:gridCol w:w="1110"/>
-        <w:gridCol w:w="466"/>
-        <w:gridCol w:w="470"/>
-        <w:gridCol w:w="3054"/>
+        <w:gridCol w:w="5360"/>
+        <w:gridCol w:w="1079"/>
+        <w:gridCol w:w="434"/>
+        <w:gridCol w:w="439"/>
+        <w:gridCol w:w="3182"/>
       </w:tblGrid>
       <w:tr>
         <w:trPr>
-          <w:cantSplit/>
           <w:trHeight w:val="490"/>
         </w:trPr>
         <w:sdt>
           <w:sdtPr>
-            <w:rPr/>
             <w:alias w:val="Description_ReportTotalsLine"/>
             <w:tag w:val="#BC:InsertDataItem,DataItems/Header/ReportTotalsLine/Description_ReportTotalsLine"/>
             <w:id w:val="700291320"/>
@@ -2109,14 +1989,12 @@
           <w:sdtContent>
             <w:tc>
               <w:tcPr>
-                <w:cnfStyle w:val="001000000000" w:firstRow="0" w:lastRow="0" w:firstColumn="1" w:lastColumn="0" w:oddVBand="0" w:evenVBand="0" w:oddHBand="0" w:evenHBand="0" w:firstRowFirstColumn="0" w:firstRowLastColumn="0" w:lastRowFirstColumn="0" w:lastRowLastColumn="0"/>
-                <w:tcW w:w="2570" w:type="pct"/>
-                <w:vAlign w:val="center"/>
+                <w:tcW w:w="2554" w:type="pct"/>
               </w:tcPr>
               <w:p>
                 <w:pPr>
                   <w:pStyle w:val="NoSpacing"/>
-                  <w:spacing w:before="120" w:after="120" w:line="240" w:lineRule="auto"/>
+                  <w:spacing w:before="120" w:after="120"/>
                 </w:pPr>
                 <w:proofErr w:type="spellStart"/>
                 <w:r>
@@ -2129,14 +2007,12 @@
         </w:sdt>
         <w:tc>
           <w:tcPr>
-            <w:tcW w:w="529" w:type="pct"/>
-            <w:vAlign w:val="center"/>
+            <w:tcW w:w="514" w:type="pct"/>
           </w:tcPr>
           <w:p>
             <w:pPr>
               <w:pStyle w:val="NoSpacing"/>
-              <w:spacing w:before="120" w:after="120" w:line="240" w:lineRule="auto"/>
-              <w:cnfStyle w:val="000000000000" w:firstRow="0" w:lastRow="0" w:firstColumn="0" w:lastColumn="0" w:oddVBand="0" w:evenVBand="0" w:oddHBand="0" w:evenHBand="0" w:firstRowFirstColumn="0" w:firstRowLastColumn="0" w:lastRowFirstColumn="0" w:lastRowLastColumn="0"/>
+              <w:spacing w:before="120" w:after="120"/>
               <w:rPr>
                 <w:lang w:eastAsia="en-US"/>
               </w:rPr>
@@ -2145,14 +2021,12 @@
         </w:tc>
         <w:tc>
           <w:tcPr>
-            <w:tcW w:w="222" w:type="pct"/>
-            <w:vAlign w:val="center"/>
+            <w:tcW w:w="207" w:type="pct"/>
           </w:tcPr>
           <w:p>
             <w:pPr>
               <w:pStyle w:val="NoSpacing"/>
-              <w:spacing w:before="120" w:after="120" w:line="240" w:lineRule="auto"/>
-              <w:cnfStyle w:val="000000000000" w:firstRow="0" w:lastRow="0" w:firstColumn="0" w:lastColumn="0" w:oddVBand="0" w:evenVBand="0" w:oddHBand="0" w:evenHBand="0" w:firstRowFirstColumn="0" w:firstRowLastColumn="0" w:lastRowFirstColumn="0" w:lastRowLastColumn="0"/>
+              <w:spacing w:before="120" w:after="120"/>
               <w:rPr>
                 <w:lang w:val="en-US" w:eastAsia="en-US"/>
               </w:rPr>
@@ -2161,14 +2035,12 @@
         </w:tc>
         <w:tc>
           <w:tcPr>
-            <w:tcW w:w="224" w:type="pct"/>
-            <w:vAlign w:val="center"/>
+            <w:tcW w:w="209" w:type="pct"/>
           </w:tcPr>
           <w:p>
             <w:pPr>
               <w:pStyle w:val="NoSpacing"/>
-              <w:spacing w:before="120" w:after="120" w:line="240" w:lineRule="auto"/>
-              <w:cnfStyle w:val="000000000000" w:firstRow="0" w:lastRow="0" w:firstColumn="0" w:lastColumn="0" w:oddVBand="0" w:evenVBand="0" w:oddHBand="0" w:evenHBand="0" w:firstRowFirstColumn="0" w:firstRowLastColumn="0" w:lastRowFirstColumn="0" w:lastRowLastColumn="0"/>
+              <w:spacing w:before="120" w:after="120"/>
               <w:rPr>
                 <w:lang w:eastAsia="en-US"/>
               </w:rPr>
@@ -2193,15 +2065,13 @@
           <w:sdtContent>
             <w:tc>
               <w:tcPr>
-                <w:tcW w:w="1455" w:type="pct"/>
-                <w:vAlign w:val="center"/>
+                <w:tcW w:w="1517" w:type="pct"/>
               </w:tcPr>
               <w:p>
                 <w:pPr>
                   <w:pStyle w:val="BCNumber"/>
-                  <w:spacing w:before="120" w:after="120" w:line="240" w:lineRule="auto"/>
+                  <w:spacing w:before="120" w:after="120"/>
                   <w:jc w:val="right"/>
-                  <w:cnfStyle w:val="000000000000" w:firstRow="0" w:lastRow="0" w:firstColumn="0" w:lastColumn="0" w:oddVBand="0" w:evenVBand="0" w:oddHBand="0" w:evenHBand="0" w:firstRowFirstColumn="0" w:firstRowLastColumn="0" w:lastRowFirstColumn="0" w:lastRowLastColumn="0"/>
                   <w:rPr>
                     <w:lang w:eastAsia="en-US"/>
                   </w:rPr>
@@ -2221,12 +2091,10 @@
       </w:tr>
       <w:tr>
         <w:trPr>
-          <w:cantSplit/>
           <w:trHeight w:val="490"/>
         </w:trPr>
         <w:sdt>
           <w:sdtPr>
-            <w:rPr/>
             <w:alias w:val="VATAmount_Lbl"/>
             <w:tag w:val="#BC:InsertDataItem,DataItems/Header/VATAmount_Lbl"/>
             <w:id w:val="-255750165"/>
@@ -2240,12 +2108,7 @@
           <w:sdtContent>
             <w:tc>
               <w:tcPr>
-                <w:cnfStyle w:val="001000000000" w:firstRow="0" w:lastRow="0" w:firstColumn="1" w:lastColumn="0" w:oddVBand="0" w:evenVBand="0" w:oddHBand="0" w:evenHBand="0" w:firstRowFirstColumn="0" w:firstRowLastColumn="0" w:lastRowFirstColumn="0" w:lastRowLastColumn="0"/>
-                <w:tcW w:w="2570" w:type="pct"/>
-                <w:tcBorders>
-                  <w:bottom w:val="single" w:sz="4" w:space="0" w:color="auto"/>
-                </w:tcBorders>
-                <w:vAlign w:val="center"/>
+                <w:tcW w:w="2554" w:type="pct"/>
               </w:tcPr>
               <w:p>
                 <w:pPr>
@@ -2263,17 +2126,12 @@
         </w:sdt>
         <w:tc>
           <w:tcPr>
-            <w:tcW w:w="529" w:type="pct"/>
-            <w:tcBorders>
-              <w:bottom w:val="single" w:sz="4" w:space="0" w:color="auto"/>
-            </w:tcBorders>
-            <w:vAlign w:val="center"/>
+            <w:tcW w:w="514" w:type="pct"/>
           </w:tcPr>
           <w:p>
             <w:pPr>
               <w:pStyle w:val="NoSpacing"/>
               <w:spacing w:before="120" w:after="120"/>
-              <w:cnfStyle w:val="000000000000" w:firstRow="0" w:lastRow="0" w:firstColumn="0" w:lastColumn="0" w:oddVBand="0" w:evenVBand="0" w:oddHBand="0" w:evenHBand="0" w:firstRowFirstColumn="0" w:firstRowLastColumn="0" w:lastRowFirstColumn="0" w:lastRowLastColumn="0"/>
               <w:rPr>
                 <w:lang w:eastAsia="en-US"/>
               </w:rPr>
@@ -2282,17 +2140,12 @@
         </w:tc>
         <w:tc>
           <w:tcPr>
-            <w:tcW w:w="222" w:type="pct"/>
-            <w:tcBorders>
-              <w:bottom w:val="single" w:sz="4" w:space="0" w:color="auto"/>
-            </w:tcBorders>
-            <w:vAlign w:val="center"/>
+            <w:tcW w:w="207" w:type="pct"/>
           </w:tcPr>
           <w:p>
             <w:pPr>
               <w:pStyle w:val="NoSpacing"/>
               <w:spacing w:before="120" w:after="120"/>
-              <w:cnfStyle w:val="000000000000" w:firstRow="0" w:lastRow="0" w:firstColumn="0" w:lastColumn="0" w:oddVBand="0" w:evenVBand="0" w:oddHBand="0" w:evenHBand="0" w:firstRowFirstColumn="0" w:firstRowLastColumn="0" w:lastRowFirstColumn="0" w:lastRowLastColumn="0"/>
               <w:rPr>
                 <w:lang w:eastAsia="en-US"/>
               </w:rPr>
@@ -2301,17 +2154,12 @@
         </w:tc>
         <w:tc>
           <w:tcPr>
-            <w:tcW w:w="224" w:type="pct"/>
-            <w:tcBorders>
-              <w:bottom w:val="single" w:sz="4" w:space="0" w:color="auto"/>
-            </w:tcBorders>
-            <w:vAlign w:val="center"/>
+            <w:tcW w:w="209" w:type="pct"/>
           </w:tcPr>
           <w:p>
             <w:pPr>
               <w:pStyle w:val="NoSpacing"/>
               <w:spacing w:before="120" w:after="120"/>
-              <w:cnfStyle w:val="000000000000" w:firstRow="0" w:lastRow="0" w:firstColumn="0" w:lastColumn="0" w:oddVBand="0" w:evenVBand="0" w:oddHBand="0" w:evenHBand="0" w:firstRowFirstColumn="0" w:firstRowLastColumn="0" w:lastRowFirstColumn="0" w:lastRowLastColumn="0"/>
               <w:rPr>
                 <w:lang w:eastAsia="en-US"/>
               </w:rPr>
@@ -2336,18 +2184,13 @@
           <w:sdtContent>
             <w:tc>
               <w:tcPr>
-                <w:tcW w:w="1455" w:type="pct"/>
-                <w:tcBorders>
-                  <w:bottom w:val="single" w:sz="4" w:space="0" w:color="auto"/>
-                </w:tcBorders>
-                <w:vAlign w:val="center"/>
+                <w:tcW w:w="1517" w:type="pct"/>
               </w:tcPr>
               <w:p>
                 <w:pPr>
                   <w:pStyle w:val="BCNumber"/>
                   <w:spacing w:before="120" w:after="120"/>
                   <w:jc w:val="right"/>
-                  <w:cnfStyle w:val="000000000000" w:firstRow="0" w:lastRow="0" w:firstColumn="0" w:lastColumn="0" w:oddVBand="0" w:evenVBand="0" w:oddHBand="0" w:evenHBand="0" w:firstRowFirstColumn="0" w:firstRowLastColumn="0" w:lastRowFirstColumn="0" w:lastRowLastColumn="0"/>
                 </w:pPr>
                 <w:proofErr w:type="spellStart"/>
                 <w:r>
@@ -2364,22 +2207,15 @@
       </w:tr>
       <w:tr>
         <w:trPr>
-          <w:cantSplit/>
+          <w:cnfStyle w:val="010000000000" w:firstRow="0" w:lastRow="1" w:firstColumn="0" w:lastColumn="0" w:oddVBand="0" w:evenVBand="0" w:oddHBand="0" w:evenHBand="0" w:firstRowFirstColumn="0" w:firstRowLastColumn="0" w:lastRowFirstColumn="0" w:lastRowLastColumn="0"/>
           <w:trHeight w:val="490"/>
         </w:trPr>
         <w:tc>
           <w:tcPr>
-            <w:cnfStyle w:val="001000000000" w:firstRow="0" w:lastRow="0" w:firstColumn="1" w:lastColumn="0" w:oddVBand="0" w:evenVBand="0" w:oddHBand="0" w:evenHBand="0" w:firstRowFirstColumn="0" w:firstRowLastColumn="0" w:lastRowFirstColumn="0" w:lastRowLastColumn="0"/>
-            <w:tcW w:w="2570" w:type="pct"/>
-            <w:tcBorders>
-              <w:top w:val="single" w:sz="4" w:space="0" w:color="auto"/>
-              <w:bottom w:val="single" w:sz="8" w:space="0" w:color="auto"/>
-            </w:tcBorders>
-            <w:vAlign w:val="center"/>
+            <w:tcW w:w="2554" w:type="pct"/>
           </w:tcPr>
           <w:sdt>
             <w:sdtPr>
-              <w:rPr/>
               <w:alias w:val="TotalIncludingVATText"/>
               <w:tag w:val="#BC:InsertDataItem,DataItems/Header/Totals/TotalIncludingVATText"/>
               <w:id w:val="-1340845080"/>
@@ -2407,18 +2243,12 @@
         </w:tc>
         <w:tc>
           <w:tcPr>
-            <w:tcW w:w="529" w:type="pct"/>
-            <w:tcBorders>
-              <w:top w:val="single" w:sz="4" w:space="0" w:color="auto"/>
-              <w:bottom w:val="single" w:sz="8" w:space="0" w:color="auto"/>
-            </w:tcBorders>
-            <w:vAlign w:val="center"/>
+            <w:tcW w:w="514" w:type="pct"/>
           </w:tcPr>
           <w:p>
             <w:pPr>
               <w:pStyle w:val="BCLabel"/>
               <w:spacing w:before="120" w:after="120"/>
-              <w:cnfStyle w:val="000000000000" w:firstRow="0" w:lastRow="0" w:firstColumn="0" w:lastColumn="0" w:oddVBand="0" w:evenVBand="0" w:oddHBand="0" w:evenHBand="0" w:firstRowFirstColumn="0" w:firstRowLastColumn="0" w:lastRowFirstColumn="0" w:lastRowLastColumn="0"/>
               <w:rPr>
                 <w:lang w:eastAsia="en-US"/>
               </w:rPr>
@@ -2427,18 +2257,12 @@
         </w:tc>
         <w:tc>
           <w:tcPr>
-            <w:tcW w:w="222" w:type="pct"/>
-            <w:tcBorders>
-              <w:top w:val="single" w:sz="4" w:space="0" w:color="auto"/>
-              <w:bottom w:val="single" w:sz="8" w:space="0" w:color="auto"/>
-            </w:tcBorders>
-            <w:vAlign w:val="center"/>
+            <w:tcW w:w="207" w:type="pct"/>
           </w:tcPr>
           <w:p>
             <w:pPr>
               <w:pStyle w:val="BCLabel"/>
               <w:spacing w:before="120" w:after="120"/>
-              <w:cnfStyle w:val="000000000000" w:firstRow="0" w:lastRow="0" w:firstColumn="0" w:lastColumn="0" w:oddVBand="0" w:evenVBand="0" w:oddHBand="0" w:evenHBand="0" w:firstRowFirstColumn="0" w:firstRowLastColumn="0" w:lastRowFirstColumn="0" w:lastRowLastColumn="0"/>
               <w:rPr>
                 <w:lang w:eastAsia="en-US"/>
               </w:rPr>
@@ -2447,18 +2271,12 @@
         </w:tc>
         <w:tc>
           <w:tcPr>
-            <w:tcW w:w="224" w:type="pct"/>
-            <w:tcBorders>
-              <w:top w:val="single" w:sz="4" w:space="0" w:color="auto"/>
-              <w:bottom w:val="single" w:sz="8" w:space="0" w:color="auto"/>
-            </w:tcBorders>
-            <w:vAlign w:val="center"/>
+            <w:tcW w:w="209" w:type="pct"/>
           </w:tcPr>
           <w:p>
             <w:pPr>
               <w:pStyle w:val="BCLabel"/>
               <w:spacing w:before="120" w:after="120"/>
-              <w:cnfStyle w:val="000000000000" w:firstRow="0" w:lastRow="0" w:firstColumn="0" w:lastColumn="0" w:oddVBand="0" w:evenVBand="0" w:oddHBand="0" w:evenHBand="0" w:firstRowFirstColumn="0" w:firstRowLastColumn="0" w:lastRowFirstColumn="0" w:lastRowLastColumn="0"/>
               <w:rPr>
                 <w:lang w:eastAsia="en-US"/>
               </w:rPr>
@@ -2467,19 +2285,13 @@
         </w:tc>
         <w:tc>
           <w:tcPr>
-            <w:tcW w:w="1455" w:type="pct"/>
-            <w:tcBorders>
-              <w:top w:val="single" w:sz="4" w:space="0" w:color="auto"/>
-              <w:bottom w:val="single" w:sz="8" w:space="0" w:color="auto"/>
-            </w:tcBorders>
-            <w:vAlign w:val="center"/>
+            <w:tcW w:w="1517" w:type="pct"/>
           </w:tcPr>
           <w:p>
             <w:pPr>
               <w:pStyle w:val="BCLabelNumber"/>
               <w:spacing w:before="120" w:after="120"/>
               <w:jc w:val="right"/>
-              <w:cnfStyle w:val="000000000000" w:firstRow="0" w:lastRow="0" w:firstColumn="0" w:lastColumn="0" w:oddVBand="0" w:evenVBand="0" w:oddHBand="0" w:evenHBand="0" w:firstRowFirstColumn="0" w:firstRowLastColumn="0" w:lastRowFirstColumn="0" w:lastRowLastColumn="0"/>
               <w:rPr>
                 <w:lang w:eastAsia="en-US"/>
               </w:rPr>
@@ -2490,7 +2302,6 @@
             <w:proofErr w:type="spellStart"/>
             <w:sdt>
               <w:sdtPr>
-                <w:rPr/>
                 <w:alias w:val="TotalAmountIncludingVAT"/>
                 <w:tag w:val="#BC:InsertDataItem,DataItems/Header/Totals/TotalAmountIncludingVAT"/>
                 <w:id w:val="475962551"/>
@@ -2511,14 +2322,29 @@
           </w:p>
         </w:tc>
       </w:tr>
+    </w:tbl>
+    <w:p/>
+    <w:tbl>
+      <w:tblPr>
+        <w:tblStyle w:val="BCTotalsTable"/>
+        <w:tblW w:w="5000" w:type="pct"/>
+        <w:tblLook w:val="0600" w:firstRow="0" w:lastRow="0" w:firstColumn="0" w:lastColumn="0" w:noHBand="1" w:noVBand="1"/>
+        <w:tblCaption w:val="Table 4"/>
+        <w:tblDescription w:val="Document totals."/>
+      </w:tblPr>
+      <w:tblGrid>
+        <w:gridCol w:w="5359"/>
+        <w:gridCol w:w="1079"/>
+        <w:gridCol w:w="434"/>
+        <w:gridCol w:w="439"/>
+        <w:gridCol w:w="3183"/>
+      </w:tblGrid>
       <w:tr>
         <w:trPr>
-          <w:cantSplit/>
           <w:trHeight w:val="490"/>
         </w:trPr>
         <w:sdt>
           <w:sdtPr>
-            <w:rPr/>
             <w:alias w:val="VATClause_Lbl"/>
             <w:tag w:val="#BC:InsertDataItem,DataItems/Header/VATClause_Lbl"/>
             <w:id w:val="-314872257"/>
@@ -2532,17 +2358,12 @@
           <w:sdtContent>
             <w:tc>
               <w:tcPr>
-                <w:cnfStyle w:val="001000000000" w:firstRow="0" w:lastRow="0" w:firstColumn="1" w:lastColumn="0" w:oddVBand="0" w:evenVBand="0" w:oddHBand="0" w:evenHBand="0" w:firstRowFirstColumn="0" w:firstRowLastColumn="0" w:lastRowFirstColumn="0" w:lastRowLastColumn="0"/>
-                <w:tcW w:w="2570" w:type="pct"/>
-                <w:tcBorders>
-                  <w:top w:val="single" w:sz="8" w:space="0" w:color="auto"/>
-                </w:tcBorders>
-                <w:vAlign w:val="center"/>
+                <w:tcW w:w="2554" w:type="pct"/>
               </w:tcPr>
               <w:p>
                 <w:pPr>
                   <w:pStyle w:val="NoSpacing"/>
-                  <w:spacing w:before="120" w:after="120" w:line="240" w:lineRule="auto"/>
+                  <w:spacing w:before="120" w:after="120"/>
                   <w:textAlignment w:val="baseline"/>
                 </w:pPr>
                 <w:proofErr w:type="spellStart"/>
@@ -2556,17 +2377,12 @@
         </w:sdt>
         <w:tc>
           <w:tcPr>
-            <w:tcW w:w="529" w:type="pct"/>
-            <w:tcBorders>
-              <w:top w:val="single" w:sz="8" w:space="0" w:color="auto"/>
-            </w:tcBorders>
-            <w:vAlign w:val="center"/>
+            <w:tcW w:w="514" w:type="pct"/>
           </w:tcPr>
           <w:p>
             <w:pPr>
               <w:pStyle w:val="NoSpacing"/>
-              <w:spacing w:before="120" w:after="120" w:line="240" w:lineRule="auto"/>
-              <w:cnfStyle w:val="000000000000" w:firstRow="0" w:lastRow="0" w:firstColumn="0" w:lastColumn="0" w:oddVBand="0" w:evenVBand="0" w:oddHBand="0" w:evenHBand="0" w:firstRowFirstColumn="0" w:firstRowLastColumn="0" w:lastRowFirstColumn="0" w:lastRowLastColumn="0"/>
+              <w:spacing w:before="120" w:after="120"/>
               <w:rPr>
                 <w:lang w:eastAsia="en-US"/>
               </w:rPr>
@@ -2575,17 +2391,12 @@
         </w:tc>
         <w:tc>
           <w:tcPr>
-            <w:tcW w:w="222" w:type="pct"/>
-            <w:tcBorders>
-              <w:top w:val="single" w:sz="8" w:space="0" w:color="auto"/>
-            </w:tcBorders>
-            <w:vAlign w:val="center"/>
+            <w:tcW w:w="207" w:type="pct"/>
           </w:tcPr>
           <w:p>
             <w:pPr>
               <w:pStyle w:val="NoSpacing"/>
-              <w:spacing w:before="120" w:after="120" w:line="240" w:lineRule="auto"/>
-              <w:cnfStyle w:val="000000000000" w:firstRow="0" w:lastRow="0" w:firstColumn="0" w:lastColumn="0" w:oddVBand="0" w:evenVBand="0" w:oddHBand="0" w:evenHBand="0" w:firstRowFirstColumn="0" w:firstRowLastColumn="0" w:lastRowFirstColumn="0" w:lastRowLastColumn="0"/>
+              <w:spacing w:before="120" w:after="120"/>
               <w:rPr>
                 <w:lang w:eastAsia="en-US"/>
               </w:rPr>
@@ -2594,17 +2405,12 @@
         </w:tc>
         <w:tc>
           <w:tcPr>
-            <w:tcW w:w="224" w:type="pct"/>
-            <w:tcBorders>
-              <w:top w:val="single" w:sz="8" w:space="0" w:color="auto"/>
-            </w:tcBorders>
-            <w:vAlign w:val="center"/>
+            <w:tcW w:w="209" w:type="pct"/>
           </w:tcPr>
           <w:p>
             <w:pPr>
               <w:pStyle w:val="NoSpacing"/>
-              <w:spacing w:before="120" w:after="120" w:line="240" w:lineRule="auto"/>
-              <w:cnfStyle w:val="000000000000" w:firstRow="0" w:lastRow="0" w:firstColumn="0" w:lastColumn="0" w:oddVBand="0" w:evenVBand="0" w:oddHBand="0" w:evenHBand="0" w:firstRowFirstColumn="0" w:firstRowLastColumn="0" w:lastRowFirstColumn="0" w:lastRowLastColumn="0"/>
+              <w:spacing w:before="120" w:after="120"/>
               <w:rPr>
                 <w:lang w:eastAsia="en-US"/>
               </w:rPr>
@@ -2613,7 +2419,6 @@
         </w:tc>
         <w:sdt>
           <w:sdtPr>
-            <w:rPr/>
             <w:alias w:val="VATIdentifier_VATClauseLine"/>
             <w:tag w:val="#BC:InsertDataItem,DataItems/Header/VATClauseLine/VATIdentifier_VATClauseLine"/>
             <w:id w:val="-301775843"/>
@@ -2627,17 +2432,13 @@
           <w:sdtContent>
             <w:tc>
               <w:tcPr>
-                <w:tcW w:w="1455" w:type="pct"/>
-                <w:tcBorders>
-                  <w:top w:val="single" w:sz="8" w:space="0" w:color="auto"/>
-                </w:tcBorders>
-                <w:vAlign w:val="center"/>
+                <w:tcW w:w="1517" w:type="pct"/>
               </w:tcPr>
               <w:p>
                 <w:pPr>
                   <w:pStyle w:val="NoSpacing"/>
-                  <w:spacing w:before="120" w:after="120" w:line="240" w:lineRule="auto"/>
-                  <w:cnfStyle w:val="000000000000" w:firstRow="0" w:lastRow="0" w:firstColumn="0" w:lastColumn="0" w:oddVBand="0" w:evenVBand="0" w:oddHBand="0" w:evenHBand="0" w:firstRowFirstColumn="0" w:firstRowLastColumn="0" w:lastRowFirstColumn="0" w:lastRowLastColumn="0"/>
+                  <w:spacing w:before="120" w:after="120"/>
+                  <w:jc w:val="right"/>
                 </w:pPr>
                 <w:proofErr w:type="spellStart"/>
                 <w:r>
@@ -2651,13 +2452,10 @@
       </w:tr>
       <w:tr>
         <w:trPr>
-          <w:cnfStyle w:val="010000000000" w:firstRow="0" w:lastRow="1" w:firstColumn="0" w:lastColumn="0" w:oddVBand="0" w:evenVBand="0" w:oddHBand="0" w:evenHBand="0" w:firstRowFirstColumn="0" w:firstRowLastColumn="0" w:lastRowFirstColumn="0" w:lastRowLastColumn="0"/>
-          <w:cantSplit/>
           <w:trHeight w:val="490"/>
         </w:trPr>
         <w:sdt>
           <w:sdtPr>
-            <w:rPr/>
             <w:alias w:val="VATIdentifier_Lbl"/>
             <w:tag w:val="#BC:InsertDataItem,DataItems/Header/VATIdentifier_Lbl"/>
             <w:id w:val="175238053"/>
@@ -2671,17 +2469,12 @@
           <w:sdtContent>
             <w:tc>
               <w:tcPr>
-                <w:cnfStyle w:val="001000000000" w:firstRow="0" w:lastRow="0" w:firstColumn="1" w:lastColumn="0" w:oddVBand="0" w:evenVBand="0" w:oddHBand="0" w:evenHBand="0" w:firstRowFirstColumn="0" w:firstRowLastColumn="0" w:lastRowFirstColumn="0" w:lastRowLastColumn="0"/>
-                <w:tcW w:w="2570" w:type="pct"/>
-                <w:tcBorders>
-                  <w:top w:val="none" w:sz="0" w:space="0" w:color="auto"/>
-                </w:tcBorders>
-                <w:vAlign w:val="center"/>
+                <w:tcW w:w="2554" w:type="pct"/>
               </w:tcPr>
               <w:p>
                 <w:pPr>
                   <w:pStyle w:val="BCLabel"/>
-                  <w:spacing w:before="120" w:after="120" w:line="240" w:lineRule="auto"/>
+                  <w:spacing w:before="120" w:after="120"/>
                   <w:textAlignment w:val="baseline"/>
                 </w:pPr>
                 <w:proofErr w:type="spellStart"/>
@@ -2695,17 +2488,12 @@
         </w:sdt>
         <w:tc>
           <w:tcPr>
-            <w:tcW w:w="529" w:type="pct"/>
-            <w:tcBorders>
-              <w:top w:val="none" w:sz="0" w:space="0" w:color="auto"/>
-            </w:tcBorders>
-            <w:vAlign w:val="center"/>
+            <w:tcW w:w="514" w:type="pct"/>
           </w:tcPr>
           <w:p>
             <w:pPr>
               <w:pStyle w:val="BCLabel"/>
-              <w:spacing w:before="120" w:after="120" w:line="240" w:lineRule="auto"/>
-              <w:cnfStyle w:val="010000000000" w:firstRow="0" w:lastRow="1" w:firstColumn="0" w:lastColumn="0" w:oddVBand="0" w:evenVBand="0" w:oddHBand="0" w:evenHBand="0" w:firstRowFirstColumn="0" w:firstRowLastColumn="0" w:lastRowFirstColumn="0" w:lastRowLastColumn="0"/>
+              <w:spacing w:before="120" w:after="120"/>
               <w:rPr>
                 <w:lang w:eastAsia="en-US"/>
               </w:rPr>
@@ -2714,17 +2502,12 @@
         </w:tc>
         <w:tc>
           <w:tcPr>
-            <w:tcW w:w="222" w:type="pct"/>
-            <w:tcBorders>
-              <w:top w:val="none" w:sz="0" w:space="0" w:color="auto"/>
-            </w:tcBorders>
-            <w:vAlign w:val="center"/>
+            <w:tcW w:w="207" w:type="pct"/>
           </w:tcPr>
           <w:p>
             <w:pPr>
               <w:pStyle w:val="BCLabel"/>
-              <w:spacing w:before="120" w:after="120" w:line="240" w:lineRule="auto"/>
-              <w:cnfStyle w:val="010000000000" w:firstRow="0" w:lastRow="1" w:firstColumn="0" w:lastColumn="0" w:oddVBand="0" w:evenVBand="0" w:oddHBand="0" w:evenHBand="0" w:firstRowFirstColumn="0" w:firstRowLastColumn="0" w:lastRowFirstColumn="0" w:lastRowLastColumn="0"/>
+              <w:spacing w:before="120" w:after="120"/>
               <w:rPr>
                 <w:lang w:eastAsia="en-US"/>
               </w:rPr>
@@ -2733,17 +2516,12 @@
         </w:tc>
         <w:tc>
           <w:tcPr>
-            <w:tcW w:w="224" w:type="pct"/>
-            <w:tcBorders>
-              <w:top w:val="none" w:sz="0" w:space="0" w:color="auto"/>
-            </w:tcBorders>
-            <w:vAlign w:val="center"/>
+            <w:tcW w:w="209" w:type="pct"/>
           </w:tcPr>
           <w:p>
             <w:pPr>
               <w:pStyle w:val="BCLabel"/>
-              <w:spacing w:before="120" w:after="120" w:line="240" w:lineRule="auto"/>
-              <w:cnfStyle w:val="010000000000" w:firstRow="0" w:lastRow="1" w:firstColumn="0" w:lastColumn="0" w:oddVBand="0" w:evenVBand="0" w:oddHBand="0" w:evenHBand="0" w:firstRowFirstColumn="0" w:firstRowLastColumn="0" w:lastRowFirstColumn="0" w:lastRowLastColumn="0"/>
+              <w:spacing w:before="120" w:after="120"/>
               <w:rPr>
                 <w:lang w:eastAsia="en-US"/>
               </w:rPr>
@@ -2752,7 +2530,6 @@
         </w:tc>
         <w:sdt>
           <w:sdtPr>
-            <w:rPr/>
             <w:alias w:val="Description_VATClauseLine"/>
             <w:tag w:val="#BC:InsertDataItem,DataItems/Header/VATClauseLine/Description_VATClauseLine"/>
             <w:id w:val="941799959"/>
@@ -2766,18 +2543,13 @@
           <w:sdtContent>
             <w:tc>
               <w:tcPr>
-                <w:tcW w:w="1455" w:type="pct"/>
-                <w:tcBorders>
-                  <w:top w:val="none" w:sz="0" w:space="0" w:color="auto"/>
-                </w:tcBorders>
-                <w:vAlign w:val="center"/>
+                <w:tcW w:w="1517" w:type="pct"/>
               </w:tcPr>
               <w:p>
                 <w:pPr>
                   <w:pStyle w:val="BCLabelNumber"/>
-                  <w:spacing w:before="120" w:after="120" w:line="240" w:lineRule="auto"/>
+                  <w:spacing w:before="120" w:after="120"/>
                   <w:jc w:val="right"/>
-                  <w:cnfStyle w:val="010000000000" w:firstRow="0" w:lastRow="1" w:firstColumn="0" w:lastColumn="0" w:oddVBand="0" w:evenVBand="0" w:oddHBand="0" w:evenHBand="0" w:firstRowFirstColumn="0" w:firstRowLastColumn="0" w:lastRowFirstColumn="0" w:lastRowLastColumn="0"/>
                 </w:pPr>
                 <w:proofErr w:type="spellStart"/>
                 <w:r>
@@ -2795,10 +2567,6 @@
       <w:tblPr>
         <w:tblStyle w:val="BCBlockTable"/>
         <w:tblW w:w="5000" w:type="pct"/>
-        <w:tblCellMar>
-          <w:left w:w="0" w:type="dxa"/>
-          <w:right w:w="0" w:type="dxa"/>
-        </w:tblCellMar>
         <w:tblLook w:val="0620" w:firstRow="1" w:lastRow="0" w:firstColumn="0" w:lastColumn="0" w:noHBand="1" w:noVBand="1"/>
         <w:tblCaption w:val="Note Block"/>
         <w:tblDescription w:val="Layout table. Used for positioning, not for tabular data."/>
@@ -2808,11 +2576,11 @@
       </w:tblGrid>
       <w:tr>
         <w:trPr>
+          <w:cnfStyle w:val="100000000000" w:firstRow="1" w:lastRow="0" w:firstColumn="0" w:lastColumn="0" w:oddVBand="0" w:evenVBand="0" w:oddHBand="0" w:evenHBand="0" w:firstRowFirstColumn="0" w:firstRowLastColumn="0" w:lastRowFirstColumn="0" w:lastRowLastColumn="0"/>
           <w:cantSplit/>
         </w:trPr>
         <w:sdt>
           <w:sdtPr>
-            <w:rPr/>
             <w:alias w:val="WorkDescriptionLine"/>
             <w:tag w:val="#BC:InsertDataItem,DataItems/Header/WorkDescriptionLines/WorkDescriptionLine"/>
             <w:id w:val="1093668451"/>
@@ -2857,7 +2625,7 @@
 </file>
 
 <file path=word/endnotes.xml><?xml version="1.0" encoding="utf-8"?>
-<w:endnotes xmlns:wpc="http://schemas.microsoft.com/office/word/2010/wordprocessingCanvas" xmlns:cx="http://schemas.microsoft.com/office/drawing/2014/chartex" xmlns:cx1="http://schemas.microsoft.com/office/drawing/2015/9/8/chartex" xmlns:cx2="http://schemas.microsoft.com/office/drawing/2015/10/21/chartex" xmlns:cx3="http://schemas.microsoft.com/office/drawing/2016/5/9/chartex" xmlns:cx4="http://schemas.microsoft.com/office/drawing/2016/5/10/chartex" xmlns:cx5="http://schemas.microsoft.com/office/drawing/2016/5/11/chartex" xmlns:cx6="http://schemas.microsoft.com/office/drawing/2016/5/12/chartex" xmlns:cx7="http://schemas.microsoft.com/office/drawing/2016/5/13/chartex" xmlns:cx8="http://schemas.microsoft.com/office/drawing/2016/5/14/chartex" xmlns:mc="http://schemas.openxmlformats.org/markup-compatibility/2006" xmlns:aink="http://schemas.microsoft.com/office/drawing/2016/ink" xmlns:am3d="http://schemas.microsoft.com/office/drawing/2017/model3d" xmlns:o="urn:schemas-microsoft-com:office:office" xmlns:oel="http://schemas.microsoft.com/office/2019/extlst" xmlns:r="http://schemas.openxmlformats.org/officeDocument/2006/relationships" xmlns:m="http://schemas.openxmlformats.org/officeDocument/2006/math" xmlns:v="urn:schemas-microsoft-com:vml" xmlns:wp14="http://schemas.microsoft.com/office/word/2010/wordprocessingDrawing" xmlns:wp="http://schemas.openxmlformats.org/drawingml/2006/wordprocessingDrawing" xmlns:w10="urn:schemas-microsoft-com:office:word" xmlns:w="http://schemas.openxmlformats.org/wordprocessingml/2006/main" xmlns:w14="http://schemas.microsoft.com/office/word/2010/wordml" xmlns:w15="http://schemas.microsoft.com/office/word/2012/wordml" xmlns:w16cex="http://schemas.microsoft.com/office/word/2018/wordml/cex" xmlns:w16cid="http://schemas.microsoft.com/office/word/2016/wordml/cid" xmlns:w16="http://schemas.microsoft.com/office/word/2018/wordml" xmlns:w16du="http://schemas.microsoft.com/office/word/2023/wordml/word16du" xmlns:w16sdtdh="http://schemas.microsoft.com/office/word/2020/wordml/sdtdatahash" xmlns:w16sdtfl="http://schemas.microsoft.com/office/word/2024/wordml/sdtformatlock" xmlns:w16se="http://schemas.microsoft.com/office/word/2015/wordml/symex" xmlns:wpg="http://schemas.microsoft.com/office/word/2010/wordprocessingGroup" xmlns:wpi="http://schemas.microsoft.com/office/word/2010/wordprocessingInk" xmlns:wne="http://schemas.microsoft.com/office/word/2006/wordml" xmlns:wps="http://schemas.microsoft.com/office/word/2010/wordprocessingShape" mc:Ignorable="w14 w15 w16se w16cid w16 w16cex w16sdtdh w16sdtfl w16du wp14">
+<w:endnotes xmlns:wpc="http://schemas.microsoft.com/office/word/2010/wordprocessingCanvas" xmlns:cx="http://schemas.microsoft.com/office/drawing/2014/chartex" xmlns:cx1="http://schemas.microsoft.com/office/drawing/2015/9/8/chartex" xmlns:cx2="http://schemas.microsoft.com/office/drawing/2015/10/21/chartex" xmlns:cx3="http://schemas.microsoft.com/office/drawing/2016/5/9/chartex" xmlns:cx4="http://schemas.microsoft.com/office/drawing/2016/5/10/chartex" xmlns:cx5="http://schemas.microsoft.com/office/drawing/2016/5/11/chartex" xmlns:cx6="http://schemas.microsoft.com/office/drawing/2016/5/12/chartex" xmlns:cx7="http://schemas.microsoft.com/office/drawing/2016/5/13/chartex" xmlns:cx8="http://schemas.microsoft.com/office/drawing/2016/5/14/chartex" xmlns:mc="http://schemas.openxmlformats.org/markup-compatibility/2006" xmlns:aink="http://schemas.microsoft.com/office/drawing/2016/ink" xmlns:am3d="http://schemas.microsoft.com/office/drawing/2017/model3d" xmlns:o="urn:schemas-microsoft-com:office:office" xmlns:oel="http://schemas.microsoft.com/office/2019/extlst" xmlns:r="http://schemas.openxmlformats.org/officeDocument/2006/relationships" xmlns:m="http://schemas.openxmlformats.org/officeDocument/2006/math" xmlns:v="urn:schemas-microsoft-com:vml" xmlns:wp14="http://schemas.microsoft.com/office/word/2010/wordprocessingDrawing" xmlns:wp="http://schemas.openxmlformats.org/drawingml/2006/wordprocessingDrawing" xmlns:w10="urn:schemas-microsoft-com:office:word" xmlns:w="http://schemas.openxmlformats.org/wordprocessingml/2006/main" xmlns:w14="http://schemas.microsoft.com/office/word/2010/wordml" xmlns:w15="http://schemas.microsoft.com/office/word/2012/wordml" xmlns:w16cei="http://schemas.microsoft.com/office/word/2026/wordml/cei" xmlns:w16cex="http://schemas.microsoft.com/office/word/2018/wordml/cex" xmlns:w16cid="http://schemas.microsoft.com/office/word/2016/wordml/cid" xmlns:w16="http://schemas.microsoft.com/office/word/2018/wordml" xmlns:w16du="http://schemas.microsoft.com/office/word/2023/wordml/word16du" xmlns:w16sdtdh="http://schemas.microsoft.com/office/word/2020/wordml/sdtdatahash" xmlns:w16sdtfl="http://schemas.microsoft.com/office/word/2024/wordml/sdtformatlock" xmlns:w16se="http://schemas.microsoft.com/office/word/2015/wordml/symex" xmlns:wpg="http://schemas.microsoft.com/office/word/2010/wordprocessingGroup" xmlns:wpi="http://schemas.microsoft.com/office/word/2010/wordprocessingInk" xmlns:wne="http://schemas.microsoft.com/office/word/2006/wordml" xmlns:wps="http://schemas.microsoft.com/office/word/2010/wordprocessingShape" mc:Ignorable="w14 w15 w16se w16cid w16 w16cex w16sdtdh w16sdtfl w16du wp14">
   <w:endnote w:type="separator" w:id="-1">
     <w:p>
       <w:pPr>
@@ -2882,7 +2650,7 @@
 </file>
 
 <file path=word/footnotes.xml><?xml version="1.0" encoding="utf-8"?>
-<w:footnotes xmlns:wpc="http://schemas.microsoft.com/office/word/2010/wordprocessingCanvas" xmlns:cx="http://schemas.microsoft.com/office/drawing/2014/chartex" xmlns:cx1="http://schemas.microsoft.com/office/drawing/2015/9/8/chartex" xmlns:cx2="http://schemas.microsoft.com/office/drawing/2015/10/21/chartex" xmlns:cx3="http://schemas.microsoft.com/office/drawing/2016/5/9/chartex" xmlns:cx4="http://schemas.microsoft.com/office/drawing/2016/5/10/chartex" xmlns:cx5="http://schemas.microsoft.com/office/drawing/2016/5/11/chartex" xmlns:cx6="http://schemas.microsoft.com/office/drawing/2016/5/12/chartex" xmlns:cx7="http://schemas.microsoft.com/office/drawing/2016/5/13/chartex" xmlns:cx8="http://schemas.microsoft.com/office/drawing/2016/5/14/chartex" xmlns:mc="http://schemas.openxmlformats.org/markup-compatibility/2006" xmlns:aink="http://schemas.microsoft.com/office/drawing/2016/ink" xmlns:am3d="http://schemas.microsoft.com/office/drawing/2017/model3d" xmlns:o="urn:schemas-microsoft-com:office:office" xmlns:oel="http://schemas.microsoft.com/office/2019/extlst" xmlns:r="http://schemas.openxmlformats.org/officeDocument/2006/relationships" xmlns:m="http://schemas.openxmlformats.org/officeDocument/2006/math" xmlns:v="urn:schemas-microsoft-com:vml" xmlns:wp14="http://schemas.microsoft.com/office/word/2010/wordprocessingDrawing" xmlns:wp="http://schemas.openxmlformats.org/drawingml/2006/wordprocessingDrawing" xmlns:w10="urn:schemas-microsoft-com:office:word" xmlns:w="http://schemas.openxmlformats.org/wordprocessingml/2006/main" xmlns:w14="http://schemas.microsoft.com/office/word/2010/wordml" xmlns:w15="http://schemas.microsoft.com/office/word/2012/wordml" xmlns:w16cex="http://schemas.microsoft.com/office/word/2018/wordml/cex" xmlns:w16cid="http://schemas.microsoft.com/office/word/2016/wordml/cid" xmlns:w16="http://schemas.microsoft.com/office/word/2018/wordml" xmlns:w16du="http://schemas.microsoft.com/office/word/2023/wordml/word16du" xmlns:w16sdtdh="http://schemas.microsoft.com/office/word/2020/wordml/sdtdatahash" xmlns:w16sdtfl="http://schemas.microsoft.com/office/word/2024/wordml/sdtformatlock" xmlns:w16se="http://schemas.microsoft.com/office/word/2015/wordml/symex" xmlns:wpg="http://schemas.microsoft.com/office/word/2010/wordprocessingGroup" xmlns:wpi="http://schemas.microsoft.com/office/word/2010/wordprocessingInk" xmlns:wne="http://schemas.microsoft.com/office/word/2006/wordml" xmlns:wps="http://schemas.microsoft.com/office/word/2010/wordprocessingShape" mc:Ignorable="w14 w15 w16se w16cid w16 w16cex w16sdtdh w16sdtfl w16du wp14">
+<w:footnotes xmlns:wpc="http://schemas.microsoft.com/office/word/2010/wordprocessingCanvas" xmlns:cx="http://schemas.microsoft.com/office/drawing/2014/chartex" xmlns:cx1="http://schemas.microsoft.com/office/drawing/2015/9/8/chartex" xmlns:cx2="http://schemas.microsoft.com/office/drawing/2015/10/21/chartex" xmlns:cx3="http://schemas.microsoft.com/office/drawing/2016/5/9/chartex" xmlns:cx4="http://schemas.microsoft.com/office/drawing/2016/5/10/chartex" xmlns:cx5="http://schemas.microsoft.com/office/drawing/2016/5/11/chartex" xmlns:cx6="http://schemas.microsoft.com/office/drawing/2016/5/12/chartex" xmlns:cx7="http://schemas.microsoft.com/office/drawing/2016/5/13/chartex" xmlns:cx8="http://schemas.microsoft.com/office/drawing/2016/5/14/chartex" xmlns:mc="http://schemas.openxmlformats.org/markup-compatibility/2006" xmlns:aink="http://schemas.microsoft.com/office/drawing/2016/ink" xmlns:am3d="http://schemas.microsoft.com/office/drawing/2017/model3d" xmlns:o="urn:schemas-microsoft-com:office:office" xmlns:oel="http://schemas.microsoft.com/office/2019/extlst" xmlns:r="http://schemas.openxmlformats.org/officeDocument/2006/relationships" xmlns:m="http://schemas.openxmlformats.org/officeDocument/2006/math" xmlns:v="urn:schemas-microsoft-com:vml" xmlns:wp14="http://schemas.microsoft.com/office/word/2010/wordprocessingDrawing" xmlns:wp="http://schemas.openxmlformats.org/drawingml/2006/wordprocessingDrawing" xmlns:w10="urn:schemas-microsoft-com:office:word" xmlns:w="http://schemas.openxmlformats.org/wordprocessingml/2006/main" xmlns:w14="http://schemas.microsoft.com/office/word/2010/wordml" xmlns:w15="http://schemas.microsoft.com/office/word/2012/wordml" xmlns:w16cei="http://schemas.microsoft.com/office/word/2026/wordml/cei" xmlns:w16cex="http://schemas.microsoft.com/office/word/2018/wordml/cex" xmlns:w16cid="http://schemas.microsoft.com/office/word/2016/wordml/cid" xmlns:w16="http://schemas.microsoft.com/office/word/2018/wordml" xmlns:w16du="http://schemas.microsoft.com/office/word/2023/wordml/word16du" xmlns:w16sdtdh="http://schemas.microsoft.com/office/word/2020/wordml/sdtdatahash" xmlns:w16sdtfl="http://schemas.microsoft.com/office/word/2024/wordml/sdtformatlock" xmlns:w16se="http://schemas.microsoft.com/office/word/2015/wordml/symex" xmlns:wpg="http://schemas.microsoft.com/office/word/2010/wordprocessingGroup" xmlns:wpi="http://schemas.microsoft.com/office/word/2010/wordprocessingInk" xmlns:wne="http://schemas.microsoft.com/office/word/2006/wordml" xmlns:wps="http://schemas.microsoft.com/office/word/2010/wordprocessingShape" mc:Ignorable="w14 w15 w16se w16cid w16 w16cex w16sdtdh w16sdtfl w16du wp14">
   <w:footnote w:type="separator" w:id="-1">
     <w:p>
       <w:pPr>
@@ -2907,7 +2675,7 @@
 </file>
 
 <file path=word/header1.xml><?xml version="1.0" encoding="utf-8"?>
-<w:hdr xmlns:wpc="http://schemas.microsoft.com/office/word/2010/wordprocessingCanvas" xmlns:cx="http://schemas.microsoft.com/office/drawing/2014/chartex" xmlns:cx1="http://schemas.microsoft.com/office/drawing/2015/9/8/chartex" xmlns:cx2="http://schemas.microsoft.com/office/drawing/2015/10/21/chartex" xmlns:cx3="http://schemas.microsoft.com/office/drawing/2016/5/9/chartex" xmlns:cx4="http://schemas.microsoft.com/office/drawing/2016/5/10/chartex" xmlns:cx5="http://schemas.microsoft.com/office/drawing/2016/5/11/chartex" xmlns:cx6="http://schemas.microsoft.com/office/drawing/2016/5/12/chartex" xmlns:cx7="http://schemas.microsoft.com/office/drawing/2016/5/13/chartex" xmlns:cx8="http://schemas.microsoft.com/office/drawing/2016/5/14/chartex" xmlns:mc="http://schemas.openxmlformats.org/markup-compatibility/2006" xmlns:aink="http://schemas.microsoft.com/office/drawing/2016/ink" xmlns:am3d="http://schemas.microsoft.com/office/drawing/2017/model3d" xmlns:o="urn:schemas-microsoft-com:office:office" xmlns:oel="http://schemas.microsoft.com/office/2019/extlst" xmlns:r="http://schemas.openxmlformats.org/officeDocument/2006/relationships" xmlns:m="http://schemas.openxmlformats.org/officeDocument/2006/math" xmlns:v="urn:schemas-microsoft-com:vml" xmlns:wp14="http://schemas.microsoft.com/office/word/2010/wordprocessingDrawing" xmlns:wp="http://schemas.openxmlformats.org/drawingml/2006/wordprocessingDrawing" xmlns:w10="urn:schemas-microsoft-com:office:word" xmlns:w="http://schemas.openxmlformats.org/wordprocessingml/2006/main" xmlns:w14="http://schemas.microsoft.com/office/word/2010/wordml" xmlns:w15="http://schemas.microsoft.com/office/word/2012/wordml" xmlns:w16cex="http://schemas.microsoft.com/office/word/2018/wordml/cex" xmlns:w16cid="http://schemas.microsoft.com/office/word/2016/wordml/cid" xmlns:w16="http://schemas.microsoft.com/office/word/2018/wordml" xmlns:w16du="http://schemas.microsoft.com/office/word/2023/wordml/word16du" xmlns:w16sdtdh="http://schemas.microsoft.com/office/word/2020/wordml/sdtdatahash" xmlns:w16sdtfl="http://schemas.microsoft.com/office/word/2024/wordml/sdtformatlock" xmlns:w16se="http://schemas.microsoft.com/office/word/2015/wordml/symex" xmlns:wpg="http://schemas.microsoft.com/office/word/2010/wordprocessingGroup" xmlns:wpi="http://schemas.microsoft.com/office/word/2010/wordprocessingInk" xmlns:wne="http://schemas.microsoft.com/office/word/2006/wordml" xmlns:wps="http://schemas.microsoft.com/office/word/2010/wordprocessingShape" mc:Ignorable="w14 w15 w16se w16cid w16 w16cex w16sdtdh w16sdtfl w16du wp14">
+<w:hdr xmlns:wpc="http://schemas.microsoft.com/office/word/2010/wordprocessingCanvas" xmlns:cx="http://schemas.microsoft.com/office/drawing/2014/chartex" xmlns:cx1="http://schemas.microsoft.com/office/drawing/2015/9/8/chartex" xmlns:cx2="http://schemas.microsoft.com/office/drawing/2015/10/21/chartex" xmlns:cx3="http://schemas.microsoft.com/office/drawing/2016/5/9/chartex" xmlns:cx4="http://schemas.microsoft.com/office/drawing/2016/5/10/chartex" xmlns:cx5="http://schemas.microsoft.com/office/drawing/2016/5/11/chartex" xmlns:cx6="http://schemas.microsoft.com/office/drawing/2016/5/12/chartex" xmlns:cx7="http://schemas.microsoft.com/office/drawing/2016/5/13/chartex" xmlns:cx8="http://schemas.microsoft.com/office/drawing/2016/5/14/chartex" xmlns:mc="http://schemas.openxmlformats.org/markup-compatibility/2006" xmlns:aink="http://schemas.microsoft.com/office/drawing/2016/ink" xmlns:am3d="http://schemas.microsoft.com/office/drawing/2017/model3d" xmlns:o="urn:schemas-microsoft-com:office:office" xmlns:oel="http://schemas.microsoft.com/office/2019/extlst" xmlns:r="http://schemas.openxmlformats.org/officeDocument/2006/relationships" xmlns:m="http://schemas.openxmlformats.org/officeDocument/2006/math" xmlns:v="urn:schemas-microsoft-com:vml" xmlns:wp14="http://schemas.microsoft.com/office/word/2010/wordprocessingDrawing" xmlns:wp="http://schemas.openxmlformats.org/drawingml/2006/wordprocessingDrawing" xmlns:w10="urn:schemas-microsoft-com:office:word" xmlns:w="http://schemas.openxmlformats.org/wordprocessingml/2006/main" xmlns:w14="http://schemas.microsoft.com/office/word/2010/wordml" xmlns:w15="http://schemas.microsoft.com/office/word/2012/wordml" xmlns:w16cei="http://schemas.microsoft.com/office/word/2026/wordml/cei" xmlns:w16cex="http://schemas.microsoft.com/office/word/2018/wordml/cex" xmlns:w16cid="http://schemas.microsoft.com/office/word/2016/wordml/cid" xmlns:w16="http://schemas.microsoft.com/office/word/2018/wordml" xmlns:w16du="http://schemas.microsoft.com/office/word/2023/wordml/word16du" xmlns:w16sdtdh="http://schemas.microsoft.com/office/word/2020/wordml/sdtdatahash" xmlns:w16sdtfl="http://schemas.microsoft.com/office/word/2024/wordml/sdtformatlock" xmlns:w16se="http://schemas.microsoft.com/office/word/2015/wordml/symex" xmlns:wpg="http://schemas.microsoft.com/office/word/2010/wordprocessingGroup" xmlns:wpi="http://schemas.microsoft.com/office/word/2010/wordprocessingInk" xmlns:wne="http://schemas.microsoft.com/office/word/2006/wordml" xmlns:wps="http://schemas.microsoft.com/office/word/2010/wordprocessingShape" mc:Ignorable="w14 w15 w16se w16cid w16 w16cex w16sdtdh w16sdtfl w16du wp14">
   <w:p>
     <w:pPr>
       <w:pStyle w:val="Header"/>
@@ -3364,6 +3132,7 @@
   <w:style w:type="character" w:default="1" w:styleId="DefaultParagraphFont">
     <w:name w:val="Default Paragraph Font"/>
     <w:uiPriority w:val="1"/>
+    <w:semiHidden/>
     <w:unhideWhenUsed/>
   </w:style>
   <w:style w:type="table" w:default="1" w:styleId="TableNormal">
@@ -3761,8 +3530,8 @@
       <w:spacing w:after="0" w:line="240" w:lineRule="auto"/>
     </w:pPr>
     <w:rPr>
-      <w:rFonts w:asciiTheme="minorHAnsi" w:hAnsiTheme="minorHAnsi" w:eastAsiaTheme="minorHAnsi" w:cstheme="minorBidi"/>
-      <w:color w:val="242424" w:themeColor="text1"/>
+      <w:rFonts w:eastAsiaTheme="minorHAnsi"/>
+      <w:color w:val="000000" w:themeColor="text1"/>
     </w:rPr>
   </w:style>
   <w:style w:type="paragraph" w:customStyle="1" w:styleId="BCNumber">
@@ -3771,13 +3540,7 @@
     <w:next w:val="Normal"/>
     <w:uiPriority w:val="2"/>
     <w:qFormat/>
-    <w:pPr>
-      <w:spacing w:before="0" w:after="0" w:line="240" w:lineRule="auto"/>
-    </w:pPr>
     <w:rPr>
-      <w:rFonts w:asciiTheme="minorHAnsi" w:hAnsiTheme="minorHAnsi" w:eastAsiaTheme="minorHAnsi" w:cstheme="minorBidi"/>
-      <w:color w:val="242424" w:themeColor="text1"/>
-      <w14:numForm w14:val="tabular"/>
       <w14:numSpacing w14:val="tabular"/>
     </w:rPr>
   </w:style>
@@ -3789,11 +3552,9 @@
     <w:qFormat/>
     <w:pPr>
       <w:keepNext/>
-      <w:spacing w:before="0" w:after="0" w:line="240" w:lineRule="auto"/>
     </w:pPr>
     <w:rPr>
-      <w:rFonts w:asciiTheme="majorHAnsi" w:hAnsiTheme="majorHAnsi" w:eastAsiaTheme="majorEastAsia" w:cstheme="majorBidi"/>
-      <w:color w:val="242424" w:themeColor="text1"/>
+      <w:rFonts w:asciiTheme="majorHAnsi" w:eastAsiaTheme="majorEastAsia" w:hAnsiTheme="majorHAnsi" w:cstheme="majorBidi"/>
     </w:rPr>
   </w:style>
   <w:style w:type="paragraph" w:customStyle="1" w:styleId="BCLabelNumber">
@@ -3802,13 +3563,7 @@
     <w:next w:val="Normal"/>
     <w:uiPriority w:val="2"/>
     <w:qFormat/>
-    <w:pPr>
-      <w:spacing w:before="0" w:after="0" w:line="240" w:lineRule="auto"/>
-    </w:pPr>
     <w:rPr>
-      <w:rFonts w:asciiTheme="majorHAnsi" w:hAnsiTheme="majorHAnsi" w:eastAsiaTheme="majorEastAsia" w:cstheme="majorBidi"/>
-      <w:color w:val="242424" w:themeColor="text1"/>
-      <w14:numForm w14:val="tabular"/>
       <w14:numSpacing w14:val="tabular"/>
     </w:rPr>
   </w:style>
@@ -3818,25 +3573,21 @@
     <w:uiPriority w:val="99"/>
     <w:qFormat/>
     <w:pPr>
-      <w:spacing w:before="0" w:after="0" w:line="240" w:lineRule="auto"/>
+      <w:spacing w:after="0" w:line="240" w:lineRule="auto"/>
     </w:pPr>
     <w:tblPr>
       <w:tblStyleRowBandSize w:val="1"/>
       <w:tblStyleColBandSize w:val="1"/>
       <w:tblCellMar>
-        <w:top w:w="0" w:type="dxa"/>
         <w:left w:w="0" w:type="dxa"/>
-        <w:bottom w:w="0" w:type="dxa"/>
         <w:right w:w="0" w:type="dxa"/>
       </w:tblCellMar>
     </w:tblPr>
-    <w:tcPr>
-      <w:vAlign w:val="top"/>
-    </w:tcPr>
     <w:tblStylePr w:type="firstRow">
       <w:rPr>
         <w:rFonts w:asciiTheme="majorHAnsi" w:hAnsiTheme="majorHAnsi" w:cstheme="majorBidi"/>
       </w:rPr>
+      <w:tblPr/>
       <w:tcPr>
         <w:vAlign w:val="top"/>
       </w:tcPr>
@@ -3848,15 +3599,13 @@
     <w:uiPriority w:val="99"/>
     <w:qFormat/>
     <w:pPr>
-      <w:spacing w:before="0" w:after="0" w:line="240" w:lineRule="auto"/>
+      <w:spacing w:after="0" w:line="240" w:lineRule="auto"/>
     </w:pPr>
     <w:tblPr>
       <w:tblStyleRowBandSize w:val="1"/>
       <w:tblStyleColBandSize w:val="1"/>
       <w:tblCellMar>
-        <w:top w:w="0" w:type="dxa"/>
         <w:left w:w="115" w:type="dxa"/>
-        <w:bottom w:w="0" w:type="dxa"/>
         <w:right w:w="115" w:type="dxa"/>
       </w:tblCellMar>
     </w:tblPr>
@@ -3870,28 +3619,32 @@
       <w:rPr>
         <w:rFonts w:asciiTheme="majorHAnsi" w:hAnsiTheme="majorHAnsi" w:cstheme="majorBidi"/>
       </w:rPr>
+      <w:tblPr/>
       <w:tcPr>
         <w:tcBorders>
-          <w:bottom w:val="single" w:sz="4" w:space="0" w:color="242424" w:themeColor="text1"/>
+          <w:bottom w:val="single" w:sz="4" w:space="0" w:color="000000" w:themeColor="text1"/>
         </w:tcBorders>
         <w:vAlign w:val="top"/>
       </w:tcPr>
     </w:tblStylePr>
     <w:tblStylePr w:type="lastRow">
+      <w:tblPr/>
       <w:tcPr>
         <w:tcBorders>
-          <w:bottom w:val="single" w:sz="4" w:space="0" w:color="F5F7F8" w:themeColor="background2"/>
+          <w:bottom w:val="single" w:sz="4" w:space="0" w:color="E8E8E8" w:themeColor="background2"/>
         </w:tcBorders>
       </w:tcPr>
     </w:tblStylePr>
     <w:tblStylePr w:type="band1Horz">
+      <w:tblPr/>
       <w:tcPr>
         <w:shd w:val="clear" w:color="auto" w:fill="auto"/>
       </w:tcPr>
     </w:tblStylePr>
     <w:tblStylePr w:type="band2Horz">
+      <w:tblPr/>
       <w:tcPr>
-        <w:shd w:val="clear" w:color="auto" w:fill="CCE6E9" w:themeFill="accent2" w:themeFillTint="33"/>
+        <w:shd w:val="clear" w:color="auto" w:fill="FAE2D5" w:themeFill="accent2" w:themeFillTint="33"/>
       </w:tcPr>
     </w:tblStylePr>
   </w:style>
@@ -3901,15 +3654,13 @@
     <w:uiPriority w:val="99"/>
     <w:qFormat/>
     <w:pPr>
-      <w:spacing w:before="0" w:after="0" w:line="240" w:lineRule="auto"/>
+      <w:spacing w:after="0" w:line="240" w:lineRule="auto"/>
     </w:pPr>
     <w:tblPr>
       <w:tblStyleRowBandSize w:val="1"/>
       <w:tblStyleColBandSize w:val="1"/>
       <w:tblCellMar>
-        <w:top w:w="0" w:type="dxa"/>
         <w:left w:w="115" w:type="dxa"/>
-        <w:bottom w:w="0" w:type="dxa"/>
         <w:right w:w="115" w:type="dxa"/>
       </w:tblCellMar>
     </w:tblPr>
@@ -3920,10 +3671,11 @@
       <w:rPr>
         <w:rFonts w:asciiTheme="majorHAnsi" w:hAnsiTheme="majorHAnsi" w:cstheme="majorBidi"/>
       </w:rPr>
+      <w:tblPr/>
       <w:tcPr>
         <w:tcBorders>
-          <w:top w:val="single" w:sz="4" w:space="0" w:color="242424" w:themeColor="text1"/>
-          <w:bottom w:val="single" w:sz="8" w:space="0" w:color="242424" w:themeColor="text1"/>
+          <w:top w:val="single" w:sz="4" w:space="0" w:color="000000" w:themeColor="text1"/>
+          <w:bottom w:val="single" w:sz="8" w:space="0" w:color="000000" w:themeColor="text1"/>
         </w:tcBorders>
       </w:tcPr>
     </w:tblStylePr>
@@ -3934,7 +3686,7 @@
     <w:uiPriority w:val="99"/>
     <w:qFormat/>
     <w:pPr>
-      <w:spacing w:before="0" w:after="0" w:line="240" w:lineRule="auto"/>
+      <w:spacing w:after="0" w:line="240" w:lineRule="auto"/>
     </w:pPr>
     <w:tblPr>
       <w:tblStyleRowBandSize w:val="1"/>
@@ -3953,6 +3705,7 @@
       <w:rPr>
         <w:rFonts w:asciiTheme="majorHAnsi" w:hAnsiTheme="majorHAnsi" w:cstheme="majorBidi"/>
       </w:rPr>
+      <w:tblPr/>
       <w:tcPr>
         <w:vAlign w:val="bottom"/>
       </w:tcPr>
@@ -3961,9 +3714,10 @@
       <w:rPr>
         <w:rFonts w:asciiTheme="majorHAnsi" w:hAnsiTheme="majorHAnsi" w:cstheme="majorBidi"/>
       </w:rPr>
+      <w:tblPr/>
       <w:tcPr>
         <w:tcBorders>
-          <w:top w:val="single" w:sz="4" w:space="0" w:color="242424" w:themeColor="text1"/>
+          <w:top w:val="single" w:sz="4" w:space="0" w:color="000000" w:themeColor="text1"/>
         </w:tcBorders>
       </w:tcPr>
     </w:tblStylePr>
@@ -3974,25 +3728,21 @@
     <w:uiPriority w:val="99"/>
     <w:qFormat/>
     <w:pPr>
-      <w:spacing w:before="0" w:after="0" w:line="240" w:lineRule="auto"/>
+      <w:spacing w:after="0" w:line="240" w:lineRule="auto"/>
     </w:pPr>
     <w:tblPr>
       <w:tblStyleRowBandSize w:val="1"/>
       <w:tblStyleColBandSize w:val="1"/>
       <w:tblCellMar>
-        <w:top w:w="0" w:type="dxa"/>
         <w:left w:w="0" w:type="dxa"/>
-        <w:bottom w:w="0" w:type="dxa"/>
         <w:right w:w="0" w:type="dxa"/>
       </w:tblCellMar>
     </w:tblPr>
-    <w:tcPr>
-      <w:vAlign w:val="top"/>
-    </w:tcPr>
     <w:tblStylePr w:type="lastRow">
+      <w:tblPr/>
       <w:tcPr>
         <w:tcBorders>
-          <w:bottom w:val="single" w:sz="4" w:space="0" w:color="242424" w:themeColor="text1"/>
+          <w:bottom w:val="single" w:sz="4" w:space="0" w:color="000000" w:themeColor="text1"/>
         </w:tcBorders>
       </w:tcPr>
     </w:tblStylePr>
@@ -4001,7 +3751,7 @@
 </file>
 
 <file path=word/glossary/document.xml><?xml version="1.0" encoding="utf-8"?>
-<w:glossaryDocument xmlns:wpc="http://schemas.microsoft.com/office/word/2010/wordprocessingCanvas" xmlns:cx="http://schemas.microsoft.com/office/drawing/2014/chartex" xmlns:cx1="http://schemas.microsoft.com/office/drawing/2015/9/8/chartex" xmlns:cx2="http://schemas.microsoft.com/office/drawing/2015/10/21/chartex" xmlns:cx3="http://schemas.microsoft.com/office/drawing/2016/5/9/chartex" xmlns:cx4="http://schemas.microsoft.com/office/drawing/2016/5/10/chartex" xmlns:cx5="http://schemas.microsoft.com/office/drawing/2016/5/11/chartex" xmlns:cx6="http://schemas.microsoft.com/office/drawing/2016/5/12/chartex" xmlns:cx7="http://schemas.microsoft.com/office/drawing/2016/5/13/chartex" xmlns:cx8="http://schemas.microsoft.com/office/drawing/2016/5/14/chartex" xmlns:mc="http://schemas.openxmlformats.org/markup-compatibility/2006" xmlns:aink="http://schemas.microsoft.com/office/drawing/2016/ink" xmlns:am3d="http://schemas.microsoft.com/office/drawing/2017/model3d" xmlns:o="urn:schemas-microsoft-com:office:office" xmlns:oel="http://schemas.microsoft.com/office/2019/extlst" xmlns:r="http://schemas.openxmlformats.org/officeDocument/2006/relationships" xmlns:m="http://schemas.openxmlformats.org/officeDocument/2006/math" xmlns:v="urn:schemas-microsoft-com:vml" xmlns:wp14="http://schemas.microsoft.com/office/word/2010/wordprocessingDrawing" xmlns:wp="http://schemas.openxmlformats.org/drawingml/2006/wordprocessingDrawing" xmlns:w10="urn:schemas-microsoft-com:office:word" xmlns:w="http://schemas.openxmlformats.org/wordprocessingml/2006/main" xmlns:w14="http://schemas.microsoft.com/office/word/2010/wordml" xmlns:w15="http://schemas.microsoft.com/office/word/2012/wordml" xmlns:w16cex="http://schemas.microsoft.com/office/word/2018/wordml/cex" xmlns:w16cid="http://schemas.microsoft.com/office/word/2016/wordml/cid" xmlns:w16="http://schemas.microsoft.com/office/word/2018/wordml" xmlns:w16du="http://schemas.microsoft.com/office/word/2023/wordml/word16du" xmlns:w16sdtdh="http://schemas.microsoft.com/office/word/2020/wordml/sdtdatahash" xmlns:w16sdtfl="http://schemas.microsoft.com/office/word/2024/wordml/sdtformatlock" xmlns:w16se="http://schemas.microsoft.com/office/word/2015/wordml/symex" xmlns:wpg="http://schemas.microsoft.com/office/word/2010/wordprocessingGroup" xmlns:wpi="http://schemas.microsoft.com/office/word/2010/wordprocessingInk" xmlns:wne="http://schemas.microsoft.com/office/word/2006/wordml" xmlns:wps="http://schemas.microsoft.com/office/word/2010/wordprocessingShape" mc:Ignorable="w14 w15 w16se w16cid w16 w16cex w16sdtdh w16sdtfl w16du wp14">
+<w:glossaryDocument xmlns:wpc="http://schemas.microsoft.com/office/word/2010/wordprocessingCanvas" xmlns:cx="http://schemas.microsoft.com/office/drawing/2014/chartex" xmlns:cx1="http://schemas.microsoft.com/office/drawing/2015/9/8/chartex" xmlns:cx2="http://schemas.microsoft.com/office/drawing/2015/10/21/chartex" xmlns:cx3="http://schemas.microsoft.com/office/drawing/2016/5/9/chartex" xmlns:cx4="http://schemas.microsoft.com/office/drawing/2016/5/10/chartex" xmlns:cx5="http://schemas.microsoft.com/office/drawing/2016/5/11/chartex" xmlns:cx6="http://schemas.microsoft.com/office/drawing/2016/5/12/chartex" xmlns:cx7="http://schemas.microsoft.com/office/drawing/2016/5/13/chartex" xmlns:cx8="http://schemas.microsoft.com/office/drawing/2016/5/14/chartex" xmlns:mc="http://schemas.openxmlformats.org/markup-compatibility/2006" xmlns:aink="http://schemas.microsoft.com/office/drawing/2016/ink" xmlns:am3d="http://schemas.microsoft.com/office/drawing/2017/model3d" xmlns:o="urn:schemas-microsoft-com:office:office" xmlns:oel="http://schemas.microsoft.com/office/2019/extlst" xmlns:r="http://schemas.openxmlformats.org/officeDocument/2006/relationships" xmlns:m="http://schemas.openxmlformats.org/officeDocument/2006/math" xmlns:v="urn:schemas-microsoft-com:vml" xmlns:wp14="http://schemas.microsoft.com/office/word/2010/wordprocessingDrawing" xmlns:wp="http://schemas.openxmlformats.org/drawingml/2006/wordprocessingDrawing" xmlns:w10="urn:schemas-microsoft-com:office:word" xmlns:w="http://schemas.openxmlformats.org/wordprocessingml/2006/main" xmlns:w14="http://schemas.microsoft.com/office/word/2010/wordml" xmlns:w15="http://schemas.microsoft.com/office/word/2012/wordml" xmlns:w16cei="http://schemas.microsoft.com/office/word/2026/wordml/cei" xmlns:w16cex="http://schemas.microsoft.com/office/word/2018/wordml/cex" xmlns:w16cid="http://schemas.microsoft.com/office/word/2016/wordml/cid" xmlns:w16="http://schemas.microsoft.com/office/word/2018/wordml" xmlns:w16du="http://schemas.microsoft.com/office/word/2023/wordml/word16du" xmlns:w16sdtdh="http://schemas.microsoft.com/office/word/2020/wordml/sdtdatahash" xmlns:w16sdtfl="http://schemas.microsoft.com/office/word/2024/wordml/sdtformatlock" xmlns:w16se="http://schemas.microsoft.com/office/word/2015/wordml/symex" xmlns:wpg="http://schemas.microsoft.com/office/word/2010/wordprocessingGroup" xmlns:wpi="http://schemas.microsoft.com/office/word/2010/wordprocessingInk" xmlns:wne="http://schemas.microsoft.com/office/word/2006/wordml" xmlns:wps="http://schemas.microsoft.com/office/word/2010/wordprocessingShape" mc:Ignorable="w14 w15 w16se w16cid w16 w16cex w16sdtdh w16sdtfl w16du wp14">
   <w:docParts>
     <w:docPart>
       <w:docPartPr>
@@ -5351,20 +5101,6 @@
     <w:pitch w:val="variable"/>
     <w:sig w:usb0="E4002EFF" w:usb1="C000E47F" w:usb2="00000009" w:usb3="00000000" w:csb0="000001FF" w:csb1="00000000"/>
   </w:font>
-  <w:font w:name="Calibri">
-    <w:panose1 w:val="020F0502020204030204"/>
-    <w:charset w:val="00"/>
-    <w:family w:val="swiss"/>
-    <w:pitch w:val="variable"/>
-    <w:sig w:usb0="E4002EFF" w:usb1="C200247B" w:usb2="00000009" w:usb3="00000000" w:csb0="000001FF" w:csb1="00000000"/>
-  </w:font>
-  <w:font w:name="Arial">
-    <w:panose1 w:val="020B0604020202020204"/>
-    <w:charset w:val="00"/>
-    <w:family w:val="swiss"/>
-    <w:pitch w:val="variable"/>
-    <w:sig w:usb0="E0002EFF" w:usb1="C000785B" w:usb2="00000009" w:usb3="00000000" w:csb0="000001FF" w:csb1="00000000"/>
-  </w:font>
 </w:fonts>
 </file>
 
@@ -5386,13 +5122,18 @@
   <w:rsids>
     <w:rsidRoot w:val="005E6805"/>
     <w:rsid w:val="00051563"/>
+    <w:rsid w:val="00144363"/>
+    <w:rsid w:val="001B6D21"/>
+    <w:rsid w:val="001F5294"/>
     <w:rsid w:val="00414DDA"/>
+    <w:rsid w:val="004669A0"/>
     <w:rsid w:val="004E7D13"/>
     <w:rsid w:val="005E6805"/>
     <w:rsid w:val="006203BB"/>
     <w:rsid w:val="00733E47"/>
     <w:rsid w:val="008724D2"/>
     <w:rsid w:val="00884966"/>
+    <w:rsid w:val="008858E8"/>
     <w:rsid w:val="008B75DF"/>
     <w:rsid w:val="00990E1E"/>
     <w:rsid w:val="00A05573"/>
@@ -5405,6 +5146,7 @@
     <w:rsid w:val="00DD4377"/>
     <w:rsid w:val="00E633A6"/>
     <w:rsid w:val="00EF7BF0"/>
+    <w:rsid w:val="00F829CC"/>
   </w:rsids>
   <m:mathPr>
     <m:mathFont m:val="Cambria Math"/>
@@ -5865,70 +5607,6 @@
       <w:color w:val="808080"/>
     </w:rPr>
   </w:style>
-  <w:style w:type="paragraph" w:customStyle="1" w:styleId="82B7936CA3BD44C7A232908FBBDF549C">
-    <w:name w:val="82B7936CA3BD44C7A232908FBBDF549C"/>
-    <w:rsid w:val="00A05573"/>
-  </w:style>
-  <w:style w:type="paragraph" w:customStyle="1" w:styleId="896EDC46C0BB4A79B4B2EE59BEE1F4D7">
-    <w:name w:val="896EDC46C0BB4A79B4B2EE59BEE1F4D7"/>
-    <w:rsid w:val="00A05573"/>
-  </w:style>
-  <w:style w:type="paragraph" w:customStyle="1" w:styleId="1115DDB182934EB38284DF41165F4292">
-    <w:name w:val="1115DDB182934EB38284DF41165F4292"/>
-    <w:rsid w:val="00A05573"/>
-  </w:style>
-  <w:style w:type="paragraph" w:customStyle="1" w:styleId="30AA2C5D8A644377B1A0E5C0D1D12217">
-    <w:name w:val="30AA2C5D8A644377B1A0E5C0D1D12217"/>
-    <w:rsid w:val="00A05573"/>
-  </w:style>
-  <w:style w:type="paragraph" w:customStyle="1" w:styleId="B53EE2B037574E7A94FC8BA61A3E8633">
-    <w:name w:val="B53EE2B037574E7A94FC8BA61A3E8633"/>
-    <w:rsid w:val="00A05573"/>
-  </w:style>
-  <w:style w:type="paragraph" w:customStyle="1" w:styleId="E386898CFECD4511BEC2430AB1770887">
-    <w:name w:val="E386898CFECD4511BEC2430AB1770887"/>
-    <w:rsid w:val="00A05573"/>
-  </w:style>
-  <w:style w:type="paragraph" w:customStyle="1" w:styleId="BAA623DD489D4607BA0232A84B80E7D8">
-    <w:name w:val="BAA623DD489D4607BA0232A84B80E7D8"/>
-    <w:rsid w:val="00A05573"/>
-  </w:style>
-  <w:style w:type="paragraph" w:customStyle="1" w:styleId="36BEEBA685414FD7BDC58E802EA7F7B3">
-    <w:name w:val="36BEEBA685414FD7BDC58E802EA7F7B3"/>
-    <w:rsid w:val="00A05573"/>
-  </w:style>
-  <w:style w:type="paragraph" w:customStyle="1" w:styleId="E2A0CF31839349CDBD3DED24C818FD3D">
-    <w:name w:val="E2A0CF31839349CDBD3DED24C818FD3D"/>
-    <w:rsid w:val="00A05573"/>
-  </w:style>
-  <w:style w:type="paragraph" w:customStyle="1" w:styleId="0C6111F6150341E8976AEF4B9F88B0DC">
-    <w:name w:val="0C6111F6150341E8976AEF4B9F88B0DC"/>
-    <w:rsid w:val="00A05573"/>
-  </w:style>
-  <w:style w:type="paragraph" w:customStyle="1" w:styleId="08D9F04E52E840CF9C570D8A10B696D9">
-    <w:name w:val="08D9F04E52E840CF9C570D8A10B696D9"/>
-    <w:rsid w:val="00A05573"/>
-  </w:style>
-  <w:style w:type="paragraph" w:customStyle="1" w:styleId="AB8B7B8A4C2E45F2A87277D4438B7920">
-    <w:name w:val="AB8B7B8A4C2E45F2A87277D4438B7920"/>
-    <w:rsid w:val="00A05573"/>
-  </w:style>
-  <w:style w:type="paragraph" w:customStyle="1" w:styleId="8FD9C01EC0AF49589D50371D01220099">
-    <w:name w:val="8FD9C01EC0AF49589D50371D01220099"/>
-    <w:rsid w:val="005E6805"/>
-  </w:style>
-  <w:style w:type="paragraph" w:customStyle="1" w:styleId="7943610B436349C584781239DF977420">
-    <w:name w:val="7943610B436349C584781239DF977420"/>
-    <w:rsid w:val="005E6805"/>
-  </w:style>
-  <w:style w:type="paragraph" w:customStyle="1" w:styleId="EA41944623CE417399077FD0F1244BA9">
-    <w:name w:val="EA41944623CE417399077FD0F1244BA9"/>
-    <w:rsid w:val="005E6805"/>
-  </w:style>
-  <w:style w:type="paragraph" w:customStyle="1" w:styleId="C07AB18DC27A4B85ACAC78D53E23B8C6">
-    <w:name w:val="C07AB18DC27A4B85ACAC78D53E23B8C6"/>
-    <w:rsid w:val="005E6805"/>
-  </w:style>
   <w:style w:type="paragraph" w:customStyle="1" w:styleId="7BFC78D02E1642D484C758AF437BBEA2">
     <w:name w:val="7BFC78D02E1642D484C758AF437BBEA2"/>
     <w:rsid w:val="00414DDA"/>
@@ -5969,46 +5647,10 @@
     <w:name w:val="004369F39A584810884DAD816EC9609B"/>
     <w:rsid w:val="00414DDA"/>
   </w:style>
-  <w:style w:type="paragraph" w:customStyle="1" w:styleId="2CBE9E9641D947F2B4937B94F54E55E4">
-    <w:name w:val="2CBE9E9641D947F2B4937B94F54E55E4"/>
-    <w:rsid w:val="00414DDA"/>
-  </w:style>
   <w:style w:type="paragraph" w:customStyle="1" w:styleId="36269D46C5AC461F89D64877685730AE">
     <w:name w:val="36269D46C5AC461F89D64877685730AE"/>
     <w:rsid w:val="00414DDA"/>
   </w:style>
-  <w:style w:type="paragraph" w:customStyle="1" w:styleId="D728867F41324CB98F2B884051D04674">
-    <w:name w:val="D728867F41324CB98F2B884051D04674"/>
-    <w:rsid w:val="00414DDA"/>
-  </w:style>
-  <w:style w:type="paragraph" w:customStyle="1" w:styleId="CDF76AEF9338473B8CB1A06875496998">
-    <w:name w:val="CDF76AEF9338473B8CB1A06875496998"/>
-    <w:rsid w:val="00414DDA"/>
-  </w:style>
-  <w:style w:type="paragraph" w:customStyle="1" w:styleId="CA6EC1C60BD14E9CAD479404EE060ECE">
-    <w:name w:val="CA6EC1C60BD14E9CAD479404EE060ECE"/>
-    <w:rsid w:val="00414DDA"/>
-  </w:style>
-  <w:style w:type="paragraph" w:customStyle="1" w:styleId="7A25DE7F055042E99AC509C642362593">
-    <w:name w:val="7A25DE7F055042E99AC509C642362593"/>
-    <w:rsid w:val="00414DDA"/>
-  </w:style>
-  <w:style w:type="paragraph" w:customStyle="1" w:styleId="213EEC6CFCE745438ED9DDF45D0B76A2">
-    <w:name w:val="213EEC6CFCE745438ED9DDF45D0B76A2"/>
-    <w:rsid w:val="00414DDA"/>
-  </w:style>
-  <w:style w:type="paragraph" w:customStyle="1" w:styleId="82D57853856A41E49155C237534CD908">
-    <w:name w:val="82D57853856A41E49155C237534CD908"/>
-    <w:rsid w:val="00414DDA"/>
-  </w:style>
-  <w:style w:type="paragraph" w:customStyle="1" w:styleId="8D9414C8FF87495BB09DE4812A44245E">
-    <w:name w:val="8D9414C8FF87495BB09DE4812A44245E"/>
-    <w:rsid w:val="00414DDA"/>
-  </w:style>
-  <w:style w:type="paragraph" w:customStyle="1" w:styleId="F95729B3E5D8485B959A019B358BD832">
-    <w:name w:val="F95729B3E5D8485B959A019B358BD832"/>
-    <w:rsid w:val="00414DDA"/>
-  </w:style>
   <w:style w:type="paragraph" w:customStyle="1" w:styleId="4BCB67A0283D40B8A456BBD4E80B51A0">
     <w:name w:val="4BCB67A0283D40B8A456BBD4E80B51A0"/>
     <w:rsid w:val="00414DDA"/>
@@ -6065,30 +5707,6 @@
     <w:name w:val="55F574579ABD496CB05F99AFFF11FADA"/>
     <w:rsid w:val="00414DDA"/>
   </w:style>
-  <w:style w:type="paragraph" w:customStyle="1" w:styleId="5FDFFB942A3C4DDB9062E7C58B8F68A9">
-    <w:name w:val="5FDFFB942A3C4DDB9062E7C58B8F68A9"/>
-    <w:rsid w:val="00414DDA"/>
-  </w:style>
-  <w:style w:type="paragraph" w:customStyle="1" w:styleId="3F78F91567D54E59B1929FFE130E558C">
-    <w:name w:val="3F78F91567D54E59B1929FFE130E558C"/>
-    <w:rsid w:val="00414DDA"/>
-  </w:style>
-  <w:style w:type="paragraph" w:customStyle="1" w:styleId="CCEAA7C5FA6B4385BFD8ED4F302C9E71">
-    <w:name w:val="CCEAA7C5FA6B4385BFD8ED4F302C9E71"/>
-    <w:rsid w:val="00414DDA"/>
-  </w:style>
-  <w:style w:type="paragraph" w:customStyle="1" w:styleId="45022732787B4334AB324187C9592D5B">
-    <w:name w:val="45022732787B4334AB324187C9592D5B"/>
-    <w:rsid w:val="00414DDA"/>
-  </w:style>
-  <w:style w:type="paragraph" w:customStyle="1" w:styleId="7A41D2E391E945D697FDE5D70ABA7CA6">
-    <w:name w:val="7A41D2E391E945D697FDE5D70ABA7CA6"/>
-    <w:rsid w:val="00414DDA"/>
-  </w:style>
-  <w:style w:type="paragraph" w:customStyle="1" w:styleId="C17EC4400B034EAFA74628490391976F">
-    <w:name w:val="C17EC4400B034EAFA74628490391976F"/>
-    <w:rsid w:val="00414DDA"/>
-  </w:style>
   <w:style w:type="paragraph" w:customStyle="1" w:styleId="874EB33E6D964175A3E1A1FC4A0A38F3">
     <w:name w:val="874EB33E6D964175A3E1A1FC4A0A38F3"/>
     <w:rsid w:val="00414DDA"/>
@@ -6113,619 +5731,9 @@
     <w:name w:val="DB6E80D2190E48739D27B47EF0C3F8BC"/>
     <w:rsid w:val="00414DDA"/>
   </w:style>
-  <w:style w:type="paragraph" w:customStyle="1" w:styleId="D73C2BF0048F4E58BAB99AD101FFAE8C">
-    <w:name w:val="D73C2BF0048F4E58BAB99AD101FFAE8C"/>
-    <w:rsid w:val="00414DDA"/>
-  </w:style>
-  <w:style w:type="paragraph" w:customStyle="1" w:styleId="2DB737EA833842A5BD07ECD4CA60B45C">
-    <w:name w:val="2DB737EA833842A5BD07ECD4CA60B45C"/>
-    <w:rsid w:val="00414DDA"/>
-  </w:style>
-  <w:style w:type="paragraph" w:customStyle="1" w:styleId="965D15FB44774EF2BE2535B883862F19">
-    <w:name w:val="965D15FB44774EF2BE2535B883862F19"/>
-    <w:rsid w:val="00414DDA"/>
-  </w:style>
-  <w:style w:type="paragraph" w:customStyle="1" w:styleId="CC59A0F4F9AA4EA9A117A986C3405FB8">
-    <w:name w:val="CC59A0F4F9AA4EA9A117A986C3405FB8"/>
-    <w:rsid w:val="00414DDA"/>
-  </w:style>
-  <w:style w:type="paragraph" w:customStyle="1" w:styleId="8294A8F7AB2D4E98A0E46A2049A2F490">
-    <w:name w:val="8294A8F7AB2D4E98A0E46A2049A2F490"/>
-    <w:rsid w:val="00414DDA"/>
-  </w:style>
-  <w:style w:type="paragraph" w:customStyle="1" w:styleId="9CA81EB525E94EEE9F26F46791E2A795">
-    <w:name w:val="9CA81EB525E94EEE9F26F46791E2A795"/>
-    <w:rsid w:val="00414DDA"/>
-  </w:style>
-  <w:style w:type="paragraph" w:customStyle="1" w:styleId="C3EAF6FD6F8D4199B223F65B74898408">
-    <w:name w:val="C3EAF6FD6F8D4199B223F65B74898408"/>
-    <w:rsid w:val="00414DDA"/>
-  </w:style>
-  <w:style w:type="paragraph" w:customStyle="1" w:styleId="CD29F13B7CE443A1A6547A24AEEE92D4">
-    <w:name w:val="CD29F13B7CE443A1A6547A24AEEE92D4"/>
-    <w:rsid w:val="00414DDA"/>
-  </w:style>
-  <w:style w:type="paragraph" w:customStyle="1" w:styleId="74EB941608F44B9A8A23EBB0F7C4AF9C">
-    <w:name w:val="74EB941608F44B9A8A23EBB0F7C4AF9C"/>
-    <w:rsid w:val="00414DDA"/>
-  </w:style>
-  <w:style w:type="paragraph" w:customStyle="1" w:styleId="6626480D99144092926A173E7070C5CF">
-    <w:name w:val="6626480D99144092926A173E7070C5CF"/>
-    <w:rsid w:val="00414DDA"/>
-  </w:style>
-  <w:style w:type="paragraph" w:customStyle="1" w:styleId="6A0368A26ABB4F03B181C21A341B1197">
-    <w:name w:val="6A0368A26ABB4F03B181C21A341B1197"/>
-    <w:rsid w:val="00414DDA"/>
-  </w:style>
-  <w:style w:type="paragraph" w:customStyle="1" w:styleId="179BCCE1CE8149B9A96D50E4B2BA7A48">
-    <w:name w:val="179BCCE1CE8149B9A96D50E4B2BA7A48"/>
-    <w:rsid w:val="00414DDA"/>
-  </w:style>
-  <w:style w:type="paragraph" w:customStyle="1" w:styleId="E29D9D2C3E6E4EB599D7A25733193F95">
-    <w:name w:val="E29D9D2C3E6E4EB599D7A25733193F95"/>
-    <w:rsid w:val="00414DDA"/>
-  </w:style>
-  <w:style w:type="paragraph" w:customStyle="1" w:styleId="6CAB1E217E764B6BACD0796ABD532416">
-    <w:name w:val="6CAB1E217E764B6BACD0796ABD532416"/>
-    <w:rsid w:val="00414DDA"/>
-  </w:style>
-  <w:style w:type="paragraph" w:customStyle="1" w:styleId="F575EB93929F49788BD5F8C30F23FF65">
-    <w:name w:val="F575EB93929F49788BD5F8C30F23FF65"/>
-    <w:rsid w:val="00414DDA"/>
-  </w:style>
-  <w:style w:type="paragraph" w:customStyle="1" w:styleId="E112ECE157A441FD829EC2BAE2C3E4D9">
-    <w:name w:val="E112ECE157A441FD829EC2BAE2C3E4D9"/>
-    <w:rsid w:val="00414DDA"/>
-  </w:style>
-  <w:style w:type="paragraph" w:customStyle="1" w:styleId="48CDDF0890CD417AB0E8C6CF59AD1BD8">
-    <w:name w:val="48CDDF0890CD417AB0E8C6CF59AD1BD8"/>
-    <w:rsid w:val="00414DDA"/>
-  </w:style>
-  <w:style w:type="paragraph" w:customStyle="1" w:styleId="53F48DD1FCA14C66BBFACE0825DF56C4">
-    <w:name w:val="53F48DD1FCA14C66BBFACE0825DF56C4"/>
-    <w:rsid w:val="00414DDA"/>
-  </w:style>
-  <w:style w:type="paragraph" w:customStyle="1" w:styleId="395FEF58424C48C3BD8D90E43BDAE65F">
-    <w:name w:val="395FEF58424C48C3BD8D90E43BDAE65F"/>
-    <w:rsid w:val="00414DDA"/>
-  </w:style>
-  <w:style w:type="paragraph" w:customStyle="1" w:styleId="BDD6C7AF43504524A54B47F31445FD58">
-    <w:name w:val="BDD6C7AF43504524A54B47F31445FD58"/>
-    <w:rsid w:val="00414DDA"/>
-  </w:style>
-  <w:style w:type="paragraph" w:customStyle="1" w:styleId="B246571E79E44535AEEB941D83A9EFD5">
-    <w:name w:val="B246571E79E44535AEEB941D83A9EFD5"/>
-    <w:rsid w:val="00414DDA"/>
-  </w:style>
-  <w:style w:type="paragraph" w:customStyle="1" w:styleId="0DBEA64526E042578BE4C69F1A9B719D">
-    <w:name w:val="0DBEA64526E042578BE4C69F1A9B719D"/>
-    <w:rsid w:val="00414DDA"/>
-  </w:style>
-  <w:style w:type="paragraph" w:customStyle="1" w:styleId="D04439C48ECD413CAF583D46ED61083B">
-    <w:name w:val="D04439C48ECD413CAF583D46ED61083B"/>
-    <w:rsid w:val="00414DDA"/>
-  </w:style>
-  <w:style w:type="paragraph" w:customStyle="1" w:styleId="12F834E61D7643D9BD6230DE105FF220">
-    <w:name w:val="12F834E61D7643D9BD6230DE105FF220"/>
-    <w:rsid w:val="00414DDA"/>
-  </w:style>
-  <w:style w:type="paragraph" w:customStyle="1" w:styleId="491D3B730F764F53A20531243FEC9060">
-    <w:name w:val="491D3B730F764F53A20531243FEC9060"/>
-    <w:rsid w:val="00414DDA"/>
-  </w:style>
-  <w:style w:type="paragraph" w:customStyle="1" w:styleId="802CA8A728B54CCC8E3A9F98F22B01C8">
-    <w:name w:val="802CA8A728B54CCC8E3A9F98F22B01C8"/>
-    <w:rsid w:val="00414DDA"/>
-  </w:style>
-  <w:style w:type="paragraph" w:customStyle="1" w:styleId="9A1CBEDF85AB4328AA195318F985136D">
-    <w:name w:val="9A1CBEDF85AB4328AA195318F985136D"/>
-    <w:rsid w:val="00414DDA"/>
-  </w:style>
   <w:style w:type="paragraph" w:customStyle="1" w:styleId="0E413A1B44F34AD8A7B0DCD2865310A5">
     <w:name w:val="0E413A1B44F34AD8A7B0DCD2865310A5"/>
     <w:rsid w:val="00414DDA"/>
-  </w:style>
-  <w:style w:type="paragraph" w:customStyle="1" w:styleId="660E33AE3C554B4291B49DCE5100AE32">
-    <w:name w:val="660E33AE3C554B4291B49DCE5100AE32"/>
-    <w:rsid w:val="00E633A6"/>
-  </w:style>
-  <w:style w:type="paragraph" w:customStyle="1" w:styleId="CEFFBBB670C4479496ADA73B4B778EB7">
-    <w:name w:val="CEFFBBB670C4479496ADA73B4B778EB7"/>
-    <w:rsid w:val="00E633A6"/>
-  </w:style>
-  <w:style w:type="paragraph" w:customStyle="1" w:styleId="E65A28A92E6D475D99C3C417BF4A344F">
-    <w:name w:val="E65A28A92E6D475D99C3C417BF4A344F"/>
-    <w:rsid w:val="00E633A6"/>
-  </w:style>
-  <w:style w:type="paragraph" w:customStyle="1" w:styleId="6BB2E2E223F1443D8A72095DACC2F845">
-    <w:name w:val="6BB2E2E223F1443D8A72095DACC2F845"/>
-    <w:rsid w:val="00E633A6"/>
-  </w:style>
-  <w:style w:type="paragraph" w:customStyle="1" w:styleId="CC33BE19302F4E7598509B0804523D7C">
-    <w:name w:val="CC33BE19302F4E7598509B0804523D7C"/>
-    <w:rsid w:val="00E633A6"/>
-  </w:style>
-  <w:style w:type="paragraph" w:customStyle="1" w:styleId="1859EC5D1DE64D3B8506FC84C7CCEBD5">
-    <w:name w:val="1859EC5D1DE64D3B8506FC84C7CCEBD5"/>
-    <w:rsid w:val="00E633A6"/>
-  </w:style>
-  <w:style w:type="paragraph" w:customStyle="1" w:styleId="444463D8D9A84445B49E2505881EB71D">
-    <w:name w:val="444463D8D9A84445B49E2505881EB71D"/>
-    <w:rsid w:val="00E633A6"/>
-  </w:style>
-  <w:style w:type="paragraph" w:customStyle="1" w:styleId="F29A266EE3C348159702230B8CCABC83">
-    <w:name w:val="F29A266EE3C348159702230B8CCABC83"/>
-    <w:rsid w:val="00E633A6"/>
-  </w:style>
-  <w:style w:type="paragraph" w:customStyle="1" w:styleId="DF485A3270E947059CDCDA7D2AD8E863">
-    <w:name w:val="DF485A3270E947059CDCDA7D2AD8E863"/>
-    <w:rsid w:val="00E633A6"/>
-  </w:style>
-  <w:style w:type="paragraph" w:customStyle="1" w:styleId="3C9149A378694AC1A0DEA994364FF27E">
-    <w:name w:val="3C9149A378694AC1A0DEA994364FF27E"/>
-    <w:rsid w:val="00E633A6"/>
-  </w:style>
-  <w:style w:type="paragraph" w:customStyle="1" w:styleId="01981D2FD1594130A96510A5869754C4">
-    <w:name w:val="01981D2FD1594130A96510A5869754C4"/>
-    <w:rsid w:val="00E633A6"/>
-  </w:style>
-  <w:style w:type="paragraph" w:customStyle="1" w:styleId="1DA615F5020C48828410FE96678A3F11">
-    <w:name w:val="1DA615F5020C48828410FE96678A3F11"/>
-    <w:rsid w:val="00E633A6"/>
-  </w:style>
-  <w:style w:type="paragraph" w:customStyle="1" w:styleId="E92C1A628F9243A1974826C1506FB59B">
-    <w:name w:val="E92C1A628F9243A1974826C1506FB59B"/>
-    <w:rsid w:val="00E633A6"/>
-  </w:style>
-  <w:style w:type="paragraph" w:customStyle="1" w:styleId="C944D5CB4CC447FA9E02E22D3E8B9A65">
-    <w:name w:val="C944D5CB4CC447FA9E02E22D3E8B9A65"/>
-    <w:rsid w:val="00E633A6"/>
-  </w:style>
-  <w:style w:type="paragraph" w:customStyle="1" w:styleId="5327E0A6C10941519C94A1B494C71B9F">
-    <w:name w:val="5327E0A6C10941519C94A1B494C71B9F"/>
-    <w:rsid w:val="00E633A6"/>
-  </w:style>
-  <w:style w:type="paragraph" w:customStyle="1" w:styleId="C1427D3D8E6641D6BE9D47F9A6B8F5AD">
-    <w:name w:val="C1427D3D8E6641D6BE9D47F9A6B8F5AD"/>
-    <w:rsid w:val="00E633A6"/>
-  </w:style>
-  <w:style w:type="paragraph" w:customStyle="1" w:styleId="6570170A713440CC9A30EAB744386637">
-    <w:name w:val="6570170A713440CC9A30EAB744386637"/>
-    <w:rsid w:val="00E633A6"/>
-  </w:style>
-  <w:style w:type="paragraph" w:customStyle="1" w:styleId="CE9F1BBC626F40A3A91BB2D0659271EB">
-    <w:name w:val="CE9F1BBC626F40A3A91BB2D0659271EB"/>
-    <w:rsid w:val="00E633A6"/>
-  </w:style>
-  <w:style w:type="paragraph" w:customStyle="1" w:styleId="6C39D7C55D014A2B866C98E21FF3F100">
-    <w:name w:val="6C39D7C55D014A2B866C98E21FF3F100"/>
-    <w:rsid w:val="00E633A6"/>
-  </w:style>
-  <w:style w:type="paragraph" w:customStyle="1" w:styleId="86AB045B3FB148BCB1BD81AFE8D6FE1E">
-    <w:name w:val="86AB045B3FB148BCB1BD81AFE8D6FE1E"/>
-    <w:rsid w:val="00E633A6"/>
-  </w:style>
-  <w:style w:type="paragraph" w:customStyle="1" w:styleId="A944B3E3EC15400B8AA37A95C20A00B0">
-    <w:name w:val="A944B3E3EC15400B8AA37A95C20A00B0"/>
-    <w:rsid w:val="00E633A6"/>
-  </w:style>
-  <w:style w:type="paragraph" w:customStyle="1" w:styleId="68F8C6ED290142F080DFC71396095E1B">
-    <w:name w:val="68F8C6ED290142F080DFC71396095E1B"/>
-    <w:rsid w:val="00E633A6"/>
-  </w:style>
-  <w:style w:type="paragraph" w:customStyle="1" w:styleId="9360156C22A14D26855AB2CEC8E276D0">
-    <w:name w:val="9360156C22A14D26855AB2CEC8E276D0"/>
-    <w:rsid w:val="00E633A6"/>
-  </w:style>
-  <w:style w:type="paragraph" w:customStyle="1" w:styleId="0136A31A727C40658FEDF2A943FD004B">
-    <w:name w:val="0136A31A727C40658FEDF2A943FD004B"/>
-    <w:rsid w:val="00E633A6"/>
-  </w:style>
-  <w:style w:type="paragraph" w:customStyle="1" w:styleId="4FE51EBD95EA439A9ED1CA6CF5B332EC">
-    <w:name w:val="4FE51EBD95EA439A9ED1CA6CF5B332EC"/>
-    <w:rsid w:val="00E633A6"/>
-  </w:style>
-  <w:style w:type="paragraph" w:customStyle="1" w:styleId="4B668DF677B2437D9009444FD0E753AD">
-    <w:name w:val="4B668DF677B2437D9009444FD0E753AD"/>
-    <w:rsid w:val="00E633A6"/>
-  </w:style>
-  <w:style w:type="paragraph" w:customStyle="1" w:styleId="32A4767B1DF44CF79DFBABDE68BD3CDA">
-    <w:name w:val="32A4767B1DF44CF79DFBABDE68BD3CDA"/>
-    <w:rsid w:val="00E633A6"/>
-  </w:style>
-  <w:style w:type="paragraph" w:customStyle="1" w:styleId="39E69A8CEB1F4FE4806374788D6A930B">
-    <w:name w:val="39E69A8CEB1F4FE4806374788D6A930B"/>
-    <w:rsid w:val="00E633A6"/>
-  </w:style>
-  <w:style w:type="paragraph" w:customStyle="1" w:styleId="B3EC40C09EF74AEB8328ED8608370BFC">
-    <w:name w:val="B3EC40C09EF74AEB8328ED8608370BFC"/>
-    <w:rsid w:val="00E633A6"/>
-  </w:style>
-  <w:style w:type="paragraph" w:customStyle="1" w:styleId="7B38833CFCC4475CB989EF464D433199">
-    <w:name w:val="7B38833CFCC4475CB989EF464D433199"/>
-    <w:rsid w:val="00E633A6"/>
-  </w:style>
-  <w:style w:type="paragraph" w:customStyle="1" w:styleId="2C26290FE3884BBE8B96CD740C2E8B69">
-    <w:name w:val="2C26290FE3884BBE8B96CD740C2E8B69"/>
-    <w:rsid w:val="00E633A6"/>
-  </w:style>
-  <w:style w:type="paragraph" w:customStyle="1" w:styleId="1B44CEC75CF641B582BA390D13AC3CF0">
-    <w:name w:val="1B44CEC75CF641B582BA390D13AC3CF0"/>
-    <w:rsid w:val="00E633A6"/>
-  </w:style>
-  <w:style w:type="paragraph" w:customStyle="1" w:styleId="EAD03CE99D454EE08ED5D57058DED6BA">
-    <w:name w:val="EAD03CE99D454EE08ED5D57058DED6BA"/>
-    <w:rsid w:val="00E633A6"/>
-  </w:style>
-  <w:style w:type="paragraph" w:customStyle="1" w:styleId="465037B31982462285DE41DA9DAE0715">
-    <w:name w:val="465037B31982462285DE41DA9DAE0715"/>
-    <w:rsid w:val="00E633A6"/>
-  </w:style>
-  <w:style w:type="paragraph" w:customStyle="1" w:styleId="CAA771DF1BFF4B4DA92BFC9D47EF44EE">
-    <w:name w:val="CAA771DF1BFF4B4DA92BFC9D47EF44EE"/>
-    <w:rsid w:val="00E633A6"/>
-  </w:style>
-  <w:style w:type="paragraph" w:customStyle="1" w:styleId="BD83D88F35EB47FBBA7708866AD81062">
-    <w:name w:val="BD83D88F35EB47FBBA7708866AD81062"/>
-    <w:rsid w:val="00E633A6"/>
-  </w:style>
-  <w:style w:type="paragraph" w:customStyle="1" w:styleId="CA19A484CA0D4524AD687AB4F7AD3907">
-    <w:name w:val="CA19A484CA0D4524AD687AB4F7AD3907"/>
-    <w:rsid w:val="00E633A6"/>
-  </w:style>
-  <w:style w:type="paragraph" w:customStyle="1" w:styleId="5BA1525AE2944FE6B2492B5FA74C9211">
-    <w:name w:val="5BA1525AE2944FE6B2492B5FA74C9211"/>
-    <w:rsid w:val="00E633A6"/>
-  </w:style>
-  <w:style w:type="paragraph" w:customStyle="1" w:styleId="2D463839881742A5B2C3545E3CD5C365">
-    <w:name w:val="2D463839881742A5B2C3545E3CD5C365"/>
-    <w:rsid w:val="008B75DF"/>
-    <w:rPr>
-      <w:lang w:val="da-DK" w:eastAsia="da-DK"/>
-    </w:rPr>
-  </w:style>
-  <w:style w:type="paragraph" w:customStyle="1" w:styleId="F5643803CEB94842BB1D85C3762BCE76">
-    <w:name w:val="F5643803CEB94842BB1D85C3762BCE76"/>
-    <w:rsid w:val="008B75DF"/>
-    <w:rPr>
-      <w:lang w:val="da-DK" w:eastAsia="da-DK"/>
-    </w:rPr>
-  </w:style>
-  <w:style w:type="paragraph" w:customStyle="1" w:styleId="73A13A26885F467492E8D1A599410C9E">
-    <w:name w:val="73A13A26885F467492E8D1A599410C9E"/>
-    <w:rsid w:val="008B75DF"/>
-    <w:rPr>
-      <w:lang w:val="da-DK" w:eastAsia="da-DK"/>
-    </w:rPr>
-  </w:style>
-  <w:style w:type="paragraph" w:customStyle="1" w:styleId="52045D8064D547AC96695F136C256CB9">
-    <w:name w:val="52045D8064D547AC96695F136C256CB9"/>
-    <w:rsid w:val="008B75DF"/>
-    <w:rPr>
-      <w:lang w:val="da-DK" w:eastAsia="da-DK"/>
-    </w:rPr>
-  </w:style>
-  <w:style w:type="paragraph" w:customStyle="1" w:styleId="08981A59EFC24A22A0BABBC2686FB986">
-    <w:name w:val="08981A59EFC24A22A0BABBC2686FB986"/>
-    <w:rsid w:val="008B75DF"/>
-    <w:rPr>
-      <w:lang w:val="da-DK" w:eastAsia="da-DK"/>
-    </w:rPr>
-  </w:style>
-  <w:style w:type="paragraph" w:customStyle="1" w:styleId="CF942C9F595945F1A71A2106E1A6D91C">
-    <w:name w:val="CF942C9F595945F1A71A2106E1A6D91C"/>
-    <w:rsid w:val="008B75DF"/>
-    <w:rPr>
-      <w:lang w:val="da-DK" w:eastAsia="da-DK"/>
-    </w:rPr>
-  </w:style>
-  <w:style w:type="paragraph" w:customStyle="1" w:styleId="CC04A7DFAEF8424C97C431A579A14E39">
-    <w:name w:val="CC04A7DFAEF8424C97C431A579A14E39"/>
-    <w:rsid w:val="008B75DF"/>
-    <w:rPr>
-      <w:lang w:val="da-DK" w:eastAsia="da-DK"/>
-    </w:rPr>
-  </w:style>
-  <w:style w:type="paragraph" w:customStyle="1" w:styleId="72158A301EF64153BBB6E037E9119388">
-    <w:name w:val="72158A301EF64153BBB6E037E9119388"/>
-    <w:rsid w:val="008B75DF"/>
-    <w:rPr>
-      <w:lang w:val="da-DK" w:eastAsia="da-DK"/>
-    </w:rPr>
-  </w:style>
-  <w:style w:type="paragraph" w:customStyle="1" w:styleId="0E5830D36E464D7292E503FA35F5299D">
-    <w:name w:val="0E5830D36E464D7292E503FA35F5299D"/>
-    <w:rsid w:val="008B75DF"/>
-    <w:rPr>
-      <w:lang w:val="da-DK" w:eastAsia="da-DK"/>
-    </w:rPr>
-  </w:style>
-  <w:style w:type="paragraph" w:customStyle="1" w:styleId="8DFAB72EFBF64378A4227A0E64CA8581">
-    <w:name w:val="8DFAB72EFBF64378A4227A0E64CA8581"/>
-    <w:rsid w:val="008B75DF"/>
-    <w:rPr>
-      <w:lang w:val="da-DK" w:eastAsia="da-DK"/>
-    </w:rPr>
-  </w:style>
-  <w:style w:type="paragraph" w:customStyle="1" w:styleId="947351B9B04A4EEA9091E22B23F64D89">
-    <w:name w:val="947351B9B04A4EEA9091E22B23F64D89"/>
-    <w:rsid w:val="008B75DF"/>
-    <w:rPr>
-      <w:lang w:val="da-DK" w:eastAsia="da-DK"/>
-    </w:rPr>
-  </w:style>
-  <w:style w:type="paragraph" w:customStyle="1" w:styleId="DCA25D345DB540999E16EB49B731266F">
-    <w:name w:val="DCA25D345DB540999E16EB49B731266F"/>
-    <w:rsid w:val="008B75DF"/>
-    <w:rPr>
-      <w:lang w:val="da-DK" w:eastAsia="da-DK"/>
-    </w:rPr>
-  </w:style>
-  <w:style w:type="paragraph" w:customStyle="1" w:styleId="95313A075EB946A69C491DE617E2507F">
-    <w:name w:val="95313A075EB946A69C491DE617E2507F"/>
-    <w:rsid w:val="008B75DF"/>
-    <w:rPr>
-      <w:lang w:val="da-DK" w:eastAsia="da-DK"/>
-    </w:rPr>
-  </w:style>
-  <w:style w:type="paragraph" w:customStyle="1" w:styleId="E165210ADD47442A8A1A5D6307638AB0">
-    <w:name w:val="E165210ADD47442A8A1A5D6307638AB0"/>
-    <w:rsid w:val="008B75DF"/>
-    <w:rPr>
-      <w:lang w:val="da-DK" w:eastAsia="da-DK"/>
-    </w:rPr>
-  </w:style>
-  <w:style w:type="paragraph" w:customStyle="1" w:styleId="67DBB2B52B1144B9A7C698A4DE68EB48">
-    <w:name w:val="67DBB2B52B1144B9A7C698A4DE68EB48"/>
-    <w:rsid w:val="008B75DF"/>
-    <w:rPr>
-      <w:lang w:val="da-DK" w:eastAsia="da-DK"/>
-    </w:rPr>
-  </w:style>
-  <w:style w:type="paragraph" w:customStyle="1" w:styleId="A4BA84CAE0AE4DFBB3F4DEBF479A475B">
-    <w:name w:val="A4BA84CAE0AE4DFBB3F4DEBF479A475B"/>
-    <w:rsid w:val="008B75DF"/>
-    <w:rPr>
-      <w:lang w:val="da-DK" w:eastAsia="da-DK"/>
-    </w:rPr>
-  </w:style>
-  <w:style w:type="paragraph" w:customStyle="1" w:styleId="A912ADEB66C74516B02AA45D63DDBF32">
-    <w:name w:val="A912ADEB66C74516B02AA45D63DDBF32"/>
-    <w:rsid w:val="008B75DF"/>
-    <w:rPr>
-      <w:lang w:val="da-DK" w:eastAsia="da-DK"/>
-    </w:rPr>
-  </w:style>
-  <w:style w:type="paragraph" w:customStyle="1" w:styleId="DCA667BD1E9240889A537035B5153D01">
-    <w:name w:val="DCA667BD1E9240889A537035B5153D01"/>
-    <w:rsid w:val="008B75DF"/>
-    <w:rPr>
-      <w:lang w:val="da-DK" w:eastAsia="da-DK"/>
-    </w:rPr>
-  </w:style>
-  <w:style w:type="paragraph" w:customStyle="1" w:styleId="AB1ACBFD159A4DC4B9F2D01197DABE2F">
-    <w:name w:val="AB1ACBFD159A4DC4B9F2D01197DABE2F"/>
-    <w:rsid w:val="008B75DF"/>
-    <w:rPr>
-      <w:lang w:val="da-DK" w:eastAsia="da-DK"/>
-    </w:rPr>
-  </w:style>
-  <w:style w:type="paragraph" w:customStyle="1" w:styleId="AAB0836F9902468CB9E0A0F356A2DB57">
-    <w:name w:val="AAB0836F9902468CB9E0A0F356A2DB57"/>
-    <w:rsid w:val="008B75DF"/>
-    <w:rPr>
-      <w:lang w:val="da-DK" w:eastAsia="da-DK"/>
-    </w:rPr>
-  </w:style>
-  <w:style w:type="paragraph" w:customStyle="1" w:styleId="048CA8412457430DA037EDBD028B8376">
-    <w:name w:val="048CA8412457430DA037EDBD028B8376"/>
-    <w:rsid w:val="008B75DF"/>
-    <w:rPr>
-      <w:lang w:val="da-DK" w:eastAsia="da-DK"/>
-    </w:rPr>
-  </w:style>
-  <w:style w:type="paragraph" w:customStyle="1" w:styleId="E1B32E2904ED4032B573EAD6F21D3231">
-    <w:name w:val="E1B32E2904ED4032B573EAD6F21D3231"/>
-    <w:rsid w:val="008B75DF"/>
-    <w:rPr>
-      <w:lang w:val="da-DK" w:eastAsia="da-DK"/>
-    </w:rPr>
-  </w:style>
-  <w:style w:type="paragraph" w:customStyle="1" w:styleId="DA49A427365E4B15BB9297DAAAC13784">
-    <w:name w:val="DA49A427365E4B15BB9297DAAAC13784"/>
-    <w:rsid w:val="008B75DF"/>
-    <w:rPr>
-      <w:lang w:val="da-DK" w:eastAsia="da-DK"/>
-    </w:rPr>
-  </w:style>
-  <w:style w:type="paragraph" w:customStyle="1" w:styleId="35400D802E3A438395BAB299129CDFA7">
-    <w:name w:val="35400D802E3A438395BAB299129CDFA7"/>
-    <w:rsid w:val="008B75DF"/>
-    <w:rPr>
-      <w:lang w:val="da-DK" w:eastAsia="da-DK"/>
-    </w:rPr>
-  </w:style>
-  <w:style w:type="paragraph" w:customStyle="1" w:styleId="4A0A8B17C48F43AA94AC5BD9420E01E2">
-    <w:name w:val="4A0A8B17C48F43AA94AC5BD9420E01E2"/>
-    <w:rsid w:val="008B75DF"/>
-    <w:rPr>
-      <w:lang w:val="da-DK" w:eastAsia="da-DK"/>
-    </w:rPr>
-  </w:style>
-  <w:style w:type="paragraph" w:customStyle="1" w:styleId="C61B2D77D46C4DCEA091470CE66469ED">
-    <w:name w:val="C61B2D77D46C4DCEA091470CE66469ED"/>
-    <w:rsid w:val="008B75DF"/>
-    <w:rPr>
-      <w:lang w:val="da-DK" w:eastAsia="da-DK"/>
-    </w:rPr>
-  </w:style>
-  <w:style w:type="paragraph" w:customStyle="1" w:styleId="8EFFDB8CEA1841C982BDD4B755DB36FE">
-    <w:name w:val="8EFFDB8CEA1841C982BDD4B755DB36FE"/>
-    <w:rsid w:val="008B75DF"/>
-    <w:rPr>
-      <w:lang w:val="da-DK" w:eastAsia="da-DK"/>
-    </w:rPr>
-  </w:style>
-  <w:style w:type="paragraph" w:customStyle="1" w:styleId="4E75B3BBAD68479297B48D99F7DBB5AC">
-    <w:name w:val="4E75B3BBAD68479297B48D99F7DBB5AC"/>
-    <w:rsid w:val="008B75DF"/>
-    <w:rPr>
-      <w:lang w:val="da-DK" w:eastAsia="da-DK"/>
-    </w:rPr>
-  </w:style>
-  <w:style w:type="paragraph" w:customStyle="1" w:styleId="87345E9A2AEA49369898AB3C1DC8A82C">
-    <w:name w:val="87345E9A2AEA49369898AB3C1DC8A82C"/>
-    <w:rsid w:val="008B75DF"/>
-    <w:rPr>
-      <w:lang w:val="da-DK" w:eastAsia="da-DK"/>
-    </w:rPr>
-  </w:style>
-  <w:style w:type="paragraph" w:customStyle="1" w:styleId="9D298E9D28764C50ABA9529E39F8B877">
-    <w:name w:val="9D298E9D28764C50ABA9529E39F8B877"/>
-    <w:rsid w:val="008B75DF"/>
-    <w:rPr>
-      <w:lang w:val="da-DK" w:eastAsia="da-DK"/>
-    </w:rPr>
-  </w:style>
-  <w:style w:type="paragraph" w:customStyle="1" w:styleId="9C2C666709D3444A9C9467D72E8429B5">
-    <w:name w:val="9C2C666709D3444A9C9467D72E8429B5"/>
-    <w:rsid w:val="008B75DF"/>
-    <w:rPr>
-      <w:lang w:val="da-DK" w:eastAsia="da-DK"/>
-    </w:rPr>
-  </w:style>
-  <w:style w:type="paragraph" w:customStyle="1" w:styleId="6FD87AD5CC064DC48FFD2B452C2309CC">
-    <w:name w:val="6FD87AD5CC064DC48FFD2B452C2309CC"/>
-    <w:rsid w:val="008B75DF"/>
-    <w:rPr>
-      <w:lang w:val="da-DK" w:eastAsia="da-DK"/>
-    </w:rPr>
-  </w:style>
-  <w:style w:type="paragraph" w:customStyle="1" w:styleId="CFF287A61963484E81B19D21F1C97076">
-    <w:name w:val="CFF287A61963484E81B19D21F1C97076"/>
-    <w:rsid w:val="008B75DF"/>
-    <w:rPr>
-      <w:lang w:val="da-DK" w:eastAsia="da-DK"/>
-    </w:rPr>
-  </w:style>
-  <w:style w:type="paragraph" w:customStyle="1" w:styleId="348CAFE774834DA1896D8361585EE267">
-    <w:name w:val="348CAFE774834DA1896D8361585EE267"/>
-    <w:rsid w:val="008B75DF"/>
-    <w:rPr>
-      <w:lang w:val="da-DK" w:eastAsia="da-DK"/>
-    </w:rPr>
-  </w:style>
-  <w:style w:type="paragraph" w:customStyle="1" w:styleId="1ABCA179F9DC45DAAF140CDD16DF935E">
-    <w:name w:val="1ABCA179F9DC45DAAF140CDD16DF935E"/>
-    <w:rsid w:val="008B75DF"/>
-    <w:rPr>
-      <w:lang w:val="da-DK" w:eastAsia="da-DK"/>
-    </w:rPr>
-  </w:style>
-  <w:style w:type="paragraph" w:customStyle="1" w:styleId="82021FA831A54FD2921E8AEA58F38AAC">
-    <w:name w:val="82021FA831A54FD2921E8AEA58F38AAC"/>
-    <w:rsid w:val="008B75DF"/>
-    <w:rPr>
-      <w:lang w:val="da-DK" w:eastAsia="da-DK"/>
-    </w:rPr>
-  </w:style>
-  <w:style w:type="paragraph" w:customStyle="1" w:styleId="7B189C1D39654D8AA9087CB4F46C2DE4">
-    <w:name w:val="7B189C1D39654D8AA9087CB4F46C2DE4"/>
-    <w:rsid w:val="008B75DF"/>
-    <w:rPr>
-      <w:lang w:val="da-DK" w:eastAsia="da-DK"/>
-    </w:rPr>
-  </w:style>
-  <w:style w:type="paragraph" w:customStyle="1" w:styleId="E792B4DAB90B4249AE6DB7E4B4DD2F3B">
-    <w:name w:val="E792B4DAB90B4249AE6DB7E4B4DD2F3B"/>
-    <w:rsid w:val="008B75DF"/>
-    <w:rPr>
-      <w:lang w:val="da-DK" w:eastAsia="da-DK"/>
-    </w:rPr>
-  </w:style>
-  <w:style w:type="paragraph" w:customStyle="1" w:styleId="1D20C656D6F64C57AE503C6A257F7678">
-    <w:name w:val="1D20C656D6F64C57AE503C6A257F7678"/>
-    <w:rsid w:val="008B75DF"/>
-    <w:rPr>
-      <w:lang w:val="da-DK" w:eastAsia="da-DK"/>
-    </w:rPr>
-  </w:style>
-  <w:style w:type="paragraph" w:customStyle="1" w:styleId="07049E48A5C44BF09361FF34031A21F3">
-    <w:name w:val="07049E48A5C44BF09361FF34031A21F3"/>
-    <w:rsid w:val="008B75DF"/>
-    <w:rPr>
-      <w:lang w:val="da-DK" w:eastAsia="da-DK"/>
-    </w:rPr>
-  </w:style>
-  <w:style w:type="paragraph" w:customStyle="1" w:styleId="C197F061456F4E8FAB4BFAA40AC97AA4">
-    <w:name w:val="C197F061456F4E8FAB4BFAA40AC97AA4"/>
-    <w:rsid w:val="008B75DF"/>
-    <w:rPr>
-      <w:lang w:val="da-DK" w:eastAsia="da-DK"/>
-    </w:rPr>
-  </w:style>
-  <w:style w:type="paragraph" w:customStyle="1" w:styleId="4D5602F18BB64C5BBD52EFEAD1CCFC05">
-    <w:name w:val="4D5602F18BB64C5BBD52EFEAD1CCFC05"/>
-    <w:rsid w:val="008B75DF"/>
-    <w:rPr>
-      <w:lang w:val="da-DK" w:eastAsia="da-DK"/>
-    </w:rPr>
-  </w:style>
-  <w:style w:type="paragraph" w:customStyle="1" w:styleId="F3047A57B78740D8873CCB1695D3E871">
-    <w:name w:val="F3047A57B78740D8873CCB1695D3E871"/>
-    <w:rsid w:val="008B75DF"/>
-    <w:rPr>
-      <w:lang w:val="da-DK" w:eastAsia="da-DK"/>
-    </w:rPr>
-  </w:style>
-  <w:style w:type="paragraph" w:customStyle="1" w:styleId="ABF59367B6534B2580CB13E7100511E2">
-    <w:name w:val="ABF59367B6534B2580CB13E7100511E2"/>
-    <w:rsid w:val="008B75DF"/>
-    <w:rPr>
-      <w:lang w:val="da-DK" w:eastAsia="da-DK"/>
-    </w:rPr>
-  </w:style>
-  <w:style w:type="paragraph" w:customStyle="1" w:styleId="FCE4C9C44C98474E92DFCE76A19E198A">
-    <w:name w:val="FCE4C9C44C98474E92DFCE76A19E198A"/>
-    <w:rsid w:val="008B75DF"/>
-    <w:rPr>
-      <w:lang w:val="da-DK" w:eastAsia="da-DK"/>
-    </w:rPr>
-  </w:style>
-  <w:style w:type="paragraph" w:customStyle="1" w:styleId="7554381191BD45A6A88C94F7E00E9F1A">
-    <w:name w:val="7554381191BD45A6A88C94F7E00E9F1A"/>
-    <w:rsid w:val="008B75DF"/>
-    <w:rPr>
-      <w:lang w:val="da-DK" w:eastAsia="da-DK"/>
-    </w:rPr>
-  </w:style>
-  <w:style w:type="paragraph" w:customStyle="1" w:styleId="392552BCA0244933922B0D44ADAD52AB">
-    <w:name w:val="392552BCA0244933922B0D44ADAD52AB"/>
-    <w:rsid w:val="008B75DF"/>
-    <w:rPr>
-      <w:lang w:val="da-DK" w:eastAsia="da-DK"/>
-    </w:rPr>
-  </w:style>
-  <w:style w:type="paragraph" w:customStyle="1" w:styleId="684E3C5532084A0F96D13D75B7EA98D9">
-    <w:name w:val="684E3C5532084A0F96D13D75B7EA98D9"/>
-    <w:rsid w:val="008B75DF"/>
-    <w:rPr>
-      <w:lang w:val="da-DK" w:eastAsia="da-DK"/>
-    </w:rPr>
-  </w:style>
-  <w:style w:type="paragraph" w:customStyle="1" w:styleId="801BE55FF9D84657851BB041C4D0CC39">
-    <w:name w:val="801BE55FF9D84657851BB041C4D0CC39"/>
-    <w:rsid w:val="008B75DF"/>
-    <w:rPr>
-      <w:lang w:val="da-DK" w:eastAsia="da-DK"/>
-    </w:rPr>
-  </w:style>
-  <w:style w:type="paragraph" w:customStyle="1" w:styleId="792C4BE9232C4C01BD566CC73E4B7DF4">
-    <w:name w:val="792C4BE9232C4C01BD566CC73E4B7DF4"/>
-    <w:rsid w:val="008B75DF"/>
-    <w:rPr>
-      <w:lang w:val="da-DK" w:eastAsia="da-DK"/>
-    </w:rPr>
   </w:style>
   <w:style w:type="paragraph" w:customStyle="1" w:styleId="507EB89A91CE4DC5BFD2CC8BA5239E3A">
     <w:name w:val="507EB89A91CE4DC5BFD2CC8BA5239E3A"/>
@@ -6783,62 +5791,6 @@
       <w:lang w:val="da-DK" w:eastAsia="da-DK"/>
     </w:rPr>
   </w:style>
-  <w:style w:type="paragraph" w:customStyle="1" w:styleId="4B764F481AB741CD9272824F988794BF">
-    <w:name w:val="4B764F481AB741CD9272824F988794BF"/>
-    <w:rsid w:val="008B75DF"/>
-    <w:rPr>
-      <w:lang w:val="da-DK" w:eastAsia="da-DK"/>
-    </w:rPr>
-  </w:style>
-  <w:style w:type="paragraph" w:customStyle="1" w:styleId="0AB8BC440416496C99CF6402A86CD63B">
-    <w:name w:val="0AB8BC440416496C99CF6402A86CD63B"/>
-    <w:rsid w:val="008B75DF"/>
-    <w:rPr>
-      <w:lang w:val="da-DK" w:eastAsia="da-DK"/>
-    </w:rPr>
-  </w:style>
-  <w:style w:type="paragraph" w:customStyle="1" w:styleId="EB66CF2AAE0E4EFBB3DADFA026D9B7C0">
-    <w:name w:val="EB66CF2AAE0E4EFBB3DADFA026D9B7C0"/>
-    <w:rsid w:val="008B75DF"/>
-    <w:rPr>
-      <w:lang w:val="da-DK" w:eastAsia="da-DK"/>
-    </w:rPr>
-  </w:style>
-  <w:style w:type="paragraph" w:customStyle="1" w:styleId="2D2CA4E7007441F1BABA3AC2FA5090FC">
-    <w:name w:val="2D2CA4E7007441F1BABA3AC2FA5090FC"/>
-    <w:rsid w:val="008B75DF"/>
-    <w:rPr>
-      <w:lang w:val="da-DK" w:eastAsia="da-DK"/>
-    </w:rPr>
-  </w:style>
-  <w:style w:type="paragraph" w:customStyle="1" w:styleId="4178B30C0C5E4F878DC2725E6DF17084">
-    <w:name w:val="4178B30C0C5E4F878DC2725E6DF17084"/>
-    <w:rsid w:val="008B75DF"/>
-    <w:rPr>
-      <w:lang w:val="da-DK" w:eastAsia="da-DK"/>
-    </w:rPr>
-  </w:style>
-  <w:style w:type="paragraph" w:customStyle="1" w:styleId="6B19698C405C47CCBAD8B00D69B69BA2">
-    <w:name w:val="6B19698C405C47CCBAD8B00D69B69BA2"/>
-    <w:rsid w:val="008B75DF"/>
-    <w:rPr>
-      <w:lang w:val="da-DK" w:eastAsia="da-DK"/>
-    </w:rPr>
-  </w:style>
-  <w:style w:type="paragraph" w:customStyle="1" w:styleId="D6974FEE00AF4A1DB36FC98C73444565">
-    <w:name w:val="D6974FEE00AF4A1DB36FC98C73444565"/>
-    <w:rsid w:val="008B75DF"/>
-    <w:rPr>
-      <w:lang w:val="da-DK" w:eastAsia="da-DK"/>
-    </w:rPr>
-  </w:style>
-  <w:style w:type="paragraph" w:customStyle="1" w:styleId="4A21657EC60245A39010B198EB36D968">
-    <w:name w:val="4A21657EC60245A39010B198EB36D968"/>
-    <w:rsid w:val="008B75DF"/>
-    <w:rPr>
-      <w:lang w:val="da-DK" w:eastAsia="da-DK"/>
-    </w:rPr>
-  </w:style>
   <w:style w:type="paragraph" w:customStyle="1" w:styleId="2DE2181E211B4DD8BFA6693398711D32">
     <w:name w:val="2DE2181E211B4DD8BFA6693398711D32"/>
     <w:rsid w:val="008B75DF"/>
@@ -6853,41 +5805,6 @@
       <w:lang w:val="da-DK" w:eastAsia="da-DK"/>
     </w:rPr>
   </w:style>
-  <w:style w:type="paragraph" w:customStyle="1" w:styleId="5AC21525749E4EFB801DEFFB8A05EBB2">
-    <w:name w:val="5AC21525749E4EFB801DEFFB8A05EBB2"/>
-    <w:rsid w:val="008B75DF"/>
-    <w:rPr>
-      <w:lang w:val="da-DK" w:eastAsia="da-DK"/>
-    </w:rPr>
-  </w:style>
-  <w:style w:type="paragraph" w:customStyle="1" w:styleId="8B3B9E9550704B368CDDDE9C15714BFC">
-    <w:name w:val="8B3B9E9550704B368CDDDE9C15714BFC"/>
-    <w:rsid w:val="008B75DF"/>
-    <w:rPr>
-      <w:lang w:val="da-DK" w:eastAsia="da-DK"/>
-    </w:rPr>
-  </w:style>
-  <w:style w:type="paragraph" w:customStyle="1" w:styleId="C5E7B2D6E0034B3FB0D76B7D5877C89A">
-    <w:name w:val="C5E7B2D6E0034B3FB0D76B7D5877C89A"/>
-    <w:rsid w:val="008B75DF"/>
-    <w:rPr>
-      <w:lang w:val="da-DK" w:eastAsia="da-DK"/>
-    </w:rPr>
-  </w:style>
-  <w:style w:type="paragraph" w:customStyle="1" w:styleId="963A96BBE2064CFF92AAB16D4ECAE337">
-    <w:name w:val="963A96BBE2064CFF92AAB16D4ECAE337"/>
-    <w:rsid w:val="008B75DF"/>
-    <w:rPr>
-      <w:lang w:val="da-DK" w:eastAsia="da-DK"/>
-    </w:rPr>
-  </w:style>
-  <w:style w:type="paragraph" w:customStyle="1" w:styleId="70020F2D395D46038A4FFF843E7E080F">
-    <w:name w:val="70020F2D395D46038A4FFF843E7E080F"/>
-    <w:rsid w:val="008B75DF"/>
-    <w:rPr>
-      <w:lang w:val="da-DK" w:eastAsia="da-DK"/>
-    </w:rPr>
-  </w:style>
   <w:style w:type="paragraph" w:customStyle="1" w:styleId="7A606AD2900A47D0B319F4B901320D5C">
     <w:name w:val="7A606AD2900A47D0B319F4B901320D5C"/>
     <w:rsid w:val="008B75DF"/>
@@ -6897,83 +5814,6 @@
   </w:style>
   <w:style w:type="paragraph" w:customStyle="1" w:styleId="B4F84FBA032047EFB87C6FAF81AE1A6A">
     <w:name w:val="B4F84FBA032047EFB87C6FAF81AE1A6A"/>
-    <w:rsid w:val="008B75DF"/>
-    <w:rPr>
-      <w:lang w:val="da-DK" w:eastAsia="da-DK"/>
-    </w:rPr>
-  </w:style>
-  <w:style w:type="paragraph" w:customStyle="1" w:styleId="F811220298AD4A20A64C0A7EE6FFECAC">
-    <w:name w:val="F811220298AD4A20A64C0A7EE6FFECAC"/>
-    <w:rsid w:val="008B75DF"/>
-    <w:rPr>
-      <w:lang w:val="da-DK" w:eastAsia="da-DK"/>
-    </w:rPr>
-  </w:style>
-  <w:style w:type="paragraph" w:customStyle="1" w:styleId="4318F1499F674501A0FAEADCB6DACDD1">
-    <w:name w:val="4318F1499F674501A0FAEADCB6DACDD1"/>
-    <w:rsid w:val="008B75DF"/>
-    <w:rPr>
-      <w:lang w:val="da-DK" w:eastAsia="da-DK"/>
-    </w:rPr>
-  </w:style>
-  <w:style w:type="paragraph" w:customStyle="1" w:styleId="D5E01A5850D148179C78F56659EEC10F">
-    <w:name w:val="D5E01A5850D148179C78F56659EEC10F"/>
-    <w:rsid w:val="008B75DF"/>
-    <w:rPr>
-      <w:lang w:val="da-DK" w:eastAsia="da-DK"/>
-    </w:rPr>
-  </w:style>
-  <w:style w:type="paragraph" w:customStyle="1" w:styleId="EB112712A245486C965C1316E5153827">
-    <w:name w:val="EB112712A245486C965C1316E5153827"/>
-    <w:rsid w:val="008B75DF"/>
-    <w:rPr>
-      <w:lang w:val="da-DK" w:eastAsia="da-DK"/>
-    </w:rPr>
-  </w:style>
-  <w:style w:type="paragraph" w:customStyle="1" w:styleId="13C18EF27AC241DCB54A02BFBD337A5E">
-    <w:name w:val="13C18EF27AC241DCB54A02BFBD337A5E"/>
-    <w:rsid w:val="008B75DF"/>
-    <w:rPr>
-      <w:lang w:val="da-DK" w:eastAsia="da-DK"/>
-    </w:rPr>
-  </w:style>
-  <w:style w:type="paragraph" w:customStyle="1" w:styleId="561705D89D82432DBFB43E99F15C9A56">
-    <w:name w:val="561705D89D82432DBFB43E99F15C9A56"/>
-    <w:rsid w:val="008B75DF"/>
-    <w:rPr>
-      <w:lang w:val="da-DK" w:eastAsia="da-DK"/>
-    </w:rPr>
-  </w:style>
-  <w:style w:type="paragraph" w:customStyle="1" w:styleId="2702D58B61BB4460964860752BE2E853">
-    <w:name w:val="2702D58B61BB4460964860752BE2E853"/>
-    <w:rsid w:val="008B75DF"/>
-    <w:rPr>
-      <w:lang w:val="da-DK" w:eastAsia="da-DK"/>
-    </w:rPr>
-  </w:style>
-  <w:style w:type="paragraph" w:customStyle="1" w:styleId="BF67DB83EEA64FB6B681FF44D4DC4A14">
-    <w:name w:val="BF67DB83EEA64FB6B681FF44D4DC4A14"/>
-    <w:rsid w:val="008B75DF"/>
-    <w:rPr>
-      <w:lang w:val="da-DK" w:eastAsia="da-DK"/>
-    </w:rPr>
-  </w:style>
-  <w:style w:type="paragraph" w:customStyle="1" w:styleId="1902A6ECF73744B9B04BA2D8DF61F952">
-    <w:name w:val="1902A6ECF73744B9B04BA2D8DF61F952"/>
-    <w:rsid w:val="008B75DF"/>
-    <w:rPr>
-      <w:lang w:val="da-DK" w:eastAsia="da-DK"/>
-    </w:rPr>
-  </w:style>
-  <w:style w:type="paragraph" w:customStyle="1" w:styleId="3E7D83A47DF140D89A8F1ED18032B30E">
-    <w:name w:val="3E7D83A47DF140D89A8F1ED18032B30E"/>
-    <w:rsid w:val="008B75DF"/>
-    <w:rPr>
-      <w:lang w:val="da-DK" w:eastAsia="da-DK"/>
-    </w:rPr>
-  </w:style>
-  <w:style w:type="paragraph" w:customStyle="1" w:styleId="D77943CBB66E49CA8C4848E329CBD29C">
-    <w:name w:val="D77943CBB66E49CA8C4848E329CBD29C"/>
     <w:rsid w:val="008B75DF"/>
     <w:rPr>
       <w:lang w:val="da-DK" w:eastAsia="da-DK"/>

--- a/src/Layers/W1/BaseApp/Sales/Document/StandardSalesDraftInvoiceBody.docx
+++ b/src/Layers/W1/BaseApp/Sales/Document/StandardSalesDraftInvoiceBody.docx
@@ -32,7 +32,7 @@
             <w:placeholder>
               <w:docPart w:val="7BFC78D02E1642D484C758AF437BBEA2"/>
             </w:placeholder>
-            <w:dataBinding w:prefixMappings="&lt;xmlns:ns0='urn:microsoft-dynamics-nav/reports/Standard_Sales_Draft_Invoice/1303/' " w:xpath="/ns0:NavWordReportXmlPart[1]/ns0:Header[1]/ns0:CustomerAddress1[1]" w:storeItemID="{00000000-0000-0000-0000-000000000000}"/>
+            <w:dataBinding w:prefixMappings="xmlns:ns0='urn:microsoft-dynamics-nav/reports/Standard_Sales_Draft_Invoice/1303/'" w:xpath="/ns0:NavWordReportXmlPart[1]/ns0:Header[1]/ns0:CustomerAddress1[1]" w:storeItemID="{00000000-0000-0000-0000-000000000000}"/>
             <w15:color w:val="808080"/>
             <w:text/>
           </w:sdtPr>
@@ -84,7 +84,7 @@
             <w:placeholder>
               <w:docPart w:val="DEDA3C0B06934299929192A012A06556"/>
             </w:placeholder>
-            <w:dataBinding w:prefixMappings="&lt;xmlns:ns0='urn:microsoft-dynamics-nav/reports/Standard_Sales_Draft_Invoice/1303/' " w:xpath="/ns0:NavWordReportXmlPart[1]/ns0:Header[1]/ns0:CompanyAddress1[1]" w:storeItemID="{00000000-0000-0000-0000-000000000000}"/>
+            <w:dataBinding w:prefixMappings="xmlns:ns0='urn:microsoft-dynamics-nav/reports/Standard_Sales_Draft_Invoice/1303/'" w:xpath="/ns0:NavWordReportXmlPart[1]/ns0:Header[1]/ns0:CompanyAddress1[1]" w:storeItemID="{00000000-0000-0000-0000-000000000000}"/>
             <w15:color w:val="808080"/>
             <w:text/>
           </w:sdtPr>
@@ -127,7 +127,7 @@
             <w:placeholder>
               <w:docPart w:val="7BFC78D02E1642D484C758AF437BBEA2"/>
             </w:placeholder>
-            <w:dataBinding w:prefixMappings="&lt;xmlns:ns0='urn:microsoft-dynamics-nav/reports/Standard_Sales_Draft_Invoice/1303/' " w:xpath="/ns0:NavWordReportXmlPart[1]/ns0:Header[1]/ns0:CustomerAddress2[1]" w:storeItemID="{00000000-0000-0000-0000-000000000000}"/>
+            <w:dataBinding w:prefixMappings="xmlns:ns0='urn:microsoft-dynamics-nav/reports/Standard_Sales_Draft_Invoice/1303/'" w:xpath="/ns0:NavWordReportXmlPart[1]/ns0:Header[1]/ns0:CustomerAddress2[1]" w:storeItemID="{00000000-0000-0000-0000-000000000000}"/>
             <w15:color w:val="808080"/>
             <w:text/>
           </w:sdtPr>
@@ -165,7 +165,7 @@
             <w:placeholder>
               <w:docPart w:val="AC62C87F340B4B94A2D1CF6A844DCC2D"/>
             </w:placeholder>
-            <w:dataBinding w:prefixMappings="&lt;xmlns:ns0='urn:microsoft-dynamics-nav/reports/Standard_Sales_Draft_Invoice/1303/' " w:xpath="/ns0:NavWordReportXmlPart[1]/ns0:Header[1]/ns0:CompanyAddress2[1]" w:storeItemID="{00000000-0000-0000-0000-000000000000}"/>
+            <w:dataBinding w:prefixMappings="xmlns:ns0='urn:microsoft-dynamics-nav/reports/Standard_Sales_Draft_Invoice/1303/'" w:xpath="/ns0:NavWordReportXmlPart[1]/ns0:Header[1]/ns0:CompanyAddress2[1]" w:storeItemID="{00000000-0000-0000-0000-000000000000}"/>
             <w15:color w:val="808080"/>
             <w:text/>
           </w:sdtPr>
@@ -200,7 +200,7 @@
             <w:placeholder>
               <w:docPart w:val="7BFC78D02E1642D484C758AF437BBEA2"/>
             </w:placeholder>
-            <w:dataBinding w:prefixMappings="&lt;xmlns:ns0='urn:microsoft-dynamics-nav/reports/Standard_Sales_Draft_Invoice/1303/' " w:xpath="/ns0:NavWordReportXmlPart[1]/ns0:Header[1]/ns0:CustomerAddress3[1]" w:storeItemID="{00000000-0000-0000-0000-000000000000}"/>
+            <w:dataBinding w:prefixMappings="xmlns:ns0='urn:microsoft-dynamics-nav/reports/Standard_Sales_Draft_Invoice/1303/'" w:xpath="/ns0:NavWordReportXmlPart[1]/ns0:Header[1]/ns0:CustomerAddress3[1]" w:storeItemID="{00000000-0000-0000-0000-000000000000}"/>
             <w15:color w:val="808080"/>
             <w:text/>
           </w:sdtPr>
@@ -238,7 +238,7 @@
             <w:placeholder>
               <w:docPart w:val="B430E6A12E0345C0B64E51766576F1EB"/>
             </w:placeholder>
-            <w:dataBinding w:prefixMappings="&lt;xmlns:ns0='urn:microsoft-dynamics-nav/reports/Standard_Sales_Draft_Invoice/1303/' " w:xpath="/ns0:NavWordReportXmlPart[1]/ns0:Header[1]/ns0:CompanyAddress3[1]" w:storeItemID="{00000000-0000-0000-0000-000000000000}"/>
+            <w:dataBinding w:prefixMappings="xmlns:ns0='urn:microsoft-dynamics-nav/reports/Standard_Sales_Draft_Invoice/1303/'" w:xpath="/ns0:NavWordReportXmlPart[1]/ns0:Header[1]/ns0:CompanyAddress3[1]" w:storeItemID="{00000000-0000-0000-0000-000000000000}"/>
             <w15:color w:val="808080"/>
             <w:text/>
           </w:sdtPr>
@@ -273,7 +273,7 @@
             <w:placeholder>
               <w:docPart w:val="7BFC78D02E1642D484C758AF437BBEA2"/>
             </w:placeholder>
-            <w:dataBinding w:prefixMappings="&lt;xmlns:ns0='urn:microsoft-dynamics-nav/reports/Standard_Sales_Draft_Invoice/1303/' " w:xpath="/ns0:NavWordReportXmlPart[1]/ns0:Header[1]/ns0:CustomerAddress4[1]" w:storeItemID="{00000000-0000-0000-0000-000000000000}"/>
+            <w:dataBinding w:prefixMappings="xmlns:ns0='urn:microsoft-dynamics-nav/reports/Standard_Sales_Draft_Invoice/1303/'" w:xpath="/ns0:NavWordReportXmlPart[1]/ns0:Header[1]/ns0:CustomerAddress4[1]" w:storeItemID="{00000000-0000-0000-0000-000000000000}"/>
             <w15:color w:val="808080"/>
             <w:text/>
           </w:sdtPr>
@@ -311,7 +311,7 @@
             <w:placeholder>
               <w:docPart w:val="F97F8D203D3E44B895A83A3D15CF49F0"/>
             </w:placeholder>
-            <w:dataBinding w:prefixMappings="&lt;xmlns:ns0='urn:microsoft-dynamics-nav/reports/Standard_Sales_Draft_Invoice/1303/' " w:xpath="/ns0:NavWordReportXmlPart[1]/ns0:Header[1]/ns0:CompanyAddress4[1]" w:storeItemID="{00000000-0000-0000-0000-000000000000}"/>
+            <w:dataBinding w:prefixMappings="xmlns:ns0='urn:microsoft-dynamics-nav/reports/Standard_Sales_Draft_Invoice/1303/'" w:xpath="/ns0:NavWordReportXmlPart[1]/ns0:Header[1]/ns0:CompanyAddress4[1]" w:storeItemID="{00000000-0000-0000-0000-000000000000}"/>
             <w15:color w:val="808080"/>
             <w:text/>
           </w:sdtPr>
@@ -346,7 +346,7 @@
             <w:placeholder>
               <w:docPart w:val="7BFC78D02E1642D484C758AF437BBEA2"/>
             </w:placeholder>
-            <w:dataBinding w:prefixMappings="&lt;xmlns:ns0='urn:microsoft-dynamics-nav/reports/Standard_Sales_Draft_Invoice/1303/' " w:xpath="/ns0:NavWordReportXmlPart[1]/ns0:Header[1]/ns0:CustomerAddress5[1]" w:storeItemID="{00000000-0000-0000-0000-000000000000}"/>
+            <w:dataBinding w:prefixMappings="xmlns:ns0='urn:microsoft-dynamics-nav/reports/Standard_Sales_Draft_Invoice/1303/'" w:xpath="/ns0:NavWordReportXmlPart[1]/ns0:Header[1]/ns0:CustomerAddress5[1]" w:storeItemID="{00000000-0000-0000-0000-000000000000}"/>
             <w15:color w:val="808080"/>
             <w:text/>
           </w:sdtPr>
@@ -384,7 +384,7 @@
             <w:placeholder>
               <w:docPart w:val="F1D6F71F4DDC4AA68BCBCFE3CE0655AD"/>
             </w:placeholder>
-            <w:dataBinding w:prefixMappings="&lt;xmlns:ns0='urn:microsoft-dynamics-nav/reports/Standard_Sales_Draft_Invoice/1303/' " w:xpath="/ns0:NavWordReportXmlPart[1]/ns0:Header[1]/ns0:CompanyAddress5[1]" w:storeItemID="{00000000-0000-0000-0000-000000000000}"/>
+            <w:dataBinding w:prefixMappings="xmlns:ns0='urn:microsoft-dynamics-nav/reports/Standard_Sales_Draft_Invoice/1303/'" w:xpath="/ns0:NavWordReportXmlPart[1]/ns0:Header[1]/ns0:CompanyAddress5[1]" w:storeItemID="{00000000-0000-0000-0000-000000000000}"/>
             <w15:color w:val="808080"/>
             <w:text/>
           </w:sdtPr>
@@ -419,7 +419,7 @@
             <w:placeholder>
               <w:docPart w:val="7BFC78D02E1642D484C758AF437BBEA2"/>
             </w:placeholder>
-            <w:dataBinding w:prefixMappings="&lt;xmlns:ns0='urn:microsoft-dynamics-nav/reports/Standard_Sales_Draft_Invoice/1303/' " w:xpath="/ns0:NavWordReportXmlPart[1]/ns0:Header[1]/ns0:CustomerAddress6[1]" w:storeItemID="{00000000-0000-0000-0000-000000000000}"/>
+            <w:dataBinding w:prefixMappings="xmlns:ns0='urn:microsoft-dynamics-nav/reports/Standard_Sales_Draft_Invoice/1303/'" w:xpath="/ns0:NavWordReportXmlPart[1]/ns0:Header[1]/ns0:CustomerAddress6[1]" w:storeItemID="{00000000-0000-0000-0000-000000000000}"/>
             <w15:color w:val="808080"/>
             <w:text/>
           </w:sdtPr>
@@ -457,7 +457,7 @@
             <w:placeholder>
               <w:docPart w:val="463DDE80699947D3B2A02ADD71F60CE1"/>
             </w:placeholder>
-            <w:dataBinding w:prefixMappings="&lt;xmlns:ns0='urn:microsoft-dynamics-nav/reports/Standard_Sales_Draft_Invoice/1303/' " w:xpath="/ns0:NavWordReportXmlPart[1]/ns0:Header[1]/ns0:CompanyAddress6[1]" w:storeItemID="{00000000-0000-0000-0000-000000000000}"/>
+            <w:dataBinding w:prefixMappings="xmlns:ns0='urn:microsoft-dynamics-nav/reports/Standard_Sales_Draft_Invoice/1303/'" w:xpath="/ns0:NavWordReportXmlPart[1]/ns0:Header[1]/ns0:CompanyAddress6[1]" w:storeItemID="{00000000-0000-0000-0000-000000000000}"/>
             <w15:color w:val="808080"/>
             <w:text/>
           </w:sdtPr>
@@ -492,7 +492,7 @@
             <w:placeholder>
               <w:docPart w:val="7BFC78D02E1642D484C758AF437BBEA2"/>
             </w:placeholder>
-            <w:dataBinding w:prefixMappings="&lt;xmlns:ns0='urn:microsoft-dynamics-nav/reports/Standard_Sales_Draft_Invoice/1303/' " w:xpath="/ns0:NavWordReportXmlPart[1]/ns0:Header[1]/ns0:CustomerAddress7[1]" w:storeItemID="{00000000-0000-0000-0000-000000000000}"/>
+            <w:dataBinding w:prefixMappings="xmlns:ns0='urn:microsoft-dynamics-nav/reports/Standard_Sales_Draft_Invoice/1303/'" w:xpath="/ns0:NavWordReportXmlPart[1]/ns0:Header[1]/ns0:CustomerAddress7[1]" w:storeItemID="{00000000-0000-0000-0000-000000000000}"/>
             <w15:color w:val="808080"/>
             <w:text/>
           </w:sdtPr>
@@ -530,7 +530,7 @@
             <w:placeholder>
               <w:docPart w:val="D27A944BE4C04FB7BA728E9441D7293F"/>
             </w:placeholder>
-            <w:dataBinding w:prefixMappings="&lt;xmlns:ns0='urn:microsoft-dynamics-nav/reports/Standard_Sales_Draft_Invoice/1303/' " w:xpath="/ns0:NavWordReportXmlPart[1]/ns0:Header[1]/ns0:CompanyLegalOffice_Lbl[1]" w:storeItemID="{00000000-0000-0000-0000-000000000000}"/>
+            <w:dataBinding w:prefixMappings="xmlns:ns0='urn:microsoft-dynamics-nav/reports/Standard_Sales_Draft_Invoice/1303/'" w:xpath="/ns0:NavWordReportXmlPart[1]/ns0:Header[1]/ns0:CompanyLegalOffice_Lbl[1]" w:storeItemID="{00000000-0000-0000-0000-000000000000}"/>
             <w15:color w:val="808080"/>
             <w:text/>
           </w:sdtPr>
@@ -567,7 +567,7 @@
             <w:placeholder>
               <w:docPart w:val="64509135138249989F41169E4BCEF6B4"/>
             </w:placeholder>
-            <w:dataBinding w:prefixMappings="&lt;xmlns:ns0='urn:microsoft-dynamics-nav/reports/Standard_Sales_Draft_Invoice/1303/' " w:xpath="/ns0:NavWordReportXmlPart[1]/ns0:Header[1]/ns0:CustomerAddress8[1]" w:storeItemID="{00000000-0000-0000-0000-000000000000}"/>
+            <w:dataBinding w:prefixMappings="xmlns:ns0='urn:microsoft-dynamics-nav/reports/Standard_Sales_Draft_Invoice/1303/'" w:xpath="/ns0:NavWordReportXmlPart[1]/ns0:Header[1]/ns0:CustomerAddress8[1]" w:storeItemID="{00000000-0000-0000-0000-000000000000}"/>
             <w15:color w:val="808080"/>
             <w:text/>
           </w:sdtPr>
@@ -605,7 +605,7 @@
             <w:placeholder>
               <w:docPart w:val="004369F39A584810884DAD816EC9609B"/>
             </w:placeholder>
-            <w:dataBinding w:prefixMappings="&lt;xmlns:ns0='urn:microsoft-dynamics-nav/reports/Standard_Sales_Draft_Invoice/1303/' " w:xpath="/ns0:NavWordReportXmlPart[1]/ns0:Header[1]/ns0:CompanyLegalOffice[1]" w:storeItemID="{00000000-0000-0000-0000-000000000000}"/>
+            <w:dataBinding w:prefixMappings="xmlns:ns0='urn:microsoft-dynamics-nav/reports/Standard_Sales_Draft_Invoice/1303/'" w:xpath="/ns0:NavWordReportXmlPart[1]/ns0:Header[1]/ns0:CompanyLegalOffice[1]" w:storeItemID="{00000000-0000-0000-0000-000000000000}"/>
             <w15:color w:val="808080"/>
             <w:text/>
           </w:sdtPr>
@@ -737,7 +737,7 @@
             <w:placeholder>
               <w:docPart w:val="9528A075A79E48229D5B115D355652A0"/>
             </w:placeholder>
-            <w:dataBinding w:prefixMappings="&lt;xmlns:ns0='urn:microsoft-dynamics-nav/reports/Standard_Sales_Draft_Invoice/1303/' " w:xpath="/ns0:NavWordReportXmlPart[1]/ns0:Header[1]/ns0:YourReference__Lbl[1]" w:storeItemID="{00000000-0000-0000-0000-000000000000}"/>
+            <w:dataBinding w:prefixMappings="xmlns:ns0='urn:microsoft-dynamics-nav/reports/Standard_Sales_Draft_Invoice/1303/'" w:xpath="/ns0:NavWordReportXmlPart[1]/ns0:Header[1]/ns0:YourReference__Lbl[1]" w:storeItemID="{00000000-0000-0000-0000-000000000000}"/>
             <w15:color w:val="808080"/>
             <w:text/>
           </w:sdtPr>
@@ -776,7 +776,7 @@
             <w:placeholder>
               <w:docPart w:val="76EB9B3355CE46518A951F054BC15D92"/>
             </w:placeholder>
-            <w:dataBinding w:prefixMappings="&lt;xmlns:ns0='urn:microsoft-dynamics-nav/reports/Standard_Sales_Draft_Invoice/1303/' " w:xpath="/ns0:NavWordReportXmlPart[1]/ns0:Header[1]/ns0:SalesPersonBlank_Lbl[1]" w:storeItemID="{00000000-0000-0000-0000-000000000000}"/>
+            <w:dataBinding w:prefixMappings="xmlns:ns0='urn:microsoft-dynamics-nav/reports/Standard_Sales_Draft_Invoice/1303/'" w:xpath="/ns0:NavWordReportXmlPart[1]/ns0:Header[1]/ns0:SalesPersonBlank_Lbl[1]" w:storeItemID="{00000000-0000-0000-0000-000000000000}"/>
             <w15:color w:val="808080"/>
             <w:text/>
           </w:sdtPr>
@@ -871,7 +871,7 @@
             <w:placeholder>
               <w:docPart w:val="1EAB61C784A142E5A3F6A305627BECD3"/>
             </w:placeholder>
-            <w:dataBinding w:prefixMappings="&lt;xmlns:ns0='urn:microsoft-dynamics-nav/reports/Standard_Sales_Draft_Invoice/1303/' " w:xpath="/ns0:NavWordReportXmlPart[1]/ns0:Header[1]/ns0:YourReference[1]" w:storeItemID="{00000000-0000-0000-0000-000000000000}"/>
+            <w:dataBinding w:prefixMappings="xmlns:ns0='urn:microsoft-dynamics-nav/reports/Standard_Sales_Draft_Invoice/1303/'" w:xpath="/ns0:NavWordReportXmlPart[1]/ns0:Header[1]/ns0:YourReference[1]" w:storeItemID="{00000000-0000-0000-0000-000000000000}"/>
             <w15:color w:val="808080"/>
             <w:text/>
           </w:sdtPr>
@@ -901,7 +901,7 @@
             <w:placeholder>
               <w:docPart w:val="E763D64E1C8E47598AEC5DEB36756505"/>
             </w:placeholder>
-            <w:dataBinding w:prefixMappings="&lt;xmlns:ns0='urn:microsoft-dynamics-nav/reports/Standard_Sales_Draft_Invoice/1303/' " w:xpath="/ns0:NavWordReportXmlPart[1]/ns0:Header[1]/ns0:SalesPersonName[1]" w:storeItemID="{00000000-0000-0000-0000-000000000000}"/>
+            <w:dataBinding w:prefixMappings="xmlns:ns0='urn:microsoft-dynamics-nav/reports/Standard_Sales_Draft_Invoice/1303/'" w:xpath="/ns0:NavWordReportXmlPart[1]/ns0:Header[1]/ns0:SalesPersonName[1]" w:storeItemID="{00000000-0000-0000-0000-000000000000}"/>
             <w15:color w:val="808080"/>
             <w:text/>
           </w:sdtPr>
@@ -983,7 +983,7 @@
             <w:placeholder>
               <w:docPart w:val="2DE2181E211B4DD8BFA6693398711D32"/>
             </w:placeholder>
-            <w:dataBinding w:prefixMappings="&lt;xmlns:ns0='urn:microsoft-dynamics-nav/reports/Standard_Sales_Draft_Invoice/1303/' " w:xpath="/ns0:NavWordReportXmlPart[1]/ns0:Header[1]/ns0:PaymentTermsDescription_Lbl[1]" w:storeItemID="{00000000-0000-0000-0000-000000000000}"/>
+            <w:dataBinding w:prefixMappings="xmlns:ns0='urn:microsoft-dynamics-nav/reports/Standard_Sales_Draft_Invoice/1303/'" w:xpath="/ns0:NavWordReportXmlPart[1]/ns0:Header[1]/ns0:PaymentTermsDescription_Lbl[1]" w:storeItemID="{00000000-0000-0000-0000-000000000000}"/>
             <w15:color w:val="808080"/>
             <w:text/>
           </w:sdtPr>
@@ -1014,7 +1014,7 @@
             <w:placeholder>
               <w:docPart w:val="B9832B50CFF24E35B3757C54CE6C1A07"/>
             </w:placeholder>
-            <w:dataBinding w:prefixMappings="&lt;xmlns:ns0='urn:microsoft-dynamics-nav/reports/Standard_Sales_Draft_Invoice/1303/' " w:xpath="/ns0:NavWordReportXmlPart[1]/ns0:Header[1]/ns0:ShipmentMethodDescription_Lbl[1]" w:storeItemID="{00000000-0000-0000-0000-000000000000}"/>
+            <w:dataBinding w:prefixMappings="xmlns:ns0='urn:microsoft-dynamics-nav/reports/Standard_Sales_Draft_Invoice/1303/'" w:xpath="/ns0:NavWordReportXmlPart[1]/ns0:Header[1]/ns0:ShipmentMethodDescription_Lbl[1]" w:storeItemID="{00000000-0000-0000-0000-000000000000}"/>
             <w15:color w:val="808080"/>
             <w:text/>
           </w:sdtPr>
@@ -1092,7 +1092,7 @@
             <w:placeholder>
               <w:docPart w:val="7A606AD2900A47D0B319F4B901320D5C"/>
             </w:placeholder>
-            <w:dataBinding w:prefixMappings="&lt;xmlns:ns0='urn:microsoft-dynamics-nav/reports/Standard_Sales_Draft_Invoice/1303/' " w:xpath="/ns0:NavWordReportXmlPart[1]/ns0:Header[1]/ns0:PaymentTermsDescription[1]" w:storeItemID="{00000000-0000-0000-0000-000000000000}"/>
+            <w:dataBinding w:prefixMappings="xmlns:ns0='urn:microsoft-dynamics-nav/reports/Standard_Sales_Draft_Invoice/1303/'" w:xpath="/ns0:NavWordReportXmlPart[1]/ns0:Header[1]/ns0:PaymentTermsDescription[1]" w:storeItemID="{00000000-0000-0000-0000-000000000000}"/>
             <w15:color w:val="808080"/>
             <w:text/>
           </w:sdtPr>
@@ -1122,7 +1122,7 @@
             <w:placeholder>
               <w:docPart w:val="B4F84FBA032047EFB87C6FAF81AE1A6A"/>
             </w:placeholder>
-            <w:dataBinding w:prefixMappings="&lt;xmlns:ns0='urn:microsoft-dynamics-nav/reports/Standard_Sales_Draft_Invoice/1303/' " w:xpath="/ns0:NavWordReportXmlPart[1]/ns0:Header[1]/ns0:ShipmentMethodDescription[1]" w:storeItemID="{00000000-0000-0000-0000-000000000000}"/>
+            <w:dataBinding w:prefixMappings="xmlns:ns0='urn:microsoft-dynamics-nav/reports/Standard_Sales_Draft_Invoice/1303/'" w:xpath="/ns0:NavWordReportXmlPart[1]/ns0:Header[1]/ns0:ShipmentMethodDescription[1]" w:storeItemID="{00000000-0000-0000-0000-000000000000}"/>
             <w15:color w:val="808080"/>
             <w:text/>
           </w:sdtPr>
@@ -1215,7 +1215,7 @@
           <w:tcPr>
             <w:tcW w:w="386" w:type="pct"/>
             <w:tcBorders>
-              <w:bottom w:val="single" w:sz="4" w:space="0" w:color="auto"/>
+              <w:bottom w:val="single" w:color="auto" w:sz="4" w:space="0"/>
             </w:tcBorders>
           </w:tcPr>
           <w:sdt>
@@ -1226,7 +1226,7 @@
               <w:placeholder>
                 <w:docPart w:val="1E7B3B967AB947B4A7019F654B7C6754"/>
               </w:placeholder>
-              <w:dataBinding w:prefixMappings="&lt;xmlns:ns0='urn:microsoft-dynamics-nav/reports/Standard_Sales_Draft_Invoice/1303/' " w:xpath="/ns0:NavWordReportXmlPart[1]/ns0:Header[1]/ns0:Line[1]/ns0:ItemNo_Line_Lbl[1]" w:storeItemID="{00000000-0000-0000-0000-000000000000}"/>
+              <w:dataBinding w:prefixMappings="xmlns:ns0='urn:microsoft-dynamics-nav/reports/Standard_Sales_Draft_Invoice/1303/'" w:xpath="/ns0:NavWordReportXmlPart[1]/ns0:Header[1]/ns0:Line[1]/ns0:ItemNo_Line_Lbl[1]" w:storeItemID="{00000000-0000-0000-0000-000000000000}"/>
               <w15:color w:val="808080"/>
               <w:text/>
             </w:sdtPr>
@@ -1252,7 +1252,7 @@
             <w:placeholder>
               <w:docPart w:val="59D01981058543FFB6E103BEC6353875"/>
             </w:placeholder>
-            <w:dataBinding w:prefixMappings="&lt;xmlns:ns0='urn:microsoft-dynamics-nav/reports/Standard_Sales_Draft_Invoice/1303/' " w:xpath="/ns0:NavWordReportXmlPart[1]/ns0:Header[1]/ns0:Line[1]/ns0:Description_Line_Lbl[1]" w:storeItemID="{00000000-0000-0000-0000-000000000000}"/>
+            <w:dataBinding w:prefixMappings="xmlns:ns0='urn:microsoft-dynamics-nav/reports/Standard_Sales_Draft_Invoice/1303/'" w:xpath="/ns0:NavWordReportXmlPart[1]/ns0:Header[1]/ns0:Line[1]/ns0:Description_Line_Lbl[1]" w:storeItemID="{00000000-0000-0000-0000-000000000000}"/>
             <w15:color w:val="808080"/>
             <w:text/>
           </w:sdtPr>
@@ -1261,7 +1261,7 @@
               <w:tcPr>
                 <w:tcW w:w="1115" w:type="pct"/>
                 <w:tcBorders>
-                  <w:bottom w:val="single" w:sz="4" w:space="0" w:color="auto"/>
+                  <w:bottom w:val="single" w:color="auto" w:sz="4" w:space="0"/>
                 </w:tcBorders>
               </w:tcPr>
               <w:p>
@@ -1285,7 +1285,7 @@
             <w:placeholder>
               <w:docPart w:val="897020F368BB49AF85DD6847EED43109"/>
             </w:placeholder>
-            <w:dataBinding w:prefixMappings="&lt;xmlns:ns0='urn:microsoft-dynamics-nav/reports/Standard_Sales_Draft_Invoice/1303/' " w:xpath="/ns0:NavWordReportXmlPart[1]/ns0:Header[1]/ns0:Line[1]/ns0:Quantity_Line_Lbl[1]" w:storeItemID="{00000000-0000-0000-0000-000000000000}"/>
+            <w:dataBinding w:prefixMappings="xmlns:ns0='urn:microsoft-dynamics-nav/reports/Standard_Sales_Draft_Invoice/1303/'" w:xpath="/ns0:NavWordReportXmlPart[1]/ns0:Header[1]/ns0:Line[1]/ns0:Quantity_Line_Lbl[1]" w:storeItemID="{00000000-0000-0000-0000-000000000000}"/>
             <w15:color w:val="808080"/>
             <w:text/>
           </w:sdtPr>
@@ -1294,7 +1294,7 @@
               <w:tcPr>
                 <w:tcW w:w="557" w:type="pct"/>
                 <w:tcBorders>
-                  <w:bottom w:val="single" w:sz="4" w:space="0" w:color="auto"/>
+                  <w:bottom w:val="single" w:color="auto" w:sz="4" w:space="0"/>
                 </w:tcBorders>
               </w:tcPr>
               <w:p>
@@ -1319,7 +1319,7 @@
             <w:placeholder>
               <w:docPart w:val="36269D46C5AC461F89D64877685730AE"/>
             </w:placeholder>
-            <w:dataBinding w:prefixMappings="&lt;xmlns:ns0='urn:microsoft-dynamics-nav/reports/Standard_Sales_Draft_Invoice/1303/' " w:xpath="/ns0:NavWordReportXmlPart[1]/ns0:Header[1]/ns0:Line[1]/ns0:Unit_Lbl[1]" w:storeItemID="{00000000-0000-0000-0000-000000000000}"/>
+            <w:dataBinding w:prefixMappings="xmlns:ns0='urn:microsoft-dynamics-nav/reports/Standard_Sales_Draft_Invoice/1303/'" w:xpath="/ns0:NavWordReportXmlPart[1]/ns0:Header[1]/ns0:Line[1]/ns0:Unit_Lbl[1]" w:storeItemID="{00000000-0000-0000-0000-000000000000}"/>
             <w15:color w:val="808080"/>
             <w:text/>
           </w:sdtPr>
@@ -1328,7 +1328,7 @@
               <w:tcPr>
                 <w:tcW w:w="386" w:type="pct"/>
                 <w:tcBorders>
-                  <w:bottom w:val="single" w:sz="4" w:space="0" w:color="auto"/>
+                  <w:bottom w:val="single" w:color="auto" w:sz="4" w:space="0"/>
                 </w:tcBorders>
               </w:tcPr>
               <w:p>
@@ -1352,7 +1352,7 @@
             <w:placeholder>
               <w:docPart w:val="BC0D6038DA864171B3297A06E20D2A78"/>
             </w:placeholder>
-            <w:dataBinding w:prefixMappings="&lt;xmlns:ns0='urn:microsoft-dynamics-nav/reports/Standard_Sales_Draft_Invoice/1303/' " w:xpath="/ns0:NavWordReportXmlPart[1]/ns0:Header[1]/ns0:Line[1]/ns0:UnitPrice_Lbl[1]" w:storeItemID="{00000000-0000-0000-0000-000000000000}"/>
+            <w:dataBinding w:prefixMappings="xmlns:ns0='urn:microsoft-dynamics-nav/reports/Standard_Sales_Draft_Invoice/1303/'" w:xpath="/ns0:NavWordReportXmlPart[1]/ns0:Header[1]/ns0:Line[1]/ns0:UnitPrice_Lbl[1]" w:storeItemID="{00000000-0000-0000-0000-000000000000}"/>
             <w15:color w:val="808080"/>
             <w:text/>
           </w:sdtPr>
@@ -1361,7 +1361,7 @@
               <w:tcPr>
                 <w:tcW w:w="686" w:type="pct"/>
                 <w:tcBorders>
-                  <w:bottom w:val="single" w:sz="4" w:space="0" w:color="auto"/>
+                  <w:bottom w:val="single" w:color="auto" w:sz="4" w:space="0"/>
                 </w:tcBorders>
               </w:tcPr>
               <w:p>
@@ -1386,7 +1386,7 @@
             <w:placeholder>
               <w:docPart w:val="36269D46C5AC461F89D64877685730AE"/>
             </w:placeholder>
-            <w:dataBinding w:prefixMappings="&lt;xmlns:ns0='urn:microsoft-dynamics-nav/reports/Standard_Sales_Draft_Invoice/1303/' " w:xpath="/ns0:NavWordReportXmlPart[1]/ns0:Header[1]/ns0:SalesInvoiceLineDiscount_Lbl[1]" w:storeItemID="{00000000-0000-0000-0000-000000000000}"/>
+            <w:dataBinding w:prefixMappings="xmlns:ns0='urn:microsoft-dynamics-nav/reports/Standard_Sales_Draft_Invoice/1303/'" w:xpath="/ns0:NavWordReportXmlPart[1]/ns0:Header[1]/ns0:SalesInvoiceLineDiscount_Lbl[1]" w:storeItemID="{00000000-0000-0000-0000-000000000000}"/>
             <w15:color w:val="808080"/>
             <w:text/>
           </w:sdtPr>
@@ -1395,7 +1395,7 @@
               <w:tcPr>
                 <w:tcW w:w="643" w:type="pct"/>
                 <w:tcBorders>
-                  <w:bottom w:val="single" w:sz="4" w:space="0" w:color="auto"/>
+                  <w:bottom w:val="single" w:color="auto" w:sz="4" w:space="0"/>
                 </w:tcBorders>
               </w:tcPr>
               <w:p>
@@ -1419,7 +1419,7 @@
             <w:placeholder>
               <w:docPart w:val="BDAB2CCEB0D14B37BCD2E5290039724A"/>
             </w:placeholder>
-            <w:dataBinding w:prefixMappings="&lt;xmlns:ns0='urn:microsoft-dynamics-nav/reports/Standard_Sales_Draft_Invoice/1303/' " w:xpath="/ns0:NavWordReportXmlPart[1]/ns0:Header[1]/ns0:Line[1]/ns0:VATPct_Line_Lbl[1]" w:storeItemID="{00000000-0000-0000-0000-000000000000}"/>
+            <w:dataBinding w:prefixMappings="xmlns:ns0='urn:microsoft-dynamics-nav/reports/Standard_Sales_Draft_Invoice/1303/'" w:xpath="/ns0:NavWordReportXmlPart[1]/ns0:Header[1]/ns0:Line[1]/ns0:VATPct_Line_Lbl[1]" w:storeItemID="{00000000-0000-0000-0000-000000000000}"/>
             <w15:color w:val="808080"/>
             <w:text/>
           </w:sdtPr>
@@ -1428,7 +1428,7 @@
               <w:tcPr>
                 <w:tcW w:w="472" w:type="pct"/>
                 <w:tcBorders>
-                  <w:bottom w:val="single" w:sz="4" w:space="0" w:color="auto"/>
+                  <w:bottom w:val="single" w:color="auto" w:sz="4" w:space="0"/>
                 </w:tcBorders>
               </w:tcPr>
               <w:p>
@@ -1453,7 +1453,7 @@
             <w:placeholder>
               <w:docPart w:val="12ED32BD6A35402293CE7C9CFD60907B"/>
             </w:placeholder>
-            <w:dataBinding w:prefixMappings="&lt;xmlns:ns0='urn:microsoft-dynamics-nav/reports/Standard_Sales_Draft_Invoice/1303/' " w:xpath="/ns0:NavWordReportXmlPart[1]/ns0:Header[1]/ns0:Line[1]/ns0:LineAmount_Line_Lbl[1]" w:storeItemID="{00000000-0000-0000-0000-000000000000}"/>
+            <w:dataBinding w:prefixMappings="xmlns:ns0='urn:microsoft-dynamics-nav/reports/Standard_Sales_Draft_Invoice/1303/'" w:xpath="/ns0:NavWordReportXmlPart[1]/ns0:Header[1]/ns0:Line[1]/ns0:LineAmount_Line_Lbl[1]" w:storeItemID="{00000000-0000-0000-0000-000000000000}"/>
             <w15:color w:val="808080"/>
             <w:text/>
           </w:sdtPr>
@@ -1462,7 +1462,7 @@
               <w:tcPr>
                 <w:tcW w:w="755" w:type="pct"/>
                 <w:tcBorders>
-                  <w:bottom w:val="single" w:sz="4" w:space="0" w:color="auto"/>
+                  <w:bottom w:val="single" w:color="auto" w:sz="4" w:space="0"/>
                 </w:tcBorders>
               </w:tcPr>
               <w:p>
@@ -1490,7 +1490,7 @@
           <w:tcPr>
             <w:tcW w:w="386" w:type="pct"/>
             <w:tcBorders>
-              <w:top w:val="single" w:sz="4" w:space="0" w:color="auto"/>
+              <w:top w:val="single" w:color="auto" w:sz="4" w:space="0"/>
             </w:tcBorders>
           </w:tcPr>
           <w:p>
@@ -1506,7 +1506,7 @@
           <w:tcPr>
             <w:tcW w:w="1115" w:type="pct"/>
             <w:tcBorders>
-              <w:top w:val="single" w:sz="4" w:space="0" w:color="auto"/>
+              <w:top w:val="single" w:color="auto" w:sz="4" w:space="0"/>
             </w:tcBorders>
           </w:tcPr>
           <w:p>
@@ -1522,7 +1522,7 @@
           <w:tcPr>
             <w:tcW w:w="557" w:type="pct"/>
             <w:tcBorders>
-              <w:top w:val="single" w:sz="4" w:space="0" w:color="auto"/>
+              <w:top w:val="single" w:color="auto" w:sz="4" w:space="0"/>
             </w:tcBorders>
           </w:tcPr>
           <w:p>
@@ -1538,7 +1538,7 @@
           <w:tcPr>
             <w:tcW w:w="386" w:type="pct"/>
             <w:tcBorders>
-              <w:top w:val="single" w:sz="4" w:space="0" w:color="auto"/>
+              <w:top w:val="single" w:color="auto" w:sz="4" w:space="0"/>
             </w:tcBorders>
           </w:tcPr>
           <w:p>
@@ -1554,7 +1554,7 @@
           <w:tcPr>
             <w:tcW w:w="686" w:type="pct"/>
             <w:tcBorders>
-              <w:top w:val="single" w:sz="4" w:space="0" w:color="auto"/>
+              <w:top w:val="single" w:color="auto" w:sz="4" w:space="0"/>
             </w:tcBorders>
           </w:tcPr>
           <w:p>
@@ -1570,7 +1570,7 @@
           <w:tcPr>
             <w:tcW w:w="643" w:type="pct"/>
             <w:tcBorders>
-              <w:top w:val="single" w:sz="4" w:space="0" w:color="auto"/>
+              <w:top w:val="single" w:color="auto" w:sz="4" w:space="0"/>
             </w:tcBorders>
           </w:tcPr>
           <w:p>
@@ -1587,7 +1587,7 @@
           <w:tcPr>
             <w:tcW w:w="472" w:type="pct"/>
             <w:tcBorders>
-              <w:top w:val="single" w:sz="4" w:space="0" w:color="auto"/>
+              <w:top w:val="single" w:color="auto" w:sz="4" w:space="0"/>
             </w:tcBorders>
           </w:tcPr>
           <w:p>
@@ -1604,7 +1604,7 @@
           <w:tcPr>
             <w:tcW w:w="755" w:type="pct"/>
             <w:tcBorders>
-              <w:top w:val="single" w:sz="4" w:space="0" w:color="auto"/>
+              <w:top w:val="single" w:color="auto" w:sz="4" w:space="0"/>
             </w:tcBorders>
           </w:tcPr>
           <w:p>
@@ -1630,7 +1630,7 @@
           <w:placeholder>
             <w:docPart w:val="C4762BB580B94A36882AD6AA10961BDD"/>
           </w:placeholder>
-          <w15:dataBinding w:prefixMappings="&lt;xmlns:ns0='urn:microsoft-dynamics-nav/reports/Standard_Sales_Draft_Invoice/1303/' " w:xpath="/ns0:NavWordReportXmlPart[1]/ns0:Header[1]/ns0:Line" w:storeItemID="{00000000-0000-0000-0000-000000000000}"/>
+          <w15:dataBinding w:prefixMappings="xmlns:ns0='urn:microsoft-dynamics-nav/reports/Standard_Sales_Draft_Invoice/1303/'" w:xpath="/ns0:NavWordReportXmlPart[1]/ns0:Header[1]/ns0:Line" w:storeItemID="{00000000-0000-0000-0000-000000000000}"/>
           <w15:color w:val="808080"/>
           <w15:repeatingSection/>
         </w:sdtPr>
@@ -1674,7 +1674,7 @@
                     <w:placeholder>
                       <w:docPart w:val="E0D6B0F0C2FB458789F1C695C462F841"/>
                     </w:placeholder>
-                    <w:dataBinding w:prefixMappings="&lt;xmlns:ns0='urn:microsoft-dynamics-nav/reports/Standard_Sales_Draft_Invoice/1303/' " w:xpath="/ns0:NavWordReportXmlPart[1]/ns0:Header[1]/ns0:Line[1]/ns0:ItemNo_Line[1]" w:storeItemID="{00000000-0000-0000-0000-000000000000}"/>
+                    <w:dataBinding w:prefixMappings="xmlns:ns0='urn:microsoft-dynamics-nav/reports/Standard_Sales_Draft_Invoice/1303/'" w:xpath="/ns0:NavWordReportXmlPart[1]/ns0:Header[1]/ns0:Line[1]/ns0:ItemNo_Line[1]" w:storeItemID="{00000000-0000-0000-0000-000000000000}"/>
                     <w15:color w:val="808080"/>
                     <w:text/>
                   </w:sdtPr>
@@ -1718,7 +1718,7 @@
                     <w:placeholder>
                       <w:docPart w:val="E5DC7E0ED1D74CAE83681A3449134864"/>
                     </w:placeholder>
-                    <w:dataBinding w:prefixMappings="&lt;xmlns:ns0='urn:microsoft-dynamics-nav/reports/Standard_Sales_Draft_Invoice/1303/' " w:xpath="/ns0:NavWordReportXmlPart[1]/ns0:Header[1]/ns0:Line[1]/ns0:Description_Line[1]" w:storeItemID="{00000000-0000-0000-0000-000000000000}"/>
+                    <w:dataBinding w:prefixMappings="xmlns:ns0='urn:microsoft-dynamics-nav/reports/Standard_Sales_Draft_Invoice/1303/'" w:xpath="/ns0:NavWordReportXmlPart[1]/ns0:Header[1]/ns0:Line[1]/ns0:Description_Line[1]" w:storeItemID="{00000000-0000-0000-0000-000000000000}"/>
                     <w15:color w:val="808080"/>
                     <w:text/>
                   </w:sdtPr>
@@ -1757,7 +1757,7 @@
                     <w:placeholder>
                       <w:docPart w:val="8FCCA87F0BC04C68AF96E219D49806EC"/>
                     </w:placeholder>
-                    <w:dataBinding w:prefixMappings="&lt;xmlns:ns0='urn:microsoft-dynamics-nav/reports/Standard_Sales_Draft_Invoice/1303/' " w:xpath="/ns0:NavWordReportXmlPart[1]/ns0:Header[1]/ns0:Line[1]/ns0:Quantity_Line[1]" w:storeItemID="{00000000-0000-0000-0000-000000000000}"/>
+                    <w:dataBinding w:prefixMappings="xmlns:ns0='urn:microsoft-dynamics-nav/reports/Standard_Sales_Draft_Invoice/1303/'" w:xpath="/ns0:NavWordReportXmlPart[1]/ns0:Header[1]/ns0:Line[1]/ns0:Quantity_Line[1]" w:storeItemID="{00000000-0000-0000-0000-000000000000}"/>
                     <w15:color w:val="808080"/>
                     <w:text/>
                   </w:sdtPr>
@@ -1794,7 +1794,7 @@
                     <w:placeholder>
                       <w:docPart w:val="4BCB67A0283D40B8A456BBD4E80B51A0"/>
                     </w:placeholder>
-                    <w:dataBinding w:prefixMappings="&lt;xmlns:ns0='urn:microsoft-dynamics-nav/reports/Standard_Sales_Draft_Invoice/1303/' " w:xpath="/ns0:NavWordReportXmlPart[1]/ns0:Header[1]/ns0:Line[1]/ns0:UnitOfMeasure[1]" w:storeItemID="{00000000-0000-0000-0000-000000000000}"/>
+                    <w:dataBinding w:prefixMappings="xmlns:ns0='urn:microsoft-dynamics-nav/reports/Standard_Sales_Draft_Invoice/1303/'" w:xpath="/ns0:NavWordReportXmlPart[1]/ns0:Header[1]/ns0:Line[1]/ns0:UnitOfMeasure[1]" w:storeItemID="{00000000-0000-0000-0000-000000000000}"/>
                     <w15:color w:val="808080"/>
                     <w:text/>
                   </w:sdtPr>
@@ -1836,7 +1836,7 @@
                         <w:placeholder>
                           <w:docPart w:val="EB34AC2AAFBA456DA9D259856E25F489"/>
                         </w:placeholder>
-                        <w:dataBinding w:prefixMappings="&lt;xmlns:ns0='urn:microsoft-dynamics-nav/reports/Standard_Sales_Draft_Invoice/1303/' " w:xpath="/ns0:NavWordReportXmlPart[1]/ns0:Header[1]/ns0:Line[1]/ns0:UnitPrice[1]" w:storeItemID="{00000000-0000-0000-0000-000000000000}"/>
+                        <w:dataBinding w:prefixMappings="xmlns:ns0='urn:microsoft-dynamics-nav/reports/Standard_Sales_Draft_Invoice/1303/'" w:xpath="/ns0:NavWordReportXmlPart[1]/ns0:Header[1]/ns0:Line[1]/ns0:UnitPrice[1]" w:storeItemID="{00000000-0000-0000-0000-000000000000}"/>
                         <w15:color w:val="808080"/>
                         <w:text/>
                       </w:sdtPr>
@@ -1858,7 +1858,7 @@
                     <w:placeholder>
                       <w:docPart w:val="17AEE1B3358041D58DC4507972C1C2BC"/>
                     </w:placeholder>
-                    <w:dataBinding w:prefixMappings="&lt;xmlns:ns0='urn:microsoft-dynamics-nav/reports/Standard_Sales_Draft_Invoice/1303/' " w:xpath="/ns0:NavWordReportXmlPart[1]/ns0:Header[1]/ns0:Line[1]/ns0:LineDiscountPercentText_Line[1]" w:storeItemID="{00000000-0000-0000-0000-000000000000}"/>
+                    <w:dataBinding w:prefixMappings="xmlns:ns0='urn:microsoft-dynamics-nav/reports/Standard_Sales_Draft_Invoice/1303/'" w:xpath="/ns0:NavWordReportXmlPart[1]/ns0:Header[1]/ns0:Line[1]/ns0:LineDiscountPercentText_Line[1]" w:storeItemID="{00000000-0000-0000-0000-000000000000}"/>
                     <w15:color w:val="808080"/>
                     <w:text/>
                   </w:sdtPr>
@@ -1888,7 +1888,7 @@
                     <w:placeholder>
                       <w:docPart w:val="BDAB2CCEB0D14B37BCD2E5290039724A"/>
                     </w:placeholder>
-                    <w:dataBinding w:prefixMappings="&lt;xmlns:ns0='urn:microsoft-dynamics-nav/reports/Standard_Sales_Draft_Invoice/1303/' " w:xpath="/ns0:NavWordReportXmlPart[1]/ns0:Header[1]/ns0:Line[1]/ns0:VATPct_Line[1]" w:storeItemID="{00000000-0000-0000-0000-000000000000}"/>
+                    <w:dataBinding w:prefixMappings="xmlns:ns0='urn:microsoft-dynamics-nav/reports/Standard_Sales_Draft_Invoice/1303/'" w:xpath="/ns0:NavWordReportXmlPart[1]/ns0:Header[1]/ns0:Line[1]/ns0:VATPct_Line[1]" w:storeItemID="{00000000-0000-0000-0000-000000000000}"/>
                     <w15:color w:val="808080"/>
                     <w:text/>
                   </w:sdtPr>
@@ -1931,7 +1931,7 @@
                         <w:placeholder>
                           <w:docPart w:val="55F574579ABD496CB05F99AFFF11FADA"/>
                         </w:placeholder>
-                        <w:dataBinding w:prefixMappings="&lt;xmlns:ns0='urn:microsoft-dynamics-nav/reports/Standard_Sales_Draft_Invoice/1303/' " w:xpath="/ns0:NavWordReportXmlPart[1]/ns0:Header[1]/ns0:Line[1]/ns0:LineAmount_Line[1]" w:storeItemID="{00000000-0000-0000-0000-000000000000}"/>
+                        <w:dataBinding w:prefixMappings="xmlns:ns0='urn:microsoft-dynamics-nav/reports/Standard_Sales_Draft_Invoice/1303/'" w:xpath="/ns0:NavWordReportXmlPart[1]/ns0:Header[1]/ns0:Line[1]/ns0:LineAmount_Line[1]" w:storeItemID="{00000000-0000-0000-0000-000000000000}"/>
                         <w15:color w:val="808080"/>
                         <w:text/>
                       </w:sdtPr>
@@ -1982,7 +1982,7 @@
             <w:placeholder>
               <w:docPart w:val="DefaultPlaceholder_-1854013440"/>
             </w:placeholder>
-            <w:dataBinding w:prefixMappings="&lt;xmlns:ns0='urn:microsoft-dynamics-nav/reports/Standard_Sales_Draft_Invoice/1303/' " w:xpath="/ns0:NavWordReportXmlPart[1]/ns0:Header[1]/ns0:ReportTotalsLine[1]/ns0:Description_ReportTotalsLine[1]" w:storeItemID="{00000000-0000-0000-0000-000000000000}"/>
+            <w:dataBinding w:prefixMappings="xmlns:ns0='urn:microsoft-dynamics-nav/reports/Standard_Sales_Draft_Invoice/1303/'" w:xpath="/ns0:NavWordReportXmlPart[1]/ns0:Header[1]/ns0:ReportTotalsLine[1]/ns0:Description_ReportTotalsLine[1]" w:storeItemID="{00000000-0000-0000-0000-000000000000}"/>
             <w15:color w:val="808080"/>
             <w:text/>
           </w:sdtPr>
@@ -2058,7 +2058,7 @@
             <w:placeholder>
               <w:docPart w:val="DefaultPlaceholder_-1854013440"/>
             </w:placeholder>
-            <w:dataBinding w:prefixMappings="&lt;xmlns:ns0='urn:microsoft-dynamics-nav/reports/Standard_Sales_Draft_Invoice/1303/' " w:xpath="/ns0:NavWordReportXmlPart[1]/ns0:Header[1]/ns0:ReportTotalsLine[1]/ns0:Amount_ReportTotalsLine[1]" w:storeItemID="{00000000-0000-0000-0000-000000000000}"/>
+            <w:dataBinding w:prefixMappings="xmlns:ns0='urn:microsoft-dynamics-nav/reports/Standard_Sales_Draft_Invoice/1303/'" w:xpath="/ns0:NavWordReportXmlPart[1]/ns0:Header[1]/ns0:ReportTotalsLine[1]/ns0:Amount_ReportTotalsLine[1]" w:storeItemID="{00000000-0000-0000-0000-000000000000}"/>
             <w15:color w:val="808080"/>
             <w:text/>
           </w:sdtPr>
@@ -2101,7 +2101,7 @@
             <w:placeholder>
               <w:docPart w:val="874EB33E6D964175A3E1A1FC4A0A38F3"/>
             </w:placeholder>
-            <w:dataBinding w:prefixMappings="&lt;xmlns:ns0='urn:microsoft-dynamics-nav/reports/Standard_Sales_Draft_Invoice/1303/' " w:xpath="/ns0:NavWordReportXmlPart[1]/ns0:Header[1]/ns0:VATAmount_Lbl[1]" w:storeItemID="{00000000-0000-0000-0000-000000000000}"/>
+            <w:dataBinding w:prefixMappings="xmlns:ns0='urn:microsoft-dynamics-nav/reports/Standard_Sales_Draft_Invoice/1303/'" w:xpath="/ns0:NavWordReportXmlPart[1]/ns0:Header[1]/ns0:VATAmount_Lbl[1]" w:storeItemID="{00000000-0000-0000-0000-000000000000}"/>
             <w15:color w:val="808080"/>
             <w:text/>
           </w:sdtPr>
@@ -2177,7 +2177,7 @@
             <w:placeholder>
               <w:docPart w:val="79792A17E2554254B0F755B3FFFECFA5"/>
             </w:placeholder>
-            <w:dataBinding w:prefixMappings="&lt;xmlns:ns0='urn:microsoft-dynamics-nav/reports/Standard_Sales_Draft_Invoice/1303/' " w:xpath="/ns0:NavWordReportXmlPart[1]/ns0:Header[1]/ns0:Totals[1]/ns0:TotalVATAmount[1]" w:storeItemID="{00000000-0000-0000-0000-000000000000}"/>
+            <w:dataBinding w:prefixMappings="xmlns:ns0='urn:microsoft-dynamics-nav/reports/Standard_Sales_Draft_Invoice/1303/'" w:xpath="/ns0:NavWordReportXmlPart[1]/ns0:Header[1]/ns0:Totals[1]/ns0:TotalVATAmount[1]" w:storeItemID="{00000000-0000-0000-0000-000000000000}"/>
             <w15:color w:val="808080"/>
             <w:text/>
           </w:sdtPr>
@@ -2222,7 +2222,7 @@
               <w:placeholder>
                 <w:docPart w:val="EFCCCEFC9EBD4D629E648D5F58EE132F"/>
               </w:placeholder>
-              <w:dataBinding w:prefixMappings="&lt;xmlns:ns0='urn:microsoft-dynamics-nav/reports/Standard_Sales_Draft_Invoice/1303/' " w:xpath="/ns0:NavWordReportXmlPart[1]/ns0:Header[1]/ns0:Totals[1]/ns0:TotalIncludingVATText[1]" w:storeItemID="{00000000-0000-0000-0000-000000000000}"/>
+              <w:dataBinding w:prefixMappings="xmlns:ns0='urn:microsoft-dynamics-nav/reports/Standard_Sales_Draft_Invoice/1303/'" w:xpath="/ns0:NavWordReportXmlPart[1]/ns0:Header[1]/ns0:Totals[1]/ns0:TotalIncludingVATText[1]" w:storeItemID="{00000000-0000-0000-0000-000000000000}"/>
               <w15:color w:val="808080"/>
               <w:text/>
             </w:sdtPr>
@@ -2308,7 +2308,7 @@
                 <w:placeholder>
                   <w:docPart w:val="CAA90525A4834D04AE8BF275F2C95F92"/>
                 </w:placeholder>
-                <w:dataBinding w:prefixMappings="&lt;xmlns:ns0='urn:microsoft-dynamics-nav/reports/Standard_Sales_Draft_Invoice/1303/' " w:xpath="/ns0:NavWordReportXmlPart[1]/ns0:Header[1]/ns0:Totals[1]/ns0:TotalAmountIncludingVAT[1]" w:storeItemID="{00000000-0000-0000-0000-000000000000}"/>
+                <w:dataBinding w:prefixMappings="xmlns:ns0='urn:microsoft-dynamics-nav/reports/Standard_Sales_Draft_Invoice/1303/'" w:xpath="/ns0:NavWordReportXmlPart[1]/ns0:Header[1]/ns0:Totals[1]/ns0:TotalAmountIncludingVAT[1]" w:storeItemID="{00000000-0000-0000-0000-000000000000}"/>
                 <w15:color w:val="808080"/>
                 <w:text/>
               </w:sdtPr>
@@ -2351,7 +2351,7 @@
             <w:placeholder>
               <w:docPart w:val="F9DBAC560A1045989312D5173E728ABE"/>
             </w:placeholder>
-            <w:dataBinding w:prefixMappings="&lt;xmlns:ns0='urn:microsoft-dynamics-nav/reports/Standard_Sales_Draft_Invoice/1303/' " w:xpath="/ns0:NavWordReportXmlPart[1]/ns0:Header[1]/ns0:VATClause_Lbl[1]" w:storeItemID="{00000000-0000-0000-0000-000000000000}"/>
+            <w:dataBinding w:prefixMappings="xmlns:ns0='urn:microsoft-dynamics-nav/reports/Standard_Sales_Draft_Invoice/1303/'" w:xpath="/ns0:NavWordReportXmlPart[1]/ns0:Header[1]/ns0:VATClause_Lbl[1]" w:storeItemID="{00000000-0000-0000-0000-000000000000}"/>
             <w15:color w:val="808080"/>
             <w:text/>
           </w:sdtPr>
@@ -2425,7 +2425,7 @@
             <w:placeholder>
               <w:docPart w:val="F9DBAC560A1045989312D5173E728ABE"/>
             </w:placeholder>
-            <w:dataBinding w:prefixMappings="&lt;xmlns:ns0='urn:microsoft-dynamics-nav/reports/Standard_Sales_Draft_Invoice/1303/' " w:xpath="/ns0:NavWordReportXmlPart[1]/ns0:Header[1]/ns0:VATClauseLine[1]/ns0:VATIdentifier_VATClauseLine[1]" w:storeItemID="{00000000-0000-0000-0000-000000000000}"/>
+            <w:dataBinding w:prefixMappings="xmlns:ns0='urn:microsoft-dynamics-nav/reports/Standard_Sales_Draft_Invoice/1303/'" w:xpath="/ns0:NavWordReportXmlPart[1]/ns0:Header[1]/ns0:VATClauseLine[1]/ns0:VATIdentifier_VATClauseLine[1]" w:storeItemID="{00000000-0000-0000-0000-000000000000}"/>
             <w15:color w:val="808080"/>
             <w:text/>
           </w:sdtPr>
@@ -2462,7 +2462,7 @@
             <w:placeholder>
               <w:docPart w:val="DB6E80D2190E48739D27B47EF0C3F8BC"/>
             </w:placeholder>
-            <w:dataBinding w:prefixMappings="&lt;xmlns:ns0='urn:microsoft-dynamics-nav/reports/Standard_Sales_Draft_Invoice/1303/' " w:xpath="/ns0:NavWordReportXmlPart[1]/ns0:Header[1]/ns0:VATIdentifier_Lbl[1]" w:storeItemID="{00000000-0000-0000-0000-000000000000}"/>
+            <w:dataBinding w:prefixMappings="xmlns:ns0='urn:microsoft-dynamics-nav/reports/Standard_Sales_Draft_Invoice/1303/'" w:xpath="/ns0:NavWordReportXmlPart[1]/ns0:Header[1]/ns0:VATIdentifier_Lbl[1]" w:storeItemID="{00000000-0000-0000-0000-000000000000}"/>
             <w15:color w:val="808080"/>
             <w:text/>
           </w:sdtPr>
@@ -2536,7 +2536,7 @@
             <w:placeholder>
               <w:docPart w:val="DB6E80D2190E48739D27B47EF0C3F8BC"/>
             </w:placeholder>
-            <w:dataBinding w:prefixMappings="&lt;xmlns:ns0='urn:microsoft-dynamics-nav/reports/Standard_Sales_Draft_Invoice/1303/' " w:xpath="/ns0:NavWordReportXmlPart[1]/ns0:Header[1]/ns0:VATClauseLine[1]/ns0:Description_VATClauseLine[1]" w:storeItemID="{00000000-0000-0000-0000-000000000000}"/>
+            <w:dataBinding w:prefixMappings="xmlns:ns0='urn:microsoft-dynamics-nav/reports/Standard_Sales_Draft_Invoice/1303/'" w:xpath="/ns0:NavWordReportXmlPart[1]/ns0:Header[1]/ns0:VATClauseLine[1]/ns0:Description_VATClauseLine[1]" w:storeItemID="{00000000-0000-0000-0000-000000000000}"/>
             <w15:color w:val="808080"/>
             <w:text/>
           </w:sdtPr>
@@ -2587,7 +2587,7 @@
             <w:placeholder>
               <w:docPart w:val="0E413A1B44F34AD8A7B0DCD2865310A5"/>
             </w:placeholder>
-            <w:dataBinding w:prefixMappings="&lt;xmlns:ns0='urn:microsoft-dynamics-nav/reports/Standard_Sales_Draft_Invoice/1303/' " w:xpath="/ns0:NavWordReportXmlPart[1]/ns0:Header[1]/ns0:WorkDescriptionLines[1]/ns0:WorkDescriptionLine[1]" w:storeItemID="{00000000-0000-0000-0000-000000000000}"/>
+            <w:dataBinding w:prefixMappings="xmlns:ns0='urn:microsoft-dynamics-nav/reports/Standard_Sales_Draft_Invoice/1303/'" w:xpath="/ns0:NavWordReportXmlPart[1]/ns0:Header[1]/ns0:WorkDescriptionLines[1]/ns0:WorkDescriptionLine[1]" w:storeItemID="{00000000-0000-0000-0000-000000000000}"/>
             <w15:color w:val="808080"/>
             <w:text/>
           </w:sdtPr>
@@ -6179,7 +6179,9 @@
 </we:webextension>
 </file>
 
-<file path=customXml/item1.xml>��< ? x m l   v e r s i o n = " 1 . 0 "   e n c o d i n g = " u t f - 1 6 " ? > < N a v W o r d R e p o r t X m l P a r t   x m l n s = " u r n : m i c r o s o f t - d y n a m i c s - n a v / r e p o r t s / S t a n d a r d _ S a l e s _ D r a f t _ I n v o i c e / 1 3 0 3 / " > +<file path=customXml/item1.xml>��< ? x m l   v e r s i o n = " 1 . 0 "   e n c o d i n g = " u t f - 1 6 " ? > + 
+ < N a v W o r d R e p o r t X m l P a r t   x m l n s = " u r n : m i c r o s o f t - d y n a m i c s - n a v / r e p o r t s / S t a n d a r d _ S a l e s _ D r a f t _ I n v o i c e / 1 3 0 3 / " >   
      < B C R e p o r t I n f o r m a t i o n >   
@@ -6243,6 +6245,84 @@
  
          < / R e p o r t R e q u e s t >   
+         < C o m p a n y M e t a d a t a > + 
+             < C o m p a n y N a m e > C o m p a n y   N a m e < / C o m p a n y N a m e > + 
+             < C o m p a n y D i s p l a y N a m e > C o m p a n y   D i s p l a y   N a m e < / C o m p a n y D i s p l a y N a m e > + 
+             < C o m p a n y A d d r e s s L i n e s > + 
+                 < C o m p a n y A d d r e s s L i n e > C o m p a n y   A d d r e s s   L i n e   1 < / C o m p a n y A d d r e s s L i n e > + 
+                 < C o m p a n y A d d r e s s L i n e > C o m p a n y   A d d r e s s   L i n e   2 < / C o m p a n y A d d r e s s L i n e > + 
+                 < C o m p a n y A d d r e s s L i n e > C o m p a n y   A d d r e s s   L i n e   3 < / C o m p a n y A d d r e s s L i n e > + 
+                 < C o m p a n y A d d r e s s L i n e > C o m p a n y   A d d r e s s   L i n e   4 < / C o m p a n y A d d r e s s L i n e > + 
+                 < C o m p a n y A d d r e s s L i n e > C o m p a n y   A d d r e s s   L i n e   5 < / C o m p a n y A d d r e s s L i n e > + 
+                 < C o m p a n y A d d r e s s L i n e > C o m p a n y   A d d r e s s   L i n e   6 < / C o m p a n y A d d r e s s L i n e > + 
+                 < C o m p a n y A d d r e s s L i n e > C o m p a n y   A d d r e s s   L i n e   7 < / C o m p a n y A d d r e s s L i n e > + 
+                 < C o m p a n y A d d r e s s L i n e > C o m p a n y   A d d r e s s   L i n e   8 < / C o m p a n y A d d r e s s L i n e > + 
+             < / C o m p a n y A d d r e s s L i n e s > + 
+             < C o m p a n y P h o n e > C o m p a n y   P h o n e < / C o m p a n y P h o n e > + 
+             < C o m p a n y P h o n e C a p t i o n > C o m p a n y   P h o n e   C a p t i o n < / C o m p a n y P h o n e C a p t i o n > + 
+             < C o m p a n y F a x N o > C o m p a n y   F a x   N o . < / C o m p a n y F a x N o > + 
+             < C o m p a n y F a x N o C a p t i o n > C o m p a n y   F a x   N o .   C a p t i o n < / C o m p a n y F a x N o C a p t i o n > + 
+             < C o m p a n y E m a i l > C o m p a n y   E m a i l < / C o m p a n y E m a i l > + 
+             < C o m p a n y E m a i l C a p t i o n > C o m p a n y   E m a i l   C a p t i o n < / C o m p a n y E m a i l C a p t i o n > + 
+             < C o m p a n y H o m e P a g e > C o m p a n y   H o m e   P a g e < / C o m p a n y H o m e P a g e > + 
+             < C o m p a n y H o m e P a g e C a p t i o n > C o m p a n y   H o m e   P a g e   C a p t i o n < / C o m p a n y H o m e P a g e C a p t i o n > + 
+             < C o m p a n y L o g o > C o m p a n y   L o g o < / C o m p a n y L o g o > + 
+             < C o m p a n y V A T R e g i s t r a t i o n N o > C o m p a n y   V A T   R e g i s t r a t i o n   N o . < / C o m p a n y V A T R e g i s t r a t i o n N o > + 
+             < C o m p a n y V A T R e g i s t r a t i o n N o C a p t i o n > C o m p a n y   V A T   R e g i s t r a t i o n   N o .   C a p t i o n < / C o m p a n y V A T R e g i s t r a t i o n N o C a p t i o n > + 
+             < C o m p a n y R e g i s t r a t i o n N o > C o m p a n y   R e g i s t r a t i o n   N o . < / C o m p a n y R e g i s t r a t i o n N o > + 
+             < C o m p a n y R e g i s t r a t i o n N o C a p t i o n > C o m p a n y   R e g i s t r a t i o n   N o .   C a p t i o n < / C o m p a n y R e g i s t r a t i o n N o C a p t i o n > + 
+             < C o m p a n y B a n k N a m e > C o m p a n y   B a n k   N a m e < / C o m p a n y B a n k N a m e > + 
+             < C o m p a n y B a n k N a m e C a p t i o n > C o m p a n y   B a n k   N a m e   C a p t i o n < / C o m p a n y B a n k N a m e C a p t i o n > + 
+             < C o m p a n y B a n k A c c o u n t N o > C o m p a n y   B a n k   A c c o u n t   N o . < / C o m p a n y B a n k A c c o u n t N o > + 
+             < C o m p a n y B a n k A c c o u n t N o C a p t i o n > C o m p a n y   B a n k   A c c o u n t   N o .   C a p t i o n < / C o m p a n y B a n k A c c o u n t N o C a p t i o n > + 
+             < C o m p a n y B a n k B r a n c h N o > C o m p a n y   B a n k   B r a n c h   N o . < / C o m p a n y B a n k B r a n c h N o > + 
+             < C o m p a n y B a n k B r a n c h N o C a p t i o n > C o m p a n y   B a n k   B r a n c h   N o .   C a p t i o n < / C o m p a n y B a n k B r a n c h N o C a p t i o n > + 
+             < C o m p a n y I B A N > C o m p a n y   I B A N < / C o m p a n y I B A N > + 
+             < C o m p a n y I B A N C a p t i o n > C o m p a n y   I B A N   C a p t i o n < / C o m p a n y I B A N C a p t i o n > + 
+             < C o m p a n y B a n k S W I F T > C o m p a n y   B a n k   S W I F T < / C o m p a n y B a n k S W I F T > + 
+             < C o m p a n y B a n k S W I F T C a p t i o n > C o m p a n y   B a n k   S W I F T   C a p t i o n < / C o m p a n y B a n k S W I F T C a p t i o n > + 
+             < C o m p a n y G i r o N o > C o m p a n y   G i r o   N o . < / C o m p a n y G i r o N o > + 
+             < C o m p a n y G i r o N o C a p t i o n > C o m p a n y   G i r o   N o .   C a p t i o n < / C o m p a n y G i r o N o C a p t i o n > + 
+         < / C o m p a n y M e t a d a t a > + 
      < / B C R e p o r t I n f o r m a t i o n >   
      < H e a d e r > @@ -6323,7 +6403,7 @@
  
          < C o m p a n y P h o n e N o _ L b l > C o m p a n y P h o n e N o _ L b l < / C o m p a n y P h o n e N o _ L b l >   
-         < C o m p a n y P i c t u r e / > +         < C o m p a n y P i c t u r e   / >   
          < C o m p a n y R e g i s t r a t i o n N u m b e r > C o m p a n y R e g i s t r a t i o n N u m b e r < / C o m p a n y R e g i s t r a t i o n N u m b e r >   
@@ -6417,20 +6497,20 @@
  
          < P r i c e s I n c l u d i n g V A T > P r i c e s I n c l u d i n g V A T < / P r i c e s I n c l u d i n g V A T >   
+         < P r i c e s I n c l u d i n g V A T Y e s N o > P r i c e s I n c l u d i n g V A T Y e s N o < / P r i c e s I n c l u d i n g V A T Y e s N o > + 
          < P r i c e s I n c l u d i n g V A T _ L b l > P r i c e s I n c l u d i n g V A T _ L b l < / P r i c e s I n c l u d i n g V A T _ L b l >   
-         < P r i c e s I n c l u d i n g V A T Y e s N o > P r i c e s I n c l u d i n g V A T Y e s N o < / P r i c e s I n c l u d i n g V A T Y e s N o > - 
          < Q u e s t i o n s _ L b l > Q u e s t i o n s _ L b l < / Q u e s t i o n s _ L b l >   
          < S a l e s I n v o i c e L i n e D i s c o u n t _ L b l > S a l e s I n v o i c e L i n e D i s c o u n t _ L b l < / S a l e s I n v o i c e L i n e D i s c o u n t _ L b l >   
+         < S a l e s P e r s o n B l a n k _ L b l > S a l e s P e r s o n B l a n k _ L b l < / S a l e s P e r s o n B l a n k _ L b l > + 
+         < S a l e s P e r s o n N a m e > S a l e s P e r s o n N a m e < / S a l e s P e r s o n N a m e > + 
          < S a l e s P e r s o n _ L b l > S a l e s P e r s o n _ L b l < / S a l e s P e r s o n _ L b l >   
-         < S a l e s P e r s o n B l a n k _ L b l > S a l e s P e r s o n B l a n k _ L b l < / S a l e s P e r s o n B l a n k _ L b l > - 
-         < S a l e s P e r s o n N a m e > S a l e s P e r s o n N a m e < / S a l e s P e r s o n N a m e > - 
          < S e l l T o C o n t a c t E m a i l > S e l l T o C o n t a c t E m a i l < / S e l l T o C o n t a c t E m a i l >   
          < S e l l T o C o n t a c t E m a i l L b l > S e l l T o C o n t a c t E m a i l L b l < / S e l l T o C o n t a c t E m a i l L b l > @@ -6447,30 +6527,30 @@
  
          < S e l l t o C u s t o m e r N o _ L b l > S e l l t o C u s t o m e r N o _ L b l < / S e l l t o C u s t o m e r N o _ L b l >   
+         < S h i p m e n t M e t h o d D e s c r i p t i o n > S h i p m e n t M e t h o d D e s c r i p t i o n < / S h i p m e n t M e t h o d D e s c r i p t i o n > + 
+         < S h i p m e n t M e t h o d D e s c r i p t i o n _ L b l > S h i p m e n t M e t h o d D e s c r i p t i o n _ L b l < / S h i p m e n t M e t h o d D e s c r i p t i o n _ L b l > + 
          < S h i p m e n t _ L b l > S h i p m e n t _ L b l < / S h i p m e n t _ L b l >   
-         < S h i p m e n t M e t h o d D e s c r i p t i o n > S h i p m e n t M e t h o d D e s c r i p t i o n < / S h i p m e n t M e t h o d D e s c r i p t i o n > - 
-         < S h i p m e n t M e t h o d D e s c r i p t i o n _ L b l > S h i p m e n t M e t h o d D e s c r i p t i o n _ L b l < / S h i p m e n t M e t h o d D e s c r i p t i o n _ L b l > +         < S h i p T o A d d r e s s 1 > S h i p T o A d d r e s s 1 < / S h i p T o A d d r e s s 1 > + 
+         < S h i p T o A d d r e s s 2 > S h i p T o A d d r e s s 2 < / S h i p T o A d d r e s s 2 > + 
+         < S h i p T o A d d r e s s 3 > S h i p T o A d d r e s s 3 < / S h i p T o A d d r e s s 3 > + 
+         < S h i p T o A d d r e s s 4 > S h i p T o A d d r e s s 4 < / S h i p T o A d d r e s s 4 > + 
+         < S h i p T o A d d r e s s 5 > S h i p T o A d d r e s s 5 < / S h i p T o A d d r e s s 5 > + 
+         < S h i p T o A d d r e s s 6 > S h i p T o A d d r e s s 6 < / S h i p T o A d d r e s s 6 > + 
+         < S h i p T o A d d r e s s 7 > S h i p T o A d d r e s s 7 < / S h i p T o A d d r e s s 7 > + 
+         < S h i p T o A d d r e s s 8 > S h i p T o A d d r e s s 8 < / S h i p T o A d d r e s s 8 >   
          < S h i p T o A d d r e s s _ L b l > S h i p T o A d d r e s s _ L b l < / S h i p T o A d d r e s s _ L b l >   
-         < S h i p T o A d d r e s s 1 > S h i p T o A d d r e s s 1 < / S h i p T o A d d r e s s 1 > - 
-         < S h i p T o A d d r e s s 2 > S h i p T o A d d r e s s 2 < / S h i p T o A d d r e s s 2 > - 
-         < S h i p T o A d d r e s s 3 > S h i p T o A d d r e s s 3 < / S h i p T o A d d r e s s 3 > - 
-         < S h i p T o A d d r e s s 4 > S h i p T o A d d r e s s 4 < / S h i p T o A d d r e s s 4 > - 
-         < S h i p T o A d d r e s s 5 > S h i p T o A d d r e s s 5 < / S h i p T o A d d r e s s 5 > - 
-         < S h i p T o A d d r e s s 6 > S h i p T o A d d r e s s 6 < / S h i p T o A d d r e s s 6 > - 
-         < S h i p T o A d d r e s s 7 > S h i p T o A d d r e s s 7 < / S h i p T o A d d r e s s 7 > - 
-         < S h i p T o A d d r e s s 8 > S h i p T o A d d r e s s 8 < / S h i p T o A d d r e s s 8 > - 
          < S h i p T o P h o n e N o > S h i p T o P h o n e N o < / S h i p T o P h o n e N o >   
          < S h o w S h i p p i n g A d d r e s s > S h o w S h i p p i n g A d d r e s s < / S h o w S h i p p i n g A d d r e s s > @@ -6483,16 +6563,16 @@
  
          < T o t a l _ L b l > T o t a l _ L b l < / T o t a l _ L b l >   
+         < V A T A m o u n t S p e c i f i c a t i o n _ L b l > V A T A m o u n t S p e c i f i c a t i o n _ L b l < / V A T A m o u n t S p e c i f i c a t i o n _ L b l > + 
          < V A T A m o u n t _ L b l > V A T A m o u n t _ L b l < / V A T A m o u n t _ L b l >   
-         < V A T A m o u n t S p e c i f i c a t i o n _ L b l > V A T A m o u n t S p e c i f i c a t i o n _ L b l < / V A T A m o u n t S p e c i f i c a t i o n _ L b l > - 
          < V A T B a s e _ L b l > V A T B a s e _ L b l < / V A T B a s e _ L b l >   
+         < V A T C l a u s e s _ L b l > V A T C l a u s e s _ L b l < / V A T C l a u s e s _ L b l > + 
          < V A T C l a u s e _ L b l > V A T C l a u s e _ L b l < / V A T C l a u s e _ L b l >   
-         < V A T C l a u s e s _ L b l > V A T C l a u s e s _ L b l < / V A T C l a u s e s _ L b l > - 
          < V A T I d e n t i f i e r _ L b l > V A T I d e n t i f i e r _ L b l < / V A T I d e n t i f i e r _ L b l >   
          < V A T P e r c e n t a g e _ L b l > V A T P e r c e n t a g e _ L b l < / V A T P e r c e n t a g e _ L b l > @@ -6533,16 +6613,16 @@
  
              < L i n e A m o u n t _ L i n e _ L b l > L i n e A m o u n t _ L i n e _ L b l < / L i n e A m o u n t _ L i n e _ L b l >   
+             < L i n e D i s c o u n t P e r c e n t T e x t _ L i n e > L i n e D i s c o u n t P e r c e n t T e x t _ L i n e < / L i n e D i s c o u n t P e r c e n t T e x t _ L i n e > + 
              < L i n e D i s c o u n t P e r c e n t _ L i n e > L i n e D i s c o u n t P e r c e n t _ L i n e < / L i n e D i s c o u n t P e r c e n t _ L i n e >   
-             < L i n e D i s c o u n t P e r c e n t T e x t _ L i n e > L i n e D i s c o u n t P e r c e n t T e x t _ L i n e < / L i n e D i s c o u n t P e r c e n t T e x t _ L i n e > - 
              < L i n e N o _ L i n e > L i n e N o _ L i n e < / L i n e N o _ L i n e >   
+             < P r i c e P e r _ L b l > P r i c e P e r _ L b l < / P r i c e P e r _ L b l > + 
              < P r i c e _ L b l > P r i c e _ L b l < / P r i c e _ L b l >   
-             < P r i c e P e r _ L b l > P r i c e P e r _ L b l < / P r i c e P e r _ L b l > - 
              < Q t y _ L b l > Q t y _ L b l < / Q t y _ L b l >   
              < Q u a n t i t y _ L i n e > Q u a n t i t y _ L i n e < / Q u a n t i t y _ L i n e > @@ -6557,16 +6637,16 @@
  
              < T y p e _ L i n e > T y p e _ L i n e < / T y p e _ L i n e >   
+             < U n i t O f M e a s u r e > U n i t O f M e a s u r e < / U n i t O f M e a s u r e > + 
+             < U n i t O f M e a s u r e _ L b l > U n i t O f M e a s u r e _ L b l < / U n i t O f M e a s u r e _ L b l > + 
+             < U n i t P r i c e > U n i t P r i c e < / U n i t P r i c e > + 
+             < U n i t P r i c e _ L b l > U n i t P r i c e _ L b l < / U n i t P r i c e _ L b l > + 
              < U n i t _ L b l > U n i t _ L b l < / U n i t _ L b l >   
-             < U n i t O f M e a s u r e > U n i t O f M e a s u r e < / U n i t O f M e a s u r e > - 
-             < U n i t O f M e a s u r e _ L b l > U n i t O f M e a s u r e _ L b l < / U n i t O f M e a s u r e _ L b l > - 
-             < U n i t P r i c e > U n i t P r i c e < / U n i t P r i c e > - 
-             < U n i t P r i c e _ L b l > U n i t P r i c e _ L b l < / U n i t P r i c e _ L b l > - 
              < V A T I d e n t i f i e r _ L i n e > V A T I d e n t i f i e r _ L i n e < / V A T I d e n t i f i e r _ L i n e >   
              < V A T I d e n t i f i e r _ L i n e _ L b l > V A T I d e n t i f i e r _ L i n e _ L b l < / V A T I d e n t i f i e r _ L i n e _ L b l > @@ -6601,22 +6681,22 @@
  
              < N o O f V A T I d e n t i f i e r s > N o O f V A T I d e n t i f i e r s < / N o O f V A T I d e n t i f i e r s >   
+             < V A T A m o u n t L C Y _ V A T A m o u n t L i n e > V A T A m o u n t L C Y _ V A T A m o u n t L i n e < / V A T A m o u n t L C Y _ V A T A m o u n t L i n e > + 
+             < V A T A m o u n t L C Y _ V A T A m o u n t L i n e _ L b l > V A T A m o u n t L C Y _ V A T A m o u n t L i n e _ L b l < / V A T A m o u n t L C Y _ V A T A m o u n t L i n e _ L b l > + 
              < V A T A m o u n t _ V a t A m o u n t L i n e > V A T A m o u n t _ V a t A m o u n t L i n e < / V A T A m o u n t _ V a t A m o u n t L i n e >   
              < V A T A m o u n t _ V a t A m o u n t L i n e _ L b l > V A T A m o u n t _ V a t A m o u n t L i n e _ L b l < / V A T A m o u n t _ V a t A m o u n t L i n e _ L b l >   
-             < V A T A m o u n t L C Y _ V A T A m o u n t L i n e > V A T A m o u n t L C Y _ V A T A m o u n t L i n e < / V A T A m o u n t L C Y _ V A T A m o u n t L i n e > - 
-             < V A T A m o u n t L C Y _ V A T A m o u n t L i n e _ L b l > V A T A m o u n t L C Y _ V A T A m o u n t L i n e _ L b l < / V A T A m o u n t L C Y _ V A T A m o u n t L i n e _ L b l > +             < V A T B a s e L C Y _ V A T A m o u n t L i n e > V A T B a s e L C Y _ V A T A m o u n t L i n e < / V A T B a s e L C Y _ V A T A m o u n t L i n e > + 
+             < V A T B a s e L C Y _ V A T A m o u n t L i n e _ L b l > V A T B a s e L C Y _ V A T A m o u n t L i n e _ L b l < / V A T B a s e L C Y _ V A T A m o u n t L i n e _ L b l >   
              < V A T B a s e _ V a t A m o u n t L i n e > V A T B a s e _ V a t A m o u n t L i n e < / V A T B a s e _ V a t A m o u n t L i n e >   
              < V A T B a s e _ V a t A m o u n t L i n e _ L b l > V A T B a s e _ V a t A m o u n t L i n e _ L b l < / V A T B a s e _ V a t A m o u n t L i n e _ L b l >   
-             < V A T B a s e L C Y _ V A T A m o u n t L i n e > V A T B a s e L C Y _ V A T A m o u n t L i n e < / V A T B a s e L C Y _ V A T A m o u n t L i n e > - 
-             < V A T B a s e L C Y _ V A T A m o u n t L i n e _ L b l > V A T B a s e L C Y _ V A T A m o u n t L i n e _ L b l < / V A T B a s e L C Y _ V A T A m o u n t L i n e _ L b l > - 
              < V A T I d e n t i f i e r _ V a t A m o u n t L i n e > V A T I d e n t i f i e r _ V a t A m o u n t L i n e < / V A T I d e n t i f i e r _ V a t A m o u n t L i n e >   
              < V A T I d e n t i f i e r _ V a t A m o u n t L i n e _ L b l > V A T I d e n t i f i e r _ V a t A m o u n t L i n e _ L b l < / V A T I d e n t i f i e r _ V a t A m o u n t L i n e _ L b l > @@ -6633,10 +6713,10 @@
  
              < C o d e _ V A T C l a u s e L i n e _ L b l > C o d e _ V A T C l a u s e L i n e _ L b l < / C o d e _ V A T C l a u s e L i n e _ L b l >   
+             < D e s c r i p t i o n 2 _ V A T C l a u s e L i n e > D e s c r i p t i o n 2 _ V A T C l a u s e L i n e < / D e s c r i p t i o n 2 _ V A T C l a u s e L i n e > + 
              < D e s c r i p t i o n _ V A T C l a u s e L i n e > D e s c r i p t i o n _ V A T C l a u s e L i n e < / D e s c r i p t i o n _ V A T C l a u s e L i n e >   
-             < D e s c r i p t i o n 2 _ V A T C l a u s e L i n e > D e s c r i p t i o n 2 _ V A T C l a u s e L i n e < / D e s c r i p t i o n 2 _ V A T C l a u s e L i n e > - 
              < N o O f V A T C l a u s e s > N o O f V A T C l a u s e s < / N o O f V A T C l a u s e s >   
              < V A T A m o u n t _ V A T C l a u s e L i n e > V A T A m o u n t _ V A T C l a u s e L i n e < / V A T A m o u n t _ V A T C l a u s e L i n e > @@ -6649,10 +6729,10 @@
  
          < R e p o r t T o t a l s L i n e >   
+             < A m o u n t F o r m a t t e d _ R e p o r t T o t a l s L i n e > A m o u n t F o r m a t t e d _ R e p o r t T o t a l s L i n e < / A m o u n t F o r m a t t e d _ R e p o r t T o t a l s L i n e > + 
              < A m o u n t _ R e p o r t T o t a l s L i n e > A m o u n t _ R e p o r t T o t a l s L i n e < / A m o u n t _ R e p o r t T o t a l s L i n e >   
-             < A m o u n t F o r m a t t e d _ R e p o r t T o t a l s L i n e > A m o u n t F o r m a t t e d _ R e p o r t T o t a l s L i n e < / A m o u n t F o r m a t t e d _ R e p o r t T o t a l s L i n e > - 
              < D e s c r i p t i o n _ R e p o r t T o t a l s L i n e > D e s c r i p t i o n _ R e p o r t T o t a l s L i n e < / D e s c r i p t i o n _ R e p o r t T o t a l s L i n e >   
              < F o n t B o l d _ R e p o r t T o t a l s L i n e > F o n t B o l d _ R e p o r t T o t a l s L i n e < / F o n t B o l d _ R e p o r t T o t a l s L i n e > @@ -6663,7 +6743,7 @@
  
          < P a y m e n t R e p o r t i n g A r g u m e n t >   
-             < P a y m e n t S e r v i c e L o g o / > +             < P a y m e n t S e r v i c e L o g o   / >   
              < P a y m e n t S e r v i c e L o g o _ U r l > P a y m e n t S e r v i c e L o g o _ U r l < / P a y m e n t S e r v i c e L o g o _ U r l >   
@@ -6722,7 +6802,9 @@
  < / N a v W o r d R e p o r t X m l P a r t > 
 </file>
 
-<file path=customXml/item2.xml>��< ? x m l   v e r s i o n = " 1 . 0 "   e n c o d i n g = " u t f - 1 6 " ? > < N a v W o r d R e p o r t X m l P a r t   x m l n s = " u r n : m i c r o s o f t - d y n a m i c s - b u s i n e s s c e n t r a l / i n t e r n a l / e x t e n d e d / r e p o r t s / S t a n d a r d _ S a l e s _ D r a f t _ I n v o i c e / 1 3 0 3 / " > +<file path=customXml/item2.xml>��< ? x m l   v e r s i o n = " 1 . 0 "   e n c o d i n g = " u t f - 1 6 " ? > + 
+ < N a v W o r d R e p o r t X m l P a r t   x m l n s = " u r n : m i c r o s o f t - d y n a m i c s - b u s i n e s s c e n t r a l / i n t e r n a l / e x t e n d e d / r e p o r t s / S t a n d a r d _ S a l e s _ D r a f t _ I n v o i c e / 1 3 0 3 / " >   
      < B C R e p o r t I n f o r m a t i o n >   
@@ -6786,25 +6868,375 @@
  
          < / R e p o r t R e q u e s t >   
+         < C o m p a n y M e t a d a t a > + 
+             < C o m p a n y N a m e > C o m p a n y   N a m e < / C o m p a n y N a m e > + 
+             < C o m p a n y D i s p l a y N a m e > C o m p a n y   D i s p l a y   N a m e < / C o m p a n y D i s p l a y N a m e > + 
+             < C o m p a n y A d d r e s s L i n e s > + 
+                 < C o m p a n y A d d r e s s L i n e > C o m p a n y   A d d r e s s   L i n e   1 < / C o m p a n y A d d r e s s L i n e > + 
+                 < C o m p a n y A d d r e s s L i n e > C o m p a n y   A d d r e s s   L i n e   2 < / C o m p a n y A d d r e s s L i n e > + 
+                 < C o m p a n y A d d r e s s L i n e > C o m p a n y   A d d r e s s   L i n e   3 < / C o m p a n y A d d r e s s L i n e > + 
+                 < C o m p a n y A d d r e s s L i n e > C o m p a n y   A d d r e s s   L i n e   4 < / C o m p a n y A d d r e s s L i n e > + 
+                 < C o m p a n y A d d r e s s L i n e > C o m p a n y   A d d r e s s   L i n e   5 < / C o m p a n y A d d r e s s L i n e > + 
+                 < C o m p a n y A d d r e s s L i n e > C o m p a n y   A d d r e s s   L i n e   6 < / C o m p a n y A d d r e s s L i n e > + 
+                 < C o m p a n y A d d r e s s L i n e > C o m p a n y   A d d r e s s   L i n e   7 < / C o m p a n y A d d r e s s L i n e > + 
+                 < C o m p a n y A d d r e s s L i n e > C o m p a n y   A d d r e s s   L i n e   8 < / C o m p a n y A d d r e s s L i n e > + 
+             < / C o m p a n y A d d r e s s L i n e s > + 
+             < C o m p a n y P h o n e > C o m p a n y   P h o n e < / C o m p a n y P h o n e > + 
+             < C o m p a n y P h o n e C a p t i o n > C o m p a n y   P h o n e   C a p t i o n < / C o m p a n y P h o n e C a p t i o n > + 
+             < C o m p a n y F a x N o > C o m p a n y   F a x   N o . < / C o m p a n y F a x N o > + 
+             < C o m p a n y F a x N o C a p t i o n > C o m p a n y   F a x   N o .   C a p t i o n < / C o m p a n y F a x N o C a p t i o n > + 
+             < C o m p a n y E m a i l > C o m p a n y   E m a i l < / C o m p a n y E m a i l > + 
+             < C o m p a n y E m a i l C a p t i o n > C o m p a n y   E m a i l   C a p t i o n < / C o m p a n y E m a i l C a p t i o n > + 
+             < C o m p a n y H o m e P a g e > C o m p a n y   H o m e   P a g e < / C o m p a n y H o m e P a g e > + 
+             < C o m p a n y H o m e P a g e C a p t i o n > C o m p a n y   H o m e   P a g e   C a p t i o n < / C o m p a n y H o m e P a g e C a p t i o n > + 
+             < C o m p a n y L o g o > C o m p a n y   L o g o < / C o m p a n y L o g o > + 
+             < C o m p a n y V A T R e g i s t r a t i o n N o > C o m p a n y   V A T   R e g i s t r a t i o n   N o . < / C o m p a n y V A T R e g i s t r a t i o n N o > + 
+             < C o m p a n y V A T R e g i s t r a t i o n N o C a p t i o n > C o m p a n y   V A T   R e g i s t r a t i o n   N o .   C a p t i o n < / C o m p a n y V A T R e g i s t r a t i o n N o C a p t i o n > + 
+             < C o m p a n y R e g i s t r a t i o n N o > C o m p a n y   R e g i s t r a t i o n   N o . < / C o m p a n y R e g i s t r a t i o n N o > + 
+             < C o m p a n y R e g i s t r a t i o n N o C a p t i o n > C o m p a n y   R e g i s t r a t i o n   N o .   C a p t i o n < / C o m p a n y R e g i s t r a t i o n N o C a p t i o n > + 
+             < C o m p a n y B a n k N a m e > C o m p a n y   B a n k   N a m e < / C o m p a n y B a n k N a m e > + 
+             < C o m p a n y B a n k N a m e C a p t i o n > C o m p a n y   B a n k   N a m e   C a p t i o n < / C o m p a n y B a n k N a m e C a p t i o n > + 
+             < C o m p a n y B a n k A c c o u n t N o > C o m p a n y   B a n k   A c c o u n t   N o . < / C o m p a n y B a n k A c c o u n t N o > + 
+             < C o m p a n y B a n k A c c o u n t N o C a p t i o n > C o m p a n y   B a n k   A c c o u n t   N o .   C a p t i o n < / C o m p a n y B a n k A c c o u n t N o C a p t i o n > + 
+             < C o m p a n y B a n k B r a n c h N o > C o m p a n y   B a n k   B r a n c h   N o . < / C o m p a n y B a n k B r a n c h N o > + 
+             < C o m p a n y B a n k B r a n c h N o C a p t i o n > C o m p a n y   B a n k   B r a n c h   N o .   C a p t i o n < / C o m p a n y B a n k B r a n c h N o C a p t i o n > + 
+             < C o m p a n y I B A N > C o m p a n y   I B A N < / C o m p a n y I B A N > + 
+             < C o m p a n y I B A N C a p t i o n > C o m p a n y   I B A N   C a p t i o n < / C o m p a n y I B A N C a p t i o n > + 
+             < C o m p a n y B a n k S W I F T > C o m p a n y   B a n k   S W I F T < / C o m p a n y B a n k S W I F T > + 
+             < C o m p a n y B a n k S W I F T C a p t i o n > C o m p a n y   B a n k   S W I F T   C a p t i o n < / C o m p a n y B a n k S W I F T C a p t i o n > + 
+             < C o m p a n y G i r o N o > C o m p a n y   G i r o   N o . < / C o m p a n y G i r o N o > + 
+             < C o m p a n y G i r o N o C a p t i o n > C o m p a n y   G i r o   N o .   C a p t i o n < / C o m p a n y G i r o N o C a p t i o n > + 
+         < / C o m p a n y M e t a d a t a > + 
      < / B C R e p o r t I n f o r m a t i o n >   
-     < T o o l t i p s / > +     < T o o l t i p s > + 
+         < T o o l t i p   c o l u m n = " C o m p a n y H o m e P a g e "   E l e m e n t I d = " 1 9 8 9 1 8 8 7 0 " > + 
+             < T o o l t i p T e x t   l a n g = " e n - U S " > S p e c i f i e s   y o u r   c o m p a n y ' s   w e b   s i t e . < / T o o l t i p T e x t > + 
+         < / T o o l t i p > + 
+         < T o o l t i p   c o l u m n = " C o m p a n y E M a i l "   E l e m e n t I d = " 1 6 7 7 0 7 4 0 5 8 " > + 
+             < T o o l t i p T e x t   l a n g = " e n - U S " > S p e c i f i e s   t h e   c o m p a n y ' s   e m a i l   a d d r e s s . < / T o o l t i p T e x t > + 
+         < / T o o l t i p > + 
+         < T o o l t i p   c o l u m n = " C o m p a n y P i c t u r e "   E l e m e n t I d = " 1 3 9 7 4 1 1 0 7 4 " > + 
+             < T o o l t i p T e x t   l a n g = " e n - U S " > S p e c i f i e s   t h e   p i c t u r e   t h a t   h a s   b e e n   s e t   u p   f o r   t h e   c o m p a n y ,   s u c h   a s   a   c o m p a n y   l o g o . < / T o o l t i p T e x t > + 
+         < / T o o l t i p > + 
+         < T o o l t i p   c o l u m n = " C o m p a n y P h o n e N o "   E l e m e n t I d = " 2 5 0 4 4 0 6 5 5 " > + 
+             < T o o l t i p T e x t   l a n g = " e n - U S " > S p e c i f i e s   t h e   c o m p a n y ' s   t e l e p h o n e   n u m b e r . < / T o o l t i p T e x t > + 
+         < / T o o l t i p > + 
+         < T o o l t i p   c o l u m n = " C o m p a n y G i r o N o "   E l e m e n t I d = " 1 3 6 0 1 9 6 3 2 0 " > + 
+             < T o o l t i p T e x t   l a n g = " e n - U S " > S p e c i f i e s   t h e   c o m p a n y ' s   g i r o   n u m b e r . < / T o o l t i p T e x t > + 
+         < / T o o l t i p > + 
+         < T o o l t i p   c o l u m n = " C o m p a n y B a n k N a m e "   E l e m e n t I d = " 1 5 3 4 9 0 5 6 0 5 " > + 
+             < T o o l t i p T e x t   l a n g = " e n - U S " > S p e c i f i e s   t h e   n a m e   o f   t h e   b a n k   w h e r e   y o u   h a v e   t h e   b a n k   a c c o u n t . < / T o o l t i p T e x t > + 
+         < / T o o l t i p > + 
+         < T o o l t i p   c o l u m n = " C o m p a n y B a n k B r a n c h N o "   E l e m e n t I d = " 7 9 3 1 3 3 0 5 7 " > + 
+             < T o o l t i p T e x t   l a n g = " e n - U S " > S p e c i f i e s   a   n u m b e r   o f   t h e   b a n k   b r a n c h . < / T o o l t i p T e x t > + 
+         < / T o o l t i p > + 
+         < T o o l t i p   c o l u m n = " C o m p a n y B a n k A c c o u n t N o "   E l e m e n t I d = " 3 0 1 4 0 2 0 4 " > + 
+             < T o o l t i p T e x t   l a n g = " e n - U S " > S p e c i f i e s   t h e   n u m b e r   u s e d   b y   t h e   b a n k   f o r   t h e   b a n k   a c c o u n t . < / T o o l t i p T e x t > + 
+         < / T o o l t i p > + 
+         < T o o l t i p   c o l u m n = " C o m p a n y I B A N "   E l e m e n t I d = " 9 0 6 5 4 9 1 8 2 " > + 
+             < T o o l t i p T e x t   l a n g = " e n - U S " > S p e c i f i e s   t h e   b a n k   a c c o u n t ' s   i n t e r n a t i o n a l   b a n k   a c c o u n t   n u m b e r . < / T o o l t i p T e x t > + 
+         < / T o o l t i p > + 
+         < T o o l t i p   c o l u m n = " C o m p a n y S W I F T "   E l e m e n t I d = " 6 6 8 2 5 0 2 4 5 " > + 
+             < T o o l t i p T e x t   l a n g = " e n - U S " > S p e c i f i e s   t h e   i n t e r n a t i o n a l   b a n k   i d e n t i f i e r   c o d e   ( S W I F T )   o f   t h e   b a n k   w h e r e   y o u   h a v e   t h e   a c c o u n t . < / T o o l t i p T e x t > + 
+         < / T o o l t i p > + 
+         < T o o l t i p   c o l u m n = " S e l l T o C o n t a c t P h o n e N o "   E l e m e n t I d = " 1 6 1 3 8 2 2 4 8 3 " > + 
+             < T o o l t i p T e x t   l a n g = " e n - U S " > S p e c i f i e s   t h e   c o n t a c t ' s   p h o n e   n u m b e r . < / T o o l t i p T e x t > + 
+         < / T o o l t i p > + 
+         < T o o l t i p   c o l u m n = " S e l l T o C o n t a c t M o b i l e P h o n e N o "   E l e m e n t I d = " 1 8 4 3 5 8 7 4 7 " > + 
+             < T o o l t i p T e x t   l a n g = " e n - U S " > S p e c i f i e s   t h e   c o n t a c t ' s   m o b i l e   t e l e p h o n e   n u m b e r . < / T o o l t i p T e x t > + 
+         < / T o o l t i p > + 
+         < T o o l t i p   c o l u m n = " S e l l T o C o n t a c t E m a i l "   E l e m e n t I d = " 2 6 2 8 2 4 5 6 4 " > + 
+             < T o o l t i p T e x t   l a n g = " e n - U S " > S p e c i f i e s   t h e   e m a i l   a d d r e s s   o f   t h e   c o n t a c t . < / T o o l t i p T e x t > + 
+         < / T o o l t i p > + 
+         < T o o l t i p   c o l u m n = " B i l l T o C o n t a c t P h o n e N o "   E l e m e n t I d = " 3 6 2 4 7 7 4 8 8 " > + 
+             < T o o l t i p T e x t   l a n g = " e n - U S " > S p e c i f i e s   t h e   c o n t a c t ' s   p h o n e   n u m b e r . < / T o o l t i p T e x t > + 
+         < / T o o l t i p > + 
+         < T o o l t i p   c o l u m n = " B i l l T o C o n t a c t M o b i l e P h o n e N o "   E l e m e n t I d = " 2 4 8 4 8 8 6 9 6 " > + 
+             < T o o l t i p T e x t   l a n g = " e n - U S " > S p e c i f i e s   t h e   c o n t a c t ' s   m o b i l e   t e l e p h o n e   n u m b e r . < / T o o l t i p T e x t > + 
+         < / T o o l t i p > + 
+         < T o o l t i p   c o l u m n = " B i l l T o C o n t a c t E m a i l "   E l e m e n t I d = " 3 3 5 8 2 7 8 9 5 " > + 
+             < T o o l t i p T e x t   l a n g = " e n - U S " > S p e c i f i e s   t h e   e m a i l   a d d r e s s   o f   t h e   c o n t a c t . < / T o o l t i p T e x t > + 
+         < / T o o l t i p > + 
+         < T o o l t i p   c o l u m n = " Y o u r R e f e r e n c e "   E l e m e n t I d = " 1 1 0 3 9 9 5 1 " > + 
+             < T o o l t i p T e x t   l a n g = " e n - U S " > S p e c i f i e s   t h e   c u s t o m e r ' s   r e f e r e n c e .   T h e   c o n t e n t   w i l l   b e   p r i n t e d   o n   s a l e s   d o c u m e n t s . < / T o o l t i p T e x t > + 
+         < / T o o l t i p > + 
+         < T o o l t i p   c o l u m n = " E x t e r n a l D o c u m e n t N o "   E l e m e n t I d = " 7 3 3 9 5 3 9 6 6 " > + 
+             < T o o l t i p T e x t   l a n g = " e n - U S " > S p e c i f i e s   a   d o c u m e n t   n u m b e r   t h a t   r e f e r s   t o   t h e   c u s t o m e r ' s   o r   v e n d o r ' s   n u m b e r i n g   s y s t e m . < / T o o l t i p T e x t > + 
+         < / T o o l t i p > + 
+         < T o o l t i p   c o l u m n = " S h i p m e n t M e t h o d D e s c r i p t i o n "   E l e m e n t I d = " 2 0 5 9 4 0 3 2 6 0 " > + 
+             < T o o l t i p T e x t   l a n g = " e n - U S " > S p e c i f i e s   a   d e s c r i p t i o n   o f   t h e   s h i p m e n t   m e t h o d . < / T o o l t i p T e x t > + 
+         < / T o o l t i p > + 
+         < T o o l t i p   c o l u m n = " S h i p T o P h o n e N o "   E l e m e n t I d = " 3 6 9 7 0 2 2 5 5 " > + 
+             < T o o l t i p T e x t   l a n g = " e n - U S " > S p e c i f i e s   t h e   t e l e p h o n e   n u m b e r   o f   t h e   c o m p a n y ' s   s h i p p i n g   a d d r e s s . < / T o o l t i p T e x t > + 
+         < / T o o l t i p > + 
+         < T o o l t i p   c o l u m n = " P a y m e n t T e r m s D e s c r i p t i o n "   E l e m e n t I d = " 2 0 3 8 7 4 2 7 0 0 " > + 
+             < T o o l t i p T e x t   l a n g = " e n - U S " > S p e c i f i e s   a n   e x p l a n a t i o n   o f   t h e   p a y m e n t   t e r m s . < / T o o l t i p T e x t > + 
+         < / T o o l t i p > + 
+         < T o o l t i p   c o l u m n = " P a y m e n t M e t h o d D e s c r i p t i o n "   E l e m e n t I d = " 5 8 5 7 5 7 9 7 4 " > + 
+             < T o o l t i p T e x t   l a n g = " e n - U S " > S p e c i f i e s   a   t e x t   t h a t   d e s c r i b e s   t h e   p a y m e n t   m e t h o d . < / T o o l t i p T e x t > + 
+         < / T o o l t i p > + 
+         < T o o l t i p   c o l u m n = " B i l l t o C u s t u m e r N o "   E l e m e n t I d = " 2 8 0 4 7 3 0 5 8 " > + 
+             < T o o l t i p T e x t   l a n g = " e n - U S " > S p e c i f i e s   t h e   n u m b e r   o f   t h e   c u s t o m e r   t h a t   y o u   s e n d   o r   s e n t   t h e   i n v o i c e   o r   c r e d i t   m e m o   t o . < / T o o l t i p T e x t > + 
+         < / T o o l t i p > + 
+         < T o o l t i p   c o l u m n = " D o c u m e n t N o "   E l e m e n t I d = " 9 7 0 3 5 0 5 3 9 " > + 
+             < T o o l t i p T e x t   l a n g = " e n - U S " > S p e c i f i e s   a   u n i q u e   n u m b e r   t h a t   i d e n t i f i e s   t h e   s a l e s   d o c u m e n t .   T h e   n u m b e r   c a n   b e   g e n e r a t e d   a u t o m a t i c a l l y   f r o m   a   n u m b e r   s e r i e s ,   o r   y o u   c a n   n u m b e r   e a c h   o f   t h e m   m a n u a l l y . < / T o o l t i p T e x t > + 
+         < / T o o l t i p > + 
+         < T o o l t i p   c o l u m n = " P r i c e s I n c l u d i n g V A T "   E l e m e n t I d = " 5 1 8 8 1 7 1 6 7 " > + 
+             < T o o l t i p T e x t   l a n g = " e n - U S " > S p e c i f i e s   i f   t h e   U n i t   P r i c e   a n d   L i n e   A m o u n t   f i e l d s   o n   d o c u m e n t   l i n e s   s h o u l d   b e   s h o w n   w i t h   o r   w i t h o u t   V A T . < / T o o l t i p T e x t > + 
+         < / T o o l t i p > + 
+         < T o o l t i p   c o l u m n = " S a l e s P e r s o n N a m e "   E l e m e n t I d = " 8 7 1 4 9 2 9 8 3 " > + 
+             < T o o l t i p T e x t   l a n g = " e n - U S " > S p e c i f i e s   t h e   n a m e   o f   t h e   s a l e s p e r s o n   o r   p u r c h a s e r . < / T o o l t i p T e x t > + 
+         < / T o o l t i p > + 
+         < T o o l t i p   c o l u m n = " S e l l t o C u s t o m e r N o "   E l e m e n t I d = " 2 0 5 0 6 4 7 3 4 9 " > + 
+             < T o o l t i p T e x t   l a n g = " e n - U S " > S p e c i f i e s   t h e   n u m b e r   o f   t h e   c u s t o m e r   t h a t   y o u ' r e   s e l l i n g   t o .   B y   d e f a u l t ,   t h e   s a m e   c u s t o m e r   i s   s u g g e s t e d   a s   t h e   s h i p - t o   c u s t o m e r .   I f   n e e d e d ,   y o u   c a n   s p e c i f y   a   d i f f e r e n t   s h i p - t o   c u s t o m e r   o n   t h e   d o c u m e n t . < / T o o l t i p T e x t > + 
+         < / T o o l t i p > + 
+         < T o o l t i p   c o l u m n = " L i n e N o _ L i n e "   E l e m e n t I d = " 6 9 8 9 8 5 9 7 9 " > + 
+             < T o o l t i p T e x t   l a n g = " e n - U S " > S p e c i f i e s   t h e   l i n e   n u m b e r . < / T o o l t i p T e x t > + 
+         < / T o o l t i p > + 
+         < T o o l t i p   c o l u m n = " A m o u n t E x c l u d i n g V A T _ L i n e "   E l e m e n t I d = " 1 0 6 2 4 6 0 0 4 0 " > + 
+             < T o o l t i p T e x t   l a n g = " e n - U S " > S p e c i f i e s   t h e   s u m   o f   a m o u n t s   i n   t h e   L i n e   A m o u n t   f i e l d   o n   t h e   s a l e s   r e t u r n   o r d e r   l i n e s . < / T o o l t i p T e x t > + 
+         < / T o o l t i p > + 
+         < T o o l t i p   c o l u m n = " D e s c r i p t i o n _ L i n e "   E l e m e n t I d = " 1 4 0 6 8 2 2 3 1 0 " > + 
+             < T o o l t i p T e x t   l a n g = " e n - U S " > S p e c i f i e s   a   d e s c r i p t i o n   o f   t h e   e n t r y   o f   t h e   p r o d u c t   t o   b e   s o l d .   T o   a d d   a   n o n - t r a n s a c t i o n a l   t e x t   l i n e ,   f i l l   i n   t h e   D e s c r i p t i o n   f i e l d   o n l y . < / T o o l t i p T e x t > + 
+         < / T o o l t i p > + 
+         < T o o l t i p   c o l u m n = " L i n e D i s c o u n t P e r c e n t _ L i n e "   E l e m e n t I d = " 9 0 7 8 2 7 4 3 6 " > + 
+             < T o o l t i p T e x t   l a n g = " e n - U S " > S p e c i f i e s   t h e   d i s c o u n t   p e r c e n t a g e   t h a t   i s   g r a n t e d   f o r   t h e   i t e m   o n   t h e   l i n e . < / T o o l t i p T e x t > + 
+         < / T o o l t i p > + 
+         < T o o l t i p   c o l u m n = " I t e m N o _ L i n e "   E l e m e n t I d = " 1 9 1 0 2 9 6 2 8 8 " > + 
+             < T o o l t i p T e x t   l a n g = " e n - U S " > S p e c i f i e s   t h e   n u m b e r   o f   t h e   i n v o l v e d   e n t r y   o r   r e c o r d ,   a c c o r d i n g   t o   t h e   s p e c i f i e d   n u m b e r   s e r i e s . < / T o o l t i p T e x t > + 
+         < / T o o l t i p > + 
+         < T o o l t i p   c o l u m n = " I t e m R e f e r e n c e N o _ L i n e "   E l e m e n t I d = " 9 2 7 2 3 5 7 " > + 
+             < T o o l t i p T e x t   l a n g = " e n - U S " > S p e c i f i e s   t h e   r e f e r e n c e d   i t e m   n u m b e r . < / T o o l t i p T e x t > + 
+         < / T o o l t i p > + 
+         < T o o l t i p   c o l u m n = " U n i t O f M e a s u r e "   E l e m e n t I d = " 1 8 0 8 2 2 8 0 1 8 " > + 
+             < T o o l t i p T e x t   l a n g = " e n - U S " > S p e c i f i e s   t h e   u n i t   o f   m e a s u r e   f o r   t h e   i t e m   o r   r e s o u r c e   o n   t h e   s a l e s   l i n e . < / T o o l t i p T e x t > + 
+         < / T o o l t i p > + 
+         < T o o l t i p   c o l u m n = " I n v o i c e D i s c o u n t A m o u n t _ V A T A m o u n t L i n e "   E l e m e n t I d = " 8 2 4 7 3 0 1 4 1 " > + 
+             < T o o l t i p T e x t   l a n g = " e n - U S " > S p e c i f i e s   t h e   i n v o i c e   d i s c o u n t   a m o u n t   f o r   a   s p e c i f i c   V A T   i d e n t i f i e r . < / T o o l t i p T e x t > + 
+         < / T o o l t i p > + 
+         < T o o l t i p   c o l u m n = " I n v o i c e D i s c o u n t B a s e A m o u n t _ V A T A m o u n t L i n e "   E l e m e n t I d = " 2 0 4 0 3 3 2 2 6 6 " > + 
+             < T o o l t i p T e x t   l a n g = " e n - U S " > S p e c i f i e s   t h e   i n v o i c e   d i s c o u n t   b a s e   a m o u n t . < / T o o l t i p T e x t > + 
+         < / T o o l t i p > + 
+         < T o o l t i p   c o l u m n = " L i n e A m o u n t _ V a t A m o u n t L i n e "   E l e m e n t I d = " 2 1 4 6 5 4 0 1 " > + 
+             < T o o l t i p T e x t   l a n g = " e n - U S " > S p e c i f i e s   t h e   t o t a l   a m o u n t   f o r   s a l e s   o r   p u r c h a s e   l i n e s   w i t h   a   s p e c i f i c   V A T   i d e n t i f i e r . < / T o o l t i p T e x t > + 
+         < / T o o l t i p > + 
+         < T o o l t i p   c o l u m n = " V A T A m o u n t _ V a t A m o u n t L i n e "   E l e m e n t I d = " 1 8 9 1 8 2 0 6 2 0 " > + 
+             < T o o l t i p T e x t   l a n g = " e n - U S " > S p e c i f i e s   t h e   a m o u n t   o f   V A T   t h a t   i s   i n c l u d e d   i n   t h e   t o t a l   a m o u n t . < / T o o l t i p T e x t > + 
+         < / T o o l t i p > + 
+         < T o o l t i p   c o l u m n = " V A T B a s e _ V a t A m o u n t L i n e "   E l e m e n t I d = " 1 4 5 8 9 3 7 8 1 9 " > + 
+             < T o o l t i p T e x t   l a n g = " e n - U S " > S p e c i f i e s   t h e   t o t a l   n e t   a m o u n t   ( a m o u n t   e x c l u d i n g   V A T )   f o r   s a l e s   o r   p u r c h a s e   l i n e s   w i t h   a   s p e c i f i c   V A T   I d e n t i f i e r . < / T o o l t i p T e x t > + 
+         < / T o o l t i p > + 
+         < T o o l t i p   c o l u m n = " V A T I d e n t i f i e r _ V a t A m o u n t L i n e "   E l e m e n t I d = " 1 1 4 2 0 7 0 0 3 5 " > + 
+             < T o o l t i p T e x t   l a n g = " e n - U S " > S p e c i f i e s   t h e   V A T   I d e n t i f i e r   v a l u e . < / T o o l t i p T e x t > + 
+         < / T o o l t i p > + 
+         < T o o l t i p   c o l u m n = " V A T P c t _ V a t A m o u n t L i n e "   E l e m e n t I d = " 1 4 5 3 5 4 2 7 7 7 " > + 
+             < T o o l t i p T e x t   l a n g = " e n - U S " > S p e c i f i e s   t h e   V A T   %   t h a t   w a s   u s e d   o n   t h e   s a l e s   o r   p u r c h a s e   l i n e s   w i t h   t h i s   V A T   I d e n t i f i e r . < / T o o l t i p T e x t > + 
+         < / T o o l t i p > + 
+         < T o o l t i p   c o l u m n = " V A T I d e n t i f i e r _ V A T C l a u s e L i n e "   E l e m e n t I d = " 1 4 6 4 4 7 2 4 7 8 " > + 
+             < T o o l t i p T e x t   l a n g = " e n - U S " > S p e c i f i e s   t h e   V A T   I d e n t i f i e r   v a l u e . < / T o o l t i p T e x t > + 
+         < / T o o l t i p > + 
+         < T o o l t i p   c o l u m n = " C o d e _ V A T C l a u s e L i n e "   E l e m e n t I d = " 1 8 2 4 5 8 9 8 4 7 " > + 
+             < T o o l t i p T e x t   l a n g = " e n - U S " > S p e c i f i e s   t h e   c o d e   f o r   a   V A T   c l a u s e ,   w h i c h   i s   u s e d   t o   p r o v i d e   a   V A T   d e s c r i p t i o n   a s s o c i a t e d   w i t h   a   s a l e s   l i n e   o n   a   s a l e s   i n v o i c e ,   c r e d i t   m e m o ,   o r   o t h e r   s a l e s   d o c u m e n t . < / T o o l t i p T e x t > + 
+         < / T o o l t i p > + 
+         < T o o l t i p   c o l u m n = " D e s c r i p t i o n 2 _ V A T C l a u s e L i n e "   E l e m e n t I d = " 1 3 7 9 6 6 7 4 7 0 " > + 
+             < T o o l t i p T e x t   l a n g = " e n - U S " > S p e c i f i e s   a n   a d d i t i o n a l   d e s c r i p t i o n   o f   a   V A T   c l a u s e . < / T o o l t i p T e x t > + 
+         < / T o o l t i p > + 
+         < T o o l t i p   c o l u m n = " V A T A m o u n t _ V A T C l a u s e L i n e "   E l e m e n t I d = " 2 2 2 4 6 9 0 5 9 " > + 
+             < T o o l t i p T e x t   l a n g = " e n - U S " > S p e c i f i e s   t h e   a m o u n t   o f   V A T   t h a t   i s   i n c l u d e d   i n   t h e   t o t a l   a m o u n t . < / T o o l t i p T e x t > + 
+         < / T o o l t i p > + 
+     < / T o o l t i p s >   
      < H e a d e r   E l e m e n t T y p e = " D a t a I t e m "   E l e m e n t I d = " 1 2 4 0 3 7 3 8 8 6 " >   
-         < B i l l e d T o _ L b l   E l e m e n t T y p e = " C o l u m n "   E l e m e n t I d = " 1 7 4 5 4 4 9 0 7 9 "   D a t a T y p e = " T e x t C o n s t " > B i l l e d T o _ L b l < / B i l l e d T o _ L b l > +         < B i l l e d T o _ L b l   E l e m e n t T y p e = " C o l u m n "   E l e m e n t I d = " 1 7 4 5 4 4 9 0 7 9 "   D a t a T y p e = " L a b e l " > B i l l e d T o _ L b l < / B i l l e d T o _ L b l >   
          < B i l l T o C o n t a c t E m a i l   E l e m e n t T y p e = " C o l u m n "   E l e m e n t I d = " 3 3 5 8 2 7 8 9 5 "   D a t a T y p e = " T e x t " > B i l l T o C o n t a c t E m a i l < / B i l l T o C o n t a c t E m a i l >   
-         < B i l l T o C o n t a c t E m a i l L b l   E l e m e n t T y p e = " C o l u m n "   E l e m e n t I d = " 2 9 6 4 7 8 3 6 5 "   D a t a T y p e = " T e x t C o n s t " > B i l l T o C o n t a c t E m a i l L b l < / B i l l T o C o n t a c t E m a i l L b l > +         < B i l l T o C o n t a c t E m a i l L b l   E l e m e n t T y p e = " C o l u m n "   E l e m e n t I d = " 2 9 6 4 7 8 3 6 5 "   D a t a T y p e = " L a b e l " > B i l l T o C o n t a c t E m a i l L b l < / B i l l T o C o n t a c t E m a i l L b l >   
          < B i l l T o C o n t a c t M o b i l e P h o n e N o   E l e m e n t T y p e = " C o l u m n "   E l e m e n t I d = " 2 4 8 4 8 8 6 9 6 "   D a t a T y p e = " T e x t " > B i l l T o C o n t a c t M o b i l e P h o n e N o < / B i l l T o C o n t a c t M o b i l e P h o n e N o >   
-         < B i l l T o C o n t a c t M o b i l e P h o n e N o L b l   E l e m e n t T y p e = " C o l u m n "   E l e m e n t I d = " 2 7 6 3 1 1 3 3 8 "   D a t a T y p e = " T e x t C o n s t " > B i l l T o C o n t a c t M o b i l e P h o n e N o L b l < / B i l l T o C o n t a c t M o b i l e P h o n e N o L b l > +         < B i l l T o C o n t a c t M o b i l e P h o n e N o L b l   E l e m e n t T y p e = " C o l u m n "   E l e m e n t I d = " 2 7 6 3 1 1 3 3 8 "   D a t a T y p e = " L a b e l " > B i l l T o C o n t a c t M o b i l e P h o n e N o L b l < / B i l l T o C o n t a c t M o b i l e P h o n e N o L b l >   
          < B i l l T o C o n t a c t P h o n e N o   E l e m e n t T y p e = " C o l u m n "   E l e m e n t I d = " 3 6 2 4 7 7 4 8 8 "   D a t a T y p e = " T e x t " > B i l l T o C o n t a c t P h o n e N o < / B i l l T o C o n t a c t P h o n e N o >   
-         < B i l l T o C o n t a c t P h o n e N o L b l   E l e m e n t T y p e = " C o l u m n "   E l e m e n t I d = " 2 1 2 3 3 4 5 9 6 6 "   D a t a T y p e = " T e x t C o n s t " > B i l l T o C o n t a c t P h o n e N o L b l < / B i l l T o C o n t a c t P h o n e N o L b l > +         < B i l l T o C o n t a c t P h o n e N o L b l   E l e m e n t T y p e = " C o l u m n "   E l e m e n t I d = " 2 1 2 3 3 4 5 9 6 6 "   D a t a T y p e = " L a b e l " > B i l l T o C o n t a c t P h o n e N o L b l < / B i l l T o C o n t a c t P h o n e N o L b l >   
          < B i l l t o C u s t o m e r N o _ L b l   E l e m e n t T y p e = " C o l u m n "   E l e m e n t I d = " 3 6 9 3 0 7 8 1 3 "   D a t a T y p e = " S t r i n g " > B i l l t o C u s t o m e r N o _ L b l < / B i l l t o C u s t o m e r N o _ L b l >   
@@ -6830,7 +7262,7 @@
  
          < C o m p a n y B a n k A c c o u n t N o   E l e m e n t T y p e = " C o l u m n "   E l e m e n t I d = " 3 0 1 4 0 2 0 4 "   D a t a T y p e = " T e x t " > C o m p a n y B a n k A c c o u n t N o < / C o m p a n y B a n k A c c o u n t N o >   
-         < C o m p a n y B a n k A c c o u n t N o _ L b l   E l e m e n t T y p e = " C o l u m n "   E l e m e n t I d = " 1 0 9 7 7 4 3 3 4 5 "   D a t a T y p e = " T e x t C o n s t " > C o m p a n y B a n k A c c o u n t N o _ L b l < / C o m p a n y B a n k A c c o u n t N o _ L b l > +         < C o m p a n y B a n k A c c o u n t N o _ L b l   E l e m e n t T y p e = " C o l u m n "   E l e m e n t I d = " 1 0 9 7 7 4 3 3 4 5 "   D a t a T y p e = " L a b e l " > C o m p a n y B a n k A c c o u n t N o _ L b l < / C o m p a n y B a n k A c c o u n t N o _ L b l >   
          < C o m p a n y B a n k B r a n c h N o   E l e m e n t T y p e = " C o l u m n "   E l e m e n t I d = " 7 9 3 1 3 3 0 5 7 "   D a t a T y p e = " T e x t " > C o m p a n y B a n k B r a n c h N o < / C o m p a n y B a n k B r a n c h N o >   
@@ -6838,7 +7270,7 @@
  
          < C o m p a n y B a n k N a m e   E l e m e n t T y p e = " C o l u m n "   E l e m e n t I d = " 1 5 3 4 9 0 5 6 0 5 "   D a t a T y p e = " T e x t " > C o m p a n y B a n k N a m e < / C o m p a n y B a n k N a m e >   
-         < C o m p a n y B a n k N a m e _ L b l   E l e m e n t T y p e = " C o l u m n "   E l e m e n t I d = " 1 2 0 4 3 0 7 0 1 4 "   D a t a T y p e = " T e x t C o n s t " > C o m p a n y B a n k N a m e _ L b l < / C o m p a n y B a n k N a m e _ L b l > +         < C o m p a n y B a n k N a m e _ L b l   E l e m e n t T y p e = " C o l u m n "   E l e m e n t I d = " 1 2 0 4 3 0 7 0 1 4 "   D a t a T y p e = " L a b e l " > C o m p a n y B a n k N a m e _ L b l < / C o m p a n y B a n k N a m e _ L b l >   
          < C o m p a n y C u s t o m G i r o   E l e m e n t T y p e = " C o l u m n "   E l e m e n t I d = " 1 6 7 0 4 7 5 7 9 8 "   D a t a T y p e = " T e x t " > C o m p a n y C u s t o m G i r o < / C o m p a n y C u s t o m G i r o >   
@@ -6848,7 +7280,7 @@
  
          < C o m p a n y G i r o N o   E l e m e n t T y p e = " C o l u m n "   E l e m e n t I d = " 1 3 6 0 1 9 6 3 2 0 "   D a t a T y p e = " T e x t " > C o m p a n y G i r o N o < / C o m p a n y G i r o N o >   
-         < C o m p a n y G i r o N o _ L b l   E l e m e n t T y p e = " C o l u m n "   E l e m e n t I d = " 8 6 1 6 0 2 1 1 5 "   D a t a T y p e = " T e x t C o n s t " > C o m p a n y G i r o N o _ L b l < / C o m p a n y G i r o N o _ L b l > +         < C o m p a n y G i r o N o _ L b l   E l e m e n t T y p e = " C o l u m n "   E l e m e n t I d = " 8 6 1 6 0 2 1 1 5 "   D a t a T y p e = " L a b e l " > C o m p a n y G i r o N o _ L b l < / C o m p a n y G i r o N o _ L b l >   
          < C o m p a n y H o m e P a g e   E l e m e n t T y p e = " C o l u m n "   E l e m e n t I d = " 1 9 8 9 1 8 8 7 0 "   D a t a T y p e = " T e x t " > C o m p a n y H o m e P a g e < / C o m p a n y H o m e P a g e >   
@@ -6866,9 +7298,9 @@
  
          < C o m p a n y P h o n e N o   E l e m e n t T y p e = " C o l u m n "   E l e m e n t I d = " 2 5 0 4 4 0 6 5 5 "   D a t a T y p e = " T e x t " > C o m p a n y P h o n e N o < / C o m p a n y P h o n e N o >   
-         < C o m p a n y P h o n e N o _ L b l   E l e m e n t T y p e = " C o l u m n "   E l e m e n t I d = " 5 5 8 5 9 3 5 8 6 "   D a t a T y p e = " T e x t C o n s t " > C o m p a n y P h o n e N o _ L b l < / C o m p a n y P h o n e N o _ L b l > - 
-         < C o m p a n y P i c t u r e   E l e m e n t T y p e = " C o l u m n "   E l e m e n t I d = " 1 3 9 7 4 1 1 0 7 4 "   D a t a T y p e = " B L O B " / > +         < C o m p a n y P h o n e N o _ L b l   E l e m e n t T y p e = " C o l u m n "   E l e m e n t I d = " 5 5 8 5 9 3 5 8 6 "   D a t a T y p e = " L a b e l " > C o m p a n y P h o n e N o _ L b l < / C o m p a n y P h o n e N o _ L b l > + 
+         < C o m p a n y P i c t u r e   E l e m e n t T y p e = " C o l u m n "   E l e m e n t I d = " 1 3 9 7 4 1 1 0 7 4 "   D a t a T y p e = " B l o b "   / >   
          < C o m p a n y R e g i s t r a t i o n N u m b e r   E l e m e n t T y p e = " C o l u m n "   E l e m e n t I d = " 2 0 2 3 6 3 9 4 2 4 "   D a t a T y p e = " T e x t " > C o m p a n y R e g i s t r a t i o n N u m b e r < / C o m p a n y R e g i s t r a t i o n N u m b e r >   
@@ -6888,7 +7320,7 @@
  
          < C o n t a c t _ L b l   E l e m e n t T y p e = " C o l u m n "   E l e m e n t I d = " 1 1 5 5 0 9 4 7 5 2 "   D a t a T y p e = " T e x t " > C o n t a c t _ L b l < / C o n t a c t _ L b l >   
-         < C o p y _ L b l   E l e m e n t T y p e = " C o l u m n "   E l e m e n t I d = " 6 0 4 7 8 2 7 8 1 "   D a t a T y p e = " T e x t C o n s t " > C o p y _ L b l < / C o p y _ L b l > +         < C o p y _ L b l   E l e m e n t T y p e = " C o l u m n "   E l e m e n t I d = " 6 0 4 7 8 2 7 8 1 "   D a t a T y p e = " L a b e l " > C o p y _ L b l < / C o p y _ L b l >   
          < C u s t o m e r A d d r e s s 1   E l e m e n t T y p e = " C o l u m n "   E l e m e n t I d = " 1 8 0 1 9 6 6 4 5 4 "   D a t a T y p e = " T e x t " > C u s t o m e r A d d r e s s 1 < / C u s t o m e r A d d r e s s 1 >   
@@ -6922,7 +7354,7 @@
  
          < D u e D a t e _ L b l   E l e m e n t T y p e = " C o l u m n "   E l e m e n t I d = " 1 6 4 8 2 8 4 6 4 8 "   D a t a T y p e = " S t r i n g " > D u e D a t e _ L b l < / D u e D a t e _ L b l >   
-         < E M a i l _ L b l   E l e m e n t T y p e = " C o l u m n "   E l e m e n t I d = " 1 4 3 8 8 6 8 0 1 2 "   D a t a T y p e = " T e x t C o n s t " > E M a i l _ L b l < / E M a i l _ L b l > +         < E M a i l _ L b l   E l e m e n t T y p e = " C o l u m n "   E l e m e n t I d = " 1 4 3 8 8 6 8 0 1 2 "   D a t a T y p e = " L a b e l " > E M a i l _ L b l < / E M a i l _ L b l >   
          < E x c h a n g e R a t e A s T e x t   E l e m e n t T y p e = " C o l u m n "   E l e m e n t I d = " 5 9 2 9 5 5 8 4 5 "   D a t a T y p e = " T e x t " > E x c h a n g e R a t e A s T e x t < / E x c h a n g e R a t e A s T e x t >   
@@ -6930,13 +7362,13 @@
  
          < E x t e r n a l D o c u m e n t N o _ _ L b l   E l e m e n t T y p e = " C o l u m n "   E l e m e n t I d = " 2 2 3 4 3 3 3 2 "   D a t a T y p e = " S t r i n g " > E x t e r n a l D o c u m e n t N o _ _ L b l < / E x t e r n a l D o c u m e n t N o _ _ L b l >   
-         < F r o m _ L b l   E l e m e n t T y p e = " C o l u m n "   E l e m e n t I d = " 4 8 5 4 2 6 1 3 8 "   D a t a T y p e = " T e x t C o n s t " > F r o m _ L b l < / F r o m _ L b l > - 
-         < H o m e P a g e _ L b l   E l e m e n t T y p e = " C o l u m n "   E l e m e n t I d = " 1 4 3 3 5 9 2 3 0 0 "   D a t a T y p e = " T e x t C o n s t " > H o m e P a g e _ L b l < / H o m e P a g e _ L b l > - 
-         < I n v o i c e D i s c o u n t A m o u n t _ L b l   E l e m e n t T y p e = " C o l u m n "   E l e m e n t I d = " 1 5 9 3 0 1 2 7 3 6 "   D a t a T y p e = " T e x t C o n s t " > I n v o i c e D i s c o u n t A m o u n t _ L b l < / I n v o i c e D i s c o u n t A m o u n t _ L b l > - 
-         < I n v o i c e D i s c o u n t B a s e A m o u n t _ L b l   E l e m e n t T y p e = " C o l u m n "   E l e m e n t I d = " 2 0 2 9 2 6 6 8 7 5 "   D a t a T y p e = " T e x t C o n s t " > I n v o i c e D i s c o u n t B a s e A m o u n t _ L b l < / I n v o i c e D i s c o u n t B a s e A m o u n t _ L b l > +         < F r o m _ L b l   E l e m e n t T y p e = " C o l u m n "   E l e m e n t I d = " 4 8 5 4 2 6 1 3 8 "   D a t a T y p e = " L a b e l " > F r o m _ L b l < / F r o m _ L b l > + 
+         < H o m e P a g e _ L b l   E l e m e n t T y p e = " C o l u m n "   E l e m e n t I d = " 1 4 3 3 5 9 2 3 0 0 "   D a t a T y p e = " L a b e l " > H o m e P a g e _ L b l < / H o m e P a g e _ L b l > + 
+         < I n v o i c e D i s c o u n t A m o u n t _ L b l   E l e m e n t T y p e = " C o l u m n "   E l e m e n t I d = " 1 5 9 3 0 1 2 7 3 6 "   D a t a T y p e = " L a b e l " > I n v o i c e D i s c o u n t A m o u n t _ L b l < / I n v o i c e D i s c o u n t A m o u n t _ L b l > + 
+         < I n v o i c e D i s c o u n t B a s e A m o u n t _ L b l   E l e m e n t T y p e = " C o l u m n "   E l e m e n t I d = " 2 0 2 9 2 6 6 8 7 5 "   D a t a T y p e = " L a b e l " > I n v o i c e D i s c o u n t B a s e A m o u n t _ L b l < / I n v o i c e D i s c o u n t B a s e A m o u n t _ L b l >   
          < I n v o i c e N o P o s i t i o n _ L b l   E l e m e n t T y p e = " C o l u m n "   E l e m e n t I d = " 1 4 5 8 4 6 7 4 4 1 "   D a t a T y p e = " T e x t " > I n v o i c e N o P o s i t i o n _ L b l < / I n v o i c e N o P o s i t i o n _ L b l >   
@@ -6944,61 +7376,59 @@
  
          < L e g a l E n t i t y T y p e _ L b l   E l e m e n t T y p e = " C o l u m n "   E l e m e n t I d = " 2 0 8 0 2 2 4 7 9 2 "   D a t a T y p e = " T e x t " > L e g a l E n t i t y T y p e _ L b l < / L e g a l E n t i t y T y p e _ L b l >   
-         < L i n e A m o u n t A f t e r I n v o i c e D i s c o u n t _ L b l   E l e m e n t T y p e = " C o l u m n "   E l e m e n t I d = " 6 7 3 7 2 1 0 9 4 "   D a t a T y p e = " T e x t C o n s t " > L i n e A m o u n t A f t e r I n v o i c e D i s c o u n t _ L b l < / L i n e A m o u n t A f t e r I n v o i c e D i s c o u n t _ L b l > - 
-         < L o c a l C u r r e n c y _ L b l   E l e m e n t T y p e = " C o l u m n "   E l e m e n t I d = " 1 5 5 9 6 9 3 4 2 2 "   D a t a T y p e = " T e x t C o n s t " > L o c a l C u r r e n c y _ L b l < / L o c a l C u r r e n c y _ L b l > - 
-         < P a g e _ L b l   E l e m e n t T y p e = " C o l u m n "   E l e m e n t I d = " 6 8 0 6 4 8 0 9 1 "   D a t a T y p e = " T e x t C o n s t " > P a g e _ L b l < / P a g e _ L b l > +         < L i n e A m o u n t A f t e r I n v o i c e D i s c o u n t _ L b l   E l e m e n t T y p e = " C o l u m n "   E l e m e n t I d = " 6 7 3 7 2 1 0 9 4 "   D a t a T y p e = " L a b e l " > L i n e A m o u n t A f t e r I n v o i c e D i s c o u n t _ L b l < / L i n e A m o u n t A f t e r I n v o i c e D i s c o u n t _ L b l > + 
+         < L o c a l C u r r e n c y _ L b l   E l e m e n t T y p e = " C o l u m n "   E l e m e n t I d = " 1 5 5 9 6 9 3 4 2 2 "   D a t a T y p e = " L a b e l " > L o c a l C u r r e n c y _ L b l < / L o c a l C u r r e n c y _ L b l > + 
+         < P a g e _ L b l   E l e m e n t T y p e = " C o l u m n "   E l e m e n t I d = " 6 8 0 6 4 8 0 9 1 "   D a t a T y p e = " L a b e l " > P a g e _ L b l < / P a g e _ L b l >   
          < P a y m e n t I n s t r u c t i o n s _ T x t   E l e m e n t T y p e = " C o l u m n "   E l e m e n t I d = " 1 8 7 2 0 8 8 3 "   D a t a T y p e = " T e x t " > P a y m e n t I n s t r u c t i o n s _ T x t < / P a y m e n t I n s t r u c t i o n s _ T x t >   
          < P a y m e n t M e t h o d D e s c r i p t i o n   E l e m e n t T y p e = " C o l u m n "   E l e m e n t I d = " 5 8 5 7 5 7 9 7 4 "   D a t a T y p e = " T e x t " > P a y m e n t M e t h o d D e s c r i p t i o n < / P a y m e n t M e t h o d D e s c r i p t i o n >   
-         < P a y m e n t M e t h o d D e s c r i p t i o n _ L b l   E l e m e n t T y p e = " C o l u m n "   E l e m e n t I d = " 7 9 7 1 1 7 3 2 3 "   D a t a T y p e = " T e x t C o n s t " > P a y m e n t M e t h o d D e s c r i p t i o n _ L b l < / P a y m e n t M e t h o d D e s c r i p t i o n _ L b l > +         < P a y m e n t M e t h o d D e s c r i p t i o n _ L b l   E l e m e n t T y p e = " C o l u m n "   E l e m e n t I d = " 7 9 7 1 1 7 3 2 3 "   D a t a T y p e = " L a b e l " > P a y m e n t M e t h o d D e s c r i p t i o n _ L b l < / P a y m e n t M e t h o d D e s c r i p t i o n _ L b l >   
          < P a y m e n t T e r m s D e s c r i p t i o n   E l e m e n t T y p e = " C o l u m n "   E l e m e n t I d = " 2 0 3 8 7 4 2 7 0 0 "   D a t a T y p e = " T e x t " > P a y m e n t T e r m s D e s c r i p t i o n < / P a y m e n t T e r m s D e s c r i p t i o n >   
-         < P a y m e n t T e r m s D e s c r i p t i o n _ L b l   E l e m e n t T y p e = " C o l u m n "   E l e m e n t I d = " 1 8 7 4 4 9 4 3 2 1 "   D a t a T y p e = " T e x t C o n s t " > P a y m e n t T e r m s D e s c r i p t i o n _ L b l < / P a y m e n t T e r m s D e s c r i p t i o n _ L b l > +         < P a y m e n t T e r m s D e s c r i p t i o n _ L b l   E l e m e n t T y p e = " C o l u m n "   E l e m e n t I d = " 1 8 7 4 4 9 4 3 2 1 "   D a t a T y p e = " L a b e l " > P a y m e n t T e r m s D e s c r i p t i o n _ L b l < / P a y m e n t T e r m s D e s c r i p t i o n _ L b l >   
          < P r i c e s I n c l u d i n g V A T   E l e m e n t T y p e = " C o l u m n "   E l e m e n t I d = " 5 1 8 8 1 7 1 6 7 "   D a t a T y p e = " B o o l e a n " > P r i c e s I n c l u d i n g V A T < / P r i c e s I n c l u d i n g V A T >   
+         < P r i c e s I n c l u d i n g V A T Y e s N o   E l e m e n t T y p e = " C o l u m n "   E l e m e n t I d = " 1 4 1 1 1 4 7 5 9 9 "   D a t a T y p e = " S t r i n g " > P r i c e s I n c l u d i n g V A T Y e s N o < / P r i c e s I n c l u d i n g V A T Y e s N o > + 
          < P r i c e s I n c l u d i n g V A T _ L b l   E l e m e n t T y p e = " C o l u m n "   E l e m e n t I d = " 1 3 7 7 9 7 9 4 4 4 "   D a t a T y p e = " S t r i n g " > P r i c e s I n c l u d i n g V A T _ L b l < / P r i c e s I n c l u d i n g V A T _ L b l >   
-         < P r i c e s I n c l u d i n g V A T Y e s N o   E l e m e n t T y p e = " C o l u m n "   E l e m e n t I d = " 1 4 1 1 1 4 7 5 9 9 "   D a t a T y p e = " S t r i n g " > P r i c e s I n c l u d i n g V A T Y e s N o < / P r i c e s I n c l u d i n g V A T Y e s N o > - 
-         < Q u e s t i o n s _ L b l   E l e m e n t T y p e = " C o l u m n "   E l e m e n t I d = " 2 0 7 0 8 9 0 0 1 9 "   D a t a T y p e = " T e x t C o n s t " > Q u e s t i o n s _ L b l < / Q u e s t i o n s _ L b l > - 
-         < S a l e s I n v o i c e L i n e D i s c o u n t _ L b l   E l e m e n t T y p e = " C o l u m n "   E l e m e n t I d = " 6 6 4 6 0 1 5 8 2 "   D a t a T y p e = " T e x t C o n s t " > S a l e s I n v o i c e L i n e D i s c o u n t _ L b l < / S a l e s I n v o i c e L i n e D i s c o u n t _ L b l > - 
-         < S a l e s P e r s o n _ L b l   E l e m e n t T y p e = " C o l u m n "   E l e m e n t I d = " 1 5 6 4 1 9 6 3 6 5 "   D a t a T y p e = " T e x t C o n s t " > S a l e s P e r s o n _ L b l < / S a l e s P e r s o n _ L b l > +         < Q u e s t i o n s _ L b l   E l e m e n t T y p e = " C o l u m n "   E l e m e n t I d = " 2 0 7 0 8 9 0 0 1 9 "   D a t a T y p e = " L a b e l " > Q u e s t i o n s _ L b l < / Q u e s t i o n s _ L b l > + 
+         < S a l e s I n v o i c e L i n e D i s c o u n t _ L b l   E l e m e n t T y p e = " C o l u m n "   E l e m e n t I d = " 6 6 4 6 0 1 5 8 2 "   D a t a T y p e = " L a b e l " > S a l e s I n v o i c e L i n e D i s c o u n t _ L b l < / S a l e s I n v o i c e L i n e D i s c o u n t _ L b l >   
          < S a l e s P e r s o n B l a n k _ L b l   E l e m e n t T y p e = " C o l u m n "   E l e m e n t I d = " 6 5 4 6 2 4 6 0 1 "   D a t a T y p e = " T e x t " > S a l e s P e r s o n B l a n k _ L b l < / S a l e s P e r s o n B l a n k _ L b l >   
          < S a l e s P e r s o n N a m e   E l e m e n t T y p e = " C o l u m n "   E l e m e n t I d = " 8 7 1 4 9 2 9 8 3 "   D a t a T y p e = " T e x t " > S a l e s P e r s o n N a m e < / S a l e s P e r s o n N a m e >   
+         < S a l e s P e r s o n _ L b l   E l e m e n t T y p e = " C o l u m n "   E l e m e n t I d = " 1 5 6 4 1 9 6 3 6 5 "   D a t a T y p e = " L a b e l " > S a l e s P e r s o n _ L b l < / S a l e s P e r s o n _ L b l > + 
          < S e l l T o C o n t a c t E m a i l   E l e m e n t T y p e = " C o l u m n "   E l e m e n t I d = " 2 6 2 8 2 4 5 6 4 "   D a t a T y p e = " T e x t " > S e l l T o C o n t a c t E m a i l < / S e l l T o C o n t a c t E m a i l >   
-         < S e l l T o C o n t a c t E m a i l L b l   E l e m e n t T y p e = " C o l u m n "   E l e m e n t I d = " 3 7 0 9 2 0 3 7 4 "   D a t a T y p e = " T e x t C o n s t " > S e l l T o C o n t a c t E m a i l L b l < / S e l l T o C o n t a c t E m a i l L b l > +         < S e l l T o C o n t a c t E m a i l L b l   E l e m e n t T y p e = " C o l u m n "   E l e m e n t I d = " 3 7 0 9 2 0 3 7 4 "   D a t a T y p e = " L a b e l " > S e l l T o C o n t a c t E m a i l L b l < / S e l l T o C o n t a c t E m a i l L b l >   
          < S e l l T o C o n t a c t M o b i l e P h o n e N o   E l e m e n t T y p e = " C o l u m n "   E l e m e n t I d = " 1 8 4 3 5 8 7 4 7 "   D a t a T y p e = " T e x t " > S e l l T o C o n t a c t M o b i l e P h o n e N o < / S e l l T o C o n t a c t M o b i l e P h o n e N o >   
-         < S e l l T o C o n t a c t M o b i l e P h o n e N o L b l   E l e m e n t T y p e = " C o l u m n "   E l e m e n t I d = " 1 4 5 7 5 2 8 4 1 7 "   D a t a T y p e = " T e x t C o n s t " > S e l l T o C o n t a c t M o b i l e P h o n e N o L b l < / S e l l T o C o n t a c t M o b i l e P h o n e N o L b l > +         < S e l l T o C o n t a c t M o b i l e P h o n e N o L b l   E l e m e n t T y p e = " C o l u m n "   E l e m e n t I d = " 1 4 5 7 5 2 8 4 1 7 "   D a t a T y p e = " L a b e l " > S e l l T o C o n t a c t M o b i l e P h o n e N o L b l < / S e l l T o C o n t a c t M o b i l e P h o n e N o L b l >   
          < S e l l T o C o n t a c t P h o n e N o   E l e m e n t T y p e = " C o l u m n "   E l e m e n t I d = " 1 6 1 3 8 2 2 4 8 3 "   D a t a T y p e = " T e x t " > S e l l T o C o n t a c t P h o n e N o < / S e l l T o C o n t a c t P h o n e N o >   
-         < S e l l T o C o n t a c t P h o n e N o L b l   E l e m e n t T y p e = " C o l u m n "   E l e m e n t I d = " 1 0 5 0 6 8 6 8 0 9 "   D a t a T y p e = " T e x t C o n s t " > S e l l T o C o n t a c t P h o n e N o L b l < / S e l l T o C o n t a c t P h o n e N o L b l > +         < S e l l T o C o n t a c t P h o n e N o L b l   E l e m e n t T y p e = " C o l u m n "   E l e m e n t I d = " 1 0 5 0 6 8 6 8 0 9 "   D a t a T y p e = " L a b e l " > S e l l T o C o n t a c t P h o n e N o L b l < / S e l l T o C o n t a c t P h o n e N o L b l >   
          < S e l l t o C u s t o m e r N o   E l e m e n t T y p e = " C o l u m n "   E l e m e n t I d = " 2 0 5 0 6 4 7 3 4 9 "   D a t a T y p e = " C o d e " > S e l l t o C u s t o m e r N o < / S e l l t o C u s t o m e r N o >   
          < S e l l t o C u s t o m e r N o _ L b l   E l e m e n t T y p e = " C o l u m n "   E l e m e n t I d = " 2 9 8 3 8 1 5 1 2 "   D a t a T y p e = " S t r i n g " > S e l l t o C u s t o m e r N o _ L b l < / S e l l t o C u s t o m e r N o _ L b l >   
-         < S h i p m e n t _ L b l   E l e m e n t T y p e = " C o l u m n "   E l e m e n t I d = " 2 0 8 5 7 6 7 1 2 0 "   D a t a T y p e = " T e x t C o n s t " > S h i p m e n t _ L b l < / S h i p m e n t _ L b l > - 
          < S h i p m e n t M e t h o d D e s c r i p t i o n   E l e m e n t T y p e = " C o l u m n "   E l e m e n t I d = " 2 0 5 9 4 0 3 2 6 0 "   D a t a T y p e = " T e x t " > S h i p m e n t M e t h o d D e s c r i p t i o n < / S h i p m e n t M e t h o d D e s c r i p t i o n >   
-         < S h i p m e n t M e t h o d D e s c r i p t i o n _ L b l   E l e m e n t T y p e = " C o l u m n "   E l e m e n t I d = " 1 1 7 9 9 7 8 4 6 5 "   D a t a T y p e = " T e x t C o n s t " > S h i p m e n t M e t h o d D e s c r i p t i o n _ L b l < / S h i p m e n t M e t h o d D e s c r i p t i o n _ L b l > - 
-         < S h i p T o A d d r e s s _ L b l   E l e m e n t T y p e = " C o l u m n "   E l e m e n t I d = " 1 6 5 0 5 0 5 0 1 7 "   D a t a T y p e = " T e x t C o n s t " > S h i p T o A d d r e s s _ L b l < / S h i p T o A d d r e s s _ L b l > +         < S h i p m e n t M e t h o d D e s c r i p t i o n _ L b l   E l e m e n t T y p e = " C o l u m n "   E l e m e n t I d = " 1 1 7 9 9 7 8 4 6 5 "   D a t a T y p e = " L a b e l " > S h i p m e n t M e t h o d D e s c r i p t i o n _ L b l < / S h i p m e n t M e t h o d D e s c r i p t i o n _ L b l > + 
+         < S h i p m e n t _ L b l   E l e m e n t T y p e = " C o l u m n "   E l e m e n t I d = " 2 0 8 5 7 6 7 1 2 0 "   D a t a T y p e = " L a b e l " > S h i p m e n t _ L b l < / S h i p m e n t _ L b l >   
          < S h i p T o A d d r e s s 1   E l e m e n t T y p e = " C o l u m n "   E l e m e n t I d = " 1 3 5 7 6 7 2 8 6 1 "   D a t a T y p e = " T e x t " > S h i p T o A d d r e s s 1 < / S h i p T o A d d r e s s 1 >   
@@ -7016,31 +7446,33 @@
  
          < S h i p T o A d d r e s s 8   E l e m e n t T y p e = " C o l u m n "   E l e m e n t I d = " 1 4 9 2 9 9 2 1 7 8 "   D a t a T y p e = " T e x t " > S h i p T o A d d r e s s 8 < / S h i p T o A d d r e s s 8 >   
+         < S h i p T o A d d r e s s _ L b l   E l e m e n t T y p e = " C o l u m n "   E l e m e n t I d = " 1 6 5 0 5 0 5 0 1 7 "   D a t a T y p e = " L a b e l " > S h i p T o A d d r e s s _ L b l < / S h i p T o A d d r e s s _ L b l > + 
          < S h i p T o P h o n e N o   E l e m e n t T y p e = " C o l u m n "   E l e m e n t I d = " 3 6 9 7 0 2 2 5 5 "   D a t a T y p e = " T e x t " > S h i p T o P h o n e N o < / S h i p T o P h o n e N o >   
          < S h o w S h i p p i n g A d d r e s s   E l e m e n t T y p e = " C o l u m n "   E l e m e n t I d = " 1 1 2 0 0 7 1 2 6 6 "   D a t a T y p e = " B o o l e a n " > S h o w S h i p p i n g A d d r e s s < / S h o w S h i p p i n g A d d r e s s >   
          < S h o w W o r k D e s c r i p t i o n   E l e m e n t T y p e = " C o l u m n "   E l e m e n t I d = " 7 8 5 4 6 8 8 6 5 "   D a t a T y p e = " B o o l e a n " > S h o w W o r k D e s c r i p t i o n < / S h o w W o r k D e s c r i p t i o n >   
-         < S u b t o t a l _ L b l   E l e m e n t T y p e = " C o l u m n "   E l e m e n t I d = " 1 9 6 7 7 9 5 1 4 2 "   D a t a T y p e = " T e x t C o n s t " > S u b t o t a l _ L b l < / S u b t o t a l _ L b l > - 
-         < T h a n k s _ L b l   E l e m e n t T y p e = " C o l u m n "   E l e m e n t I d = " 2 1 0 3 3 0 5 5 2 5 "   D a t a T y p e = " T e x t C o n s t " > T h a n k s _ L b l < / T h a n k s _ L b l > - 
-         < T o t a l _ L b l   E l e m e n t T y p e = " C o l u m n "   E l e m e n t I d = " 1 2 1 0 1 0 0 8 7 8 "   D a t a T y p e = " T e x t C o n s t " > T o t a l _ L b l < / T o t a l _ L b l > - 
-         < V A T A m o u n t _ L b l   E l e m e n t T y p e = " C o l u m n "   E l e m e n t I d = " 1 0 9 4 6 5 7 2 9 "   D a t a T y p e = " T e x t C o n s t " > V A T A m o u n t _ L b l < / V A T A m o u n t _ L b l > - 
-         < V A T A m o u n t S p e c i f i c a t i o n _ L b l   E l e m e n t T y p e = " C o l u m n "   E l e m e n t I d = " 8 7 8 7 0 6 8 4 6 "   D a t a T y p e = " T e x t C o n s t " > V A T A m o u n t S p e c i f i c a t i o n _ L b l < / V A T A m o u n t S p e c i f i c a t i o n _ L b l > - 
-         < V A T B a s e _ L b l   E l e m e n t T y p e = " C o l u m n "   E l e m e n t I d = " 1 8 6 6 1 5 8 2 7 8 "   D a t a T y p e = " T e x t C o n s t " > V A T B a s e _ L b l < / V A T B a s e _ L b l > +         < S u b t o t a l _ L b l   E l e m e n t T y p e = " C o l u m n "   E l e m e n t I d = " 1 9 6 7 7 9 5 1 4 2 "   D a t a T y p e = " L a b e l " > S u b t o t a l _ L b l < / S u b t o t a l _ L b l > + 
+         < T h a n k s _ L b l   E l e m e n t T y p e = " C o l u m n "   E l e m e n t I d = " 2 1 0 3 3 0 5 5 2 5 "   D a t a T y p e = " L a b e l " > T h a n k s _ L b l < / T h a n k s _ L b l > + 
+         < T o t a l _ L b l   E l e m e n t T y p e = " C o l u m n "   E l e m e n t I d = " 1 2 1 0 1 0 0 8 7 8 "   D a t a T y p e = " L a b e l " > T o t a l _ L b l < / T o t a l _ L b l > + 
+         < V A T A m o u n t S p e c i f i c a t i o n _ L b l   E l e m e n t T y p e = " C o l u m n "   E l e m e n t I d = " 8 7 8 7 0 6 8 4 6 "   D a t a T y p e = " L a b e l " > V A T A m o u n t S p e c i f i c a t i o n _ L b l < / V A T A m o u n t S p e c i f i c a t i o n _ L b l > + 
+         < V A T A m o u n t _ L b l   E l e m e n t T y p e = " C o l u m n "   E l e m e n t I d = " 1 0 9 4 6 5 7 2 9 "   D a t a T y p e = " L a b e l " > V A T A m o u n t _ L b l < / V A T A m o u n t _ L b l > + 
+         < V A T B a s e _ L b l   E l e m e n t T y p e = " C o l u m n "   E l e m e n t I d = " 1 8 6 6 1 5 8 2 7 8 "   D a t a T y p e = " L a b e l " > V A T B a s e _ L b l < / V A T B a s e _ L b l > + 
+         < V A T C l a u s e s _ L b l   E l e m e n t T y p e = " C o l u m n "   E l e m e n t I d = " 1 3 8 3 9 2 0 0 1 9 "   D a t a T y p e = " L a b e l " > V A T C l a u s e s _ L b l < / V A T C l a u s e s _ L b l >   
          < V A T C l a u s e _ L b l   E l e m e n t T y p e = " C o l u m n "   E l e m e n t I d = " 1 5 7 0 4 9 5 4 9 0 "   D a t a T y p e = " S t r i n g " > V A T C l a u s e _ L b l < / V A T C l a u s e _ L b l >   
-         < V A T C l a u s e s _ L b l   E l e m e n t T y p e = " C o l u m n "   E l e m e n t I d = " 1 3 8 3 9 2 0 0 1 9 "   D a t a T y p e = " T e x t C o n s t " > V A T C l a u s e s _ L b l < / V A T C l a u s e s _ L b l > - 
-         < V A T I d e n t i f i e r _ L b l   E l e m e n t T y p e = " C o l u m n "   E l e m e n t I d = " 1 6 8 6 6 2 3 9 8 4 "   D a t a T y p e = " T e x t C o n s t " > V A T I d e n t i f i e r _ L b l < / V A T I d e n t i f i e r _ L b l > - 
-         < V A T P e r c e n t a g e _ L b l   E l e m e n t T y p e = " C o l u m n "   E l e m e n t I d = " 6 7 6 6 5 4 5 6 5 "   D a t a T y p e = " T e x t C o n s t " > V A T P e r c e n t a g e _ L b l < / V A T P e r c e n t a g e _ L b l > +         < V A T I d e n t i f i e r _ L b l   E l e m e n t T y p e = " C o l u m n "   E l e m e n t I d = " 1 6 8 6 6 2 3 9 8 4 "   D a t a T y p e = " L a b e l " > V A T I d e n t i f i e r _ L b l < / V A T I d e n t i f i e r _ L b l > + 
+         < V A T P e r c e n t a g e _ L b l   E l e m e n t T y p e = " C o l u m n "   E l e m e n t I d = " 6 7 6 6 5 4 5 6 5 "   D a t a T y p e = " L a b e l " > V A T P e r c e n t a g e _ L b l < / V A T P e r c e n t a g e _ L b l >   
          < V A T R e g i s t r a t i o n N o   E l e m e n t T y p e = " C o l u m n "   E l e m e n t I d = " 1 8 8 9 1 9 5 4 0 2 "   D a t a T y p e = " T e x t " > V A T R e g i s t r a t i o n N o < / V A T R e g i s t r a t i o n N o >   
@@ -7078,23 +7510,23 @@
  
              < L i n e A m o u n t _ L i n e _ L b l   E l e m e n t T y p e = " C o l u m n "   E l e m e n t I d = " 9 9 2 9 0 1 8 4 5 "   D a t a T y p e = " S t r i n g " > L i n e A m o u n t _ L i n e _ L b l < / L i n e A m o u n t _ L i n e _ L b l >   
+             < L i n e D i s c o u n t P e r c e n t T e x t _ L i n e   E l e m e n t T y p e = " C o l u m n "   E l e m e n t I d = " 6 1 3 1 3 5 1 9 "   D a t a T y p e = " T e x t " > L i n e D i s c o u n t P e r c e n t T e x t _ L i n e < / L i n e D i s c o u n t P e r c e n t T e x t _ L i n e > + 
              < L i n e D i s c o u n t P e r c e n t _ L i n e   E l e m e n t T y p e = " C o l u m n "   E l e m e n t I d = " 9 0 7 8 2 7 4 3 6 "   D a t a T y p e = " D e c i m a l " > L i n e D i s c o u n t P e r c e n t _ L i n e < / L i n e D i s c o u n t P e r c e n t _ L i n e >   
-             < L i n e D i s c o u n t P e r c e n t T e x t _ L i n e   E l e m e n t T y p e = " C o l u m n "   E l e m e n t I d = " 6 1 3 1 3 5 1 9 "   D a t a T y p e = " T e x t " > L i n e D i s c o u n t P e r c e n t T e x t _ L i n e < / L i n e D i s c o u n t P e r c e n t T e x t _ L i n e > - 
              < L i n e N o _ L i n e   E l e m e n t T y p e = " C o l u m n "   E l e m e n t I d = " 6 9 8 9 8 5 9 7 9 "   D a t a T y p e = " I n t e g e r " > L i n e N o _ L i n e < / L i n e N o _ L i n e >   
-             < P r i c e _ L b l   E l e m e n t T y p e = " C o l u m n "   E l e m e n t I d = " 2 1 2 6 7 6 4 9 2 5 "   D a t a T y p e = " T e x t C o n s t " > P r i c e _ L b l < / P r i c e _ L b l > - 
-             < P r i c e P e r _ L b l   E l e m e n t T y p e = " C o l u m n "   E l e m e n t I d = " 9 7 3 2 8 0 1 3 4 "   D a t a T y p e = " T e x t C o n s t " > P r i c e P e r _ L b l < / P r i c e P e r _ L b l > - 
-             < Q t y _ L b l   E l e m e n t T y p e = " C o l u m n "   E l e m e n t I d = " 2 6 3 6 7 3 7 6 4 "   D a t a T y p e = " T e x t C o n s t " > Q t y _ L b l < / Q t y _ L b l > +             < P r i c e P e r _ L b l   E l e m e n t T y p e = " C o l u m n "   E l e m e n t I d = " 9 7 3 2 8 0 1 3 4 "   D a t a T y p e = " L a b e l " > P r i c e P e r _ L b l < / P r i c e P e r _ L b l > + 
+             < P r i c e _ L b l   E l e m e n t T y p e = " C o l u m n "   E l e m e n t I d = " 2 1 2 6 7 6 4 9 2 5 "   D a t a T y p e = " L a b e l " > P r i c e _ L b l < / P r i c e _ L b l > + 
+             < Q t y _ L b l   E l e m e n t T y p e = " C o l u m n "   E l e m e n t I d = " 2 6 3 6 7 3 7 6 4 "   D a t a T y p e = " L a b e l " > Q t y _ L b l < / Q t y _ L b l >   
              < Q u a n t i t y _ L i n e   E l e m e n t T y p e = " C o l u m n "   E l e m e n t I d = " 1 0 6 8 5 4 3 5 3 7 "   D a t a T y p e = " T e x t " > Q u a n t i t y _ L i n e < / Q u a n t i t y _ L i n e >   
              < Q u a n t i t y _ L i n e _ L b l   E l e m e n t T y p e = " C o l u m n "   E l e m e n t I d = " 2 0 3 4 5 0 6 8 0 2 "   D a t a T y p e = " S t r i n g " > Q u a n t i t y _ L i n e _ L b l < / Q u a n t i t y _ L i n e _ L b l >   
-             < S h i p m e n t D a t e _ L b l   E l e m e n t T y p e = " C o l u m n "   E l e m e n t I d = " 6 1 4 4 0 0 3 6 4 "   D a t a T y p e = " T e x t C o n s t " > S h i p m e n t D a t e _ L b l < / S h i p m e n t D a t e _ L b l > +             < S h i p m e n t D a t e _ L b l   E l e m e n t T y p e = " C o l u m n "   E l e m e n t I d = " 6 1 4 4 0 0 3 6 4 "   D a t a T y p e = " L a b e l " > S h i p m e n t D a t e _ L b l < / S h i p m e n t D a t e _ L b l >   
              < S h i p m e n t D a t e _ L i n e   E l e m e n t T y p e = " C o l u m n "   E l e m e n t I d = " 1 6 7 3 3 7 5 4 1 6 "   D a t a T y p e = " S t r i n g " > S h i p m e n t D a t e _ L i n e < / S h i p m e n t D a t e _ L i n e >   
@@ -7102,8 +7534,6 @@
  
              < T y p e _ L i n e   E l e m e n t T y p e = " C o l u m n "   E l e m e n t I d = " 2 7 2 8 0 4 9 2 4 "   D a t a T y p e = " S t r i n g " > T y p e _ L i n e < / T y p e _ L i n e >   
-             < U n i t _ L b l   E l e m e n t T y p e = " C o l u m n "   E l e m e n t I d = " 8 1 4 3 6 4 3 1 8 "   D a t a T y p e = " T e x t C o n s t " > U n i t _ L b l < / U n i t _ L b l > - 
              < U n i t O f M e a s u r e   E l e m e n t T y p e = " C o l u m n "   E l e m e n t I d = " 1 8 0 8 2 2 8 0 1 8 "   D a t a T y p e = " T e x t " > U n i t O f M e a s u r e < / U n i t O f M e a s u r e >   
              < U n i t O f M e a s u r e _ L b l   E l e m e n t T y p e = " C o l u m n "   E l e m e n t I d = " 9 8 1 9 5 1 2 4 9 "   D a t a T y p e = " S t r i n g " > U n i t O f M e a s u r e _ L b l < / U n i t O f M e a s u r e _ L b l > @@ -7112,6 +7542,8 @@
  
              < U n i t P r i c e _ L b l   E l e m e n t T y p e = " C o l u m n "   E l e m e n t I d = " 1 1 6 3 9 2 6 6 0 3 "   D a t a T y p e = " S t r i n g " > U n i t P r i c e _ L b l < / U n i t P r i c e _ L b l >   
+             < U n i t _ L b l   E l e m e n t T y p e = " C o l u m n "   E l e m e n t I d = " 8 1 4 3 6 4 3 1 8 "   D a t a T y p e = " L a b e l " > U n i t _ L b l < / U n i t _ L b l > + 
              < V A T I d e n t i f i e r _ L i n e   E l e m e n t T y p e = " C o l u m n "   E l e m e n t I d = " 1 7 7 3 6 2 2 4 1 2 "   D a t a T y p e = " C o d e " > V A T I d e n t i f i e r _ L i n e < / V A T I d e n t i f i e r _ L i n e >   
              < V A T I d e n t i f i e r _ L i n e _ L b l   E l e m e n t T y p e = " C o l u m n "   E l e m e n t I d = " 5 3 3 7 8 2 7 0 3 "   D a t a T y p e = " S t r i n g " > V A T I d e n t i f i e r _ L i n e _ L b l < / V A T I d e n t i f i e r _ L i n e _ L b l > @@ -7146,22 +7578,22 @@
  
              < N o O f V A T I d e n t i f i e r s   E l e m e n t T y p e = " C o l u m n "   E l e m e n t I d = " 1 1 5 3 2 6 3 0 2 6 "   D a t a T y p e = " I n t e g e r " > N o O f V A T I d e n t i f i e r s < / N o O f V A T I d e n t i f i e r s >   
+             < V A T A m o u n t L C Y _ V A T A m o u n t L i n e   E l e m e n t T y p e = " C o l u m n "   E l e m e n t I d = " 1 5 8 1 9 9 4 3 5 0 "   D a t a T y p e = " D e c i m a l " > V A T A m o u n t L C Y _ V A T A m o u n t L i n e < / V A T A m o u n t L C Y _ V A T A m o u n t L i n e > + 
+             < V A T A m o u n t L C Y _ V A T A m o u n t L i n e _ L b l   E l e m e n t T y p e = " C o l u m n "   E l e m e n t I d = " 9 2 3 0 0 3 3 7 "   D a t a T y p e = " L a b e l " > V A T A m o u n t L C Y _ V A T A m o u n t L i n e _ L b l < / V A T A m o u n t L C Y _ V A T A m o u n t L i n e _ L b l > + 
              < V A T A m o u n t _ V a t A m o u n t L i n e   E l e m e n t T y p e = " C o l u m n "   E l e m e n t I d = " 1 8 9 1 8 2 0 6 2 0 "   D a t a T y p e = " D e c i m a l " > V A T A m o u n t _ V a t A m o u n t L i n e < / V A T A m o u n t _ V a t A m o u n t L i n e >   
              < V A T A m o u n t _ V a t A m o u n t L i n e _ L b l   E l e m e n t T y p e = " C o l u m n "   E l e m e n t I d = " 1 5 1 3 5 5 5 4 7 3 "   D a t a T y p e = " S t r i n g " > V A T A m o u n t _ V a t A m o u n t L i n e _ L b l < / V A T A m o u n t _ V a t A m o u n t L i n e _ L b l >   
-             < V A T A m o u n t L C Y _ V A T A m o u n t L i n e   E l e m e n t T y p e = " C o l u m n "   E l e m e n t I d = " 1 5 8 1 9 9 4 3 5 0 "   D a t a T y p e = " D e c i m a l " > V A T A m o u n t L C Y _ V A T A m o u n t L i n e < / V A T A m o u n t L C Y _ V A T A m o u n t L i n e > - 
-             < V A T A m o u n t L C Y _ V A T A m o u n t L i n e _ L b l   E l e m e n t T y p e = " C o l u m n "   E l e m e n t I d = " 9 2 3 0 0 3 3 7 "   D a t a T y p e = " T e x t C o n s t " > V A T A m o u n t L C Y _ V A T A m o u n t L i n e _ L b l < / V A T A m o u n t L C Y _ V A T A m o u n t L i n e _ L b l > +             < V A T B a s e L C Y _ V A T A m o u n t L i n e   E l e m e n t T y p e = " C o l u m n "   E l e m e n t I d = " 1 8 6 0 9 4 5 6 3 5 "   D a t a T y p e = " D e c i m a l " > V A T B a s e L C Y _ V A T A m o u n t L i n e < / V A T B a s e L C Y _ V A T A m o u n t L i n e > + 
+             < V A T B a s e L C Y _ V A T A m o u n t L i n e _ L b l   E l e m e n t T y p e = " C o l u m n "   E l e m e n t I d = " 1 2 3 6 4 6 7 9 9 8 "   D a t a T y p e = " L a b e l " > V A T B a s e L C Y _ V A T A m o u n t L i n e _ L b l < / V A T B a s e L C Y _ V A T A m o u n t L i n e _ L b l >   
              < V A T B a s e _ V a t A m o u n t L i n e   E l e m e n t T y p e = " C o l u m n "   E l e m e n t I d = " 1 4 5 8 9 3 7 8 1 9 "   D a t a T y p e = " D e c i m a l " > V A T B a s e _ V a t A m o u n t L i n e < / V A T B a s e _ V a t A m o u n t L i n e >   
              < V A T B a s e _ V a t A m o u n t L i n e _ L b l   E l e m e n t T y p e = " C o l u m n "   E l e m e n t I d = " 1 6 9 1 3 0 2 4 8 8 "   D a t a T y p e = " S t r i n g " > V A T B a s e _ V a t A m o u n t L i n e _ L b l < / V A T B a s e _ V a t A m o u n t L i n e _ L b l >   
-             < V A T B a s e L C Y _ V A T A m o u n t L i n e   E l e m e n t T y p e = " C o l u m n "   E l e m e n t I d = " 1 8 6 0 9 4 5 6 3 5 "   D a t a T y p e = " D e c i m a l " > V A T B a s e L C Y _ V A T A m o u n t L i n e < / V A T B a s e L C Y _ V A T A m o u n t L i n e > - 
-             < V A T B a s e L C Y _ V A T A m o u n t L i n e _ L b l   E l e m e n t T y p e = " C o l u m n "   E l e m e n t I d = " 1 2 3 6 4 6 7 9 9 8 "   D a t a T y p e = " T e x t C o n s t " > V A T B a s e L C Y _ V A T A m o u n t L i n e _ L b l < / V A T B a s e L C Y _ V A T A m o u n t L i n e _ L b l > - 
              < V A T I d e n t i f i e r _ V a t A m o u n t L i n e   E l e m e n t T y p e = " C o l u m n "   E l e m e n t I d = " 1 1 4 2 0 7 0 0 3 5 "   D a t a T y p e = " C o d e " > V A T I d e n t i f i e r _ V a t A m o u n t L i n e < / V A T I d e n t i f i e r _ V a t A m o u n t L i n e >   
              < V A T I d e n t i f i e r _ V a t A m o u n t L i n e _ L b l   E l e m e n t T y p e = " C o l u m n "   E l e m e n t I d = " 8 6 4 5 0 4 5 0 "   D a t a T y p e = " S t r i n g " > V A T I d e n t i f i e r _ V a t A m o u n t L i n e _ L b l < / V A T I d e n t i f i e r _ V a t A m o u n t L i n e _ L b l > @@ -7178,10 +7610,10 @@
  
              < C o d e _ V A T C l a u s e L i n e _ L b l   E l e m e n t T y p e = " C o l u m n "   E l e m e n t I d = " 4 6 1 5 3 3 0 2 "   D a t a T y p e = " S t r i n g " > C o d e _ V A T C l a u s e L i n e _ L b l < / C o d e _ V A T C l a u s e L i n e _ L b l >   
+             < D e s c r i p t i o n 2 _ V A T C l a u s e L i n e   E l e m e n t T y p e = " C o l u m n "   E l e m e n t I d = " 1 3 7 9 6 6 7 4 7 0 "   D a t a T y p e = " T e x t " > D e s c r i p t i o n 2 _ V A T C l a u s e L i n e < / D e s c r i p t i o n 2 _ V A T C l a u s e L i n e > + 
              < D e s c r i p t i o n _ V A T C l a u s e L i n e   E l e m e n t T y p e = " C o l u m n "   E l e m e n t I d = " 1 3 0 5 5 4 5 9 2 4 "   D a t a T y p e = " T e x t " > D e s c r i p t i o n _ V A T C l a u s e L i n e < / D e s c r i p t i o n _ V A T C l a u s e L i n e >   
-             < D e s c r i p t i o n 2 _ V A T C l a u s e L i n e   E l e m e n t T y p e = " C o l u m n "   E l e m e n t I d = " 1 3 7 9 6 6 7 4 7 0 "   D a t a T y p e = " T e x t " > D e s c r i p t i o n 2 _ V A T C l a u s e L i n e < / D e s c r i p t i o n 2 _ V A T C l a u s e L i n e > - 
              < N o O f V A T C l a u s e s   E l e m e n t T y p e = " C o l u m n "   E l e m e n t I d = " 7 5 6 4 1 7 3 9 2 "   D a t a T y p e = " I n t e g e r " > N o O f V A T C l a u s e s < / N o O f V A T C l a u s e s >   
              < V A T A m o u n t _ V A T C l a u s e L i n e   E l e m e n t T y p e = " C o l u m n "   E l e m e n t I d = " 2 2 2 4 6 9 0 5 9 "   D a t a T y p e = " D e c i m a l " > V A T A m o u n t _ V A T C l a u s e L i n e < / V A T A m o u n t _ V A T C l a u s e L i n e > @@ -7194,10 +7626,10 @@
  
          < R e p o r t T o t a l s L i n e   E l e m e n t T y p e = " D a t a I t e m "   E l e m e n t I d = " 2 1 2 2 5 4 9 8 3 6 " >   
+             < A m o u n t F o r m a t t e d _ R e p o r t T o t a l s L i n e   E l e m e n t T y p e = " C o l u m n "   E l e m e n t I d = " 1 5 0 6 1 3 6 8 2 5 "   D a t a T y p e = " T e x t " > A m o u n t F o r m a t t e d _ R e p o r t T o t a l s L i n e < / A m o u n t F o r m a t t e d _ R e p o r t T o t a l s L i n e > + 
              < A m o u n t _ R e p o r t T o t a l s L i n e   E l e m e n t T y p e = " C o l u m n "   E l e m e n t I d = " 4 1 9 9 1 8 3 6 9 "   D a t a T y p e = " D e c i m a l " > A m o u n t _ R e p o r t T o t a l s L i n e < / A m o u n t _ R e p o r t T o t a l s L i n e >   
-             < A m o u n t F o r m a t t e d _ R e p o r t T o t a l s L i n e   E l e m e n t T y p e = " C o l u m n "   E l e m e n t I d = " 1 5 0 6 1 3 6 8 2 5 "   D a t a T y p e = " T e x t " > A m o u n t F o r m a t t e d _ R e p o r t T o t a l s L i n e < / A m o u n t F o r m a t t e d _ R e p o r t T o t a l s L i n e > - 
              < D e s c r i p t i o n _ R e p o r t T o t a l s L i n e   E l e m e n t T y p e = " C o l u m n "   E l e m e n t I d = " 5 8 1 9 9 6 0 6 7 "   D a t a T y p e = " T e x t " > D e s c r i p t i o n _ R e p o r t T o t a l s L i n e < / D e s c r i p t i o n _ R e p o r t T o t a l s L i n e >   
              < F o n t B o l d _ R e p o r t T o t a l s L i n e   E l e m e n t T y p e = " C o l u m n "   E l e m e n t I d = " 9 4 6 5 4 0 5 4 9 "   D a t a T y p e = " B o o l e a n " > F o n t B o l d _ R e p o r t T o t a l s L i n e < / F o n t B o l d _ R e p o r t T o t a l s L i n e > @@ -7208,7 +7640,7 @@
  
          < P a y m e n t R e p o r t i n g A r g u m e n t   E l e m e n t T y p e = " D a t a I t e m "   E l e m e n t I d = " 3 1 3 7 4 4 1 9 4 " >   
-             < P a y m e n t S e r v i c e L o g o   E l e m e n t T y p e = " C o l u m n "   E l e m e n t I d = " 4 1 6 7 9 0 7 6 7 "   D a t a T y p e = " B L O B " / > +             < P a y m e n t S e r v i c e L o g o   E l e m e n t T y p e = " C o l u m n "   E l e m e n t I d = " 4 1 6 7 9 0 7 6 7 "   D a t a T y p e = " B l o b "   / >   
              < P a y m e n t S e r v i c e L o g o _ U r l   E l e m e n t T y p e = " C o l u m n "   E l e m e n t I d = " 6 4 4 9 7 5 1 3 9 "   D a t a T y p e = " T e x t " > P a y m e n t S e r v i c e L o g o _ U r l < / P a y m e n t S e r v i c e L o g o _ U r l >   
@@ -7224,9 +7656,9 @@
  
              < B o d y T e x t   E l e m e n t T y p e = " C o l u m n "   E l e m e n t I d = " 1 4 9 7 5 9 8 0 8 "   D a t a T y p e = " T e x t " > B o d y T e x t < / B o d y T e x t >   
-             < C l o s i n g T e x t   E l e m e n t T y p e = " C o l u m n "   E l e m e n t I d = " 5 1 2 1 3 5 9 0 9 "   D a t a T y p e = " T e x t C o n s t " > C l o s i n g T e x t < / C l o s i n g T e x t > - 
-             < G r e e t i n g T e x t   E l e m e n t T y p e = " C o l u m n "   E l e m e n t I d = " 1 1 7 5 2 7 9 2 8 9 "   D a t a T y p e = " T e x t C o n s t " > G r e e t i n g T e x t < / G r e e t i n g T e x t > +             < C l o s i n g T e x t   E l e m e n t T y p e = " C o l u m n "   E l e m e n t I d = " 5 1 2 1 3 5 9 0 9 "   D a t a T y p e = " L a b e l " > C l o s i n g T e x t < / C l o s i n g T e x t > + 
+             < G r e e t i n g T e x t   E l e m e n t T y p e = " C o l u m n "   E l e m e n t I d = " 1 1 7 5 2 7 9 2 8 9 "   D a t a T y p e = " L a b e l " > G r e e t i n g T e x t < / G r e e t i n g T e x t >   
              < P m t D i s c T e x t   E l e m e n t T y p e = " C o l u m n "   E l e m e n t I d = " 2 0 1 3 8 4 9 9 4 8 "   D a t a T y p e = " T e x t " > P m t D i s c T e x t < / P m t D i s c T e x t >   

--- a/src/Layers/W1/BaseApp/Sales/Document/StandardSalesDraftInvoiceBody.docx
+++ b/src/Layers/W1/BaseApp/Sales/Document/StandardSalesDraftInvoiceBody.docx
@@ -6199,6 +6199,8 @@
  
              < R e p o r t N a m e > R e p o r t   N a m e < / R e p o r t N a m e >   
+             < R e p o r t C a p t i o n > R e p o r t   C a p t i o n < / R e p o r t C a p t i o n > + 
              < A b o u t T h i s R e p o r t T i t l e > A b o u t   T h i s   R e p o r t   T i t l e < / A b o u t T h i s R e p o r t T i t l e >   
              < A b o u t T h i s R e p o r t T e x t > A b o u t   T h i s   R e p o r t   T e x t < / A b o u t T h i s R e p o r t T e x t > @@ -6253,21 +6255,21 @@
  
              < C o m p a n y A d d r e s s L i n e s >   
-                 < C o m p a n y A d d r e s s L i n e > C o m p a n y   A d d r e s s   L i n e   1 < / C o m p a n y A d d r e s s L i n e > - 
-                 < C o m p a n y A d d r e s s L i n e > C o m p a n y   A d d r e s s   L i n e   2 < / C o m p a n y A d d r e s s L i n e > - 
-                 < C o m p a n y A d d r e s s L i n e > C o m p a n y   A d d r e s s   L i n e   3 < / C o m p a n y A d d r e s s L i n e > - 
-                 < C o m p a n y A d d r e s s L i n e > C o m p a n y   A d d r e s s   L i n e   4 < / C o m p a n y A d d r e s s L i n e > - 
-                 < C o m p a n y A d d r e s s L i n e > C o m p a n y   A d d r e s s   L i n e   5 < / C o m p a n y A d d r e s s L i n e > - 
-                 < C o m p a n y A d d r e s s L i n e > C o m p a n y   A d d r e s s   L i n e   6 < / C o m p a n y A d d r e s s L i n e > - 
-                 < C o m p a n y A d d r e s s L i n e > C o m p a n y   A d d r e s s   L i n e   7 < / C o m p a n y A d d r e s s L i n e > - 
-                 < C o m p a n y A d d r e s s L i n e > C o m p a n y   A d d r e s s   L i n e   8 < / C o m p a n y A d d r e s s L i n e > +                 < C o m p a n y A d d r e s s L i n e 1 > C o m p a n y   A d d r e s s   L i n e   1 < / C o m p a n y A d d r e s s L i n e 1 > + 
+                 < C o m p a n y A d d r e s s L i n e 2 > C o m p a n y   A d d r e s s   L i n e   2 < / C o m p a n y A d d r e s s L i n e 2 > + 
+                 < C o m p a n y A d d r e s s L i n e 3 > C o m p a n y   A d d r e s s   L i n e   3 < / C o m p a n y A d d r e s s L i n e 3 > + 
+                 < C o m p a n y A d d r e s s L i n e 4 > C o m p a n y   A d d r e s s   L i n e   4 < / C o m p a n y A d d r e s s L i n e 4 > + 
+                 < C o m p a n y A d d r e s s L i n e 5 > C o m p a n y   A d d r e s s   L i n e   5 < / C o m p a n y A d d r e s s L i n e 5 > + 
+                 < C o m p a n y A d d r e s s L i n e 6 > C o m p a n y   A d d r e s s   L i n e   6 < / C o m p a n y A d d r e s s L i n e 6 > + 
+                 < C o m p a n y A d d r e s s L i n e 7 > C o m p a n y   A d d r e s s   L i n e   7 < / C o m p a n y A d d r e s s L i n e 7 > + 
+                 < C o m p a n y A d d r e s s L i n e 8 > C o m p a n y   A d d r e s s   L i n e   8 < / C o m p a n y A d d r e s s L i n e 8 >   
              < / C o m p a n y A d d r e s s L i n e s >   
@@ -6822,6 +6824,8 @@
  
              < R e p o r t N a m e > R e p o r t   N a m e < / R e p o r t N a m e >   
+             < R e p o r t C a p t i o n > R e p o r t   C a p t i o n < / R e p o r t C a p t i o n > + 
              < A b o u t T h i s R e p o r t T i t l e > A b o u t   T h i s   R e p o r t   T i t l e < / A b o u t T h i s R e p o r t T i t l e >   
              < A b o u t T h i s R e p o r t T e x t > A b o u t   T h i s   R e p o r t   T e x t < / A b o u t T h i s R e p o r t T e x t > @@ -6876,21 +6880,21 @@
  
              < C o m p a n y A d d r e s s L i n e s >   
-                 < C o m p a n y A d d r e s s L i n e > C o m p a n y   A d d r e s s   L i n e   1 < / C o m p a n y A d d r e s s L i n e > - 
-                 < C o m p a n y A d d r e s s L i n e > C o m p a n y   A d d r e s s   L i n e   2 < / C o m p a n y A d d r e s s L i n e > - 
-                 < C o m p a n y A d d r e s s L i n e > C o m p a n y   A d d r e s s   L i n e   3 < / C o m p a n y A d d r e s s L i n e > - 
-                 < C o m p a n y A d d r e s s L i n e > C o m p a n y   A d d r e s s   L i n e   4 < / C o m p a n y A d d r e s s L i n e > - 
-                 < C o m p a n y A d d r e s s L i n e > C o m p a n y   A d d r e s s   L i n e   5 < / C o m p a n y A d d r e s s L i n e > - 
-                 < C o m p a n y A d d r e s s L i n e > C o m p a n y   A d d r e s s   L i n e   6 < / C o m p a n y A d d r e s s L i n e > - 
-                 < C o m p a n y A d d r e s s L i n e > C o m p a n y   A d d r e s s   L i n e   7 < / C o m p a n y A d d r e s s L i n e > - 
-                 < C o m p a n y A d d r e s s L i n e > C o m p a n y   A d d r e s s   L i n e   8 < / C o m p a n y A d d r e s s L i n e > +                 < C o m p a n y A d d r e s s L i n e 1 > C o m p a n y   A d d r e s s   L i n e   1 < / C o m p a n y A d d r e s s L i n e 1 > + 
+                 < C o m p a n y A d d r e s s L i n e 2 > C o m p a n y   A d d r e s s   L i n e   2 < / C o m p a n y A d d r e s s L i n e 2 > + 
+                 < C o m p a n y A d d r e s s L i n e 3 > C o m p a n y   A d d r e s s   L i n e   3 < / C o m p a n y A d d r e s s L i n e 3 > + 
+                 < C o m p a n y A d d r e s s L i n e 4 > C o m p a n y   A d d r e s s   L i n e   4 < / C o m p a n y A d d r e s s L i n e 4 > + 
+                 < C o m p a n y A d d r e s s L i n e 5 > C o m p a n y   A d d r e s s   L i n e   5 < / C o m p a n y A d d r e s s L i n e 5 > + 
+                 < C o m p a n y A d d r e s s L i n e 6 > C o m p a n y   A d d r e s s   L i n e   6 < / C o m p a n y A d d r e s s L i n e 6 > + 
+                 < C o m p a n y A d d r e s s L i n e 7 > C o m p a n y   A d d r e s s   L i n e   7 < / C o m p a n y A d d r e s s L i n e 7 > + 
+                 < C o m p a n y A d d r e s s L i n e 8 > C o m p a n y   A d d r e s s   L i n e   8 < / C o m p a n y A d d r e s s L i n e 8 >   
              < / C o m p a n y A d d r e s s L i n e s >   
